--- a/docs/yc/PagoYa-Technical-Summary-YC.docx
+++ b/docs/yc/PagoYa-Technical-Summary-YC.docx
@@ -4,15 +4,16 @@
   <w:body>
     <w:p>
       <w:pPr>
-        <w:spacing w:after="60" w:before="0"/>
-      </w:pPr>
-      <w:r>
-        <w:rPr>
+        <w:spacing w:after="80" w:before="0"/>
+      </w:pPr>
+      <w:r>
+        <w:rPr>
+          <w:rFonts w:ascii="Calibri" w:cs="Calibri" w:eastAsia="Calibri" w:hAnsi="Calibri"/>
           <w:b/>
           <w:bCs/>
           <w:color w:val="6B21A8"/>
-          <w:sz w:val="36"/>
-          <w:szCs w:val="36"/>
+          <w:sz w:val="40"/>
+          <w:szCs w:val="40"/>
         </w:rPr>
         <w:t xml:space="preserve">PagoYa — Technical Summary for Y Combinator</w:t>
       </w:r>
@@ -23,6 +24,7 @@
       </w:pPr>
       <w:r>
         <w:rPr>
+          <w:rFonts w:ascii="Calibri" w:cs="Calibri" w:eastAsia="Calibri" w:hAnsi="Calibri"/>
           <w:color w:val="6B7280"/>
           <w:sz w:val="20"/>
           <w:szCs w:val="20"/>
@@ -32,10 +34,11 @@
     </w:p>
     <w:p>
       <w:pPr>
-        <w:spacing w:after="200" w:before="0"/>
-      </w:pPr>
-      <w:r>
-        <w:rPr>
+        <w:spacing w:after="240" w:before="0"/>
+      </w:pPr>
+      <w:r>
+        <w:rPr>
+          <w:rFonts w:ascii="Calibri" w:cs="Calibri" w:eastAsia="Calibri" w:hAnsi="Calibri"/>
           <w:i/>
           <w:iCs/>
           <w:color w:val="6B7280"/>
@@ -48,10 +51,11 @@
     <w:p>
       <w:pPr>
         <w:pStyle w:val="Heading1"/>
-        <w:spacing w:after="120" w:before="320"/>
-      </w:pPr>
-      <w:r>
-        <w:rPr>
+        <w:spacing w:after="120" w:before="360"/>
+      </w:pPr>
+      <w:r>
+        <w:rPr>
+          <w:rFonts w:ascii="Calibri" w:cs="Calibri" w:eastAsia="Calibri" w:hAnsi="Calibri"/>
           <w:b/>
           <w:bCs/>
           <w:color w:val="6B21A8"/>
@@ -63,7 +67,7 @@
     </w:p>
     <w:tbl>
       <w:tblPr>
-        <w:tblW w:type="pct" w:w="100%"/>
+        <w:tblW w:type="dxa" w:w="9000"/>
         <w:tblBorders>
           <w:top w:val="single" w:color="auto" w:sz="4"/>
           <w:left w:val="single" w:color="auto" w:sz="4"/>
@@ -84,8 +88,14 @@
         </w:trPr>
         <w:tc>
           <w:tcPr>
-            <w:tcW w:type="pct" w:w="20%"/>
-            <w:shd w:fill="6B21A8" w:color="FFFFFF" w:val="clear"/>
+            <w:tcW w:type="dxa" w:w="1800"/>
+            <w:tcBorders>
+              <w:top w:val="none" w:color="FFFFFF" w:sz="0"/>
+              <w:left w:val="none" w:color="FFFFFF" w:sz="0"/>
+              <w:bottom w:val="none" w:color="FFFFFF" w:sz="0"/>
+              <w:right w:val="none" w:color="FFFFFF" w:sz="0"/>
+            </w:tcBorders>
+            <w:shd w:fill="6B21A8" w:val="solid"/>
             <w:tcMar>
               <w:top w:type="dxa" w:w="80"/>
               <w:left w:type="dxa" w:w="120"/>
@@ -96,6 +106,7 @@
           <w:p>
             <w:r>
               <w:rPr>
+                <w:rFonts w:ascii="Calibri" w:cs="Calibri" w:eastAsia="Calibri" w:hAnsi="Calibri"/>
                 <w:b/>
                 <w:bCs/>
                 <w:color w:val="FFFFFF"/>
@@ -108,8 +119,14 @@
         </w:tc>
         <w:tc>
           <w:tcPr>
-            <w:tcW w:type="pct" w:w="40%"/>
-            <w:shd w:fill="6B21A8" w:color="FFFFFF" w:val="clear"/>
+            <w:tcW w:type="dxa" w:w="3600"/>
+            <w:tcBorders>
+              <w:top w:val="none" w:color="FFFFFF" w:sz="0"/>
+              <w:left w:val="none" w:color="FFFFFF" w:sz="0"/>
+              <w:bottom w:val="none" w:color="FFFFFF" w:sz="0"/>
+              <w:right w:val="none" w:color="FFFFFF" w:sz="0"/>
+            </w:tcBorders>
+            <w:shd w:fill="6B21A8" w:val="solid"/>
             <w:tcMar>
               <w:top w:type="dxa" w:w="80"/>
               <w:left w:type="dxa" w:w="120"/>
@@ -120,6 +137,7 @@
           <w:p>
             <w:r>
               <w:rPr>
+                <w:rFonts w:ascii="Calibri" w:cs="Calibri" w:eastAsia="Calibri" w:hAnsi="Calibri"/>
                 <w:b/>
                 <w:bCs/>
                 <w:color w:val="FFFFFF"/>
@@ -132,8 +150,14 @@
         </w:tc>
         <w:tc>
           <w:tcPr>
-            <w:tcW w:type="pct" w:w="40%"/>
-            <w:shd w:fill="6B21A8" w:color="FFFFFF" w:val="clear"/>
+            <w:tcW w:type="dxa" w:w="3600"/>
+            <w:tcBorders>
+              <w:top w:val="none" w:color="FFFFFF" w:sz="0"/>
+              <w:left w:val="none" w:color="FFFFFF" w:sz="0"/>
+              <w:bottom w:val="none" w:color="FFFFFF" w:sz="0"/>
+              <w:right w:val="none" w:color="FFFFFF" w:sz="0"/>
+            </w:tcBorders>
+            <w:shd w:fill="6B21A8" w:val="solid"/>
             <w:tcMar>
               <w:top w:type="dxa" w:w="80"/>
               <w:left w:type="dxa" w:w="120"/>
@@ -144,6 +168,7 @@
           <w:p>
             <w:r>
               <w:rPr>
+                <w:rFonts w:ascii="Calibri" w:cs="Calibri" w:eastAsia="Calibri" w:hAnsi="Calibri"/>
                 <w:b/>
                 <w:bCs/>
                 <w:color w:val="FFFFFF"/>
@@ -158,19 +183,26 @@
       <w:tr>
         <w:tc>
           <w:tcPr>
-            <w:tcW w:type="pct" w:w="20%"/>
-            <w:shd w:fill="FFFFFF" w:val="clear"/>
-            <w:tcMar>
-              <w:top w:type="dxa" w:w="60"/>
-              <w:left w:type="dxa" w:w="120"/>
-              <w:bottom w:type="dxa" w:w="60"/>
-              <w:right w:type="dxa" w:w="120"/>
-            </w:tcMar>
-          </w:tcPr>
-          <w:p>
-            <w:r>
-              <w:rPr>
-                <w:color w:val="1F2937"/>
+            <w:tcW w:type="dxa" w:w="1800"/>
+            <w:tcBorders>
+              <w:top w:val="none" w:color="FFFFFF" w:sz="0"/>
+              <w:left w:val="none" w:color="FFFFFF" w:sz="0"/>
+              <w:bottom w:val="none" w:color="FFFFFF" w:sz="0"/>
+              <w:right w:val="none" w:color="FFFFFF" w:sz="0"/>
+            </w:tcBorders>
+            <w:shd w:fill="FFFFFF" w:val="solid"/>
+            <w:tcMar>
+              <w:top w:type="dxa" w:w="60"/>
+              <w:left w:type="dxa" w:w="120"/>
+              <w:bottom w:type="dxa" w:w="60"/>
+              <w:right w:type="dxa" w:w="120"/>
+            </w:tcMar>
+          </w:tcPr>
+          <w:p>
+            <w:r>
+              <w:rPr>
+                <w:rFonts w:ascii="Calibri" w:cs="Calibri" w:eastAsia="Calibri" w:hAnsi="Calibri"/>
+                <w:color w:val="111827"/>
                 <w:sz w:val="18"/>
                 <w:szCs w:val="18"/>
               </w:rPr>
@@ -180,19 +212,26 @@
         </w:tc>
         <w:tc>
           <w:tcPr>
-            <w:tcW w:type="pct" w:w="40%"/>
-            <w:shd w:fill="FFFFFF" w:val="clear"/>
-            <w:tcMar>
-              <w:top w:type="dxa" w:w="60"/>
-              <w:left w:type="dxa" w:w="120"/>
-              <w:bottom w:type="dxa" w:w="60"/>
-              <w:right w:type="dxa" w:w="120"/>
-            </w:tcMar>
-          </w:tcPr>
-          <w:p>
-            <w:r>
-              <w:rPr>
-                <w:color w:val="1F2937"/>
+            <w:tcW w:type="dxa" w:w="3600"/>
+            <w:tcBorders>
+              <w:top w:val="none" w:color="FFFFFF" w:sz="0"/>
+              <w:left w:val="none" w:color="FFFFFF" w:sz="0"/>
+              <w:bottom w:val="none" w:color="FFFFFF" w:sz="0"/>
+              <w:right w:val="none" w:color="FFFFFF" w:sz="0"/>
+            </w:tcBorders>
+            <w:shd w:fill="FFFFFF" w:val="solid"/>
+            <w:tcMar>
+              <w:top w:type="dxa" w:w="60"/>
+              <w:left w:type="dxa" w:w="120"/>
+              <w:bottom w:type="dxa" w:w="60"/>
+              <w:right w:type="dxa" w:w="120"/>
+            </w:tcMar>
+          </w:tcPr>
+          <w:p>
+            <w:r>
+              <w:rPr>
+                <w:rFonts w:ascii="Calibri" w:cs="Calibri" w:eastAsia="Calibri" w:hAnsi="Calibri"/>
+                <w:color w:val="111827"/>
                 <w:sz w:val="18"/>
                 <w:szCs w:val="18"/>
               </w:rPr>
@@ -202,19 +241,26 @@
         </w:tc>
         <w:tc>
           <w:tcPr>
-            <w:tcW w:type="pct" w:w="40%"/>
-            <w:shd w:fill="FFFFFF" w:val="clear"/>
-            <w:tcMar>
-              <w:top w:type="dxa" w:w="60"/>
-              <w:left w:type="dxa" w:w="120"/>
-              <w:bottom w:type="dxa" w:w="60"/>
-              <w:right w:type="dxa" w:w="120"/>
-            </w:tcMar>
-          </w:tcPr>
-          <w:p>
-            <w:r>
-              <w:rPr>
-                <w:color w:val="1F2937"/>
+            <w:tcW w:type="dxa" w:w="3600"/>
+            <w:tcBorders>
+              <w:top w:val="none" w:color="FFFFFF" w:sz="0"/>
+              <w:left w:val="none" w:color="FFFFFF" w:sz="0"/>
+              <w:bottom w:val="none" w:color="FFFFFF" w:sz="0"/>
+              <w:right w:val="none" w:color="FFFFFF" w:sz="0"/>
+            </w:tcBorders>
+            <w:shd w:fill="FFFFFF" w:val="solid"/>
+            <w:tcMar>
+              <w:top w:type="dxa" w:w="60"/>
+              <w:left w:type="dxa" w:w="120"/>
+              <w:bottom w:type="dxa" w:w="60"/>
+              <w:right w:type="dxa" w:w="120"/>
+            </w:tcMar>
+          </w:tcPr>
+          <w:p>
+            <w:r>
+              <w:rPr>
+                <w:rFonts w:ascii="Calibri" w:cs="Calibri" w:eastAsia="Calibri" w:hAnsi="Calibri"/>
+                <w:color w:val="111827"/>
                 <w:sz w:val="18"/>
                 <w:szCs w:val="18"/>
               </w:rPr>
@@ -226,19 +272,26 @@
       <w:tr>
         <w:tc>
           <w:tcPr>
-            <w:tcW w:type="pct" w:w="20%"/>
-            <w:shd w:fill="FAF5FF" w:val="clear"/>
-            <w:tcMar>
-              <w:top w:type="dxa" w:w="60"/>
-              <w:left w:type="dxa" w:w="120"/>
-              <w:bottom w:type="dxa" w:w="60"/>
-              <w:right w:type="dxa" w:w="120"/>
-            </w:tcMar>
-          </w:tcPr>
-          <w:p>
-            <w:r>
-              <w:rPr>
-                <w:color w:val="1F2937"/>
+            <w:tcW w:type="dxa" w:w="1800"/>
+            <w:tcBorders>
+              <w:top w:val="none" w:color="FFFFFF" w:sz="0"/>
+              <w:left w:val="none" w:color="FFFFFF" w:sz="0"/>
+              <w:bottom w:val="none" w:color="FFFFFF" w:sz="0"/>
+              <w:right w:val="none" w:color="FFFFFF" w:sz="0"/>
+            </w:tcBorders>
+            <w:shd w:fill="F5F3FF" w:val="solid"/>
+            <w:tcMar>
+              <w:top w:type="dxa" w:w="60"/>
+              <w:left w:type="dxa" w:w="120"/>
+              <w:bottom w:type="dxa" w:w="60"/>
+              <w:right w:type="dxa" w:w="120"/>
+            </w:tcMar>
+          </w:tcPr>
+          <w:p>
+            <w:r>
+              <w:rPr>
+                <w:rFonts w:ascii="Calibri" w:cs="Calibri" w:eastAsia="Calibri" w:hAnsi="Calibri"/>
+                <w:color w:val="111827"/>
                 <w:sz w:val="18"/>
                 <w:szCs w:val="18"/>
               </w:rPr>
@@ -248,19 +301,26 @@
         </w:tc>
         <w:tc>
           <w:tcPr>
-            <w:tcW w:type="pct" w:w="40%"/>
-            <w:shd w:fill="FAF5FF" w:val="clear"/>
-            <w:tcMar>
-              <w:top w:type="dxa" w:w="60"/>
-              <w:left w:type="dxa" w:w="120"/>
-              <w:bottom w:type="dxa" w:w="60"/>
-              <w:right w:type="dxa" w:w="120"/>
-            </w:tcMar>
-          </w:tcPr>
-          <w:p>
-            <w:r>
-              <w:rPr>
-                <w:color w:val="1F2937"/>
+            <w:tcW w:type="dxa" w:w="3600"/>
+            <w:tcBorders>
+              <w:top w:val="none" w:color="FFFFFF" w:sz="0"/>
+              <w:left w:val="none" w:color="FFFFFF" w:sz="0"/>
+              <w:bottom w:val="none" w:color="FFFFFF" w:sz="0"/>
+              <w:right w:val="none" w:color="FFFFFF" w:sz="0"/>
+            </w:tcBorders>
+            <w:shd w:fill="F5F3FF" w:val="solid"/>
+            <w:tcMar>
+              <w:top w:type="dxa" w:w="60"/>
+              <w:left w:type="dxa" w:w="120"/>
+              <w:bottom w:type="dxa" w:w="60"/>
+              <w:right w:type="dxa" w:w="120"/>
+            </w:tcMar>
+          </w:tcPr>
+          <w:p>
+            <w:r>
+              <w:rPr>
+                <w:rFonts w:ascii="Calibri" w:cs="Calibri" w:eastAsia="Calibri" w:hAnsi="Calibri"/>
+                <w:color w:val="111827"/>
                 <w:sz w:val="18"/>
                 <w:szCs w:val="18"/>
               </w:rPr>
@@ -270,19 +330,26 @@
         </w:tc>
         <w:tc>
           <w:tcPr>
-            <w:tcW w:type="pct" w:w="40%"/>
-            <w:shd w:fill="FAF5FF" w:val="clear"/>
-            <w:tcMar>
-              <w:top w:type="dxa" w:w="60"/>
-              <w:left w:type="dxa" w:w="120"/>
-              <w:bottom w:type="dxa" w:w="60"/>
-              <w:right w:type="dxa" w:w="120"/>
-            </w:tcMar>
-          </w:tcPr>
-          <w:p>
-            <w:r>
-              <w:rPr>
-                <w:color w:val="1F2937"/>
+            <w:tcW w:type="dxa" w:w="3600"/>
+            <w:tcBorders>
+              <w:top w:val="none" w:color="FFFFFF" w:sz="0"/>
+              <w:left w:val="none" w:color="FFFFFF" w:sz="0"/>
+              <w:bottom w:val="none" w:color="FFFFFF" w:sz="0"/>
+              <w:right w:val="none" w:color="FFFFFF" w:sz="0"/>
+            </w:tcBorders>
+            <w:shd w:fill="F5F3FF" w:val="solid"/>
+            <w:tcMar>
+              <w:top w:type="dxa" w:w="60"/>
+              <w:left w:type="dxa" w:w="120"/>
+              <w:bottom w:type="dxa" w:w="60"/>
+              <w:right w:type="dxa" w:w="120"/>
+            </w:tcMar>
+          </w:tcPr>
+          <w:p>
+            <w:r>
+              <w:rPr>
+                <w:rFonts w:ascii="Calibri" w:cs="Calibri" w:eastAsia="Calibri" w:hAnsi="Calibri"/>
+                <w:color w:val="111827"/>
                 <w:sz w:val="18"/>
                 <w:szCs w:val="18"/>
               </w:rPr>
@@ -294,19 +361,26 @@
       <w:tr>
         <w:tc>
           <w:tcPr>
-            <w:tcW w:type="pct" w:w="20%"/>
-            <w:shd w:fill="FFFFFF" w:val="clear"/>
-            <w:tcMar>
-              <w:top w:type="dxa" w:w="60"/>
-              <w:left w:type="dxa" w:w="120"/>
-              <w:bottom w:type="dxa" w:w="60"/>
-              <w:right w:type="dxa" w:w="120"/>
-            </w:tcMar>
-          </w:tcPr>
-          <w:p>
-            <w:r>
-              <w:rPr>
-                <w:color w:val="1F2937"/>
+            <w:tcW w:type="dxa" w:w="1800"/>
+            <w:tcBorders>
+              <w:top w:val="none" w:color="FFFFFF" w:sz="0"/>
+              <w:left w:val="none" w:color="FFFFFF" w:sz="0"/>
+              <w:bottom w:val="none" w:color="FFFFFF" w:sz="0"/>
+              <w:right w:val="none" w:color="FFFFFF" w:sz="0"/>
+            </w:tcBorders>
+            <w:shd w:fill="FFFFFF" w:val="solid"/>
+            <w:tcMar>
+              <w:top w:type="dxa" w:w="60"/>
+              <w:left w:type="dxa" w:w="120"/>
+              <w:bottom w:type="dxa" w:w="60"/>
+              <w:right w:type="dxa" w:w="120"/>
+            </w:tcMar>
+          </w:tcPr>
+          <w:p>
+            <w:r>
+              <w:rPr>
+                <w:rFonts w:ascii="Calibri" w:cs="Calibri" w:eastAsia="Calibri" w:hAnsi="Calibri"/>
+                <w:color w:val="111827"/>
                 <w:sz w:val="18"/>
                 <w:szCs w:val="18"/>
               </w:rPr>
@@ -316,19 +390,26 @@
         </w:tc>
         <w:tc>
           <w:tcPr>
-            <w:tcW w:type="pct" w:w="40%"/>
-            <w:shd w:fill="FFFFFF" w:val="clear"/>
-            <w:tcMar>
-              <w:top w:type="dxa" w:w="60"/>
-              <w:left w:type="dxa" w:w="120"/>
-              <w:bottom w:type="dxa" w:w="60"/>
-              <w:right w:type="dxa" w:w="120"/>
-            </w:tcMar>
-          </w:tcPr>
-          <w:p>
-            <w:r>
-              <w:rPr>
-                <w:color w:val="1F2937"/>
+            <w:tcW w:type="dxa" w:w="3600"/>
+            <w:tcBorders>
+              <w:top w:val="none" w:color="FFFFFF" w:sz="0"/>
+              <w:left w:val="none" w:color="FFFFFF" w:sz="0"/>
+              <w:bottom w:val="none" w:color="FFFFFF" w:sz="0"/>
+              <w:right w:val="none" w:color="FFFFFF" w:sz="0"/>
+            </w:tcBorders>
+            <w:shd w:fill="FFFFFF" w:val="solid"/>
+            <w:tcMar>
+              <w:top w:type="dxa" w:w="60"/>
+              <w:left w:type="dxa" w:w="120"/>
+              <w:bottom w:type="dxa" w:w="60"/>
+              <w:right w:type="dxa" w:w="120"/>
+            </w:tcMar>
+          </w:tcPr>
+          <w:p>
+            <w:r>
+              <w:rPr>
+                <w:rFonts w:ascii="Calibri" w:cs="Calibri" w:eastAsia="Calibri" w:hAnsi="Calibri"/>
+                <w:color w:val="111827"/>
                 <w:sz w:val="18"/>
                 <w:szCs w:val="18"/>
               </w:rPr>
@@ -338,19 +419,26 @@
         </w:tc>
         <w:tc>
           <w:tcPr>
-            <w:tcW w:type="pct" w:w="40%"/>
-            <w:shd w:fill="FFFFFF" w:val="clear"/>
-            <w:tcMar>
-              <w:top w:type="dxa" w:w="60"/>
-              <w:left w:type="dxa" w:w="120"/>
-              <w:bottom w:type="dxa" w:w="60"/>
-              <w:right w:type="dxa" w:w="120"/>
-            </w:tcMar>
-          </w:tcPr>
-          <w:p>
-            <w:r>
-              <w:rPr>
-                <w:color w:val="1F2937"/>
+            <w:tcW w:type="dxa" w:w="3600"/>
+            <w:tcBorders>
+              <w:top w:val="none" w:color="FFFFFF" w:sz="0"/>
+              <w:left w:val="none" w:color="FFFFFF" w:sz="0"/>
+              <w:bottom w:val="none" w:color="FFFFFF" w:sz="0"/>
+              <w:right w:val="none" w:color="FFFFFF" w:sz="0"/>
+            </w:tcBorders>
+            <w:shd w:fill="FFFFFF" w:val="solid"/>
+            <w:tcMar>
+              <w:top w:type="dxa" w:w="60"/>
+              <w:left w:type="dxa" w:w="120"/>
+              <w:bottom w:type="dxa" w:w="60"/>
+              <w:right w:type="dxa" w:w="120"/>
+            </w:tcMar>
+          </w:tcPr>
+          <w:p>
+            <w:r>
+              <w:rPr>
+                <w:rFonts w:ascii="Calibri" w:cs="Calibri" w:eastAsia="Calibri" w:hAnsi="Calibri"/>
+                <w:color w:val="111827"/>
                 <w:sz w:val="18"/>
                 <w:szCs w:val="18"/>
               </w:rPr>
@@ -362,19 +450,26 @@
       <w:tr>
         <w:tc>
           <w:tcPr>
-            <w:tcW w:type="pct" w:w="20%"/>
-            <w:shd w:fill="FAF5FF" w:val="clear"/>
-            <w:tcMar>
-              <w:top w:type="dxa" w:w="60"/>
-              <w:left w:type="dxa" w:w="120"/>
-              <w:bottom w:type="dxa" w:w="60"/>
-              <w:right w:type="dxa" w:w="120"/>
-            </w:tcMar>
-          </w:tcPr>
-          <w:p>
-            <w:r>
-              <w:rPr>
-                <w:color w:val="1F2937"/>
+            <w:tcW w:type="dxa" w:w="1800"/>
+            <w:tcBorders>
+              <w:top w:val="none" w:color="FFFFFF" w:sz="0"/>
+              <w:left w:val="none" w:color="FFFFFF" w:sz="0"/>
+              <w:bottom w:val="none" w:color="FFFFFF" w:sz="0"/>
+              <w:right w:val="none" w:color="FFFFFF" w:sz="0"/>
+            </w:tcBorders>
+            <w:shd w:fill="F5F3FF" w:val="solid"/>
+            <w:tcMar>
+              <w:top w:type="dxa" w:w="60"/>
+              <w:left w:type="dxa" w:w="120"/>
+              <w:bottom w:type="dxa" w:w="60"/>
+              <w:right w:type="dxa" w:w="120"/>
+            </w:tcMar>
+          </w:tcPr>
+          <w:p>
+            <w:r>
+              <w:rPr>
+                <w:rFonts w:ascii="Calibri" w:cs="Calibri" w:eastAsia="Calibri" w:hAnsi="Calibri"/>
+                <w:color w:val="111827"/>
                 <w:sz w:val="18"/>
                 <w:szCs w:val="18"/>
               </w:rPr>
@@ -384,19 +479,26 @@
         </w:tc>
         <w:tc>
           <w:tcPr>
-            <w:tcW w:type="pct" w:w="40%"/>
-            <w:shd w:fill="FAF5FF" w:val="clear"/>
-            <w:tcMar>
-              <w:top w:type="dxa" w:w="60"/>
-              <w:left w:type="dxa" w:w="120"/>
-              <w:bottom w:type="dxa" w:w="60"/>
-              <w:right w:type="dxa" w:w="120"/>
-            </w:tcMar>
-          </w:tcPr>
-          <w:p>
-            <w:r>
-              <w:rPr>
-                <w:color w:val="1F2937"/>
+            <w:tcW w:type="dxa" w:w="3600"/>
+            <w:tcBorders>
+              <w:top w:val="none" w:color="FFFFFF" w:sz="0"/>
+              <w:left w:val="none" w:color="FFFFFF" w:sz="0"/>
+              <w:bottom w:val="none" w:color="FFFFFF" w:sz="0"/>
+              <w:right w:val="none" w:color="FFFFFF" w:sz="0"/>
+            </w:tcBorders>
+            <w:shd w:fill="F5F3FF" w:val="solid"/>
+            <w:tcMar>
+              <w:top w:type="dxa" w:w="60"/>
+              <w:left w:type="dxa" w:w="120"/>
+              <w:bottom w:type="dxa" w:w="60"/>
+              <w:right w:type="dxa" w:w="120"/>
+            </w:tcMar>
+          </w:tcPr>
+          <w:p>
+            <w:r>
+              <w:rPr>
+                <w:rFonts w:ascii="Calibri" w:cs="Calibri" w:eastAsia="Calibri" w:hAnsi="Calibri"/>
+                <w:color w:val="111827"/>
                 <w:sz w:val="18"/>
                 <w:szCs w:val="18"/>
               </w:rPr>
@@ -406,19 +508,26 @@
         </w:tc>
         <w:tc>
           <w:tcPr>
-            <w:tcW w:type="pct" w:w="40%"/>
-            <w:shd w:fill="FAF5FF" w:val="clear"/>
-            <w:tcMar>
-              <w:top w:type="dxa" w:w="60"/>
-              <w:left w:type="dxa" w:w="120"/>
-              <w:bottom w:type="dxa" w:w="60"/>
-              <w:right w:type="dxa" w:w="120"/>
-            </w:tcMar>
-          </w:tcPr>
-          <w:p>
-            <w:r>
-              <w:rPr>
-                <w:color w:val="1F2937"/>
+            <w:tcW w:type="dxa" w:w="3600"/>
+            <w:tcBorders>
+              <w:top w:val="none" w:color="FFFFFF" w:sz="0"/>
+              <w:left w:val="none" w:color="FFFFFF" w:sz="0"/>
+              <w:bottom w:val="none" w:color="FFFFFF" w:sz="0"/>
+              <w:right w:val="none" w:color="FFFFFF" w:sz="0"/>
+            </w:tcBorders>
+            <w:shd w:fill="F5F3FF" w:val="solid"/>
+            <w:tcMar>
+              <w:top w:type="dxa" w:w="60"/>
+              <w:left w:type="dxa" w:w="120"/>
+              <w:bottom w:type="dxa" w:w="60"/>
+              <w:right w:type="dxa" w:w="120"/>
+            </w:tcMar>
+          </w:tcPr>
+          <w:p>
+            <w:r>
+              <w:rPr>
+                <w:rFonts w:ascii="Calibri" w:cs="Calibri" w:eastAsia="Calibri" w:hAnsi="Calibri"/>
+                <w:color w:val="111827"/>
                 <w:sz w:val="18"/>
                 <w:szCs w:val="18"/>
               </w:rPr>
@@ -430,19 +539,26 @@
       <w:tr>
         <w:tc>
           <w:tcPr>
-            <w:tcW w:type="pct" w:w="20%"/>
-            <w:shd w:fill="FFFFFF" w:val="clear"/>
-            <w:tcMar>
-              <w:top w:type="dxa" w:w="60"/>
-              <w:left w:type="dxa" w:w="120"/>
-              <w:bottom w:type="dxa" w:w="60"/>
-              <w:right w:type="dxa" w:w="120"/>
-            </w:tcMar>
-          </w:tcPr>
-          <w:p>
-            <w:r>
-              <w:rPr>
-                <w:color w:val="1F2937"/>
+            <w:tcW w:type="dxa" w:w="1800"/>
+            <w:tcBorders>
+              <w:top w:val="none" w:color="FFFFFF" w:sz="0"/>
+              <w:left w:val="none" w:color="FFFFFF" w:sz="0"/>
+              <w:bottom w:val="none" w:color="FFFFFF" w:sz="0"/>
+              <w:right w:val="none" w:color="FFFFFF" w:sz="0"/>
+            </w:tcBorders>
+            <w:shd w:fill="FFFFFF" w:val="solid"/>
+            <w:tcMar>
+              <w:top w:type="dxa" w:w="60"/>
+              <w:left w:type="dxa" w:w="120"/>
+              <w:bottom w:type="dxa" w:w="60"/>
+              <w:right w:type="dxa" w:w="120"/>
+            </w:tcMar>
+          </w:tcPr>
+          <w:p>
+            <w:r>
+              <w:rPr>
+                <w:rFonts w:ascii="Calibri" w:cs="Calibri" w:eastAsia="Calibri" w:hAnsi="Calibri"/>
+                <w:color w:val="111827"/>
                 <w:sz w:val="18"/>
                 <w:szCs w:val="18"/>
               </w:rPr>
@@ -452,19 +568,26 @@
         </w:tc>
         <w:tc>
           <w:tcPr>
-            <w:tcW w:type="pct" w:w="40%"/>
-            <w:shd w:fill="FFFFFF" w:val="clear"/>
-            <w:tcMar>
-              <w:top w:type="dxa" w:w="60"/>
-              <w:left w:type="dxa" w:w="120"/>
-              <w:bottom w:type="dxa" w:w="60"/>
-              <w:right w:type="dxa" w:w="120"/>
-            </w:tcMar>
-          </w:tcPr>
-          <w:p>
-            <w:r>
-              <w:rPr>
-                <w:color w:val="1F2937"/>
+            <w:tcW w:type="dxa" w:w="3600"/>
+            <w:tcBorders>
+              <w:top w:val="none" w:color="FFFFFF" w:sz="0"/>
+              <w:left w:val="none" w:color="FFFFFF" w:sz="0"/>
+              <w:bottom w:val="none" w:color="FFFFFF" w:sz="0"/>
+              <w:right w:val="none" w:color="FFFFFF" w:sz="0"/>
+            </w:tcBorders>
+            <w:shd w:fill="FFFFFF" w:val="solid"/>
+            <w:tcMar>
+              <w:top w:type="dxa" w:w="60"/>
+              <w:left w:type="dxa" w:w="120"/>
+              <w:bottom w:type="dxa" w:w="60"/>
+              <w:right w:type="dxa" w:w="120"/>
+            </w:tcMar>
+          </w:tcPr>
+          <w:p>
+            <w:r>
+              <w:rPr>
+                <w:rFonts w:ascii="Calibri" w:cs="Calibri" w:eastAsia="Calibri" w:hAnsi="Calibri"/>
+                <w:color w:val="111827"/>
                 <w:sz w:val="18"/>
                 <w:szCs w:val="18"/>
               </w:rPr>
@@ -474,19 +597,26 @@
         </w:tc>
         <w:tc>
           <w:tcPr>
-            <w:tcW w:type="pct" w:w="40%"/>
-            <w:shd w:fill="FFFFFF" w:val="clear"/>
-            <w:tcMar>
-              <w:top w:type="dxa" w:w="60"/>
-              <w:left w:type="dxa" w:w="120"/>
-              <w:bottom w:type="dxa" w:w="60"/>
-              <w:right w:type="dxa" w:w="120"/>
-            </w:tcMar>
-          </w:tcPr>
-          <w:p>
-            <w:r>
-              <w:rPr>
-                <w:color w:val="1F2937"/>
+            <w:tcW w:type="dxa" w:w="3600"/>
+            <w:tcBorders>
+              <w:top w:val="none" w:color="FFFFFF" w:sz="0"/>
+              <w:left w:val="none" w:color="FFFFFF" w:sz="0"/>
+              <w:bottom w:val="none" w:color="FFFFFF" w:sz="0"/>
+              <w:right w:val="none" w:color="FFFFFF" w:sz="0"/>
+            </w:tcBorders>
+            <w:shd w:fill="FFFFFF" w:val="solid"/>
+            <w:tcMar>
+              <w:top w:type="dxa" w:w="60"/>
+              <w:left w:type="dxa" w:w="120"/>
+              <w:bottom w:type="dxa" w:w="60"/>
+              <w:right w:type="dxa" w:w="120"/>
+            </w:tcMar>
+          </w:tcPr>
+          <w:p>
+            <w:r>
+              <w:rPr>
+                <w:rFonts w:ascii="Calibri" w:cs="Calibri" w:eastAsia="Calibri" w:hAnsi="Calibri"/>
+                <w:color w:val="111827"/>
                 <w:sz w:val="18"/>
                 <w:szCs w:val="18"/>
               </w:rPr>
@@ -498,19 +628,26 @@
       <w:tr>
         <w:tc>
           <w:tcPr>
-            <w:tcW w:type="pct" w:w="20%"/>
-            <w:shd w:fill="FAF5FF" w:val="clear"/>
-            <w:tcMar>
-              <w:top w:type="dxa" w:w="60"/>
-              <w:left w:type="dxa" w:w="120"/>
-              <w:bottom w:type="dxa" w:w="60"/>
-              <w:right w:type="dxa" w:w="120"/>
-            </w:tcMar>
-          </w:tcPr>
-          <w:p>
-            <w:r>
-              <w:rPr>
-                <w:color w:val="1F2937"/>
+            <w:tcW w:type="dxa" w:w="1800"/>
+            <w:tcBorders>
+              <w:top w:val="none" w:color="FFFFFF" w:sz="0"/>
+              <w:left w:val="none" w:color="FFFFFF" w:sz="0"/>
+              <w:bottom w:val="none" w:color="FFFFFF" w:sz="0"/>
+              <w:right w:val="none" w:color="FFFFFF" w:sz="0"/>
+            </w:tcBorders>
+            <w:shd w:fill="F5F3FF" w:val="solid"/>
+            <w:tcMar>
+              <w:top w:type="dxa" w:w="60"/>
+              <w:left w:type="dxa" w:w="120"/>
+              <w:bottom w:type="dxa" w:w="60"/>
+              <w:right w:type="dxa" w:w="120"/>
+            </w:tcMar>
+          </w:tcPr>
+          <w:p>
+            <w:r>
+              <w:rPr>
+                <w:rFonts w:ascii="Calibri" w:cs="Calibri" w:eastAsia="Calibri" w:hAnsi="Calibri"/>
+                <w:color w:val="111827"/>
                 <w:sz w:val="18"/>
                 <w:szCs w:val="18"/>
               </w:rPr>
@@ -520,19 +657,26 @@
         </w:tc>
         <w:tc>
           <w:tcPr>
-            <w:tcW w:type="pct" w:w="40%"/>
-            <w:shd w:fill="FAF5FF" w:val="clear"/>
-            <w:tcMar>
-              <w:top w:type="dxa" w:w="60"/>
-              <w:left w:type="dxa" w:w="120"/>
-              <w:bottom w:type="dxa" w:w="60"/>
-              <w:right w:type="dxa" w:w="120"/>
-            </w:tcMar>
-          </w:tcPr>
-          <w:p>
-            <w:r>
-              <w:rPr>
-                <w:color w:val="1F2937"/>
+            <w:tcW w:type="dxa" w:w="3600"/>
+            <w:tcBorders>
+              <w:top w:val="none" w:color="FFFFFF" w:sz="0"/>
+              <w:left w:val="none" w:color="FFFFFF" w:sz="0"/>
+              <w:bottom w:val="none" w:color="FFFFFF" w:sz="0"/>
+              <w:right w:val="none" w:color="FFFFFF" w:sz="0"/>
+            </w:tcBorders>
+            <w:shd w:fill="F5F3FF" w:val="solid"/>
+            <w:tcMar>
+              <w:top w:type="dxa" w:w="60"/>
+              <w:left w:type="dxa" w:w="120"/>
+              <w:bottom w:type="dxa" w:w="60"/>
+              <w:right w:type="dxa" w:w="120"/>
+            </w:tcMar>
+          </w:tcPr>
+          <w:p>
+            <w:r>
+              <w:rPr>
+                <w:rFonts w:ascii="Calibri" w:cs="Calibri" w:eastAsia="Calibri" w:hAnsi="Calibri"/>
+                <w:color w:val="111827"/>
                 <w:sz w:val="18"/>
                 <w:szCs w:val="18"/>
               </w:rPr>
@@ -542,19 +686,26 @@
         </w:tc>
         <w:tc>
           <w:tcPr>
-            <w:tcW w:type="pct" w:w="40%"/>
-            <w:shd w:fill="FAF5FF" w:val="clear"/>
-            <w:tcMar>
-              <w:top w:type="dxa" w:w="60"/>
-              <w:left w:type="dxa" w:w="120"/>
-              <w:bottom w:type="dxa" w:w="60"/>
-              <w:right w:type="dxa" w:w="120"/>
-            </w:tcMar>
-          </w:tcPr>
-          <w:p>
-            <w:r>
-              <w:rPr>
-                <w:color w:val="1F2937"/>
+            <w:tcW w:type="dxa" w:w="3600"/>
+            <w:tcBorders>
+              <w:top w:val="none" w:color="FFFFFF" w:sz="0"/>
+              <w:left w:val="none" w:color="FFFFFF" w:sz="0"/>
+              <w:bottom w:val="none" w:color="FFFFFF" w:sz="0"/>
+              <w:right w:val="none" w:color="FFFFFF" w:sz="0"/>
+            </w:tcBorders>
+            <w:shd w:fill="F5F3FF" w:val="solid"/>
+            <w:tcMar>
+              <w:top w:type="dxa" w:w="60"/>
+              <w:left w:type="dxa" w:w="120"/>
+              <w:bottom w:type="dxa" w:w="60"/>
+              <w:right w:type="dxa" w:w="120"/>
+            </w:tcMar>
+          </w:tcPr>
+          <w:p>
+            <w:r>
+              <w:rPr>
+                <w:rFonts w:ascii="Calibri" w:cs="Calibri" w:eastAsia="Calibri" w:hAnsi="Calibri"/>
+                <w:color w:val="111827"/>
                 <w:sz w:val="18"/>
                 <w:szCs w:val="18"/>
               </w:rPr>
@@ -566,19 +717,26 @@
       <w:tr>
         <w:tc>
           <w:tcPr>
-            <w:tcW w:type="pct" w:w="20%"/>
-            <w:shd w:fill="FFFFFF" w:val="clear"/>
-            <w:tcMar>
-              <w:top w:type="dxa" w:w="60"/>
-              <w:left w:type="dxa" w:w="120"/>
-              <w:bottom w:type="dxa" w:w="60"/>
-              <w:right w:type="dxa" w:w="120"/>
-            </w:tcMar>
-          </w:tcPr>
-          <w:p>
-            <w:r>
-              <w:rPr>
-                <w:color w:val="1F2937"/>
+            <w:tcW w:type="dxa" w:w="1800"/>
+            <w:tcBorders>
+              <w:top w:val="none" w:color="FFFFFF" w:sz="0"/>
+              <w:left w:val="none" w:color="FFFFFF" w:sz="0"/>
+              <w:bottom w:val="none" w:color="FFFFFF" w:sz="0"/>
+              <w:right w:val="none" w:color="FFFFFF" w:sz="0"/>
+            </w:tcBorders>
+            <w:shd w:fill="FFFFFF" w:val="solid"/>
+            <w:tcMar>
+              <w:top w:type="dxa" w:w="60"/>
+              <w:left w:type="dxa" w:w="120"/>
+              <w:bottom w:type="dxa" w:w="60"/>
+              <w:right w:type="dxa" w:w="120"/>
+            </w:tcMar>
+          </w:tcPr>
+          <w:p>
+            <w:r>
+              <w:rPr>
+                <w:rFonts w:ascii="Calibri" w:cs="Calibri" w:eastAsia="Calibri" w:hAnsi="Calibri"/>
+                <w:color w:val="111827"/>
                 <w:sz w:val="18"/>
                 <w:szCs w:val="18"/>
               </w:rPr>
@@ -588,19 +746,26 @@
         </w:tc>
         <w:tc>
           <w:tcPr>
-            <w:tcW w:type="pct" w:w="40%"/>
-            <w:shd w:fill="FFFFFF" w:val="clear"/>
-            <w:tcMar>
-              <w:top w:type="dxa" w:w="60"/>
-              <w:left w:type="dxa" w:w="120"/>
-              <w:bottom w:type="dxa" w:w="60"/>
-              <w:right w:type="dxa" w:w="120"/>
-            </w:tcMar>
-          </w:tcPr>
-          <w:p>
-            <w:r>
-              <w:rPr>
-                <w:color w:val="1F2937"/>
+            <w:tcW w:type="dxa" w:w="3600"/>
+            <w:tcBorders>
+              <w:top w:val="none" w:color="FFFFFF" w:sz="0"/>
+              <w:left w:val="none" w:color="FFFFFF" w:sz="0"/>
+              <w:bottom w:val="none" w:color="FFFFFF" w:sz="0"/>
+              <w:right w:val="none" w:color="FFFFFF" w:sz="0"/>
+            </w:tcBorders>
+            <w:shd w:fill="FFFFFF" w:val="solid"/>
+            <w:tcMar>
+              <w:top w:type="dxa" w:w="60"/>
+              <w:left w:type="dxa" w:w="120"/>
+              <w:bottom w:type="dxa" w:w="60"/>
+              <w:right w:type="dxa" w:w="120"/>
+            </w:tcMar>
+          </w:tcPr>
+          <w:p>
+            <w:r>
+              <w:rPr>
+                <w:rFonts w:ascii="Calibri" w:cs="Calibri" w:eastAsia="Calibri" w:hAnsi="Calibri"/>
+                <w:color w:val="111827"/>
                 <w:sz w:val="18"/>
                 <w:szCs w:val="18"/>
               </w:rPr>
@@ -610,19 +775,26 @@
         </w:tc>
         <w:tc>
           <w:tcPr>
-            <w:tcW w:type="pct" w:w="40%"/>
-            <w:shd w:fill="FFFFFF" w:val="clear"/>
-            <w:tcMar>
-              <w:top w:type="dxa" w:w="60"/>
-              <w:left w:type="dxa" w:w="120"/>
-              <w:bottom w:type="dxa" w:w="60"/>
-              <w:right w:type="dxa" w:w="120"/>
-            </w:tcMar>
-          </w:tcPr>
-          <w:p>
-            <w:r>
-              <w:rPr>
-                <w:color w:val="1F2937"/>
+            <w:tcW w:type="dxa" w:w="3600"/>
+            <w:tcBorders>
+              <w:top w:val="none" w:color="FFFFFF" w:sz="0"/>
+              <w:left w:val="none" w:color="FFFFFF" w:sz="0"/>
+              <w:bottom w:val="none" w:color="FFFFFF" w:sz="0"/>
+              <w:right w:val="none" w:color="FFFFFF" w:sz="0"/>
+            </w:tcBorders>
+            <w:shd w:fill="FFFFFF" w:val="solid"/>
+            <w:tcMar>
+              <w:top w:type="dxa" w:w="60"/>
+              <w:left w:type="dxa" w:w="120"/>
+              <w:bottom w:type="dxa" w:w="60"/>
+              <w:right w:type="dxa" w:w="120"/>
+            </w:tcMar>
+          </w:tcPr>
+          <w:p>
+            <w:r>
+              <w:rPr>
+                <w:rFonts w:ascii="Calibri" w:cs="Calibri" w:eastAsia="Calibri" w:hAnsi="Calibri"/>
+                <w:color w:val="111827"/>
                 <w:sz w:val="18"/>
                 <w:szCs w:val="18"/>
               </w:rPr>
@@ -634,19 +806,26 @@
       <w:tr>
         <w:tc>
           <w:tcPr>
-            <w:tcW w:type="pct" w:w="20%"/>
-            <w:shd w:fill="FAF5FF" w:val="clear"/>
-            <w:tcMar>
-              <w:top w:type="dxa" w:w="60"/>
-              <w:left w:type="dxa" w:w="120"/>
-              <w:bottom w:type="dxa" w:w="60"/>
-              <w:right w:type="dxa" w:w="120"/>
-            </w:tcMar>
-          </w:tcPr>
-          <w:p>
-            <w:r>
-              <w:rPr>
-                <w:color w:val="1F2937"/>
+            <w:tcW w:type="dxa" w:w="1800"/>
+            <w:tcBorders>
+              <w:top w:val="none" w:color="FFFFFF" w:sz="0"/>
+              <w:left w:val="none" w:color="FFFFFF" w:sz="0"/>
+              <w:bottom w:val="none" w:color="FFFFFF" w:sz="0"/>
+              <w:right w:val="none" w:color="FFFFFF" w:sz="0"/>
+            </w:tcBorders>
+            <w:shd w:fill="F5F3FF" w:val="solid"/>
+            <w:tcMar>
+              <w:top w:type="dxa" w:w="60"/>
+              <w:left w:type="dxa" w:w="120"/>
+              <w:bottom w:type="dxa" w:w="60"/>
+              <w:right w:type="dxa" w:w="120"/>
+            </w:tcMar>
+          </w:tcPr>
+          <w:p>
+            <w:r>
+              <w:rPr>
+                <w:rFonts w:ascii="Calibri" w:cs="Calibri" w:eastAsia="Calibri" w:hAnsi="Calibri"/>
+                <w:color w:val="111827"/>
                 <w:sz w:val="18"/>
                 <w:szCs w:val="18"/>
               </w:rPr>
@@ -656,19 +835,26 @@
         </w:tc>
         <w:tc>
           <w:tcPr>
-            <w:tcW w:type="pct" w:w="40%"/>
-            <w:shd w:fill="FAF5FF" w:val="clear"/>
-            <w:tcMar>
-              <w:top w:type="dxa" w:w="60"/>
-              <w:left w:type="dxa" w:w="120"/>
-              <w:bottom w:type="dxa" w:w="60"/>
-              <w:right w:type="dxa" w:w="120"/>
-            </w:tcMar>
-          </w:tcPr>
-          <w:p>
-            <w:r>
-              <w:rPr>
-                <w:color w:val="1F2937"/>
+            <w:tcW w:type="dxa" w:w="3600"/>
+            <w:tcBorders>
+              <w:top w:val="none" w:color="FFFFFF" w:sz="0"/>
+              <w:left w:val="none" w:color="FFFFFF" w:sz="0"/>
+              <w:bottom w:val="none" w:color="FFFFFF" w:sz="0"/>
+              <w:right w:val="none" w:color="FFFFFF" w:sz="0"/>
+            </w:tcBorders>
+            <w:shd w:fill="F5F3FF" w:val="solid"/>
+            <w:tcMar>
+              <w:top w:type="dxa" w:w="60"/>
+              <w:left w:type="dxa" w:w="120"/>
+              <w:bottom w:type="dxa" w:w="60"/>
+              <w:right w:type="dxa" w:w="120"/>
+            </w:tcMar>
+          </w:tcPr>
+          <w:p>
+            <w:r>
+              <w:rPr>
+                <w:rFonts w:ascii="Calibri" w:cs="Calibri" w:eastAsia="Calibri" w:hAnsi="Calibri"/>
+                <w:color w:val="111827"/>
                 <w:sz w:val="18"/>
                 <w:szCs w:val="18"/>
               </w:rPr>
@@ -678,19 +864,26 @@
         </w:tc>
         <w:tc>
           <w:tcPr>
-            <w:tcW w:type="pct" w:w="40%"/>
-            <w:shd w:fill="FAF5FF" w:val="clear"/>
-            <w:tcMar>
-              <w:top w:type="dxa" w:w="60"/>
-              <w:left w:type="dxa" w:w="120"/>
-              <w:bottom w:type="dxa" w:w="60"/>
-              <w:right w:type="dxa" w:w="120"/>
-            </w:tcMar>
-          </w:tcPr>
-          <w:p>
-            <w:r>
-              <w:rPr>
-                <w:color w:val="1F2937"/>
+            <w:tcW w:type="dxa" w:w="3600"/>
+            <w:tcBorders>
+              <w:top w:val="none" w:color="FFFFFF" w:sz="0"/>
+              <w:left w:val="none" w:color="FFFFFF" w:sz="0"/>
+              <w:bottom w:val="none" w:color="FFFFFF" w:sz="0"/>
+              <w:right w:val="none" w:color="FFFFFF" w:sz="0"/>
+            </w:tcBorders>
+            <w:shd w:fill="F5F3FF" w:val="solid"/>
+            <w:tcMar>
+              <w:top w:type="dxa" w:w="60"/>
+              <w:left w:type="dxa" w:w="120"/>
+              <w:bottom w:type="dxa" w:w="60"/>
+              <w:right w:type="dxa" w:w="120"/>
+            </w:tcMar>
+          </w:tcPr>
+          <w:p>
+            <w:r>
+              <w:rPr>
+                <w:rFonts w:ascii="Calibri" w:cs="Calibri" w:eastAsia="Calibri" w:hAnsi="Calibri"/>
+                <w:color w:val="111827"/>
                 <w:sz w:val="18"/>
                 <w:szCs w:val="18"/>
               </w:rPr>
@@ -702,19 +895,26 @@
       <w:tr>
         <w:tc>
           <w:tcPr>
-            <w:tcW w:type="pct" w:w="20%"/>
-            <w:shd w:fill="FFFFFF" w:val="clear"/>
-            <w:tcMar>
-              <w:top w:type="dxa" w:w="60"/>
-              <w:left w:type="dxa" w:w="120"/>
-              <w:bottom w:type="dxa" w:w="60"/>
-              <w:right w:type="dxa" w:w="120"/>
-            </w:tcMar>
-          </w:tcPr>
-          <w:p>
-            <w:r>
-              <w:rPr>
-                <w:color w:val="1F2937"/>
+            <w:tcW w:type="dxa" w:w="1800"/>
+            <w:tcBorders>
+              <w:top w:val="none" w:color="FFFFFF" w:sz="0"/>
+              <w:left w:val="none" w:color="FFFFFF" w:sz="0"/>
+              <w:bottom w:val="none" w:color="FFFFFF" w:sz="0"/>
+              <w:right w:val="none" w:color="FFFFFF" w:sz="0"/>
+            </w:tcBorders>
+            <w:shd w:fill="FFFFFF" w:val="solid"/>
+            <w:tcMar>
+              <w:top w:type="dxa" w:w="60"/>
+              <w:left w:type="dxa" w:w="120"/>
+              <w:bottom w:type="dxa" w:w="60"/>
+              <w:right w:type="dxa" w:w="120"/>
+            </w:tcMar>
+          </w:tcPr>
+          <w:p>
+            <w:r>
+              <w:rPr>
+                <w:rFonts w:ascii="Calibri" w:cs="Calibri" w:eastAsia="Calibri" w:hAnsi="Calibri"/>
+                <w:color w:val="111827"/>
                 <w:sz w:val="18"/>
                 <w:szCs w:val="18"/>
               </w:rPr>
@@ -724,19 +924,26 @@
         </w:tc>
         <w:tc>
           <w:tcPr>
-            <w:tcW w:type="pct" w:w="40%"/>
-            <w:shd w:fill="FFFFFF" w:val="clear"/>
-            <w:tcMar>
-              <w:top w:type="dxa" w:w="60"/>
-              <w:left w:type="dxa" w:w="120"/>
-              <w:bottom w:type="dxa" w:w="60"/>
-              <w:right w:type="dxa" w:w="120"/>
-            </w:tcMar>
-          </w:tcPr>
-          <w:p>
-            <w:r>
-              <w:rPr>
-                <w:color w:val="1F2937"/>
+            <w:tcW w:type="dxa" w:w="3600"/>
+            <w:tcBorders>
+              <w:top w:val="none" w:color="FFFFFF" w:sz="0"/>
+              <w:left w:val="none" w:color="FFFFFF" w:sz="0"/>
+              <w:bottom w:val="none" w:color="FFFFFF" w:sz="0"/>
+              <w:right w:val="none" w:color="FFFFFF" w:sz="0"/>
+            </w:tcBorders>
+            <w:shd w:fill="FFFFFF" w:val="solid"/>
+            <w:tcMar>
+              <w:top w:type="dxa" w:w="60"/>
+              <w:left w:type="dxa" w:w="120"/>
+              <w:bottom w:type="dxa" w:w="60"/>
+              <w:right w:type="dxa" w:w="120"/>
+            </w:tcMar>
+          </w:tcPr>
+          <w:p>
+            <w:r>
+              <w:rPr>
+                <w:rFonts w:ascii="Calibri" w:cs="Calibri" w:eastAsia="Calibri" w:hAnsi="Calibri"/>
+                <w:color w:val="111827"/>
                 <w:sz w:val="18"/>
                 <w:szCs w:val="18"/>
               </w:rPr>
@@ -746,19 +953,26 @@
         </w:tc>
         <w:tc>
           <w:tcPr>
-            <w:tcW w:type="pct" w:w="40%"/>
-            <w:shd w:fill="FFFFFF" w:val="clear"/>
-            <w:tcMar>
-              <w:top w:type="dxa" w:w="60"/>
-              <w:left w:type="dxa" w:w="120"/>
-              <w:bottom w:type="dxa" w:w="60"/>
-              <w:right w:type="dxa" w:w="120"/>
-            </w:tcMar>
-          </w:tcPr>
-          <w:p>
-            <w:r>
-              <w:rPr>
-                <w:color w:val="1F2937"/>
+            <w:tcW w:type="dxa" w:w="3600"/>
+            <w:tcBorders>
+              <w:top w:val="none" w:color="FFFFFF" w:sz="0"/>
+              <w:left w:val="none" w:color="FFFFFF" w:sz="0"/>
+              <w:bottom w:val="none" w:color="FFFFFF" w:sz="0"/>
+              <w:right w:val="none" w:color="FFFFFF" w:sz="0"/>
+            </w:tcBorders>
+            <w:shd w:fill="FFFFFF" w:val="solid"/>
+            <w:tcMar>
+              <w:top w:type="dxa" w:w="60"/>
+              <w:left w:type="dxa" w:w="120"/>
+              <w:bottom w:type="dxa" w:w="60"/>
+              <w:right w:type="dxa" w:w="120"/>
+            </w:tcMar>
+          </w:tcPr>
+          <w:p>
+            <w:r>
+              <w:rPr>
+                <w:rFonts w:ascii="Calibri" w:cs="Calibri" w:eastAsia="Calibri" w:hAnsi="Calibri"/>
+                <w:color w:val="111827"/>
                 <w:sz w:val="18"/>
                 <w:szCs w:val="18"/>
               </w:rPr>
@@ -770,19 +984,26 @@
       <w:tr>
         <w:tc>
           <w:tcPr>
-            <w:tcW w:type="pct" w:w="20%"/>
-            <w:shd w:fill="FAF5FF" w:val="clear"/>
-            <w:tcMar>
-              <w:top w:type="dxa" w:w="60"/>
-              <w:left w:type="dxa" w:w="120"/>
-              <w:bottom w:type="dxa" w:w="60"/>
-              <w:right w:type="dxa" w:w="120"/>
-            </w:tcMar>
-          </w:tcPr>
-          <w:p>
-            <w:r>
-              <w:rPr>
-                <w:color w:val="1F2937"/>
+            <w:tcW w:type="dxa" w:w="1800"/>
+            <w:tcBorders>
+              <w:top w:val="none" w:color="FFFFFF" w:sz="0"/>
+              <w:left w:val="none" w:color="FFFFFF" w:sz="0"/>
+              <w:bottom w:val="none" w:color="FFFFFF" w:sz="0"/>
+              <w:right w:val="none" w:color="FFFFFF" w:sz="0"/>
+            </w:tcBorders>
+            <w:shd w:fill="F5F3FF" w:val="solid"/>
+            <w:tcMar>
+              <w:top w:type="dxa" w:w="60"/>
+              <w:left w:type="dxa" w:w="120"/>
+              <w:bottom w:type="dxa" w:w="60"/>
+              <w:right w:type="dxa" w:w="120"/>
+            </w:tcMar>
+          </w:tcPr>
+          <w:p>
+            <w:r>
+              <w:rPr>
+                <w:rFonts w:ascii="Calibri" w:cs="Calibri" w:eastAsia="Calibri" w:hAnsi="Calibri"/>
+                <w:color w:val="111827"/>
                 <w:sz w:val="18"/>
                 <w:szCs w:val="18"/>
               </w:rPr>
@@ -792,19 +1013,26 @@
         </w:tc>
         <w:tc>
           <w:tcPr>
-            <w:tcW w:type="pct" w:w="40%"/>
-            <w:shd w:fill="FAF5FF" w:val="clear"/>
-            <w:tcMar>
-              <w:top w:type="dxa" w:w="60"/>
-              <w:left w:type="dxa" w:w="120"/>
-              <w:bottom w:type="dxa" w:w="60"/>
-              <w:right w:type="dxa" w:w="120"/>
-            </w:tcMar>
-          </w:tcPr>
-          <w:p>
-            <w:r>
-              <w:rPr>
-                <w:color w:val="1F2937"/>
+            <w:tcW w:type="dxa" w:w="3600"/>
+            <w:tcBorders>
+              <w:top w:val="none" w:color="FFFFFF" w:sz="0"/>
+              <w:left w:val="none" w:color="FFFFFF" w:sz="0"/>
+              <w:bottom w:val="none" w:color="FFFFFF" w:sz="0"/>
+              <w:right w:val="none" w:color="FFFFFF" w:sz="0"/>
+            </w:tcBorders>
+            <w:shd w:fill="F5F3FF" w:val="solid"/>
+            <w:tcMar>
+              <w:top w:type="dxa" w:w="60"/>
+              <w:left w:type="dxa" w:w="120"/>
+              <w:bottom w:type="dxa" w:w="60"/>
+              <w:right w:type="dxa" w:w="120"/>
+            </w:tcMar>
+          </w:tcPr>
+          <w:p>
+            <w:r>
+              <w:rPr>
+                <w:rFonts w:ascii="Calibri" w:cs="Calibri" w:eastAsia="Calibri" w:hAnsi="Calibri"/>
+                <w:color w:val="111827"/>
                 <w:sz w:val="18"/>
                 <w:szCs w:val="18"/>
               </w:rPr>
@@ -814,19 +1042,26 @@
         </w:tc>
         <w:tc>
           <w:tcPr>
-            <w:tcW w:type="pct" w:w="40%"/>
-            <w:shd w:fill="FAF5FF" w:val="clear"/>
-            <w:tcMar>
-              <w:top w:type="dxa" w:w="60"/>
-              <w:left w:type="dxa" w:w="120"/>
-              <w:bottom w:type="dxa" w:w="60"/>
-              <w:right w:type="dxa" w:w="120"/>
-            </w:tcMar>
-          </w:tcPr>
-          <w:p>
-            <w:r>
-              <w:rPr>
-                <w:color w:val="1F2937"/>
+            <w:tcW w:type="dxa" w:w="3600"/>
+            <w:tcBorders>
+              <w:top w:val="none" w:color="FFFFFF" w:sz="0"/>
+              <w:left w:val="none" w:color="FFFFFF" w:sz="0"/>
+              <w:bottom w:val="none" w:color="FFFFFF" w:sz="0"/>
+              <w:right w:val="none" w:color="FFFFFF" w:sz="0"/>
+            </w:tcBorders>
+            <w:shd w:fill="F5F3FF" w:val="solid"/>
+            <w:tcMar>
+              <w:top w:type="dxa" w:w="60"/>
+              <w:left w:type="dxa" w:w="120"/>
+              <w:bottom w:type="dxa" w:w="60"/>
+              <w:right w:type="dxa" w:w="120"/>
+            </w:tcMar>
+          </w:tcPr>
+          <w:p>
+            <w:r>
+              <w:rPr>
+                <w:rFonts w:ascii="Calibri" w:cs="Calibri" w:eastAsia="Calibri" w:hAnsi="Calibri"/>
+                <w:color w:val="111827"/>
                 <w:sz w:val="18"/>
                 <w:szCs w:val="18"/>
               </w:rPr>
@@ -838,19 +1073,26 @@
       <w:tr>
         <w:tc>
           <w:tcPr>
-            <w:tcW w:type="pct" w:w="20%"/>
-            <w:shd w:fill="FFFFFF" w:val="clear"/>
-            <w:tcMar>
-              <w:top w:type="dxa" w:w="60"/>
-              <w:left w:type="dxa" w:w="120"/>
-              <w:bottom w:type="dxa" w:w="60"/>
-              <w:right w:type="dxa" w:w="120"/>
-            </w:tcMar>
-          </w:tcPr>
-          <w:p>
-            <w:r>
-              <w:rPr>
-                <w:color w:val="1F2937"/>
+            <w:tcW w:type="dxa" w:w="1800"/>
+            <w:tcBorders>
+              <w:top w:val="none" w:color="FFFFFF" w:sz="0"/>
+              <w:left w:val="none" w:color="FFFFFF" w:sz="0"/>
+              <w:bottom w:val="none" w:color="FFFFFF" w:sz="0"/>
+              <w:right w:val="none" w:color="FFFFFF" w:sz="0"/>
+            </w:tcBorders>
+            <w:shd w:fill="FFFFFF" w:val="solid"/>
+            <w:tcMar>
+              <w:top w:type="dxa" w:w="60"/>
+              <w:left w:type="dxa" w:w="120"/>
+              <w:bottom w:type="dxa" w:w="60"/>
+              <w:right w:type="dxa" w:w="120"/>
+            </w:tcMar>
+          </w:tcPr>
+          <w:p>
+            <w:r>
+              <w:rPr>
+                <w:rFonts w:ascii="Calibri" w:cs="Calibri" w:eastAsia="Calibri" w:hAnsi="Calibri"/>
+                <w:color w:val="111827"/>
                 <w:sz w:val="18"/>
                 <w:szCs w:val="18"/>
               </w:rPr>
@@ -860,19 +1102,26 @@
         </w:tc>
         <w:tc>
           <w:tcPr>
-            <w:tcW w:type="pct" w:w="40%"/>
-            <w:shd w:fill="FFFFFF" w:val="clear"/>
-            <w:tcMar>
-              <w:top w:type="dxa" w:w="60"/>
-              <w:left w:type="dxa" w:w="120"/>
-              <w:bottom w:type="dxa" w:w="60"/>
-              <w:right w:type="dxa" w:w="120"/>
-            </w:tcMar>
-          </w:tcPr>
-          <w:p>
-            <w:r>
-              <w:rPr>
-                <w:color w:val="1F2937"/>
+            <w:tcW w:type="dxa" w:w="3600"/>
+            <w:tcBorders>
+              <w:top w:val="none" w:color="FFFFFF" w:sz="0"/>
+              <w:left w:val="none" w:color="FFFFFF" w:sz="0"/>
+              <w:bottom w:val="none" w:color="FFFFFF" w:sz="0"/>
+              <w:right w:val="none" w:color="FFFFFF" w:sz="0"/>
+            </w:tcBorders>
+            <w:shd w:fill="FFFFFF" w:val="solid"/>
+            <w:tcMar>
+              <w:top w:type="dxa" w:w="60"/>
+              <w:left w:type="dxa" w:w="120"/>
+              <w:bottom w:type="dxa" w:w="60"/>
+              <w:right w:type="dxa" w:w="120"/>
+            </w:tcMar>
+          </w:tcPr>
+          <w:p>
+            <w:r>
+              <w:rPr>
+                <w:rFonts w:ascii="Calibri" w:cs="Calibri" w:eastAsia="Calibri" w:hAnsi="Calibri"/>
+                <w:color w:val="111827"/>
                 <w:sz w:val="18"/>
                 <w:szCs w:val="18"/>
               </w:rPr>
@@ -882,19 +1131,26 @@
         </w:tc>
         <w:tc>
           <w:tcPr>
-            <w:tcW w:type="pct" w:w="40%"/>
-            <w:shd w:fill="FFFFFF" w:val="clear"/>
-            <w:tcMar>
-              <w:top w:type="dxa" w:w="60"/>
-              <w:left w:type="dxa" w:w="120"/>
-              <w:bottom w:type="dxa" w:w="60"/>
-              <w:right w:type="dxa" w:w="120"/>
-            </w:tcMar>
-          </w:tcPr>
-          <w:p>
-            <w:r>
-              <w:rPr>
-                <w:color w:val="1F2937"/>
+            <w:tcW w:type="dxa" w:w="3600"/>
+            <w:tcBorders>
+              <w:top w:val="none" w:color="FFFFFF" w:sz="0"/>
+              <w:left w:val="none" w:color="FFFFFF" w:sz="0"/>
+              <w:bottom w:val="none" w:color="FFFFFF" w:sz="0"/>
+              <w:right w:val="none" w:color="FFFFFF" w:sz="0"/>
+            </w:tcBorders>
+            <w:shd w:fill="FFFFFF" w:val="solid"/>
+            <w:tcMar>
+              <w:top w:type="dxa" w:w="60"/>
+              <w:left w:type="dxa" w:w="120"/>
+              <w:bottom w:type="dxa" w:w="60"/>
+              <w:right w:type="dxa" w:w="120"/>
+            </w:tcMar>
+          </w:tcPr>
+          <w:p>
+            <w:r>
+              <w:rPr>
+                <w:rFonts w:ascii="Calibri" w:cs="Calibri" w:eastAsia="Calibri" w:hAnsi="Calibri"/>
+                <w:color w:val="111827"/>
                 <w:sz w:val="18"/>
                 <w:szCs w:val="18"/>
               </w:rPr>
@@ -906,19 +1162,26 @@
       <w:tr>
         <w:tc>
           <w:tcPr>
-            <w:tcW w:type="pct" w:w="20%"/>
-            <w:shd w:fill="FAF5FF" w:val="clear"/>
-            <w:tcMar>
-              <w:top w:type="dxa" w:w="60"/>
-              <w:left w:type="dxa" w:w="120"/>
-              <w:bottom w:type="dxa" w:w="60"/>
-              <w:right w:type="dxa" w:w="120"/>
-            </w:tcMar>
-          </w:tcPr>
-          <w:p>
-            <w:r>
-              <w:rPr>
-                <w:color w:val="1F2937"/>
+            <w:tcW w:type="dxa" w:w="1800"/>
+            <w:tcBorders>
+              <w:top w:val="none" w:color="FFFFFF" w:sz="0"/>
+              <w:left w:val="none" w:color="FFFFFF" w:sz="0"/>
+              <w:bottom w:val="none" w:color="FFFFFF" w:sz="0"/>
+              <w:right w:val="none" w:color="FFFFFF" w:sz="0"/>
+            </w:tcBorders>
+            <w:shd w:fill="F5F3FF" w:val="solid"/>
+            <w:tcMar>
+              <w:top w:type="dxa" w:w="60"/>
+              <w:left w:type="dxa" w:w="120"/>
+              <w:bottom w:type="dxa" w:w="60"/>
+              <w:right w:type="dxa" w:w="120"/>
+            </w:tcMar>
+          </w:tcPr>
+          <w:p>
+            <w:r>
+              <w:rPr>
+                <w:rFonts w:ascii="Calibri" w:cs="Calibri" w:eastAsia="Calibri" w:hAnsi="Calibri"/>
+                <w:color w:val="111827"/>
                 <w:sz w:val="18"/>
                 <w:szCs w:val="18"/>
               </w:rPr>
@@ -928,19 +1191,26 @@
         </w:tc>
         <w:tc>
           <w:tcPr>
-            <w:tcW w:type="pct" w:w="40%"/>
-            <w:shd w:fill="FAF5FF" w:val="clear"/>
-            <w:tcMar>
-              <w:top w:type="dxa" w:w="60"/>
-              <w:left w:type="dxa" w:w="120"/>
-              <w:bottom w:type="dxa" w:w="60"/>
-              <w:right w:type="dxa" w:w="120"/>
-            </w:tcMar>
-          </w:tcPr>
-          <w:p>
-            <w:r>
-              <w:rPr>
-                <w:color w:val="1F2937"/>
+            <w:tcW w:type="dxa" w:w="3600"/>
+            <w:tcBorders>
+              <w:top w:val="none" w:color="FFFFFF" w:sz="0"/>
+              <w:left w:val="none" w:color="FFFFFF" w:sz="0"/>
+              <w:bottom w:val="none" w:color="FFFFFF" w:sz="0"/>
+              <w:right w:val="none" w:color="FFFFFF" w:sz="0"/>
+            </w:tcBorders>
+            <w:shd w:fill="F5F3FF" w:val="solid"/>
+            <w:tcMar>
+              <w:top w:type="dxa" w:w="60"/>
+              <w:left w:type="dxa" w:w="120"/>
+              <w:bottom w:type="dxa" w:w="60"/>
+              <w:right w:type="dxa" w:w="120"/>
+            </w:tcMar>
+          </w:tcPr>
+          <w:p>
+            <w:r>
+              <w:rPr>
+                <w:rFonts w:ascii="Calibri" w:cs="Calibri" w:eastAsia="Calibri" w:hAnsi="Calibri"/>
+                <w:color w:val="111827"/>
                 <w:sz w:val="18"/>
                 <w:szCs w:val="18"/>
               </w:rPr>
@@ -950,19 +1220,26 @@
         </w:tc>
         <w:tc>
           <w:tcPr>
-            <w:tcW w:type="pct" w:w="40%"/>
-            <w:shd w:fill="FAF5FF" w:val="clear"/>
-            <w:tcMar>
-              <w:top w:type="dxa" w:w="60"/>
-              <w:left w:type="dxa" w:w="120"/>
-              <w:bottom w:type="dxa" w:w="60"/>
-              <w:right w:type="dxa" w:w="120"/>
-            </w:tcMar>
-          </w:tcPr>
-          <w:p>
-            <w:r>
-              <w:rPr>
-                <w:color w:val="1F2937"/>
+            <w:tcW w:type="dxa" w:w="3600"/>
+            <w:tcBorders>
+              <w:top w:val="none" w:color="FFFFFF" w:sz="0"/>
+              <w:left w:val="none" w:color="FFFFFF" w:sz="0"/>
+              <w:bottom w:val="none" w:color="FFFFFF" w:sz="0"/>
+              <w:right w:val="none" w:color="FFFFFF" w:sz="0"/>
+            </w:tcBorders>
+            <w:shd w:fill="F5F3FF" w:val="solid"/>
+            <w:tcMar>
+              <w:top w:type="dxa" w:w="60"/>
+              <w:left w:type="dxa" w:w="120"/>
+              <w:bottom w:type="dxa" w:w="60"/>
+              <w:right w:type="dxa" w:w="120"/>
+            </w:tcMar>
+          </w:tcPr>
+          <w:p>
+            <w:r>
+              <w:rPr>
+                <w:rFonts w:ascii="Calibri" w:cs="Calibri" w:eastAsia="Calibri" w:hAnsi="Calibri"/>
+                <w:color w:val="111827"/>
                 <w:sz w:val="18"/>
                 <w:szCs w:val="18"/>
               </w:rPr>
@@ -974,19 +1251,26 @@
       <w:tr>
         <w:tc>
           <w:tcPr>
-            <w:tcW w:type="pct" w:w="20%"/>
-            <w:shd w:fill="FFFFFF" w:val="clear"/>
-            <w:tcMar>
-              <w:top w:type="dxa" w:w="60"/>
-              <w:left w:type="dxa" w:w="120"/>
-              <w:bottom w:type="dxa" w:w="60"/>
-              <w:right w:type="dxa" w:w="120"/>
-            </w:tcMar>
-          </w:tcPr>
-          <w:p>
-            <w:r>
-              <w:rPr>
-                <w:color w:val="1F2937"/>
+            <w:tcW w:type="dxa" w:w="1800"/>
+            <w:tcBorders>
+              <w:top w:val="none" w:color="FFFFFF" w:sz="0"/>
+              <w:left w:val="none" w:color="FFFFFF" w:sz="0"/>
+              <w:bottom w:val="none" w:color="FFFFFF" w:sz="0"/>
+              <w:right w:val="none" w:color="FFFFFF" w:sz="0"/>
+            </w:tcBorders>
+            <w:shd w:fill="FFFFFF" w:val="solid"/>
+            <w:tcMar>
+              <w:top w:type="dxa" w:w="60"/>
+              <w:left w:type="dxa" w:w="120"/>
+              <w:bottom w:type="dxa" w:w="60"/>
+              <w:right w:type="dxa" w:w="120"/>
+            </w:tcMar>
+          </w:tcPr>
+          <w:p>
+            <w:r>
+              <w:rPr>
+                <w:rFonts w:ascii="Calibri" w:cs="Calibri" w:eastAsia="Calibri" w:hAnsi="Calibri"/>
+                <w:color w:val="111827"/>
                 <w:sz w:val="18"/>
                 <w:szCs w:val="18"/>
               </w:rPr>
@@ -996,19 +1280,26 @@
         </w:tc>
         <w:tc>
           <w:tcPr>
-            <w:tcW w:type="pct" w:w="40%"/>
-            <w:shd w:fill="FFFFFF" w:val="clear"/>
-            <w:tcMar>
-              <w:top w:type="dxa" w:w="60"/>
-              <w:left w:type="dxa" w:w="120"/>
-              <w:bottom w:type="dxa" w:w="60"/>
-              <w:right w:type="dxa" w:w="120"/>
-            </w:tcMar>
-          </w:tcPr>
-          <w:p>
-            <w:r>
-              <w:rPr>
-                <w:color w:val="1F2937"/>
+            <w:tcW w:type="dxa" w:w="3600"/>
+            <w:tcBorders>
+              <w:top w:val="none" w:color="FFFFFF" w:sz="0"/>
+              <w:left w:val="none" w:color="FFFFFF" w:sz="0"/>
+              <w:bottom w:val="none" w:color="FFFFFF" w:sz="0"/>
+              <w:right w:val="none" w:color="FFFFFF" w:sz="0"/>
+            </w:tcBorders>
+            <w:shd w:fill="FFFFFF" w:val="solid"/>
+            <w:tcMar>
+              <w:top w:type="dxa" w:w="60"/>
+              <w:left w:type="dxa" w:w="120"/>
+              <w:bottom w:type="dxa" w:w="60"/>
+              <w:right w:type="dxa" w:w="120"/>
+            </w:tcMar>
+          </w:tcPr>
+          <w:p>
+            <w:r>
+              <w:rPr>
+                <w:rFonts w:ascii="Calibri" w:cs="Calibri" w:eastAsia="Calibri" w:hAnsi="Calibri"/>
+                <w:color w:val="111827"/>
                 <w:sz w:val="18"/>
                 <w:szCs w:val="18"/>
               </w:rPr>
@@ -1018,19 +1309,26 @@
         </w:tc>
         <w:tc>
           <w:tcPr>
-            <w:tcW w:type="pct" w:w="40%"/>
-            <w:shd w:fill="FFFFFF" w:val="clear"/>
-            <w:tcMar>
-              <w:top w:type="dxa" w:w="60"/>
-              <w:left w:type="dxa" w:w="120"/>
-              <w:bottom w:type="dxa" w:w="60"/>
-              <w:right w:type="dxa" w:w="120"/>
-            </w:tcMar>
-          </w:tcPr>
-          <w:p>
-            <w:r>
-              <w:rPr>
-                <w:color w:val="1F2937"/>
+            <w:tcW w:type="dxa" w:w="3600"/>
+            <w:tcBorders>
+              <w:top w:val="none" w:color="FFFFFF" w:sz="0"/>
+              <w:left w:val="none" w:color="FFFFFF" w:sz="0"/>
+              <w:bottom w:val="none" w:color="FFFFFF" w:sz="0"/>
+              <w:right w:val="none" w:color="FFFFFF" w:sz="0"/>
+            </w:tcBorders>
+            <w:shd w:fill="FFFFFF" w:val="solid"/>
+            <w:tcMar>
+              <w:top w:type="dxa" w:w="60"/>
+              <w:left w:type="dxa" w:w="120"/>
+              <w:bottom w:type="dxa" w:w="60"/>
+              <w:right w:type="dxa" w:w="120"/>
+            </w:tcMar>
+          </w:tcPr>
+          <w:p>
+            <w:r>
+              <w:rPr>
+                <w:rFonts w:ascii="Calibri" w:cs="Calibri" w:eastAsia="Calibri" w:hAnsi="Calibri"/>
+                <w:color w:val="111827"/>
                 <w:sz w:val="18"/>
                 <w:szCs w:val="18"/>
               </w:rPr>
@@ -1042,19 +1340,26 @@
       <w:tr>
         <w:tc>
           <w:tcPr>
-            <w:tcW w:type="pct" w:w="20%"/>
-            <w:shd w:fill="FAF5FF" w:val="clear"/>
-            <w:tcMar>
-              <w:top w:type="dxa" w:w="60"/>
-              <w:left w:type="dxa" w:w="120"/>
-              <w:bottom w:type="dxa" w:w="60"/>
-              <w:right w:type="dxa" w:w="120"/>
-            </w:tcMar>
-          </w:tcPr>
-          <w:p>
-            <w:r>
-              <w:rPr>
-                <w:color w:val="1F2937"/>
+            <w:tcW w:type="dxa" w:w="1800"/>
+            <w:tcBorders>
+              <w:top w:val="none" w:color="FFFFFF" w:sz="0"/>
+              <w:left w:val="none" w:color="FFFFFF" w:sz="0"/>
+              <w:bottom w:val="none" w:color="FFFFFF" w:sz="0"/>
+              <w:right w:val="none" w:color="FFFFFF" w:sz="0"/>
+            </w:tcBorders>
+            <w:shd w:fill="F5F3FF" w:val="solid"/>
+            <w:tcMar>
+              <w:top w:type="dxa" w:w="60"/>
+              <w:left w:type="dxa" w:w="120"/>
+              <w:bottom w:type="dxa" w:w="60"/>
+              <w:right w:type="dxa" w:w="120"/>
+            </w:tcMar>
+          </w:tcPr>
+          <w:p>
+            <w:r>
+              <w:rPr>
+                <w:rFonts w:ascii="Calibri" w:cs="Calibri" w:eastAsia="Calibri" w:hAnsi="Calibri"/>
+                <w:color w:val="111827"/>
                 <w:sz w:val="18"/>
                 <w:szCs w:val="18"/>
               </w:rPr>
@@ -1064,19 +1369,26 @@
         </w:tc>
         <w:tc>
           <w:tcPr>
-            <w:tcW w:type="pct" w:w="40%"/>
-            <w:shd w:fill="FAF5FF" w:val="clear"/>
-            <w:tcMar>
-              <w:top w:type="dxa" w:w="60"/>
-              <w:left w:type="dxa" w:w="120"/>
-              <w:bottom w:type="dxa" w:w="60"/>
-              <w:right w:type="dxa" w:w="120"/>
-            </w:tcMar>
-          </w:tcPr>
-          <w:p>
-            <w:r>
-              <w:rPr>
-                <w:color w:val="1F2937"/>
+            <w:tcW w:type="dxa" w:w="3600"/>
+            <w:tcBorders>
+              <w:top w:val="none" w:color="FFFFFF" w:sz="0"/>
+              <w:left w:val="none" w:color="FFFFFF" w:sz="0"/>
+              <w:bottom w:val="none" w:color="FFFFFF" w:sz="0"/>
+              <w:right w:val="none" w:color="FFFFFF" w:sz="0"/>
+            </w:tcBorders>
+            <w:shd w:fill="F5F3FF" w:val="solid"/>
+            <w:tcMar>
+              <w:top w:type="dxa" w:w="60"/>
+              <w:left w:type="dxa" w:w="120"/>
+              <w:bottom w:type="dxa" w:w="60"/>
+              <w:right w:type="dxa" w:w="120"/>
+            </w:tcMar>
+          </w:tcPr>
+          <w:p>
+            <w:r>
+              <w:rPr>
+                <w:rFonts w:ascii="Calibri" w:cs="Calibri" w:eastAsia="Calibri" w:hAnsi="Calibri"/>
+                <w:color w:val="111827"/>
                 <w:sz w:val="18"/>
                 <w:szCs w:val="18"/>
               </w:rPr>
@@ -1086,19 +1398,26 @@
         </w:tc>
         <w:tc>
           <w:tcPr>
-            <w:tcW w:type="pct" w:w="40%"/>
-            <w:shd w:fill="FAF5FF" w:val="clear"/>
-            <w:tcMar>
-              <w:top w:type="dxa" w:w="60"/>
-              <w:left w:type="dxa" w:w="120"/>
-              <w:bottom w:type="dxa" w:w="60"/>
-              <w:right w:type="dxa" w:w="120"/>
-            </w:tcMar>
-          </w:tcPr>
-          <w:p>
-            <w:r>
-              <w:rPr>
-                <w:color w:val="1F2937"/>
+            <w:tcW w:type="dxa" w:w="3600"/>
+            <w:tcBorders>
+              <w:top w:val="none" w:color="FFFFFF" w:sz="0"/>
+              <w:left w:val="none" w:color="FFFFFF" w:sz="0"/>
+              <w:bottom w:val="none" w:color="FFFFFF" w:sz="0"/>
+              <w:right w:val="none" w:color="FFFFFF" w:sz="0"/>
+            </w:tcBorders>
+            <w:shd w:fill="F5F3FF" w:val="solid"/>
+            <w:tcMar>
+              <w:top w:type="dxa" w:w="60"/>
+              <w:left w:type="dxa" w:w="120"/>
+              <w:bottom w:type="dxa" w:w="60"/>
+              <w:right w:type="dxa" w:w="120"/>
+            </w:tcMar>
+          </w:tcPr>
+          <w:p>
+            <w:r>
+              <w:rPr>
+                <w:rFonts w:ascii="Calibri" w:cs="Calibri" w:eastAsia="Calibri" w:hAnsi="Calibri"/>
+                <w:color w:val="111827"/>
                 <w:sz w:val="18"/>
                 <w:szCs w:val="18"/>
               </w:rPr>
@@ -1110,7 +1429,7 @@
     </w:tbl>
     <w:p>
       <w:pPr>
-        <w:spacing w:after="40" w:before="80"/>
+        <w:spacing w:after="40" w:before="100"/>
       </w:pPr>
       <w:r>
         <w:t xml:space="preserve"/>
@@ -1119,10 +1438,11 @@
     <w:p>
       <w:pPr>
         <w:pStyle w:val="Heading1"/>
-        <w:spacing w:after="120" w:before="320"/>
-      </w:pPr>
-      <w:r>
-        <w:rPr>
+        <w:spacing w:after="120" w:before="360"/>
+      </w:pPr>
+      <w:r>
+        <w:rPr>
+          <w:rFonts w:ascii="Calibri" w:cs="Calibri" w:eastAsia="Calibri" w:hAnsi="Calibri"/>
           <w:b/>
           <w:bCs/>
           <w:color w:val="6B21A8"/>
@@ -1134,11 +1454,12 @@
     </w:p>
     <w:p>
       <w:pPr>
-        <w:spacing w:after="60" w:before="60" w:line="276"/>
-      </w:pPr>
-      <w:r>
-        <w:rPr>
-          <w:color w:val="1F2937"/>
+        <w:spacing w:after="60" w:before="60" w:line="276" w:lineRule="auto"/>
+      </w:pPr>
+      <w:r>
+        <w:rPr>
+          <w:rFonts w:ascii="Calibri" w:cs="Calibri" w:eastAsia="Calibri" w:hAnsi="Calibri"/>
+          <w:color w:val="111827"/>
           <w:sz w:val="20"/>
           <w:szCs w:val="20"/>
         </w:rPr>
@@ -1147,7 +1468,7 @@
     </w:p>
     <w:p>
       <w:pPr>
-        <w:spacing w:after="40" w:before="80"/>
+        <w:spacing w:after="40" w:before="100"/>
       </w:pPr>
       <w:r>
         <w:t xml:space="preserve"/>
@@ -1160,9 +1481,10 @@
       </w:pPr>
       <w:r>
         <w:rPr>
+          <w:rFonts w:ascii="Calibri" w:cs="Calibri" w:eastAsia="Calibri" w:hAnsi="Calibri"/>
           <w:b/>
           <w:bCs/>
-          <w:color w:val="1F2937"/>
+          <w:color w:val="111827"/>
           <w:sz w:val="22"/>
           <w:szCs w:val="22"/>
         </w:rPr>
@@ -1171,7 +1493,7 @@
     </w:p>
     <w:tbl>
       <w:tblPr>
-        <w:tblW w:type="pct" w:w="100%"/>
+        <w:tblW w:type="dxa" w:w="9000"/>
         <w:tblBorders>
           <w:top w:val="single" w:color="auto" w:sz="4"/>
           <w:left w:val="single" w:color="auto" w:sz="4"/>
@@ -1191,8 +1513,14 @@
         </w:trPr>
         <w:tc>
           <w:tcPr>
-            <w:tcW w:type="pct" w:w="30%"/>
-            <w:shd w:fill="6B21A8" w:color="FFFFFF" w:val="clear"/>
+            <w:tcW w:type="dxa" w:w="2700"/>
+            <w:tcBorders>
+              <w:top w:val="none" w:color="FFFFFF" w:sz="0"/>
+              <w:left w:val="none" w:color="FFFFFF" w:sz="0"/>
+              <w:bottom w:val="none" w:color="FFFFFF" w:sz="0"/>
+              <w:right w:val="none" w:color="FFFFFF" w:sz="0"/>
+            </w:tcBorders>
+            <w:shd w:fill="6B21A8" w:val="solid"/>
             <w:tcMar>
               <w:top w:type="dxa" w:w="80"/>
               <w:left w:type="dxa" w:w="120"/>
@@ -1203,6 +1531,7 @@
           <w:p>
             <w:r>
               <w:rPr>
+                <w:rFonts w:ascii="Calibri" w:cs="Calibri" w:eastAsia="Calibri" w:hAnsi="Calibri"/>
                 <w:b/>
                 <w:bCs/>
                 <w:color w:val="FFFFFF"/>
@@ -1215,8 +1544,14 @@
         </w:tc>
         <w:tc>
           <w:tcPr>
-            <w:tcW w:type="pct" w:w="70%"/>
-            <w:shd w:fill="6B21A8" w:color="FFFFFF" w:val="clear"/>
+            <w:tcW w:type="dxa" w:w="6300"/>
+            <w:tcBorders>
+              <w:top w:val="none" w:color="FFFFFF" w:sz="0"/>
+              <w:left w:val="none" w:color="FFFFFF" w:sz="0"/>
+              <w:bottom w:val="none" w:color="FFFFFF" w:sz="0"/>
+              <w:right w:val="none" w:color="FFFFFF" w:sz="0"/>
+            </w:tcBorders>
+            <w:shd w:fill="6B21A8" w:val="solid"/>
             <w:tcMar>
               <w:top w:type="dxa" w:w="80"/>
               <w:left w:type="dxa" w:w="120"/>
@@ -1227,6 +1562,7 @@
           <w:p>
             <w:r>
               <w:rPr>
+                <w:rFonts w:ascii="Calibri" w:cs="Calibri" w:eastAsia="Calibri" w:hAnsi="Calibri"/>
                 <w:b/>
                 <w:bCs/>
                 <w:color w:val="FFFFFF"/>
@@ -1241,19 +1577,26 @@
       <w:tr>
         <w:tc>
           <w:tcPr>
-            <w:tcW w:type="pct" w:w="30%"/>
-            <w:shd w:fill="FFFFFF" w:val="clear"/>
-            <w:tcMar>
-              <w:top w:type="dxa" w:w="60"/>
-              <w:left w:type="dxa" w:w="120"/>
-              <w:bottom w:type="dxa" w:w="60"/>
-              <w:right w:type="dxa" w:w="120"/>
-            </w:tcMar>
-          </w:tcPr>
-          <w:p>
-            <w:r>
-              <w:rPr>
-                <w:color w:val="1F2937"/>
+            <w:tcW w:type="dxa" w:w="2700"/>
+            <w:tcBorders>
+              <w:top w:val="none" w:color="FFFFFF" w:sz="0"/>
+              <w:left w:val="none" w:color="FFFFFF" w:sz="0"/>
+              <w:bottom w:val="none" w:color="FFFFFF" w:sz="0"/>
+              <w:right w:val="none" w:color="FFFFFF" w:sz="0"/>
+            </w:tcBorders>
+            <w:shd w:fill="FFFFFF" w:val="solid"/>
+            <w:tcMar>
+              <w:top w:type="dxa" w:w="60"/>
+              <w:left w:type="dxa" w:w="120"/>
+              <w:bottom w:type="dxa" w:w="60"/>
+              <w:right w:type="dxa" w:w="120"/>
+            </w:tcMar>
+          </w:tcPr>
+          <w:p>
+            <w:r>
+              <w:rPr>
+                <w:rFonts w:ascii="Calibri" w:cs="Calibri" w:eastAsia="Calibri" w:hAnsi="Calibri"/>
+                <w:color w:val="111827"/>
                 <w:sz w:val="18"/>
                 <w:szCs w:val="18"/>
               </w:rPr>
@@ -1263,19 +1606,26 @@
         </w:tc>
         <w:tc>
           <w:tcPr>
-            <w:tcW w:type="pct" w:w="70%"/>
-            <w:shd w:fill="FFFFFF" w:val="clear"/>
-            <w:tcMar>
-              <w:top w:type="dxa" w:w="60"/>
-              <w:left w:type="dxa" w:w="120"/>
-              <w:bottom w:type="dxa" w:w="60"/>
-              <w:right w:type="dxa" w:w="120"/>
-            </w:tcMar>
-          </w:tcPr>
-          <w:p>
-            <w:r>
-              <w:rPr>
-                <w:color w:val="1F2937"/>
+            <w:tcW w:type="dxa" w:w="6300"/>
+            <w:tcBorders>
+              <w:top w:val="none" w:color="FFFFFF" w:sz="0"/>
+              <w:left w:val="none" w:color="FFFFFF" w:sz="0"/>
+              <w:bottom w:val="none" w:color="FFFFFF" w:sz="0"/>
+              <w:right w:val="none" w:color="FFFFFF" w:sz="0"/>
+            </w:tcBorders>
+            <w:shd w:fill="FFFFFF" w:val="solid"/>
+            <w:tcMar>
+              <w:top w:type="dxa" w:w="60"/>
+              <w:left w:type="dxa" w:w="120"/>
+              <w:bottom w:type="dxa" w:w="60"/>
+              <w:right w:type="dxa" w:w="120"/>
+            </w:tcMar>
+          </w:tcPr>
+          <w:p>
+            <w:r>
+              <w:rPr>
+                <w:rFonts w:ascii="Calibri" w:cs="Calibri" w:eastAsia="Calibri" w:hAnsi="Calibri"/>
+                <w:color w:val="111827"/>
                 <w:sz w:val="18"/>
                 <w:szCs w:val="18"/>
               </w:rPr>
@@ -1287,19 +1637,26 @@
       <w:tr>
         <w:tc>
           <w:tcPr>
-            <w:tcW w:type="pct" w:w="30%"/>
-            <w:shd w:fill="FAF5FF" w:val="clear"/>
-            <w:tcMar>
-              <w:top w:type="dxa" w:w="60"/>
-              <w:left w:type="dxa" w:w="120"/>
-              <w:bottom w:type="dxa" w:w="60"/>
-              <w:right w:type="dxa" w:w="120"/>
-            </w:tcMar>
-          </w:tcPr>
-          <w:p>
-            <w:r>
-              <w:rPr>
-                <w:color w:val="1F2937"/>
+            <w:tcW w:type="dxa" w:w="2700"/>
+            <w:tcBorders>
+              <w:top w:val="none" w:color="FFFFFF" w:sz="0"/>
+              <w:left w:val="none" w:color="FFFFFF" w:sz="0"/>
+              <w:bottom w:val="none" w:color="FFFFFF" w:sz="0"/>
+              <w:right w:val="none" w:color="FFFFFF" w:sz="0"/>
+            </w:tcBorders>
+            <w:shd w:fill="F5F3FF" w:val="solid"/>
+            <w:tcMar>
+              <w:top w:type="dxa" w:w="60"/>
+              <w:left w:type="dxa" w:w="120"/>
+              <w:bottom w:type="dxa" w:w="60"/>
+              <w:right w:type="dxa" w:w="120"/>
+            </w:tcMar>
+          </w:tcPr>
+          <w:p>
+            <w:r>
+              <w:rPr>
+                <w:rFonts w:ascii="Calibri" w:cs="Calibri" w:eastAsia="Calibri" w:hAnsi="Calibri"/>
+                <w:color w:val="111827"/>
                 <w:sz w:val="18"/>
                 <w:szCs w:val="18"/>
               </w:rPr>
@@ -1309,19 +1666,26 @@
         </w:tc>
         <w:tc>
           <w:tcPr>
-            <w:tcW w:type="pct" w:w="70%"/>
-            <w:shd w:fill="FAF5FF" w:val="clear"/>
-            <w:tcMar>
-              <w:top w:type="dxa" w:w="60"/>
-              <w:left w:type="dxa" w:w="120"/>
-              <w:bottom w:type="dxa" w:w="60"/>
-              <w:right w:type="dxa" w:w="120"/>
-            </w:tcMar>
-          </w:tcPr>
-          <w:p>
-            <w:r>
-              <w:rPr>
-                <w:color w:val="1F2937"/>
+            <w:tcW w:type="dxa" w:w="6300"/>
+            <w:tcBorders>
+              <w:top w:val="none" w:color="FFFFFF" w:sz="0"/>
+              <w:left w:val="none" w:color="FFFFFF" w:sz="0"/>
+              <w:bottom w:val="none" w:color="FFFFFF" w:sz="0"/>
+              <w:right w:val="none" w:color="FFFFFF" w:sz="0"/>
+            </w:tcBorders>
+            <w:shd w:fill="F5F3FF" w:val="solid"/>
+            <w:tcMar>
+              <w:top w:type="dxa" w:w="60"/>
+              <w:left w:type="dxa" w:w="120"/>
+              <w:bottom w:type="dxa" w:w="60"/>
+              <w:right w:type="dxa" w:w="120"/>
+            </w:tcMar>
+          </w:tcPr>
+          <w:p>
+            <w:r>
+              <w:rPr>
+                <w:rFonts w:ascii="Calibri" w:cs="Calibri" w:eastAsia="Calibri" w:hAnsi="Calibri"/>
+                <w:color w:val="111827"/>
                 <w:sz w:val="18"/>
                 <w:szCs w:val="18"/>
               </w:rPr>
@@ -1333,19 +1697,26 @@
       <w:tr>
         <w:tc>
           <w:tcPr>
-            <w:tcW w:type="pct" w:w="30%"/>
-            <w:shd w:fill="FFFFFF" w:val="clear"/>
-            <w:tcMar>
-              <w:top w:type="dxa" w:w="60"/>
-              <w:left w:type="dxa" w:w="120"/>
-              <w:bottom w:type="dxa" w:w="60"/>
-              <w:right w:type="dxa" w:w="120"/>
-            </w:tcMar>
-          </w:tcPr>
-          <w:p>
-            <w:r>
-              <w:rPr>
-                <w:color w:val="1F2937"/>
+            <w:tcW w:type="dxa" w:w="2700"/>
+            <w:tcBorders>
+              <w:top w:val="none" w:color="FFFFFF" w:sz="0"/>
+              <w:left w:val="none" w:color="FFFFFF" w:sz="0"/>
+              <w:bottom w:val="none" w:color="FFFFFF" w:sz="0"/>
+              <w:right w:val="none" w:color="FFFFFF" w:sz="0"/>
+            </w:tcBorders>
+            <w:shd w:fill="FFFFFF" w:val="solid"/>
+            <w:tcMar>
+              <w:top w:type="dxa" w:w="60"/>
+              <w:left w:type="dxa" w:w="120"/>
+              <w:bottom w:type="dxa" w:w="60"/>
+              <w:right w:type="dxa" w:w="120"/>
+            </w:tcMar>
+          </w:tcPr>
+          <w:p>
+            <w:r>
+              <w:rPr>
+                <w:rFonts w:ascii="Calibri" w:cs="Calibri" w:eastAsia="Calibri" w:hAnsi="Calibri"/>
+                <w:color w:val="111827"/>
                 <w:sz w:val="18"/>
                 <w:szCs w:val="18"/>
               </w:rPr>
@@ -1355,19 +1726,26 @@
         </w:tc>
         <w:tc>
           <w:tcPr>
-            <w:tcW w:type="pct" w:w="70%"/>
-            <w:shd w:fill="FFFFFF" w:val="clear"/>
-            <w:tcMar>
-              <w:top w:type="dxa" w:w="60"/>
-              <w:left w:type="dxa" w:w="120"/>
-              <w:bottom w:type="dxa" w:w="60"/>
-              <w:right w:type="dxa" w:w="120"/>
-            </w:tcMar>
-          </w:tcPr>
-          <w:p>
-            <w:r>
-              <w:rPr>
-                <w:color w:val="1F2937"/>
+            <w:tcW w:type="dxa" w:w="6300"/>
+            <w:tcBorders>
+              <w:top w:val="none" w:color="FFFFFF" w:sz="0"/>
+              <w:left w:val="none" w:color="FFFFFF" w:sz="0"/>
+              <w:bottom w:val="none" w:color="FFFFFF" w:sz="0"/>
+              <w:right w:val="none" w:color="FFFFFF" w:sz="0"/>
+            </w:tcBorders>
+            <w:shd w:fill="FFFFFF" w:val="solid"/>
+            <w:tcMar>
+              <w:top w:type="dxa" w:w="60"/>
+              <w:left w:type="dxa" w:w="120"/>
+              <w:bottom w:type="dxa" w:w="60"/>
+              <w:right w:type="dxa" w:w="120"/>
+            </w:tcMar>
+          </w:tcPr>
+          <w:p>
+            <w:r>
+              <w:rPr>
+                <w:rFonts w:ascii="Calibri" w:cs="Calibri" w:eastAsia="Calibri" w:hAnsi="Calibri"/>
+                <w:color w:val="111827"/>
                 <w:sz w:val="18"/>
                 <w:szCs w:val="18"/>
               </w:rPr>
@@ -1379,19 +1757,26 @@
       <w:tr>
         <w:tc>
           <w:tcPr>
-            <w:tcW w:type="pct" w:w="30%"/>
-            <w:shd w:fill="FAF5FF" w:val="clear"/>
-            <w:tcMar>
-              <w:top w:type="dxa" w:w="60"/>
-              <w:left w:type="dxa" w:w="120"/>
-              <w:bottom w:type="dxa" w:w="60"/>
-              <w:right w:type="dxa" w:w="120"/>
-            </w:tcMar>
-          </w:tcPr>
-          <w:p>
-            <w:r>
-              <w:rPr>
-                <w:color w:val="1F2937"/>
+            <w:tcW w:type="dxa" w:w="2700"/>
+            <w:tcBorders>
+              <w:top w:val="none" w:color="FFFFFF" w:sz="0"/>
+              <w:left w:val="none" w:color="FFFFFF" w:sz="0"/>
+              <w:bottom w:val="none" w:color="FFFFFF" w:sz="0"/>
+              <w:right w:val="none" w:color="FFFFFF" w:sz="0"/>
+            </w:tcBorders>
+            <w:shd w:fill="F5F3FF" w:val="solid"/>
+            <w:tcMar>
+              <w:top w:type="dxa" w:w="60"/>
+              <w:left w:type="dxa" w:w="120"/>
+              <w:bottom w:type="dxa" w:w="60"/>
+              <w:right w:type="dxa" w:w="120"/>
+            </w:tcMar>
+          </w:tcPr>
+          <w:p>
+            <w:r>
+              <w:rPr>
+                <w:rFonts w:ascii="Calibri" w:cs="Calibri" w:eastAsia="Calibri" w:hAnsi="Calibri"/>
+                <w:color w:val="111827"/>
                 <w:sz w:val="18"/>
                 <w:szCs w:val="18"/>
               </w:rPr>
@@ -1401,19 +1786,26 @@
         </w:tc>
         <w:tc>
           <w:tcPr>
-            <w:tcW w:type="pct" w:w="70%"/>
-            <w:shd w:fill="FAF5FF" w:val="clear"/>
-            <w:tcMar>
-              <w:top w:type="dxa" w:w="60"/>
-              <w:left w:type="dxa" w:w="120"/>
-              <w:bottom w:type="dxa" w:w="60"/>
-              <w:right w:type="dxa" w:w="120"/>
-            </w:tcMar>
-          </w:tcPr>
-          <w:p>
-            <w:r>
-              <w:rPr>
-                <w:color w:val="1F2937"/>
+            <w:tcW w:type="dxa" w:w="6300"/>
+            <w:tcBorders>
+              <w:top w:val="none" w:color="FFFFFF" w:sz="0"/>
+              <w:left w:val="none" w:color="FFFFFF" w:sz="0"/>
+              <w:bottom w:val="none" w:color="FFFFFF" w:sz="0"/>
+              <w:right w:val="none" w:color="FFFFFF" w:sz="0"/>
+            </w:tcBorders>
+            <w:shd w:fill="F5F3FF" w:val="solid"/>
+            <w:tcMar>
+              <w:top w:type="dxa" w:w="60"/>
+              <w:left w:type="dxa" w:w="120"/>
+              <w:bottom w:type="dxa" w:w="60"/>
+              <w:right w:type="dxa" w:w="120"/>
+            </w:tcMar>
+          </w:tcPr>
+          <w:p>
+            <w:r>
+              <w:rPr>
+                <w:rFonts w:ascii="Calibri" w:cs="Calibri" w:eastAsia="Calibri" w:hAnsi="Calibri"/>
+                <w:color w:val="111827"/>
                 <w:sz w:val="18"/>
                 <w:szCs w:val="18"/>
               </w:rPr>
@@ -1425,19 +1817,26 @@
       <w:tr>
         <w:tc>
           <w:tcPr>
-            <w:tcW w:type="pct" w:w="30%"/>
-            <w:shd w:fill="FFFFFF" w:val="clear"/>
-            <w:tcMar>
-              <w:top w:type="dxa" w:w="60"/>
-              <w:left w:type="dxa" w:w="120"/>
-              <w:bottom w:type="dxa" w:w="60"/>
-              <w:right w:type="dxa" w:w="120"/>
-            </w:tcMar>
-          </w:tcPr>
-          <w:p>
-            <w:r>
-              <w:rPr>
-                <w:color w:val="1F2937"/>
+            <w:tcW w:type="dxa" w:w="2700"/>
+            <w:tcBorders>
+              <w:top w:val="none" w:color="FFFFFF" w:sz="0"/>
+              <w:left w:val="none" w:color="FFFFFF" w:sz="0"/>
+              <w:bottom w:val="none" w:color="FFFFFF" w:sz="0"/>
+              <w:right w:val="none" w:color="FFFFFF" w:sz="0"/>
+            </w:tcBorders>
+            <w:shd w:fill="FFFFFF" w:val="solid"/>
+            <w:tcMar>
+              <w:top w:type="dxa" w:w="60"/>
+              <w:left w:type="dxa" w:w="120"/>
+              <w:bottom w:type="dxa" w:w="60"/>
+              <w:right w:type="dxa" w:w="120"/>
+            </w:tcMar>
+          </w:tcPr>
+          <w:p>
+            <w:r>
+              <w:rPr>
+                <w:rFonts w:ascii="Calibri" w:cs="Calibri" w:eastAsia="Calibri" w:hAnsi="Calibri"/>
+                <w:color w:val="111827"/>
                 <w:sz w:val="18"/>
                 <w:szCs w:val="18"/>
               </w:rPr>
@@ -1447,19 +1846,26 @@
         </w:tc>
         <w:tc>
           <w:tcPr>
-            <w:tcW w:type="pct" w:w="70%"/>
-            <w:shd w:fill="FFFFFF" w:val="clear"/>
-            <w:tcMar>
-              <w:top w:type="dxa" w:w="60"/>
-              <w:left w:type="dxa" w:w="120"/>
-              <w:bottom w:type="dxa" w:w="60"/>
-              <w:right w:type="dxa" w:w="120"/>
-            </w:tcMar>
-          </w:tcPr>
-          <w:p>
-            <w:r>
-              <w:rPr>
-                <w:color w:val="1F2937"/>
+            <w:tcW w:type="dxa" w:w="6300"/>
+            <w:tcBorders>
+              <w:top w:val="none" w:color="FFFFFF" w:sz="0"/>
+              <w:left w:val="none" w:color="FFFFFF" w:sz="0"/>
+              <w:bottom w:val="none" w:color="FFFFFF" w:sz="0"/>
+              <w:right w:val="none" w:color="FFFFFF" w:sz="0"/>
+            </w:tcBorders>
+            <w:shd w:fill="FFFFFF" w:val="solid"/>
+            <w:tcMar>
+              <w:top w:type="dxa" w:w="60"/>
+              <w:left w:type="dxa" w:w="120"/>
+              <w:bottom w:type="dxa" w:w="60"/>
+              <w:right w:type="dxa" w:w="120"/>
+            </w:tcMar>
+          </w:tcPr>
+          <w:p>
+            <w:r>
+              <w:rPr>
+                <w:rFonts w:ascii="Calibri" w:cs="Calibri" w:eastAsia="Calibri" w:hAnsi="Calibri"/>
+                <w:color w:val="111827"/>
                 <w:sz w:val="18"/>
                 <w:szCs w:val="18"/>
               </w:rPr>
@@ -1471,19 +1877,26 @@
       <w:tr>
         <w:tc>
           <w:tcPr>
-            <w:tcW w:type="pct" w:w="30%"/>
-            <w:shd w:fill="FAF5FF" w:val="clear"/>
-            <w:tcMar>
-              <w:top w:type="dxa" w:w="60"/>
-              <w:left w:type="dxa" w:w="120"/>
-              <w:bottom w:type="dxa" w:w="60"/>
-              <w:right w:type="dxa" w:w="120"/>
-            </w:tcMar>
-          </w:tcPr>
-          <w:p>
-            <w:r>
-              <w:rPr>
-                <w:color w:val="1F2937"/>
+            <w:tcW w:type="dxa" w:w="2700"/>
+            <w:tcBorders>
+              <w:top w:val="none" w:color="FFFFFF" w:sz="0"/>
+              <w:left w:val="none" w:color="FFFFFF" w:sz="0"/>
+              <w:bottom w:val="none" w:color="FFFFFF" w:sz="0"/>
+              <w:right w:val="none" w:color="FFFFFF" w:sz="0"/>
+            </w:tcBorders>
+            <w:shd w:fill="F5F3FF" w:val="solid"/>
+            <w:tcMar>
+              <w:top w:type="dxa" w:w="60"/>
+              <w:left w:type="dxa" w:w="120"/>
+              <w:bottom w:type="dxa" w:w="60"/>
+              <w:right w:type="dxa" w:w="120"/>
+            </w:tcMar>
+          </w:tcPr>
+          <w:p>
+            <w:r>
+              <w:rPr>
+                <w:rFonts w:ascii="Calibri" w:cs="Calibri" w:eastAsia="Calibri" w:hAnsi="Calibri"/>
+                <w:color w:val="111827"/>
                 <w:sz w:val="18"/>
                 <w:szCs w:val="18"/>
               </w:rPr>
@@ -1493,19 +1906,26 @@
         </w:tc>
         <w:tc>
           <w:tcPr>
-            <w:tcW w:type="pct" w:w="70%"/>
-            <w:shd w:fill="FAF5FF" w:val="clear"/>
-            <w:tcMar>
-              <w:top w:type="dxa" w:w="60"/>
-              <w:left w:type="dxa" w:w="120"/>
-              <w:bottom w:type="dxa" w:w="60"/>
-              <w:right w:type="dxa" w:w="120"/>
-            </w:tcMar>
-          </w:tcPr>
-          <w:p>
-            <w:r>
-              <w:rPr>
-                <w:color w:val="1F2937"/>
+            <w:tcW w:type="dxa" w:w="6300"/>
+            <w:tcBorders>
+              <w:top w:val="none" w:color="FFFFFF" w:sz="0"/>
+              <w:left w:val="none" w:color="FFFFFF" w:sz="0"/>
+              <w:bottom w:val="none" w:color="FFFFFF" w:sz="0"/>
+              <w:right w:val="none" w:color="FFFFFF" w:sz="0"/>
+            </w:tcBorders>
+            <w:shd w:fill="F5F3FF" w:val="solid"/>
+            <w:tcMar>
+              <w:top w:type="dxa" w:w="60"/>
+              <w:left w:type="dxa" w:w="120"/>
+              <w:bottom w:type="dxa" w:w="60"/>
+              <w:right w:type="dxa" w:w="120"/>
+            </w:tcMar>
+          </w:tcPr>
+          <w:p>
+            <w:r>
+              <w:rPr>
+                <w:rFonts w:ascii="Calibri" w:cs="Calibri" w:eastAsia="Calibri" w:hAnsi="Calibri"/>
+                <w:color w:val="111827"/>
                 <w:sz w:val="18"/>
                 <w:szCs w:val="18"/>
               </w:rPr>
@@ -1517,19 +1937,26 @@
       <w:tr>
         <w:tc>
           <w:tcPr>
-            <w:tcW w:type="pct" w:w="30%"/>
-            <w:shd w:fill="FFFFFF" w:val="clear"/>
-            <w:tcMar>
-              <w:top w:type="dxa" w:w="60"/>
-              <w:left w:type="dxa" w:w="120"/>
-              <w:bottom w:type="dxa" w:w="60"/>
-              <w:right w:type="dxa" w:w="120"/>
-            </w:tcMar>
-          </w:tcPr>
-          <w:p>
-            <w:r>
-              <w:rPr>
-                <w:color w:val="1F2937"/>
+            <w:tcW w:type="dxa" w:w="2700"/>
+            <w:tcBorders>
+              <w:top w:val="none" w:color="FFFFFF" w:sz="0"/>
+              <w:left w:val="none" w:color="FFFFFF" w:sz="0"/>
+              <w:bottom w:val="none" w:color="FFFFFF" w:sz="0"/>
+              <w:right w:val="none" w:color="FFFFFF" w:sz="0"/>
+            </w:tcBorders>
+            <w:shd w:fill="FFFFFF" w:val="solid"/>
+            <w:tcMar>
+              <w:top w:type="dxa" w:w="60"/>
+              <w:left w:type="dxa" w:w="120"/>
+              <w:bottom w:type="dxa" w:w="60"/>
+              <w:right w:type="dxa" w:w="120"/>
+            </w:tcMar>
+          </w:tcPr>
+          <w:p>
+            <w:r>
+              <w:rPr>
+                <w:rFonts w:ascii="Calibri" w:cs="Calibri" w:eastAsia="Calibri" w:hAnsi="Calibri"/>
+                <w:color w:val="111827"/>
                 <w:sz w:val="18"/>
                 <w:szCs w:val="18"/>
               </w:rPr>
@@ -1539,19 +1966,26 @@
         </w:tc>
         <w:tc>
           <w:tcPr>
-            <w:tcW w:type="pct" w:w="70%"/>
-            <w:shd w:fill="FFFFFF" w:val="clear"/>
-            <w:tcMar>
-              <w:top w:type="dxa" w:w="60"/>
-              <w:left w:type="dxa" w:w="120"/>
-              <w:bottom w:type="dxa" w:w="60"/>
-              <w:right w:type="dxa" w:w="120"/>
-            </w:tcMar>
-          </w:tcPr>
-          <w:p>
-            <w:r>
-              <w:rPr>
-                <w:color w:val="1F2937"/>
+            <w:tcW w:type="dxa" w:w="6300"/>
+            <w:tcBorders>
+              <w:top w:val="none" w:color="FFFFFF" w:sz="0"/>
+              <w:left w:val="none" w:color="FFFFFF" w:sz="0"/>
+              <w:bottom w:val="none" w:color="FFFFFF" w:sz="0"/>
+              <w:right w:val="none" w:color="FFFFFF" w:sz="0"/>
+            </w:tcBorders>
+            <w:shd w:fill="FFFFFF" w:val="solid"/>
+            <w:tcMar>
+              <w:top w:type="dxa" w:w="60"/>
+              <w:left w:type="dxa" w:w="120"/>
+              <w:bottom w:type="dxa" w:w="60"/>
+              <w:right w:type="dxa" w:w="120"/>
+            </w:tcMar>
+          </w:tcPr>
+          <w:p>
+            <w:r>
+              <w:rPr>
+                <w:rFonts w:ascii="Calibri" w:cs="Calibri" w:eastAsia="Calibri" w:hAnsi="Calibri"/>
+                <w:color w:val="111827"/>
                 <w:sz w:val="18"/>
                 <w:szCs w:val="18"/>
               </w:rPr>
@@ -1563,7 +1997,7 @@
     </w:tbl>
     <w:p>
       <w:pPr>
-        <w:spacing w:after="40" w:before="80"/>
+        <w:spacing w:after="40" w:before="100"/>
       </w:pPr>
       <w:r>
         <w:t xml:space="preserve"/>
@@ -1576,9 +2010,10 @@
       </w:pPr>
       <w:r>
         <w:rPr>
+          <w:rFonts w:ascii="Calibri" w:cs="Calibri" w:eastAsia="Calibri" w:hAnsi="Calibri"/>
           <w:b/>
           <w:bCs/>
-          <w:color w:val="1F2937"/>
+          <w:color w:val="111827"/>
           <w:sz w:val="22"/>
           <w:szCs w:val="22"/>
         </w:rPr>
@@ -1596,7 +2031,8 @@
       </w:pPr>
       <w:r>
         <w:rPr>
-          <w:color w:val="1F2937"/>
+          <w:rFonts w:ascii="Calibri" w:cs="Calibri" w:eastAsia="Calibri" w:hAnsi="Calibri"/>
+          <w:color w:val="111827"/>
           <w:sz w:val="20"/>
           <w:szCs w:val="20"/>
         </w:rPr>
@@ -1614,7 +2050,8 @@
       </w:pPr>
       <w:r>
         <w:rPr>
-          <w:color w:val="1F2937"/>
+          <w:rFonts w:ascii="Calibri" w:cs="Calibri" w:eastAsia="Calibri" w:hAnsi="Calibri"/>
+          <w:color w:val="111827"/>
           <w:sz w:val="20"/>
           <w:szCs w:val="20"/>
         </w:rPr>
@@ -1632,7 +2069,8 @@
       </w:pPr>
       <w:r>
         <w:rPr>
-          <w:color w:val="1F2937"/>
+          <w:rFonts w:ascii="Calibri" w:cs="Calibri" w:eastAsia="Calibri" w:hAnsi="Calibri"/>
+          <w:color w:val="111827"/>
           <w:sz w:val="20"/>
           <w:szCs w:val="20"/>
         </w:rPr>
@@ -1650,7 +2088,8 @@
       </w:pPr>
       <w:r>
         <w:rPr>
-          <w:color w:val="1F2937"/>
+          <w:rFonts w:ascii="Calibri" w:cs="Calibri" w:eastAsia="Calibri" w:hAnsi="Calibri"/>
+          <w:color w:val="111827"/>
           <w:sz w:val="20"/>
           <w:szCs w:val="20"/>
         </w:rPr>
@@ -1659,7 +2098,7 @@
     </w:p>
     <w:p>
       <w:pPr>
-        <w:spacing w:after="40" w:before="80"/>
+        <w:spacing w:after="40" w:before="100"/>
       </w:pPr>
       <w:r>
         <w:t xml:space="preserve"/>
@@ -1672,9 +2111,10 @@
       </w:pPr>
       <w:r>
         <w:rPr>
+          <w:rFonts w:ascii="Calibri" w:cs="Calibri" w:eastAsia="Calibri" w:hAnsi="Calibri"/>
           <w:b/>
           <w:bCs/>
-          <w:color w:val="1F2937"/>
+          <w:color w:val="111827"/>
           <w:sz w:val="22"/>
           <w:szCs w:val="22"/>
         </w:rPr>
@@ -1683,15 +2123,16 @@
     </w:p>
     <w:p>
       <w:pPr>
-        <w:spacing w:after="60" w:before="60" w:line="276"/>
-      </w:pPr>
-      <w:r>
-        <w:rPr>
-          <w:color w:val="1F2937"/>
+        <w:spacing w:after="60" w:before="60" w:line="276" w:lineRule="auto"/>
+      </w:pPr>
+      <w:r>
+        <w:rPr>
+          <w:rFonts w:ascii="Calibri" w:cs="Calibri" w:eastAsia="Calibri" w:hAnsi="Calibri"/>
+          <w:color w:val="111827"/>
           <w:sz w:val="20"/>
           <w:szCs w:val="20"/>
         </w:rPr>
-        <w:t xml:space="preserve">Paula surfaces inline at 6 high-friction points across the product — not as a chat prompt, but as a contextual nudge that pre-loads her with the exact question the user is most likely stuck on. One tap opens the full agent conversation.</w:t>
+        <w:t xml:space="preserve">Paula surfaces inline at 6 high-friction points — not as a chat prompt, but as a contextual nudge that pre-loads her with the exact question the user is most likely stuck on. One tap opens the full agent conversation.</w:t>
       </w:r>
     </w:p>
     <w:p>
@@ -1705,7 +2146,8 @@
       </w:pPr>
       <w:r>
         <w:rPr>
-          <w:color w:val="1F2937"/>
+          <w:rFonts w:ascii="Calibri" w:cs="Calibri" w:eastAsia="Calibri" w:hAnsi="Calibri"/>
+          <w:color w:val="111827"/>
           <w:sz w:val="20"/>
           <w:szCs w:val="20"/>
         </w:rPr>
@@ -1723,11 +2165,12 @@
       </w:pPr>
       <w:r>
         <w:rPr>
-          <w:color w:val="1F2937"/>
+          <w:rFonts w:ascii="Calibri" w:cs="Calibri" w:eastAsia="Calibri" w:hAnsi="Calibri"/>
+          <w:color w:val="111827"/>
           <w:sz w:val="20"/>
           <w:szCs w:val="20"/>
         </w:rPr>
-        <w:t xml:space="preserve">OTP screen: Troubleshooting prompt triggered after a failed or expired code — Paula walks the user through resend and WhatsApp delivery issues.</w:t>
+        <w:t xml:space="preserve">OTP screen: Troubleshooting prompt triggered after a failed or expired code.</w:t>
       </w:r>
     </w:p>
     <w:p>
@@ -1741,11 +2184,12 @@
       </w:pPr>
       <w:r>
         <w:rPr>
-          <w:color w:val="1F2937"/>
+          <w:rFonts w:ascii="Calibri" w:cs="Calibri" w:eastAsia="Calibri" w:hAnsi="Calibri"/>
+          <w:color w:val="111827"/>
           <w:sz w:val="20"/>
           <w:szCs w:val="20"/>
         </w:rPr>
-        <w:t xml:space="preserve">Payment form — reference number field: "¿Dónde encuentro mi número de referencia?" — pre-loaded with biller context so Paula can give a biller-specific answer.</w:t>
+        <w:t xml:space="preserve">Payment form — reference number field: "¿Dónde encuentro mi número de referencia?" — pre-loaded with biller context.</w:t>
       </w:r>
     </w:p>
     <w:p>
@@ -1759,11 +2203,12 @@
       </w:pPr>
       <w:r>
         <w:rPr>
-          <w:color w:val="1F2937"/>
+          <w:rFonts w:ascii="Calibri" w:cs="Calibri" w:eastAsia="Calibri" w:hAnsi="Calibri"/>
+          <w:color w:val="111827"/>
           <w:sz w:val="20"/>
           <w:szCs w:val="20"/>
         </w:rPr>
-        <w:t xml:space="preserve">Payment review screen — fee line: "¿Por qué hay una comisión de $25 MXN?" — Paula explains the fee and positions it against the cost of a trip to OXXO.</w:t>
+        <w:t xml:space="preserve">Payment review screen — fee line: "¿Por qué hay una comisión de $25 MXN?"</w:t>
       </w:r>
     </w:p>
     <w:p>
@@ -1777,29 +2222,17 @@
       </w:pPr>
       <w:r>
         <w:rPr>
-          <w:color w:val="1F2937"/>
+          <w:rFonts w:ascii="Calibri" w:cs="Calibri" w:eastAsia="Calibri" w:hAnsi="Calibri"/>
+          <w:color w:val="111827"/>
           <w:sz w:val="20"/>
           <w:szCs w:val="20"/>
         </w:rPr>
-        <w:t xml:space="preserve">Cash load screen — OXXO deposit: Step-by-step OXXO deposit guidance — how to show the barcode, how long confirmation takes, what to do if the deposit doesn't reflect.</w:t>
-      </w:r>
-    </w:p>
-    <w:p>
-      <w:pPr>
-        <w:spacing w:after="60" w:before="60" w:line="276"/>
-      </w:pPr>
-      <w:r>
-        <w:rPr>
-          <w:color w:val="1F2937"/>
-          <w:sz w:val="20"/>
-          <w:szCs w:val="20"/>
-        </w:rPr>
-        <w:t xml:space="preserve">Each hint is a single tap that pre-loads Paula's context — users never have to describe their situation from scratch. This pattern reduces support escalations at the exact moments users are most likely to abandon.</w:t>
-      </w:r>
-    </w:p>
-    <w:p>
-      <w:pPr>
-        <w:spacing w:after="40" w:before="80"/>
+        <w:t xml:space="preserve">Cash load screen — OXXO deposit: Step-by-step deposit guidance.</w:t>
+      </w:r>
+    </w:p>
+    <w:p>
+      <w:pPr>
+        <w:spacing w:after="40" w:before="100"/>
       </w:pPr>
       <w:r>
         <w:t xml:space="preserve"/>
@@ -1808,10 +2241,11 @@
     <w:p>
       <w:pPr>
         <w:pStyle w:val="Heading1"/>
-        <w:spacing w:after="120" w:before="320"/>
-      </w:pPr>
-      <w:r>
-        <w:rPr>
+        <w:spacing w:after="120" w:before="360"/>
+      </w:pPr>
+      <w:r>
+        <w:rPr>
+          <w:rFonts w:ascii="Calibri" w:cs="Calibri" w:eastAsia="Calibri" w:hAnsi="Calibri"/>
           <w:b/>
           <w:bCs/>
           <w:color w:val="6B21A8"/>
@@ -1828,9 +2262,10 @@
       </w:pPr>
       <w:r>
         <w:rPr>
+          <w:rFonts w:ascii="Calibri" w:cs="Calibri" w:eastAsia="Calibri" w:hAnsi="Calibri"/>
           <w:b/>
           <w:bCs/>
-          <w:color w:val="1F2937"/>
+          <w:color w:val="111827"/>
           <w:sz w:val="22"/>
           <w:szCs w:val="22"/>
         </w:rPr>
@@ -1839,20 +2274,21 @@
     </w:p>
     <w:p>
       <w:pPr>
-        <w:spacing w:after="60" w:before="60" w:line="276"/>
-      </w:pPr>
-      <w:r>
-        <w:rPr>
-          <w:color w:val="1F2937"/>
+        <w:spacing w:after="60" w:before="60" w:line="276" w:lineRule="auto"/>
+      </w:pPr>
+      <w:r>
+        <w:rPr>
+          <w:rFonts w:ascii="Calibri" w:cs="Calibri" w:eastAsia="Calibri" w:hAnsi="Calibri"/>
+          <w:color w:val="111827"/>
           <w:sz w:val="20"/>
           <w:szCs w:val="20"/>
         </w:rPr>
-        <w:t xml:space="preserve">Every user has a wallets row linked by phone. All debits and credits are atomic DB transactions — a bill payment deducts the wallet and records the transaction in a single operation using a conditional UPDATE ... WHERE balance_mxn &gt;= amount RETURNING id pattern. If zero rows are returned, the transaction is rejected with INSUFFICIENT_BALANCE before any external API call is made. No partial states, no race conditions.</w:t>
-      </w:r>
-    </w:p>
-    <w:p>
-      <w:pPr>
-        <w:spacing w:after="40" w:before="80"/>
+        <w:t xml:space="preserve">Every user has a wallets row linked by phone. All debits and credits are atomic DB transactions using a conditional UPDATE ... WHERE balance_mxn &gt;= amount RETURNING id pattern. If zero rows are returned, the transaction is rejected with INSUFFICIENT_BALANCE before any external API call is made. No partial states, no race conditions.</w:t>
+      </w:r>
+    </w:p>
+    <w:p>
+      <w:pPr>
+        <w:spacing w:after="40" w:before="100"/>
       </w:pPr>
       <w:r>
         <w:t xml:space="preserve"/>
@@ -1860,7 +2296,7 @@
     </w:p>
     <w:tbl>
       <w:tblPr>
-        <w:tblW w:type="pct" w:w="100%"/>
+        <w:tblW w:type="dxa" w:w="9000"/>
         <w:tblBorders>
           <w:top w:val="single" w:color="auto" w:sz="4"/>
           <w:left w:val="single" w:color="auto" w:sz="4"/>
@@ -1882,8 +2318,14 @@
         </w:trPr>
         <w:tc>
           <w:tcPr>
-            <w:tcW w:type="pct" w:w="22%"/>
-            <w:shd w:fill="6B21A8" w:color="FFFFFF" w:val="clear"/>
+            <w:tcW w:type="dxa" w:w="1980"/>
+            <w:tcBorders>
+              <w:top w:val="none" w:color="FFFFFF" w:sz="0"/>
+              <w:left w:val="none" w:color="FFFFFF" w:sz="0"/>
+              <w:bottom w:val="none" w:color="FFFFFF" w:sz="0"/>
+              <w:right w:val="none" w:color="FFFFFF" w:sz="0"/>
+            </w:tcBorders>
+            <w:shd w:fill="6B21A8" w:val="solid"/>
             <w:tcMar>
               <w:top w:type="dxa" w:w="80"/>
               <w:left w:type="dxa" w:w="120"/>
@@ -1894,6 +2336,7 @@
           <w:p>
             <w:r>
               <w:rPr>
+                <w:rFonts w:ascii="Calibri" w:cs="Calibri" w:eastAsia="Calibri" w:hAnsi="Calibri"/>
                 <w:b/>
                 <w:bCs/>
                 <w:color w:val="FFFFFF"/>
@@ -1906,8 +2349,14 @@
         </w:tc>
         <w:tc>
           <w:tcPr>
-            <w:tcW w:type="pct" w:w="28%"/>
-            <w:shd w:fill="6B21A8" w:color="FFFFFF" w:val="clear"/>
+            <w:tcW w:type="dxa" w:w="2520"/>
+            <w:tcBorders>
+              <w:top w:val="none" w:color="FFFFFF" w:sz="0"/>
+              <w:left w:val="none" w:color="FFFFFF" w:sz="0"/>
+              <w:bottom w:val="none" w:color="FFFFFF" w:sz="0"/>
+              <w:right w:val="none" w:color="FFFFFF" w:sz="0"/>
+            </w:tcBorders>
+            <w:shd w:fill="6B21A8" w:val="solid"/>
             <w:tcMar>
               <w:top w:type="dxa" w:w="80"/>
               <w:left w:type="dxa" w:w="120"/>
@@ -1918,6 +2367,7 @@
           <w:p>
             <w:r>
               <w:rPr>
+                <w:rFonts w:ascii="Calibri" w:cs="Calibri" w:eastAsia="Calibri" w:hAnsi="Calibri"/>
                 <w:b/>
                 <w:bCs/>
                 <w:color w:val="FFFFFF"/>
@@ -1930,8 +2380,14 @@
         </w:tc>
         <w:tc>
           <w:tcPr>
-            <w:tcW w:type="pct" w:w="16%"/>
-            <w:shd w:fill="6B21A8" w:color="FFFFFF" w:val="clear"/>
+            <w:tcW w:type="dxa" w:w="1440"/>
+            <w:tcBorders>
+              <w:top w:val="none" w:color="FFFFFF" w:sz="0"/>
+              <w:left w:val="none" w:color="FFFFFF" w:sz="0"/>
+              <w:bottom w:val="none" w:color="FFFFFF" w:sz="0"/>
+              <w:right w:val="none" w:color="FFFFFF" w:sz="0"/>
+            </w:tcBorders>
+            <w:shd w:fill="6B21A8" w:val="solid"/>
             <w:tcMar>
               <w:top w:type="dxa" w:w="80"/>
               <w:left w:type="dxa" w:w="120"/>
@@ -1942,6 +2398,7 @@
           <w:p>
             <w:r>
               <w:rPr>
+                <w:rFonts w:ascii="Calibri" w:cs="Calibri" w:eastAsia="Calibri" w:hAnsi="Calibri"/>
                 <w:b/>
                 <w:bCs/>
                 <w:color w:val="FFFFFF"/>
@@ -1954,8 +2411,14 @@
         </w:tc>
         <w:tc>
           <w:tcPr>
-            <w:tcW w:type="pct" w:w="34%"/>
-            <w:shd w:fill="6B21A8" w:color="FFFFFF" w:val="clear"/>
+            <w:tcW w:type="dxa" w:w="3060"/>
+            <w:tcBorders>
+              <w:top w:val="none" w:color="FFFFFF" w:sz="0"/>
+              <w:left w:val="none" w:color="FFFFFF" w:sz="0"/>
+              <w:bottom w:val="none" w:color="FFFFFF" w:sz="0"/>
+              <w:right w:val="none" w:color="FFFFFF" w:sz="0"/>
+            </w:tcBorders>
+            <w:shd w:fill="6B21A8" w:val="solid"/>
             <w:tcMar>
               <w:top w:type="dxa" w:w="80"/>
               <w:left w:type="dxa" w:w="120"/>
@@ -1966,6 +2429,7 @@
           <w:p>
             <w:r>
               <w:rPr>
+                <w:rFonts w:ascii="Calibri" w:cs="Calibri" w:eastAsia="Calibri" w:hAnsi="Calibri"/>
                 <w:b/>
                 <w:bCs/>
                 <w:color w:val="FFFFFF"/>
@@ -1980,19 +2444,26 @@
       <w:tr>
         <w:tc>
           <w:tcPr>
-            <w:tcW w:type="pct" w:w="22%"/>
-            <w:shd w:fill="FFFFFF" w:val="clear"/>
-            <w:tcMar>
-              <w:top w:type="dxa" w:w="60"/>
-              <w:left w:type="dxa" w:w="120"/>
-              <w:bottom w:type="dxa" w:w="60"/>
-              <w:right w:type="dxa" w:w="120"/>
-            </w:tcMar>
-          </w:tcPr>
-          <w:p>
-            <w:r>
-              <w:rPr>
-                <w:color w:val="1F2937"/>
+            <w:tcW w:type="dxa" w:w="1980"/>
+            <w:tcBorders>
+              <w:top w:val="none" w:color="FFFFFF" w:sz="0"/>
+              <w:left w:val="none" w:color="FFFFFF" w:sz="0"/>
+              <w:bottom w:val="none" w:color="FFFFFF" w:sz="0"/>
+              <w:right w:val="none" w:color="FFFFFF" w:sz="0"/>
+            </w:tcBorders>
+            <w:shd w:fill="FFFFFF" w:val="solid"/>
+            <w:tcMar>
+              <w:top w:type="dxa" w:w="60"/>
+              <w:left w:type="dxa" w:w="120"/>
+              <w:bottom w:type="dxa" w:w="60"/>
+              <w:right w:type="dxa" w:w="120"/>
+            </w:tcMar>
+          </w:tcPr>
+          <w:p>
+            <w:r>
+              <w:rPr>
+                <w:rFonts w:ascii="Calibri" w:cs="Calibri" w:eastAsia="Calibri" w:hAnsi="Calibri"/>
+                <w:color w:val="111827"/>
                 <w:sz w:val="18"/>
                 <w:szCs w:val="18"/>
               </w:rPr>
@@ -2002,19 +2473,26 @@
         </w:tc>
         <w:tc>
           <w:tcPr>
-            <w:tcW w:type="pct" w:w="28%"/>
-            <w:shd w:fill="FFFFFF" w:val="clear"/>
-            <w:tcMar>
-              <w:top w:type="dxa" w:w="60"/>
-              <w:left w:type="dxa" w:w="120"/>
-              <w:bottom w:type="dxa" w:w="60"/>
-              <w:right w:type="dxa" w:w="120"/>
-            </w:tcMar>
-          </w:tcPr>
-          <w:p>
-            <w:r>
-              <w:rPr>
-                <w:color w:val="1F2937"/>
+            <w:tcW w:type="dxa" w:w="2520"/>
+            <w:tcBorders>
+              <w:top w:val="none" w:color="FFFFFF" w:sz="0"/>
+              <w:left w:val="none" w:color="FFFFFF" w:sz="0"/>
+              <w:bottom w:val="none" w:color="FFFFFF" w:sz="0"/>
+              <w:right w:val="none" w:color="FFFFFF" w:sz="0"/>
+            </w:tcBorders>
+            <w:shd w:fill="FFFFFF" w:val="solid"/>
+            <w:tcMar>
+              <w:top w:type="dxa" w:w="60"/>
+              <w:left w:type="dxa" w:w="120"/>
+              <w:bottom w:type="dxa" w:w="60"/>
+              <w:right w:type="dxa" w:w="120"/>
+            </w:tcMar>
+          </w:tcPr>
+          <w:p>
+            <w:r>
+              <w:rPr>
+                <w:rFonts w:ascii="Calibri" w:cs="Calibri" w:eastAsia="Calibri" w:hAnsi="Calibri"/>
+                <w:color w:val="111827"/>
                 <w:sz w:val="18"/>
                 <w:szCs w:val="18"/>
               </w:rPr>
@@ -2024,19 +2502,26 @@
         </w:tc>
         <w:tc>
           <w:tcPr>
-            <w:tcW w:type="pct" w:w="16%"/>
-            <w:shd w:fill="FFFFFF" w:val="clear"/>
-            <w:tcMar>
-              <w:top w:type="dxa" w:w="60"/>
-              <w:left w:type="dxa" w:w="120"/>
-              <w:bottom w:type="dxa" w:w="60"/>
-              <w:right w:type="dxa" w:w="120"/>
-            </w:tcMar>
-          </w:tcPr>
-          <w:p>
-            <w:r>
-              <w:rPr>
-                <w:color w:val="1F2937"/>
+            <w:tcW w:type="dxa" w:w="1440"/>
+            <w:tcBorders>
+              <w:top w:val="none" w:color="FFFFFF" w:sz="0"/>
+              <w:left w:val="none" w:color="FFFFFF" w:sz="0"/>
+              <w:bottom w:val="none" w:color="FFFFFF" w:sz="0"/>
+              <w:right w:val="none" w:color="FFFFFF" w:sz="0"/>
+            </w:tcBorders>
+            <w:shd w:fill="FFFFFF" w:val="solid"/>
+            <w:tcMar>
+              <w:top w:type="dxa" w:w="60"/>
+              <w:left w:type="dxa" w:w="120"/>
+              <w:bottom w:type="dxa" w:w="60"/>
+              <w:right w:type="dxa" w:w="120"/>
+            </w:tcMar>
+          </w:tcPr>
+          <w:p>
+            <w:r>
+              <w:rPr>
+                <w:rFonts w:ascii="Calibri" w:cs="Calibri" w:eastAsia="Calibri" w:hAnsi="Calibri"/>
+                <w:color w:val="111827"/>
                 <w:sz w:val="18"/>
                 <w:szCs w:val="18"/>
               </w:rPr>
@@ -2046,19 +2531,26 @@
         </w:tc>
         <w:tc>
           <w:tcPr>
-            <w:tcW w:type="pct" w:w="34%"/>
-            <w:shd w:fill="FFFFFF" w:val="clear"/>
-            <w:tcMar>
-              <w:top w:type="dxa" w:w="60"/>
-              <w:left w:type="dxa" w:w="120"/>
-              <w:bottom w:type="dxa" w:w="60"/>
-              <w:right w:type="dxa" w:w="120"/>
-            </w:tcMar>
-          </w:tcPr>
-          <w:p>
-            <w:r>
-              <w:rPr>
-                <w:color w:val="1F2937"/>
+            <w:tcW w:type="dxa" w:w="3060"/>
+            <w:tcBorders>
+              <w:top w:val="none" w:color="FFFFFF" w:sz="0"/>
+              <w:left w:val="none" w:color="FFFFFF" w:sz="0"/>
+              <w:bottom w:val="none" w:color="FFFFFF" w:sz="0"/>
+              <w:right w:val="none" w:color="FFFFFF" w:sz="0"/>
+            </w:tcBorders>
+            <w:shd w:fill="FFFFFF" w:val="solid"/>
+            <w:tcMar>
+              <w:top w:type="dxa" w:w="60"/>
+              <w:left w:type="dxa" w:w="120"/>
+              <w:bottom w:type="dxa" w:w="60"/>
+              <w:right w:type="dxa" w:w="120"/>
+            </w:tcMar>
+          </w:tcPr>
+          <w:p>
+            <w:r>
+              <w:rPr>
+                <w:rFonts w:ascii="Calibri" w:cs="Calibri" w:eastAsia="Calibri" w:hAnsi="Calibri"/>
+                <w:color w:val="111827"/>
                 <w:sz w:val="18"/>
                 <w:szCs w:val="18"/>
               </w:rPr>
@@ -2070,19 +2562,26 @@
       <w:tr>
         <w:tc>
           <w:tcPr>
-            <w:tcW w:type="pct" w:w="22%"/>
-            <w:shd w:fill="FAF5FF" w:val="clear"/>
-            <w:tcMar>
-              <w:top w:type="dxa" w:w="60"/>
-              <w:left w:type="dxa" w:w="120"/>
-              <w:bottom w:type="dxa" w:w="60"/>
-              <w:right w:type="dxa" w:w="120"/>
-            </w:tcMar>
-          </w:tcPr>
-          <w:p>
-            <w:r>
-              <w:rPr>
-                <w:color w:val="1F2937"/>
+            <w:tcW w:type="dxa" w:w="1980"/>
+            <w:tcBorders>
+              <w:top w:val="none" w:color="FFFFFF" w:sz="0"/>
+              <w:left w:val="none" w:color="FFFFFF" w:sz="0"/>
+              <w:bottom w:val="none" w:color="FFFFFF" w:sz="0"/>
+              <w:right w:val="none" w:color="FFFFFF" w:sz="0"/>
+            </w:tcBorders>
+            <w:shd w:fill="F5F3FF" w:val="solid"/>
+            <w:tcMar>
+              <w:top w:type="dxa" w:w="60"/>
+              <w:left w:type="dxa" w:w="120"/>
+              <w:bottom w:type="dxa" w:w="60"/>
+              <w:right w:type="dxa" w:w="120"/>
+            </w:tcMar>
+          </w:tcPr>
+          <w:p>
+            <w:r>
+              <w:rPr>
+                <w:rFonts w:ascii="Calibri" w:cs="Calibri" w:eastAsia="Calibri" w:hAnsi="Calibri"/>
+                <w:color w:val="111827"/>
                 <w:sz w:val="18"/>
                 <w:szCs w:val="18"/>
               </w:rPr>
@@ -2092,19 +2591,26 @@
         </w:tc>
         <w:tc>
           <w:tcPr>
-            <w:tcW w:type="pct" w:w="28%"/>
-            <w:shd w:fill="FAF5FF" w:val="clear"/>
-            <w:tcMar>
-              <w:top w:type="dxa" w:w="60"/>
-              <w:left w:type="dxa" w:w="120"/>
-              <w:bottom w:type="dxa" w:w="60"/>
-              <w:right w:type="dxa" w:w="120"/>
-            </w:tcMar>
-          </w:tcPr>
-          <w:p>
-            <w:r>
-              <w:rPr>
-                <w:color w:val="1F2937"/>
+            <w:tcW w:type="dxa" w:w="2520"/>
+            <w:tcBorders>
+              <w:top w:val="none" w:color="FFFFFF" w:sz="0"/>
+              <w:left w:val="none" w:color="FFFFFF" w:sz="0"/>
+              <w:bottom w:val="none" w:color="FFFFFF" w:sz="0"/>
+              <w:right w:val="none" w:color="FFFFFF" w:sz="0"/>
+            </w:tcBorders>
+            <w:shd w:fill="F5F3FF" w:val="solid"/>
+            <w:tcMar>
+              <w:top w:type="dxa" w:w="60"/>
+              <w:left w:type="dxa" w:w="120"/>
+              <w:bottom w:type="dxa" w:w="60"/>
+              <w:right w:type="dxa" w:w="120"/>
+            </w:tcMar>
+          </w:tcPr>
+          <w:p>
+            <w:r>
+              <w:rPr>
+                <w:rFonts w:ascii="Calibri" w:cs="Calibri" w:eastAsia="Calibri" w:hAnsi="Calibri"/>
+                <w:color w:val="111827"/>
                 <w:sz w:val="18"/>
                 <w:szCs w:val="18"/>
               </w:rPr>
@@ -2114,19 +2620,26 @@
         </w:tc>
         <w:tc>
           <w:tcPr>
-            <w:tcW w:type="pct" w:w="16%"/>
-            <w:shd w:fill="FAF5FF" w:val="clear"/>
-            <w:tcMar>
-              <w:top w:type="dxa" w:w="60"/>
-              <w:left w:type="dxa" w:w="120"/>
-              <w:bottom w:type="dxa" w:w="60"/>
-              <w:right w:type="dxa" w:w="120"/>
-            </w:tcMar>
-          </w:tcPr>
-          <w:p>
-            <w:r>
-              <w:rPr>
-                <w:color w:val="1F2937"/>
+            <w:tcW w:type="dxa" w:w="1440"/>
+            <w:tcBorders>
+              <w:top w:val="none" w:color="FFFFFF" w:sz="0"/>
+              <w:left w:val="none" w:color="FFFFFF" w:sz="0"/>
+              <w:bottom w:val="none" w:color="FFFFFF" w:sz="0"/>
+              <w:right w:val="none" w:color="FFFFFF" w:sz="0"/>
+            </w:tcBorders>
+            <w:shd w:fill="F5F3FF" w:val="solid"/>
+            <w:tcMar>
+              <w:top w:type="dxa" w:w="60"/>
+              <w:left w:type="dxa" w:w="120"/>
+              <w:bottom w:type="dxa" w:w="60"/>
+              <w:right w:type="dxa" w:w="120"/>
+            </w:tcMar>
+          </w:tcPr>
+          <w:p>
+            <w:r>
+              <w:rPr>
+                <w:rFonts w:ascii="Calibri" w:cs="Calibri" w:eastAsia="Calibri" w:hAnsi="Calibri"/>
+                <w:color w:val="111827"/>
                 <w:sz w:val="18"/>
                 <w:szCs w:val="18"/>
               </w:rPr>
@@ -2136,19 +2649,26 @@
         </w:tc>
         <w:tc>
           <w:tcPr>
-            <w:tcW w:type="pct" w:w="34%"/>
-            <w:shd w:fill="FAF5FF" w:val="clear"/>
-            <w:tcMar>
-              <w:top w:type="dxa" w:w="60"/>
-              <w:left w:type="dxa" w:w="120"/>
-              <w:bottom w:type="dxa" w:w="60"/>
-              <w:right w:type="dxa" w:w="120"/>
-            </w:tcMar>
-          </w:tcPr>
-          <w:p>
-            <w:r>
-              <w:rPr>
-                <w:color w:val="1F2937"/>
+            <w:tcW w:type="dxa" w:w="3060"/>
+            <w:tcBorders>
+              <w:top w:val="none" w:color="FFFFFF" w:sz="0"/>
+              <w:left w:val="none" w:color="FFFFFF" w:sz="0"/>
+              <w:bottom w:val="none" w:color="FFFFFF" w:sz="0"/>
+              <w:right w:val="none" w:color="FFFFFF" w:sz="0"/>
+            </w:tcBorders>
+            <w:shd w:fill="F5F3FF" w:val="solid"/>
+            <w:tcMar>
+              <w:top w:type="dxa" w:w="60"/>
+              <w:left w:type="dxa" w:w="120"/>
+              <w:bottom w:type="dxa" w:w="60"/>
+              <w:right w:type="dxa" w:w="120"/>
+            </w:tcMar>
+          </w:tcPr>
+          <w:p>
+            <w:r>
+              <w:rPr>
+                <w:rFonts w:ascii="Calibri" w:cs="Calibri" w:eastAsia="Calibri" w:hAnsi="Calibri"/>
+                <w:color w:val="111827"/>
                 <w:sz w:val="18"/>
                 <w:szCs w:val="18"/>
               </w:rPr>
@@ -2160,19 +2680,26 @@
       <w:tr>
         <w:tc>
           <w:tcPr>
-            <w:tcW w:type="pct" w:w="22%"/>
-            <w:shd w:fill="FFFFFF" w:val="clear"/>
-            <w:tcMar>
-              <w:top w:type="dxa" w:w="60"/>
-              <w:left w:type="dxa" w:w="120"/>
-              <w:bottom w:type="dxa" w:w="60"/>
-              <w:right w:type="dxa" w:w="120"/>
-            </w:tcMar>
-          </w:tcPr>
-          <w:p>
-            <w:r>
-              <w:rPr>
-                <w:color w:val="1F2937"/>
+            <w:tcW w:type="dxa" w:w="1980"/>
+            <w:tcBorders>
+              <w:top w:val="none" w:color="FFFFFF" w:sz="0"/>
+              <w:left w:val="none" w:color="FFFFFF" w:sz="0"/>
+              <w:bottom w:val="none" w:color="FFFFFF" w:sz="0"/>
+              <w:right w:val="none" w:color="FFFFFF" w:sz="0"/>
+            </w:tcBorders>
+            <w:shd w:fill="FFFFFF" w:val="solid"/>
+            <w:tcMar>
+              <w:top w:type="dxa" w:w="60"/>
+              <w:left w:type="dxa" w:w="120"/>
+              <w:bottom w:type="dxa" w:w="60"/>
+              <w:right w:type="dxa" w:w="120"/>
+            </w:tcMar>
+          </w:tcPr>
+          <w:p>
+            <w:r>
+              <w:rPr>
+                <w:rFonts w:ascii="Calibri" w:cs="Calibri" w:eastAsia="Calibri" w:hAnsi="Calibri"/>
+                <w:color w:val="111827"/>
                 <w:sz w:val="18"/>
                 <w:szCs w:val="18"/>
               </w:rPr>
@@ -2182,19 +2709,26 @@
         </w:tc>
         <w:tc>
           <w:tcPr>
-            <w:tcW w:type="pct" w:w="28%"/>
-            <w:shd w:fill="FFFFFF" w:val="clear"/>
-            <w:tcMar>
-              <w:top w:type="dxa" w:w="60"/>
-              <w:left w:type="dxa" w:w="120"/>
-              <w:bottom w:type="dxa" w:w="60"/>
-              <w:right w:type="dxa" w:w="120"/>
-            </w:tcMar>
-          </w:tcPr>
-          <w:p>
-            <w:r>
-              <w:rPr>
-                <w:color w:val="1F2937"/>
+            <w:tcW w:type="dxa" w:w="2520"/>
+            <w:tcBorders>
+              <w:top w:val="none" w:color="FFFFFF" w:sz="0"/>
+              <w:left w:val="none" w:color="FFFFFF" w:sz="0"/>
+              <w:bottom w:val="none" w:color="FFFFFF" w:sz="0"/>
+              <w:right w:val="none" w:color="FFFFFF" w:sz="0"/>
+            </w:tcBorders>
+            <w:shd w:fill="FFFFFF" w:val="solid"/>
+            <w:tcMar>
+              <w:top w:type="dxa" w:w="60"/>
+              <w:left w:type="dxa" w:w="120"/>
+              <w:bottom w:type="dxa" w:w="60"/>
+              <w:right w:type="dxa" w:w="120"/>
+            </w:tcMar>
+          </w:tcPr>
+          <w:p>
+            <w:r>
+              <w:rPr>
+                <w:rFonts w:ascii="Calibri" w:cs="Calibri" w:eastAsia="Calibri" w:hAnsi="Calibri"/>
+                <w:color w:val="111827"/>
                 <w:sz w:val="18"/>
                 <w:szCs w:val="18"/>
               </w:rPr>
@@ -2204,19 +2738,26 @@
         </w:tc>
         <w:tc>
           <w:tcPr>
-            <w:tcW w:type="pct" w:w="16%"/>
-            <w:shd w:fill="FFFFFF" w:val="clear"/>
-            <w:tcMar>
-              <w:top w:type="dxa" w:w="60"/>
-              <w:left w:type="dxa" w:w="120"/>
-              <w:bottom w:type="dxa" w:w="60"/>
-              <w:right w:type="dxa" w:w="120"/>
-            </w:tcMar>
-          </w:tcPr>
-          <w:p>
-            <w:r>
-              <w:rPr>
-                <w:color w:val="1F2937"/>
+            <w:tcW w:type="dxa" w:w="1440"/>
+            <w:tcBorders>
+              <w:top w:val="none" w:color="FFFFFF" w:sz="0"/>
+              <w:left w:val="none" w:color="FFFFFF" w:sz="0"/>
+              <w:bottom w:val="none" w:color="FFFFFF" w:sz="0"/>
+              <w:right w:val="none" w:color="FFFFFF" w:sz="0"/>
+            </w:tcBorders>
+            <w:shd w:fill="FFFFFF" w:val="solid"/>
+            <w:tcMar>
+              <w:top w:type="dxa" w:w="60"/>
+              <w:left w:type="dxa" w:w="120"/>
+              <w:bottom w:type="dxa" w:w="60"/>
+              <w:right w:type="dxa" w:w="120"/>
+            </w:tcMar>
+          </w:tcPr>
+          <w:p>
+            <w:r>
+              <w:rPr>
+                <w:rFonts w:ascii="Calibri" w:cs="Calibri" w:eastAsia="Calibri" w:hAnsi="Calibri"/>
+                <w:color w:val="111827"/>
                 <w:sz w:val="18"/>
                 <w:szCs w:val="18"/>
               </w:rPr>
@@ -2226,19 +2767,26 @@
         </w:tc>
         <w:tc>
           <w:tcPr>
-            <w:tcW w:type="pct" w:w="34%"/>
-            <w:shd w:fill="FFFFFF" w:val="clear"/>
-            <w:tcMar>
-              <w:top w:type="dxa" w:w="60"/>
-              <w:left w:type="dxa" w:w="120"/>
-              <w:bottom w:type="dxa" w:w="60"/>
-              <w:right w:type="dxa" w:w="120"/>
-            </w:tcMar>
-          </w:tcPr>
-          <w:p>
-            <w:r>
-              <w:rPr>
-                <w:color w:val="1F2937"/>
+            <w:tcW w:type="dxa" w:w="3060"/>
+            <w:tcBorders>
+              <w:top w:val="none" w:color="FFFFFF" w:sz="0"/>
+              <w:left w:val="none" w:color="FFFFFF" w:sz="0"/>
+              <w:bottom w:val="none" w:color="FFFFFF" w:sz="0"/>
+              <w:right w:val="none" w:color="FFFFFF" w:sz="0"/>
+            </w:tcBorders>
+            <w:shd w:fill="FFFFFF" w:val="solid"/>
+            <w:tcMar>
+              <w:top w:type="dxa" w:w="60"/>
+              <w:left w:type="dxa" w:w="120"/>
+              <w:bottom w:type="dxa" w:w="60"/>
+              <w:right w:type="dxa" w:w="120"/>
+            </w:tcMar>
+          </w:tcPr>
+          <w:p>
+            <w:r>
+              <w:rPr>
+                <w:rFonts w:ascii="Calibri" w:cs="Calibri" w:eastAsia="Calibri" w:hAnsi="Calibri"/>
+                <w:color w:val="111827"/>
                 <w:sz w:val="18"/>
                 <w:szCs w:val="18"/>
               </w:rPr>
@@ -2250,19 +2798,26 @@
       <w:tr>
         <w:tc>
           <w:tcPr>
-            <w:tcW w:type="pct" w:w="22%"/>
-            <w:shd w:fill="FAF5FF" w:val="clear"/>
-            <w:tcMar>
-              <w:top w:type="dxa" w:w="60"/>
-              <w:left w:type="dxa" w:w="120"/>
-              <w:bottom w:type="dxa" w:w="60"/>
-              <w:right w:type="dxa" w:w="120"/>
-            </w:tcMar>
-          </w:tcPr>
-          <w:p>
-            <w:r>
-              <w:rPr>
-                <w:color w:val="1F2937"/>
+            <w:tcW w:type="dxa" w:w="1980"/>
+            <w:tcBorders>
+              <w:top w:val="none" w:color="FFFFFF" w:sz="0"/>
+              <w:left w:val="none" w:color="FFFFFF" w:sz="0"/>
+              <w:bottom w:val="none" w:color="FFFFFF" w:sz="0"/>
+              <w:right w:val="none" w:color="FFFFFF" w:sz="0"/>
+            </w:tcBorders>
+            <w:shd w:fill="F5F3FF" w:val="solid"/>
+            <w:tcMar>
+              <w:top w:type="dxa" w:w="60"/>
+              <w:left w:type="dxa" w:w="120"/>
+              <w:bottom w:type="dxa" w:w="60"/>
+              <w:right w:type="dxa" w:w="120"/>
+            </w:tcMar>
+          </w:tcPr>
+          <w:p>
+            <w:r>
+              <w:rPr>
+                <w:rFonts w:ascii="Calibri" w:cs="Calibri" w:eastAsia="Calibri" w:hAnsi="Calibri"/>
+                <w:color w:val="111827"/>
                 <w:sz w:val="18"/>
                 <w:szCs w:val="18"/>
               </w:rPr>
@@ -2272,19 +2827,26 @@
         </w:tc>
         <w:tc>
           <w:tcPr>
-            <w:tcW w:type="pct" w:w="28%"/>
-            <w:shd w:fill="FAF5FF" w:val="clear"/>
-            <w:tcMar>
-              <w:top w:type="dxa" w:w="60"/>
-              <w:left w:type="dxa" w:w="120"/>
-              <w:bottom w:type="dxa" w:w="60"/>
-              <w:right w:type="dxa" w:w="120"/>
-            </w:tcMar>
-          </w:tcPr>
-          <w:p>
-            <w:r>
-              <w:rPr>
-                <w:color w:val="1F2937"/>
+            <w:tcW w:type="dxa" w:w="2520"/>
+            <w:tcBorders>
+              <w:top w:val="none" w:color="FFFFFF" w:sz="0"/>
+              <w:left w:val="none" w:color="FFFFFF" w:sz="0"/>
+              <w:bottom w:val="none" w:color="FFFFFF" w:sz="0"/>
+              <w:right w:val="none" w:color="FFFFFF" w:sz="0"/>
+            </w:tcBorders>
+            <w:shd w:fill="F5F3FF" w:val="solid"/>
+            <w:tcMar>
+              <w:top w:type="dxa" w:w="60"/>
+              <w:left w:type="dxa" w:w="120"/>
+              <w:bottom w:type="dxa" w:w="60"/>
+              <w:right w:type="dxa" w:w="120"/>
+            </w:tcMar>
+          </w:tcPr>
+          <w:p>
+            <w:r>
+              <w:rPr>
+                <w:rFonts w:ascii="Calibri" w:cs="Calibri" w:eastAsia="Calibri" w:hAnsi="Calibri"/>
+                <w:color w:val="111827"/>
                 <w:sz w:val="18"/>
                 <w:szCs w:val="18"/>
               </w:rPr>
@@ -2294,19 +2856,26 @@
         </w:tc>
         <w:tc>
           <w:tcPr>
-            <w:tcW w:type="pct" w:w="16%"/>
-            <w:shd w:fill="FAF5FF" w:val="clear"/>
-            <w:tcMar>
-              <w:top w:type="dxa" w:w="60"/>
-              <w:left w:type="dxa" w:w="120"/>
-              <w:bottom w:type="dxa" w:w="60"/>
-              <w:right w:type="dxa" w:w="120"/>
-            </w:tcMar>
-          </w:tcPr>
-          <w:p>
-            <w:r>
-              <w:rPr>
-                <w:color w:val="1F2937"/>
+            <w:tcW w:type="dxa" w:w="1440"/>
+            <w:tcBorders>
+              <w:top w:val="none" w:color="FFFFFF" w:sz="0"/>
+              <w:left w:val="none" w:color="FFFFFF" w:sz="0"/>
+              <w:bottom w:val="none" w:color="FFFFFF" w:sz="0"/>
+              <w:right w:val="none" w:color="FFFFFF" w:sz="0"/>
+            </w:tcBorders>
+            <w:shd w:fill="F5F3FF" w:val="solid"/>
+            <w:tcMar>
+              <w:top w:type="dxa" w:w="60"/>
+              <w:left w:type="dxa" w:w="120"/>
+              <w:bottom w:type="dxa" w:w="60"/>
+              <w:right w:type="dxa" w:w="120"/>
+            </w:tcMar>
+          </w:tcPr>
+          <w:p>
+            <w:r>
+              <w:rPr>
+                <w:rFonts w:ascii="Calibri" w:cs="Calibri" w:eastAsia="Calibri" w:hAnsi="Calibri"/>
+                <w:color w:val="111827"/>
                 <w:sz w:val="18"/>
                 <w:szCs w:val="18"/>
               </w:rPr>
@@ -2316,19 +2885,26 @@
         </w:tc>
         <w:tc>
           <w:tcPr>
-            <w:tcW w:type="pct" w:w="34%"/>
-            <w:shd w:fill="FAF5FF" w:val="clear"/>
-            <w:tcMar>
-              <w:top w:type="dxa" w:w="60"/>
-              <w:left w:type="dxa" w:w="120"/>
-              <w:bottom w:type="dxa" w:w="60"/>
-              <w:right w:type="dxa" w:w="120"/>
-            </w:tcMar>
-          </w:tcPr>
-          <w:p>
-            <w:r>
-              <w:rPr>
-                <w:color w:val="1F2937"/>
+            <w:tcW w:type="dxa" w:w="3060"/>
+            <w:tcBorders>
+              <w:top w:val="none" w:color="FFFFFF" w:sz="0"/>
+              <w:left w:val="none" w:color="FFFFFF" w:sz="0"/>
+              <w:bottom w:val="none" w:color="FFFFFF" w:sz="0"/>
+              <w:right w:val="none" w:color="FFFFFF" w:sz="0"/>
+            </w:tcBorders>
+            <w:shd w:fill="F5F3FF" w:val="solid"/>
+            <w:tcMar>
+              <w:top w:type="dxa" w:w="60"/>
+              <w:left w:type="dxa" w:w="120"/>
+              <w:bottom w:type="dxa" w:w="60"/>
+              <w:right w:type="dxa" w:w="120"/>
+            </w:tcMar>
+          </w:tcPr>
+          <w:p>
+            <w:r>
+              <w:rPr>
+                <w:rFonts w:ascii="Calibri" w:cs="Calibri" w:eastAsia="Calibri" w:hAnsi="Calibri"/>
+                <w:color w:val="111827"/>
                 <w:sz w:val="18"/>
                 <w:szCs w:val="18"/>
               </w:rPr>
@@ -2340,19 +2916,26 @@
       <w:tr>
         <w:tc>
           <w:tcPr>
-            <w:tcW w:type="pct" w:w="22%"/>
-            <w:shd w:fill="FFFFFF" w:val="clear"/>
-            <w:tcMar>
-              <w:top w:type="dxa" w:w="60"/>
-              <w:left w:type="dxa" w:w="120"/>
-              <w:bottom w:type="dxa" w:w="60"/>
-              <w:right w:type="dxa" w:w="120"/>
-            </w:tcMar>
-          </w:tcPr>
-          <w:p>
-            <w:r>
-              <w:rPr>
-                <w:color w:val="1F2937"/>
+            <w:tcW w:type="dxa" w:w="1980"/>
+            <w:tcBorders>
+              <w:top w:val="none" w:color="FFFFFF" w:sz="0"/>
+              <w:left w:val="none" w:color="FFFFFF" w:sz="0"/>
+              <w:bottom w:val="none" w:color="FFFFFF" w:sz="0"/>
+              <w:right w:val="none" w:color="FFFFFF" w:sz="0"/>
+            </w:tcBorders>
+            <w:shd w:fill="FFFFFF" w:val="solid"/>
+            <w:tcMar>
+              <w:top w:type="dxa" w:w="60"/>
+              <w:left w:type="dxa" w:w="120"/>
+              <w:bottom w:type="dxa" w:w="60"/>
+              <w:right w:type="dxa" w:w="120"/>
+            </w:tcMar>
+          </w:tcPr>
+          <w:p>
+            <w:r>
+              <w:rPr>
+                <w:rFonts w:ascii="Calibri" w:cs="Calibri" w:eastAsia="Calibri" w:hAnsi="Calibri"/>
+                <w:color w:val="111827"/>
                 <w:sz w:val="18"/>
                 <w:szCs w:val="18"/>
               </w:rPr>
@@ -2362,19 +2945,26 @@
         </w:tc>
         <w:tc>
           <w:tcPr>
-            <w:tcW w:type="pct" w:w="28%"/>
-            <w:shd w:fill="FFFFFF" w:val="clear"/>
-            <w:tcMar>
-              <w:top w:type="dxa" w:w="60"/>
-              <w:left w:type="dxa" w:w="120"/>
-              <w:bottom w:type="dxa" w:w="60"/>
-              <w:right w:type="dxa" w:w="120"/>
-            </w:tcMar>
-          </w:tcPr>
-          <w:p>
-            <w:r>
-              <w:rPr>
-                <w:color w:val="1F2937"/>
+            <w:tcW w:type="dxa" w:w="2520"/>
+            <w:tcBorders>
+              <w:top w:val="none" w:color="FFFFFF" w:sz="0"/>
+              <w:left w:val="none" w:color="FFFFFF" w:sz="0"/>
+              <w:bottom w:val="none" w:color="FFFFFF" w:sz="0"/>
+              <w:right w:val="none" w:color="FFFFFF" w:sz="0"/>
+            </w:tcBorders>
+            <w:shd w:fill="FFFFFF" w:val="solid"/>
+            <w:tcMar>
+              <w:top w:type="dxa" w:w="60"/>
+              <w:left w:type="dxa" w:w="120"/>
+              <w:bottom w:type="dxa" w:w="60"/>
+              <w:right w:type="dxa" w:w="120"/>
+            </w:tcMar>
+          </w:tcPr>
+          <w:p>
+            <w:r>
+              <w:rPr>
+                <w:rFonts w:ascii="Calibri" w:cs="Calibri" w:eastAsia="Calibri" w:hAnsi="Calibri"/>
+                <w:color w:val="111827"/>
                 <w:sz w:val="18"/>
                 <w:szCs w:val="18"/>
               </w:rPr>
@@ -2384,19 +2974,26 @@
         </w:tc>
         <w:tc>
           <w:tcPr>
-            <w:tcW w:type="pct" w:w="16%"/>
-            <w:shd w:fill="FFFFFF" w:val="clear"/>
-            <w:tcMar>
-              <w:top w:type="dxa" w:w="60"/>
-              <w:left w:type="dxa" w:w="120"/>
-              <w:bottom w:type="dxa" w:w="60"/>
-              <w:right w:type="dxa" w:w="120"/>
-            </w:tcMar>
-          </w:tcPr>
-          <w:p>
-            <w:r>
-              <w:rPr>
-                <w:color w:val="1F2937"/>
+            <w:tcW w:type="dxa" w:w="1440"/>
+            <w:tcBorders>
+              <w:top w:val="none" w:color="FFFFFF" w:sz="0"/>
+              <w:left w:val="none" w:color="FFFFFF" w:sz="0"/>
+              <w:bottom w:val="none" w:color="FFFFFF" w:sz="0"/>
+              <w:right w:val="none" w:color="FFFFFF" w:sz="0"/>
+            </w:tcBorders>
+            <w:shd w:fill="FFFFFF" w:val="solid"/>
+            <w:tcMar>
+              <w:top w:type="dxa" w:w="60"/>
+              <w:left w:type="dxa" w:w="120"/>
+              <w:bottom w:type="dxa" w:w="60"/>
+              <w:right w:type="dxa" w:w="120"/>
+            </w:tcMar>
+          </w:tcPr>
+          <w:p>
+            <w:r>
+              <w:rPr>
+                <w:rFonts w:ascii="Calibri" w:cs="Calibri" w:eastAsia="Calibri" w:hAnsi="Calibri"/>
+                <w:color w:val="111827"/>
                 <w:sz w:val="18"/>
                 <w:szCs w:val="18"/>
               </w:rPr>
@@ -2406,19 +3003,26 @@
         </w:tc>
         <w:tc>
           <w:tcPr>
-            <w:tcW w:type="pct" w:w="34%"/>
-            <w:shd w:fill="FFFFFF" w:val="clear"/>
-            <w:tcMar>
-              <w:top w:type="dxa" w:w="60"/>
-              <w:left w:type="dxa" w:w="120"/>
-              <w:bottom w:type="dxa" w:w="60"/>
-              <w:right w:type="dxa" w:w="120"/>
-            </w:tcMar>
-          </w:tcPr>
-          <w:p>
-            <w:r>
-              <w:rPr>
-                <w:color w:val="1F2937"/>
+            <w:tcW w:type="dxa" w:w="3060"/>
+            <w:tcBorders>
+              <w:top w:val="none" w:color="FFFFFF" w:sz="0"/>
+              <w:left w:val="none" w:color="FFFFFF" w:sz="0"/>
+              <w:bottom w:val="none" w:color="FFFFFF" w:sz="0"/>
+              <w:right w:val="none" w:color="FFFFFF" w:sz="0"/>
+            </w:tcBorders>
+            <w:shd w:fill="FFFFFF" w:val="solid"/>
+            <w:tcMar>
+              <w:top w:type="dxa" w:w="60"/>
+              <w:left w:type="dxa" w:w="120"/>
+              <w:bottom w:type="dxa" w:w="60"/>
+              <w:right w:type="dxa" w:w="120"/>
+            </w:tcMar>
+          </w:tcPr>
+          <w:p>
+            <w:r>
+              <w:rPr>
+                <w:rFonts w:ascii="Calibri" w:cs="Calibri" w:eastAsia="Calibri" w:hAnsi="Calibri"/>
+                <w:color w:val="111827"/>
                 <w:sz w:val="18"/>
                 <w:szCs w:val="18"/>
               </w:rPr>
@@ -2430,19 +3034,26 @@
       <w:tr>
         <w:tc>
           <w:tcPr>
-            <w:tcW w:type="pct" w:w="22%"/>
-            <w:shd w:fill="FAF5FF" w:val="clear"/>
-            <w:tcMar>
-              <w:top w:type="dxa" w:w="60"/>
-              <w:left w:type="dxa" w:w="120"/>
-              <w:bottom w:type="dxa" w:w="60"/>
-              <w:right w:type="dxa" w:w="120"/>
-            </w:tcMar>
-          </w:tcPr>
-          <w:p>
-            <w:r>
-              <w:rPr>
-                <w:color w:val="1F2937"/>
+            <w:tcW w:type="dxa" w:w="1980"/>
+            <w:tcBorders>
+              <w:top w:val="none" w:color="FFFFFF" w:sz="0"/>
+              <w:left w:val="none" w:color="FFFFFF" w:sz="0"/>
+              <w:bottom w:val="none" w:color="FFFFFF" w:sz="0"/>
+              <w:right w:val="none" w:color="FFFFFF" w:sz="0"/>
+            </w:tcBorders>
+            <w:shd w:fill="F5F3FF" w:val="solid"/>
+            <w:tcMar>
+              <w:top w:type="dxa" w:w="60"/>
+              <w:left w:type="dxa" w:w="120"/>
+              <w:bottom w:type="dxa" w:w="60"/>
+              <w:right w:type="dxa" w:w="120"/>
+            </w:tcMar>
+          </w:tcPr>
+          <w:p>
+            <w:r>
+              <w:rPr>
+                <w:rFonts w:ascii="Calibri" w:cs="Calibri" w:eastAsia="Calibri" w:hAnsi="Calibri"/>
+                <w:color w:val="111827"/>
                 <w:sz w:val="18"/>
                 <w:szCs w:val="18"/>
               </w:rPr>
@@ -2452,19 +3063,26 @@
         </w:tc>
         <w:tc>
           <w:tcPr>
-            <w:tcW w:type="pct" w:w="28%"/>
-            <w:shd w:fill="FAF5FF" w:val="clear"/>
-            <w:tcMar>
-              <w:top w:type="dxa" w:w="60"/>
-              <w:left w:type="dxa" w:w="120"/>
-              <w:bottom w:type="dxa" w:w="60"/>
-              <w:right w:type="dxa" w:w="120"/>
-            </w:tcMar>
-          </w:tcPr>
-          <w:p>
-            <w:r>
-              <w:rPr>
-                <w:color w:val="1F2937"/>
+            <w:tcW w:type="dxa" w:w="2520"/>
+            <w:tcBorders>
+              <w:top w:val="none" w:color="FFFFFF" w:sz="0"/>
+              <w:left w:val="none" w:color="FFFFFF" w:sz="0"/>
+              <w:bottom w:val="none" w:color="FFFFFF" w:sz="0"/>
+              <w:right w:val="none" w:color="FFFFFF" w:sz="0"/>
+            </w:tcBorders>
+            <w:shd w:fill="F5F3FF" w:val="solid"/>
+            <w:tcMar>
+              <w:top w:type="dxa" w:w="60"/>
+              <w:left w:type="dxa" w:w="120"/>
+              <w:bottom w:type="dxa" w:w="60"/>
+              <w:right w:type="dxa" w:w="120"/>
+            </w:tcMar>
+          </w:tcPr>
+          <w:p>
+            <w:r>
+              <w:rPr>
+                <w:rFonts w:ascii="Calibri" w:cs="Calibri" w:eastAsia="Calibri" w:hAnsi="Calibri"/>
+                <w:color w:val="111827"/>
                 <w:sz w:val="18"/>
                 <w:szCs w:val="18"/>
               </w:rPr>
@@ -2474,19 +3092,26 @@
         </w:tc>
         <w:tc>
           <w:tcPr>
-            <w:tcW w:type="pct" w:w="16%"/>
-            <w:shd w:fill="FAF5FF" w:val="clear"/>
-            <w:tcMar>
-              <w:top w:type="dxa" w:w="60"/>
-              <w:left w:type="dxa" w:w="120"/>
-              <w:bottom w:type="dxa" w:w="60"/>
-              <w:right w:type="dxa" w:w="120"/>
-            </w:tcMar>
-          </w:tcPr>
-          <w:p>
-            <w:r>
-              <w:rPr>
-                <w:color w:val="1F2937"/>
+            <w:tcW w:type="dxa" w:w="1440"/>
+            <w:tcBorders>
+              <w:top w:val="none" w:color="FFFFFF" w:sz="0"/>
+              <w:left w:val="none" w:color="FFFFFF" w:sz="0"/>
+              <w:bottom w:val="none" w:color="FFFFFF" w:sz="0"/>
+              <w:right w:val="none" w:color="FFFFFF" w:sz="0"/>
+            </w:tcBorders>
+            <w:shd w:fill="F5F3FF" w:val="solid"/>
+            <w:tcMar>
+              <w:top w:type="dxa" w:w="60"/>
+              <w:left w:type="dxa" w:w="120"/>
+              <w:bottom w:type="dxa" w:w="60"/>
+              <w:right w:type="dxa" w:w="120"/>
+            </w:tcMar>
+          </w:tcPr>
+          <w:p>
+            <w:r>
+              <w:rPr>
+                <w:rFonts w:ascii="Calibri" w:cs="Calibri" w:eastAsia="Calibri" w:hAnsi="Calibri"/>
+                <w:color w:val="111827"/>
                 <w:sz w:val="18"/>
                 <w:szCs w:val="18"/>
               </w:rPr>
@@ -2496,19 +3121,26 @@
         </w:tc>
         <w:tc>
           <w:tcPr>
-            <w:tcW w:type="pct" w:w="34%"/>
-            <w:shd w:fill="FAF5FF" w:val="clear"/>
-            <w:tcMar>
-              <w:top w:type="dxa" w:w="60"/>
-              <w:left w:type="dxa" w:w="120"/>
-              <w:bottom w:type="dxa" w:w="60"/>
-              <w:right w:type="dxa" w:w="120"/>
-            </w:tcMar>
-          </w:tcPr>
-          <w:p>
-            <w:r>
-              <w:rPr>
-                <w:color w:val="1F2937"/>
+            <w:tcW w:type="dxa" w:w="3060"/>
+            <w:tcBorders>
+              <w:top w:val="none" w:color="FFFFFF" w:sz="0"/>
+              <w:left w:val="none" w:color="FFFFFF" w:sz="0"/>
+              <w:bottom w:val="none" w:color="FFFFFF" w:sz="0"/>
+              <w:right w:val="none" w:color="FFFFFF" w:sz="0"/>
+            </w:tcBorders>
+            <w:shd w:fill="F5F3FF" w:val="solid"/>
+            <w:tcMar>
+              <w:top w:type="dxa" w:w="60"/>
+              <w:left w:type="dxa" w:w="120"/>
+              <w:bottom w:type="dxa" w:w="60"/>
+              <w:right w:type="dxa" w:w="120"/>
+            </w:tcMar>
+          </w:tcPr>
+          <w:p>
+            <w:r>
+              <w:rPr>
+                <w:rFonts w:ascii="Calibri" w:cs="Calibri" w:eastAsia="Calibri" w:hAnsi="Calibri"/>
+                <w:color w:val="111827"/>
                 <w:sz w:val="18"/>
                 <w:szCs w:val="18"/>
               </w:rPr>
@@ -2520,7 +3152,7 @@
     </w:tbl>
     <w:p>
       <w:pPr>
-        <w:spacing w:after="40" w:before="80"/>
+        <w:spacing w:after="40" w:before="100"/>
       </w:pPr>
       <w:r>
         <w:t xml:space="preserve"/>
@@ -2533,9 +3165,10 @@
       </w:pPr>
       <w:r>
         <w:rPr>
+          <w:rFonts w:ascii="Calibri" w:cs="Calibri" w:eastAsia="Calibri" w:hAnsi="Calibri"/>
           <w:b/>
           <w:bCs/>
-          <w:color w:val="1F2937"/>
+          <w:color w:val="111827"/>
           <w:sz w:val="22"/>
           <w:szCs w:val="22"/>
         </w:rPr>
@@ -2553,7 +3186,8 @@
       </w:pPr>
       <w:r>
         <w:rPr>
-          <w:color w:val="1F2937"/>
+          <w:rFonts w:ascii="Calibri" w:cs="Calibri" w:eastAsia="Calibri" w:hAnsi="Calibri"/>
+          <w:color w:val="111827"/>
           <w:sz w:val="20"/>
           <w:szCs w:val="20"/>
         </w:rPr>
@@ -2571,7 +3205,8 @@
       </w:pPr>
       <w:r>
         <w:rPr>
-          <w:color w:val="1F2937"/>
+          <w:rFonts w:ascii="Calibri" w:cs="Calibri" w:eastAsia="Calibri" w:hAnsi="Calibri"/>
+          <w:color w:val="111827"/>
           <w:sz w:val="20"/>
           <w:szCs w:val="20"/>
         </w:rPr>
@@ -2589,7 +3224,8 @@
       </w:pPr>
       <w:r>
         <w:rPr>
-          <w:color w:val="1F2937"/>
+          <w:rFonts w:ascii="Calibri" w:cs="Calibri" w:eastAsia="Calibri" w:hAnsi="Calibri"/>
+          <w:color w:val="111827"/>
           <w:sz w:val="20"/>
           <w:szCs w:val="20"/>
         </w:rPr>
@@ -2607,7 +3243,8 @@
       </w:pPr>
       <w:r>
         <w:rPr>
-          <w:color w:val="1F2937"/>
+          <w:rFonts w:ascii="Calibri" w:cs="Calibri" w:eastAsia="Calibri" w:hAnsi="Calibri"/>
+          <w:color w:val="111827"/>
           <w:sz w:val="20"/>
           <w:szCs w:val="20"/>
         </w:rPr>
@@ -2625,7 +3262,8 @@
       </w:pPr>
       <w:r>
         <w:rPr>
-          <w:color w:val="1F2937"/>
+          <w:rFonts w:ascii="Calibri" w:cs="Calibri" w:eastAsia="Calibri" w:hAnsi="Calibri"/>
+          <w:color w:val="111827"/>
           <w:sz w:val="20"/>
           <w:szCs w:val="20"/>
         </w:rPr>
@@ -2634,7 +3272,7 @@
     </w:p>
     <w:p>
       <w:pPr>
-        <w:spacing w:after="40" w:before="80"/>
+        <w:spacing w:after="40" w:before="100"/>
       </w:pPr>
       <w:r>
         <w:t xml:space="preserve"/>
@@ -2643,10 +3281,11 @@
     <w:p>
       <w:pPr>
         <w:pStyle w:val="Heading1"/>
-        <w:spacing w:after="120" w:before="320"/>
-      </w:pPr>
-      <w:r>
-        <w:rPr>
+        <w:spacing w:after="120" w:before="360"/>
+      </w:pPr>
+      <w:r>
+        <w:rPr>
+          <w:rFonts w:ascii="Calibri" w:cs="Calibri" w:eastAsia="Calibri" w:hAnsi="Calibri"/>
           <w:b/>
           <w:bCs/>
           <w:color w:val="6B21A8"/>
@@ -2658,11 +3297,12 @@
     </w:p>
     <w:p>
       <w:pPr>
-        <w:spacing w:after="60" w:before="60" w:line="276"/>
-      </w:pPr>
-      <w:r>
-        <w:rPr>
-          <w:color w:val="1F2937"/>
+        <w:spacing w:after="60" w:before="60" w:line="276" w:lineRule="auto"/>
+      </w:pPr>
+      <w:r>
+        <w:rPr>
+          <w:rFonts w:ascii="Calibri" w:cs="Calibri" w:eastAsia="Calibri" w:hAnsi="Calibri"/>
+          <w:color w:val="111827"/>
           <w:sz w:val="20"/>
           <w:szCs w:val="20"/>
         </w:rPr>
@@ -2671,7 +3311,7 @@
     </w:p>
     <w:p>
       <w:pPr>
-        <w:spacing w:after="40" w:before="80"/>
+        <w:spacing w:after="40" w:before="100"/>
       </w:pPr>
       <w:r>
         <w:t xml:space="preserve"/>
@@ -2684,9 +3324,10 @@
       </w:pPr>
       <w:r>
         <w:rPr>
+          <w:rFonts w:ascii="Calibri" w:cs="Calibri" w:eastAsia="Calibri" w:hAnsi="Calibri"/>
           <w:b/>
           <w:bCs/>
-          <w:color w:val="1F2937"/>
+          <w:color w:val="111827"/>
           <w:sz w:val="22"/>
           <w:szCs w:val="22"/>
         </w:rPr>
@@ -2695,7 +3336,7 @@
     </w:p>
     <w:tbl>
       <w:tblPr>
-        <w:tblW w:type="pct" w:w="100%"/>
+        <w:tblW w:type="dxa" w:w="9000"/>
         <w:tblBorders>
           <w:top w:val="single" w:color="auto" w:sz="4"/>
           <w:left w:val="single" w:color="auto" w:sz="4"/>
@@ -2716,8 +3357,14 @@
         </w:trPr>
         <w:tc>
           <w:tcPr>
-            <w:tcW w:type="pct" w:w="15%"/>
-            <w:shd w:fill="6B21A8" w:color="FFFFFF" w:val="clear"/>
+            <w:tcW w:type="dxa" w:w="1350"/>
+            <w:tcBorders>
+              <w:top w:val="none" w:color="FFFFFF" w:sz="0"/>
+              <w:left w:val="none" w:color="FFFFFF" w:sz="0"/>
+              <w:bottom w:val="none" w:color="FFFFFF" w:sz="0"/>
+              <w:right w:val="none" w:color="FFFFFF" w:sz="0"/>
+            </w:tcBorders>
+            <w:shd w:fill="6B21A8" w:val="solid"/>
             <w:tcMar>
               <w:top w:type="dxa" w:w="80"/>
               <w:left w:type="dxa" w:w="120"/>
@@ -2728,6 +3375,7 @@
           <w:p>
             <w:r>
               <w:rPr>
+                <w:rFonts w:ascii="Calibri" w:cs="Calibri" w:eastAsia="Calibri" w:hAnsi="Calibri"/>
                 <w:b/>
                 <w:bCs/>
                 <w:color w:val="FFFFFF"/>
@@ -2740,8 +3388,14 @@
         </w:tc>
         <w:tc>
           <w:tcPr>
-            <w:tcW w:type="pct" w:w="45%"/>
-            <w:shd w:fill="6B21A8" w:color="FFFFFF" w:val="clear"/>
+            <w:tcW w:type="dxa" w:w="4050"/>
+            <w:tcBorders>
+              <w:top w:val="none" w:color="FFFFFF" w:sz="0"/>
+              <w:left w:val="none" w:color="FFFFFF" w:sz="0"/>
+              <w:bottom w:val="none" w:color="FFFFFF" w:sz="0"/>
+              <w:right w:val="none" w:color="FFFFFF" w:sz="0"/>
+            </w:tcBorders>
+            <w:shd w:fill="6B21A8" w:val="solid"/>
             <w:tcMar>
               <w:top w:type="dxa" w:w="80"/>
               <w:left w:type="dxa" w:w="120"/>
@@ -2752,6 +3406,7 @@
           <w:p>
             <w:r>
               <w:rPr>
+                <w:rFonts w:ascii="Calibri" w:cs="Calibri" w:eastAsia="Calibri" w:hAnsi="Calibri"/>
                 <w:b/>
                 <w:bCs/>
                 <w:color w:val="FFFFFF"/>
@@ -2764,8 +3419,14 @@
         </w:tc>
         <w:tc>
           <w:tcPr>
-            <w:tcW w:type="pct" w:w="40%"/>
-            <w:shd w:fill="6B21A8" w:color="FFFFFF" w:val="clear"/>
+            <w:tcW w:type="dxa" w:w="3600"/>
+            <w:tcBorders>
+              <w:top w:val="none" w:color="FFFFFF" w:sz="0"/>
+              <w:left w:val="none" w:color="FFFFFF" w:sz="0"/>
+              <w:bottom w:val="none" w:color="FFFFFF" w:sz="0"/>
+              <w:right w:val="none" w:color="FFFFFF" w:sz="0"/>
+            </w:tcBorders>
+            <w:shd w:fill="6B21A8" w:val="solid"/>
             <w:tcMar>
               <w:top w:type="dxa" w:w="80"/>
               <w:left w:type="dxa" w:w="120"/>
@@ -2776,6 +3437,7 @@
           <w:p>
             <w:r>
               <w:rPr>
+                <w:rFonts w:ascii="Calibri" w:cs="Calibri" w:eastAsia="Calibri" w:hAnsi="Calibri"/>
                 <w:b/>
                 <w:bCs/>
                 <w:color w:val="FFFFFF"/>
@@ -2790,19 +3452,26 @@
       <w:tr>
         <w:tc>
           <w:tcPr>
-            <w:tcW w:type="pct" w:w="15%"/>
-            <w:shd w:fill="FFFFFF" w:val="clear"/>
-            <w:tcMar>
-              <w:top w:type="dxa" w:w="60"/>
-              <w:left w:type="dxa" w:w="120"/>
-              <w:bottom w:type="dxa" w:w="60"/>
-              <w:right w:type="dxa" w:w="120"/>
-            </w:tcMar>
-          </w:tcPr>
-          <w:p>
-            <w:r>
-              <w:rPr>
-                <w:color w:val="1F2937"/>
+            <w:tcW w:type="dxa" w:w="1350"/>
+            <w:tcBorders>
+              <w:top w:val="none" w:color="FFFFFF" w:sz="0"/>
+              <w:left w:val="none" w:color="FFFFFF" w:sz="0"/>
+              <w:bottom w:val="none" w:color="FFFFFF" w:sz="0"/>
+              <w:right w:val="none" w:color="FFFFFF" w:sz="0"/>
+            </w:tcBorders>
+            <w:shd w:fill="FFFFFF" w:val="solid"/>
+            <w:tcMar>
+              <w:top w:type="dxa" w:w="60"/>
+              <w:left w:type="dxa" w:w="120"/>
+              <w:bottom w:type="dxa" w:w="60"/>
+              <w:right w:type="dxa" w:w="120"/>
+            </w:tcMar>
+          </w:tcPr>
+          <w:p>
+            <w:r>
+              <w:rPr>
+                <w:rFonts w:ascii="Calibri" w:cs="Calibri" w:eastAsia="Calibri" w:hAnsi="Calibri"/>
+                <w:color w:val="111827"/>
                 <w:sz w:val="18"/>
                 <w:szCs w:val="18"/>
               </w:rPr>
@@ -2812,41 +3481,55 @@
         </w:tc>
         <w:tc>
           <w:tcPr>
-            <w:tcW w:type="pct" w:w="45%"/>
-            <w:shd w:fill="FFFFFF" w:val="clear"/>
-            <w:tcMar>
-              <w:top w:type="dxa" w:w="60"/>
-              <w:left w:type="dxa" w:w="120"/>
-              <w:bottom w:type="dxa" w:w="60"/>
-              <w:right w:type="dxa" w:w="120"/>
-            </w:tcMar>
-          </w:tcPr>
-          <w:p>
-            <w:r>
-              <w:rPr>
-                <w:color w:val="1F2937"/>
-                <w:sz w:val="18"/>
-                <w:szCs w:val="18"/>
-              </w:rPr>
-              <w:t xml:space="preserve">Name, phone (international E.164), CURP, colonia, ref_code captured</w:t>
-            </w:r>
-          </w:p>
-        </w:tc>
-        <w:tc>
-          <w:tcPr>
-            <w:tcW w:type="pct" w:w="40%"/>
-            <w:shd w:fill="FFFFFF" w:val="clear"/>
-            <w:tcMar>
-              <w:top w:type="dxa" w:w="60"/>
-              <w:left w:type="dxa" w:w="120"/>
-              <w:bottom w:type="dxa" w:w="60"/>
-              <w:right w:type="dxa" w:w="120"/>
-            </w:tcMar>
-          </w:tcPr>
-          <w:p>
-            <w:r>
-              <w:rPr>
-                <w:color w:val="1F2937"/>
+            <w:tcW w:type="dxa" w:w="4050"/>
+            <w:tcBorders>
+              <w:top w:val="none" w:color="FFFFFF" w:sz="0"/>
+              <w:left w:val="none" w:color="FFFFFF" w:sz="0"/>
+              <w:bottom w:val="none" w:color="FFFFFF" w:sz="0"/>
+              <w:right w:val="none" w:color="FFFFFF" w:sz="0"/>
+            </w:tcBorders>
+            <w:shd w:fill="FFFFFF" w:val="solid"/>
+            <w:tcMar>
+              <w:top w:type="dxa" w:w="60"/>
+              <w:left w:type="dxa" w:w="120"/>
+              <w:bottom w:type="dxa" w:w="60"/>
+              <w:right w:type="dxa" w:w="120"/>
+            </w:tcMar>
+          </w:tcPr>
+          <w:p>
+            <w:r>
+              <w:rPr>
+                <w:rFonts w:ascii="Calibri" w:cs="Calibri" w:eastAsia="Calibri" w:hAnsi="Calibri"/>
+                <w:color w:val="111827"/>
+                <w:sz w:val="18"/>
+                <w:szCs w:val="18"/>
+              </w:rPr>
+              <w:t xml:space="preserve">Name, phone (E.164), CURP, colonia, ref_code captured</w:t>
+            </w:r>
+          </w:p>
+        </w:tc>
+        <w:tc>
+          <w:tcPr>
+            <w:tcW w:type="dxa" w:w="3600"/>
+            <w:tcBorders>
+              <w:top w:val="none" w:color="FFFFFF" w:sz="0"/>
+              <w:left w:val="none" w:color="FFFFFF" w:sz="0"/>
+              <w:bottom w:val="none" w:color="FFFFFF" w:sz="0"/>
+              <w:right w:val="none" w:color="FFFFFF" w:sz="0"/>
+            </w:tcBorders>
+            <w:shd w:fill="FFFFFF" w:val="solid"/>
+            <w:tcMar>
+              <w:top w:type="dxa" w:w="60"/>
+              <w:left w:type="dxa" w:w="120"/>
+              <w:bottom w:type="dxa" w:w="60"/>
+              <w:right w:type="dxa" w:w="120"/>
+            </w:tcMar>
+          </w:tcPr>
+          <w:p>
+            <w:r>
+              <w:rPr>
+                <w:rFonts w:ascii="Calibri" w:cs="Calibri" w:eastAsia="Calibri" w:hAnsi="Calibri"/>
+                <w:color w:val="111827"/>
                 <w:sz w:val="18"/>
                 <w:szCs w:val="18"/>
               </w:rPr>
@@ -2858,19 +3541,26 @@
       <w:tr>
         <w:tc>
           <w:tcPr>
-            <w:tcW w:type="pct" w:w="15%"/>
-            <w:shd w:fill="FAF5FF" w:val="clear"/>
-            <w:tcMar>
-              <w:top w:type="dxa" w:w="60"/>
-              <w:left w:type="dxa" w:w="120"/>
-              <w:bottom w:type="dxa" w:w="60"/>
-              <w:right w:type="dxa" w:w="120"/>
-            </w:tcMar>
-          </w:tcPr>
-          <w:p>
-            <w:r>
-              <w:rPr>
-                <w:color w:val="1F2937"/>
+            <w:tcW w:type="dxa" w:w="1350"/>
+            <w:tcBorders>
+              <w:top w:val="none" w:color="FFFFFF" w:sz="0"/>
+              <w:left w:val="none" w:color="FFFFFF" w:sz="0"/>
+              <w:bottom w:val="none" w:color="FFFFFF" w:sz="0"/>
+              <w:right w:val="none" w:color="FFFFFF" w:sz="0"/>
+            </w:tcBorders>
+            <w:shd w:fill="F5F3FF" w:val="solid"/>
+            <w:tcMar>
+              <w:top w:type="dxa" w:w="60"/>
+              <w:left w:type="dxa" w:w="120"/>
+              <w:bottom w:type="dxa" w:w="60"/>
+              <w:right w:type="dxa" w:w="120"/>
+            </w:tcMar>
+          </w:tcPr>
+          <w:p>
+            <w:r>
+              <w:rPr>
+                <w:rFonts w:ascii="Calibri" w:cs="Calibri" w:eastAsia="Calibri" w:hAnsi="Calibri"/>
+                <w:color w:val="111827"/>
                 <w:sz w:val="18"/>
                 <w:szCs w:val="18"/>
               </w:rPr>
@@ -2880,41 +3570,55 @@
         </w:tc>
         <w:tc>
           <w:tcPr>
-            <w:tcW w:type="pct" w:w="45%"/>
-            <w:shd w:fill="FAF5FF" w:val="clear"/>
-            <w:tcMar>
-              <w:top w:type="dxa" w:w="60"/>
-              <w:left w:type="dxa" w:w="120"/>
-              <w:bottom w:type="dxa" w:w="60"/>
-              <w:right w:type="dxa" w:w="120"/>
-            </w:tcMar>
-          </w:tcPr>
-          <w:p>
-            <w:r>
-              <w:rPr>
-                <w:color w:val="1F2937"/>
-                <w:sz w:val="18"/>
-                <w:szCs w:val="18"/>
-              </w:rPr>
-              <w:t xml:space="preserve">6-digit code sent via Twilio WhatsApp, 5-min TTL, 3-attempt limit</w:t>
-            </w:r>
-          </w:p>
-        </w:tc>
-        <w:tc>
-          <w:tcPr>
-            <w:tcW w:type="pct" w:w="40%"/>
-            <w:shd w:fill="FAF5FF" w:val="clear"/>
-            <w:tcMar>
-              <w:top w:type="dxa" w:w="60"/>
-              <w:left w:type="dxa" w:w="120"/>
-              <w:bottom w:type="dxa" w:w="60"/>
-              <w:right w:type="dxa" w:w="120"/>
-            </w:tcMar>
-          </w:tcPr>
-          <w:p>
-            <w:r>
-              <w:rPr>
-                <w:color w:val="1F2937"/>
+            <w:tcW w:type="dxa" w:w="4050"/>
+            <w:tcBorders>
+              <w:top w:val="none" w:color="FFFFFF" w:sz="0"/>
+              <w:left w:val="none" w:color="FFFFFF" w:sz="0"/>
+              <w:bottom w:val="none" w:color="FFFFFF" w:sz="0"/>
+              <w:right w:val="none" w:color="FFFFFF" w:sz="0"/>
+            </w:tcBorders>
+            <w:shd w:fill="F5F3FF" w:val="solid"/>
+            <w:tcMar>
+              <w:top w:type="dxa" w:w="60"/>
+              <w:left w:type="dxa" w:w="120"/>
+              <w:bottom w:type="dxa" w:w="60"/>
+              <w:right w:type="dxa" w:w="120"/>
+            </w:tcMar>
+          </w:tcPr>
+          <w:p>
+            <w:r>
+              <w:rPr>
+                <w:rFonts w:ascii="Calibri" w:cs="Calibri" w:eastAsia="Calibri" w:hAnsi="Calibri"/>
+                <w:color w:val="111827"/>
+                <w:sz w:val="18"/>
+                <w:szCs w:val="18"/>
+              </w:rPr>
+              <w:t xml:space="preserve">6-digit code via Twilio WhatsApp, 5-min TTL, 3-attempt limit</w:t>
+            </w:r>
+          </w:p>
+        </w:tc>
+        <w:tc>
+          <w:tcPr>
+            <w:tcW w:type="dxa" w:w="3600"/>
+            <w:tcBorders>
+              <w:top w:val="none" w:color="FFFFFF" w:sz="0"/>
+              <w:left w:val="none" w:color="FFFFFF" w:sz="0"/>
+              <w:bottom w:val="none" w:color="FFFFFF" w:sz="0"/>
+              <w:right w:val="none" w:color="FFFFFF" w:sz="0"/>
+            </w:tcBorders>
+            <w:shd w:fill="F5F3FF" w:val="solid"/>
+            <w:tcMar>
+              <w:top w:type="dxa" w:w="60"/>
+              <w:left w:type="dxa" w:w="120"/>
+              <w:bottom w:type="dxa" w:w="60"/>
+              <w:right w:type="dxa" w:w="120"/>
+            </w:tcMar>
+          </w:tcPr>
+          <w:p>
+            <w:r>
+              <w:rPr>
+                <w:rFonts w:ascii="Calibri" w:cs="Calibri" w:eastAsia="Calibri" w:hAnsi="Calibri"/>
+                <w:color w:val="111827"/>
                 <w:sz w:val="18"/>
                 <w:szCs w:val="18"/>
               </w:rPr>
@@ -2926,19 +3630,26 @@
       <w:tr>
         <w:tc>
           <w:tcPr>
-            <w:tcW w:type="pct" w:w="15%"/>
-            <w:shd w:fill="FFFFFF" w:val="clear"/>
-            <w:tcMar>
-              <w:top w:type="dxa" w:w="60"/>
-              <w:left w:type="dxa" w:w="120"/>
-              <w:bottom w:type="dxa" w:w="60"/>
-              <w:right w:type="dxa" w:w="120"/>
-            </w:tcMar>
-          </w:tcPr>
-          <w:p>
-            <w:r>
-              <w:rPr>
-                <w:color w:val="1F2937"/>
+            <w:tcW w:type="dxa" w:w="1350"/>
+            <w:tcBorders>
+              <w:top w:val="none" w:color="FFFFFF" w:sz="0"/>
+              <w:left w:val="none" w:color="FFFFFF" w:sz="0"/>
+              <w:bottom w:val="none" w:color="FFFFFF" w:sz="0"/>
+              <w:right w:val="none" w:color="FFFFFF" w:sz="0"/>
+            </w:tcBorders>
+            <w:shd w:fill="FFFFFF" w:val="solid"/>
+            <w:tcMar>
+              <w:top w:type="dxa" w:w="60"/>
+              <w:left w:type="dxa" w:w="120"/>
+              <w:bottom w:type="dxa" w:w="60"/>
+              <w:right w:type="dxa" w:w="120"/>
+            </w:tcMar>
+          </w:tcPr>
+          <w:p>
+            <w:r>
+              <w:rPr>
+                <w:rFonts w:ascii="Calibri" w:cs="Calibri" w:eastAsia="Calibri" w:hAnsi="Calibri"/>
+                <w:color w:val="111827"/>
                 <w:sz w:val="18"/>
                 <w:szCs w:val="18"/>
               </w:rPr>
@@ -2948,41 +3659,55 @@
         </w:tc>
         <w:tc>
           <w:tcPr>
-            <w:tcW w:type="pct" w:w="45%"/>
-            <w:shd w:fill="FFFFFF" w:val="clear"/>
-            <w:tcMar>
-              <w:top w:type="dxa" w:w="60"/>
-              <w:left w:type="dxa" w:w="120"/>
-              <w:bottom w:type="dxa" w:w="60"/>
-              <w:right w:type="dxa" w:w="120"/>
-            </w:tcMar>
-          </w:tcPr>
-          <w:p>
-            <w:r>
-              <w:rPr>
-                <w:color w:val="1F2937"/>
-                <w:sz w:val="18"/>
-                <w:szCs w:val="18"/>
-              </w:rPr>
-              <w:t xml:space="preserve">Wallet credited $25-50 MXN via SIGNUP_BONUS transaction</w:t>
-            </w:r>
-          </w:p>
-        </w:tc>
-        <w:tc>
-          <w:tcPr>
-            <w:tcW w:type="pct" w:w="40%"/>
-            <w:shd w:fill="FFFFFF" w:val="clear"/>
-            <w:tcMar>
-              <w:top w:type="dxa" w:w="60"/>
-              <w:left w:type="dxa" w:w="120"/>
-              <w:bottom w:type="dxa" w:w="60"/>
-              <w:right w:type="dxa" w:w="120"/>
-            </w:tcMar>
-          </w:tcPr>
-          <w:p>
-            <w:r>
-              <w:rPr>
-                <w:color w:val="1F2937"/>
+            <w:tcW w:type="dxa" w:w="4050"/>
+            <w:tcBorders>
+              <w:top w:val="none" w:color="FFFFFF" w:sz="0"/>
+              <w:left w:val="none" w:color="FFFFFF" w:sz="0"/>
+              <w:bottom w:val="none" w:color="FFFFFF" w:sz="0"/>
+              <w:right w:val="none" w:color="FFFFFF" w:sz="0"/>
+            </w:tcBorders>
+            <w:shd w:fill="FFFFFF" w:val="solid"/>
+            <w:tcMar>
+              <w:top w:type="dxa" w:w="60"/>
+              <w:left w:type="dxa" w:w="120"/>
+              <w:bottom w:type="dxa" w:w="60"/>
+              <w:right w:type="dxa" w:w="120"/>
+            </w:tcMar>
+          </w:tcPr>
+          <w:p>
+            <w:r>
+              <w:rPr>
+                <w:rFonts w:ascii="Calibri" w:cs="Calibri" w:eastAsia="Calibri" w:hAnsi="Calibri"/>
+                <w:color w:val="111827"/>
+                <w:sz w:val="18"/>
+                <w:szCs w:val="18"/>
+              </w:rPr>
+              <w:t xml:space="preserve">Wallet credited $25-50 MXN via SIGNUP_BONUS</w:t>
+            </w:r>
+          </w:p>
+        </w:tc>
+        <w:tc>
+          <w:tcPr>
+            <w:tcW w:type="dxa" w:w="3600"/>
+            <w:tcBorders>
+              <w:top w:val="none" w:color="FFFFFF" w:sz="0"/>
+              <w:left w:val="none" w:color="FFFFFF" w:sz="0"/>
+              <w:bottom w:val="none" w:color="FFFFFF" w:sz="0"/>
+              <w:right w:val="none" w:color="FFFFFF" w:sz="0"/>
+            </w:tcBorders>
+            <w:shd w:fill="FFFFFF" w:val="solid"/>
+            <w:tcMar>
+              <w:top w:type="dxa" w:w="60"/>
+              <w:left w:type="dxa" w:w="120"/>
+              <w:bottom w:type="dxa" w:w="60"/>
+              <w:right w:type="dxa" w:w="120"/>
+            </w:tcMar>
+          </w:tcPr>
+          <w:p>
+            <w:r>
+              <w:rPr>
+                <w:rFonts w:ascii="Calibri" w:cs="Calibri" w:eastAsia="Calibri" w:hAnsi="Calibri"/>
+                <w:color w:val="111827"/>
                 <w:sz w:val="18"/>
                 <w:szCs w:val="18"/>
               </w:rPr>
@@ -2994,7 +3719,7 @@
     </w:tbl>
     <w:p>
       <w:pPr>
-        <w:spacing w:after="40" w:before="80"/>
+        <w:spacing w:after="40" w:before="100"/>
       </w:pPr>
       <w:r>
         <w:t xml:space="preserve"/>
@@ -3007,9 +3732,10 @@
       </w:pPr>
       <w:r>
         <w:rPr>
+          <w:rFonts w:ascii="Calibri" w:cs="Calibri" w:eastAsia="Calibri" w:hAnsi="Calibri"/>
           <w:b/>
           <w:bCs/>
-          <w:color w:val="1F2937"/>
+          <w:color w:val="111827"/>
           <w:sz w:val="22"/>
           <w:szCs w:val="22"/>
         </w:rPr>
@@ -3027,11 +3753,12 @@
       </w:pPr>
       <w:r>
         <w:rPr>
-          <w:color w:val="1F2937"/>
+          <w:rFonts w:ascii="Calibri" w:cs="Calibri" w:eastAsia="Calibri" w:hAnsi="Calibri"/>
+          <w:color w:val="111827"/>
           <w:sz w:val="20"/>
           <w:szCs w:val="20"/>
         </w:rPr>
-        <w:t xml:space="preserve">Self-serve QR code generation via api.qrserver.com — downloadable, printable</w:t>
+        <w:t xml:space="preserve">Self-serve QR code generation — downloadable, printable</w:t>
       </w:r>
     </w:p>
     <w:p>
@@ -3045,7 +3772,8 @@
       </w:pPr>
       <w:r>
         <w:rPr>
-          <w:color w:val="1F2937"/>
+          <w:rFonts w:ascii="Calibri" w:cs="Calibri" w:eastAsia="Calibri" w:hAnsi="Calibri"/>
+          <w:color w:val="111827"/>
           <w:sz w:val="20"/>
           <w:szCs w:val="20"/>
         </w:rPr>
@@ -3063,7 +3791,8 @@
       </w:pPr>
       <w:r>
         <w:rPr>
-          <w:color w:val="1F2937"/>
+          <w:rFonts w:ascii="Calibri" w:cs="Calibri" w:eastAsia="Calibri" w:hAnsi="Calibri"/>
+          <w:color w:val="111827"/>
           <w:sz w:val="20"/>
           <w:szCs w:val="20"/>
         </w:rPr>
@@ -3081,7 +3810,8 @@
       </w:pPr>
       <w:r>
         <w:rPr>
-          <w:color w:val="1F2937"/>
+          <w:rFonts w:ascii="Calibri" w:cs="Calibri" w:eastAsia="Calibri" w:hAnsi="Calibri"/>
+          <w:color w:val="111827"/>
           <w:sz w:val="20"/>
           <w:szCs w:val="20"/>
         </w:rPr>
@@ -3099,16 +3829,17 @@
       </w:pPr>
       <w:r>
         <w:rPr>
-          <w:color w:val="1F2937"/>
+          <w:rFonts w:ascii="Calibri" w:cs="Calibri" w:eastAsia="Calibri" w:hAnsi="Calibri"/>
+          <w:color w:val="111827"/>
           <w:sz w:val="20"/>
           <w:szCs w:val="20"/>
         </w:rPr>
-        <w:t xml:space="preserve">Admin BONOS tab: toggle bonus on/off, set amount ($25/$50), eligible rep codes, velocity thresholds, fraud log</w:t>
-      </w:r>
-    </w:p>
-    <w:p>
-      <w:pPr>
-        <w:spacing w:after="40" w:before="80"/>
+        <w:t xml:space="preserve">Admin BONOS tab: toggle bonus on/off, set amount, velocity thresholds, fraud log</w:t>
+      </w:r>
+    </w:p>
+    <w:p>
+      <w:pPr>
+        <w:spacing w:after="40" w:before="100"/>
       </w:pPr>
       <w:r>
         <w:t xml:space="preserve"/>
@@ -3117,10 +3848,11 @@
     <w:p>
       <w:pPr>
         <w:pStyle w:val="Heading1"/>
-        <w:spacing w:after="120" w:before="320"/>
-      </w:pPr>
-      <w:r>
-        <w:rPr>
+        <w:spacing w:after="120" w:before="360"/>
+      </w:pPr>
+      <w:r>
+        <w:rPr>
+          <w:rFonts w:ascii="Calibri" w:cs="Calibri" w:eastAsia="Calibri" w:hAnsi="Calibri"/>
           <w:b/>
           <w:bCs/>
           <w:color w:val="6B21A8"/>
@@ -3132,20 +3864,21 @@
     </w:p>
     <w:p>
       <w:pPr>
-        <w:spacing w:after="60" w:before="60" w:line="276"/>
-      </w:pPr>
-      <w:r>
-        <w:rPr>
-          <w:color w:val="1F2937"/>
+        <w:spacing w:after="60" w:before="60" w:line="276" w:lineRule="auto"/>
+      </w:pPr>
+      <w:r>
+        <w:rPr>
+          <w:rFonts w:ascii="Calibri" w:cs="Calibri" w:eastAsia="Calibri" w:hAnsi="Calibri"/>
+          <w:color w:val="111827"/>
           <w:sz w:val="20"/>
           <w:szCs w:val="20"/>
         </w:rPr>
-        <w:t xml:space="preserve">PagoSeguro (pagoseguromx.com) is a purpose-built vertical on the same infrastructure, serving the landlord-tenant-broker relationship in Mexico. Separate domain for distinct B2B acquisition — same OXXO/SPEI rails, same wallet architecture.</w:t>
-      </w:r>
-    </w:p>
-    <w:p>
-      <w:pPr>
-        <w:spacing w:after="40" w:before="80"/>
+        <w:t xml:space="preserve">PagoSeguro (pagoseguromx.com) is a purpose-built vertical on the same infrastructure, serving the landlord-tenant-broker relationship in Mexico. Same OXXO/SPEI rails, same wallet architecture — separate domain for distinct B2B acquisition.</w:t>
+      </w:r>
+    </w:p>
+    <w:p>
+      <w:pPr>
+        <w:spacing w:after="40" w:before="100"/>
       </w:pPr>
       <w:r>
         <w:t xml:space="preserve"/>
@@ -3153,7 +3886,7 @@
     </w:p>
     <w:tbl>
       <w:tblPr>
-        <w:tblW w:type="pct" w:w="100%"/>
+        <w:tblW w:type="dxa" w:w="9000"/>
         <w:tblBorders>
           <w:top w:val="single" w:color="auto" w:sz="4"/>
           <w:left w:val="single" w:color="auto" w:sz="4"/>
@@ -3173,8 +3906,14 @@
         </w:trPr>
         <w:tc>
           <w:tcPr>
-            <w:tcW w:type="pct" w:w="75%"/>
-            <w:shd w:fill="6B21A8" w:color="FFFFFF" w:val="clear"/>
+            <w:tcW w:type="dxa" w:w="6750"/>
+            <w:tcBorders>
+              <w:top w:val="none" w:color="FFFFFF" w:sz="0"/>
+              <w:left w:val="none" w:color="FFFFFF" w:sz="0"/>
+              <w:bottom w:val="none" w:color="FFFFFF" w:sz="0"/>
+              <w:right w:val="none" w:color="FFFFFF" w:sz="0"/>
+            </w:tcBorders>
+            <w:shd w:fill="6B21A8" w:val="solid"/>
             <w:tcMar>
               <w:top w:type="dxa" w:w="80"/>
               <w:left w:type="dxa" w:w="120"/>
@@ -3185,6 +3924,7 @@
           <w:p>
             <w:r>
               <w:rPr>
+                <w:rFonts w:ascii="Calibri" w:cs="Calibri" w:eastAsia="Calibri" w:hAnsi="Calibri"/>
                 <w:b/>
                 <w:bCs/>
                 <w:color w:val="FFFFFF"/>
@@ -3197,8 +3937,14 @@
         </w:tc>
         <w:tc>
           <w:tcPr>
-            <w:tcW w:type="pct" w:w="25%"/>
-            <w:shd w:fill="6B21A8" w:color="FFFFFF" w:val="clear"/>
+            <w:tcW w:type="dxa" w:w="2250"/>
+            <w:tcBorders>
+              <w:top w:val="none" w:color="FFFFFF" w:sz="0"/>
+              <w:left w:val="none" w:color="FFFFFF" w:sz="0"/>
+              <w:bottom w:val="none" w:color="FFFFFF" w:sz="0"/>
+              <w:right w:val="none" w:color="FFFFFF" w:sz="0"/>
+            </w:tcBorders>
+            <w:shd w:fill="6B21A8" w:val="solid"/>
             <w:tcMar>
               <w:top w:type="dxa" w:w="80"/>
               <w:left w:type="dxa" w:w="120"/>
@@ -3209,6 +3955,7 @@
           <w:p>
             <w:r>
               <w:rPr>
+                <w:rFonts w:ascii="Calibri" w:cs="Calibri" w:eastAsia="Calibri" w:hAnsi="Calibri"/>
                 <w:b/>
                 <w:bCs/>
                 <w:color w:val="FFFFFF"/>
@@ -3223,19 +3970,26 @@
       <w:tr>
         <w:tc>
           <w:tcPr>
-            <w:tcW w:type="pct" w:w="75%"/>
-            <w:shd w:fill="FFFFFF" w:val="clear"/>
-            <w:tcMar>
-              <w:top w:type="dxa" w:w="60"/>
-              <w:left w:type="dxa" w:w="120"/>
-              <w:bottom w:type="dxa" w:w="60"/>
-              <w:right w:type="dxa" w:w="120"/>
-            </w:tcMar>
-          </w:tcPr>
-          <w:p>
-            <w:r>
-              <w:rPr>
-                <w:color w:val="1F2937"/>
+            <w:tcW w:type="dxa" w:w="6750"/>
+            <w:tcBorders>
+              <w:top w:val="none" w:color="FFFFFF" w:sz="0"/>
+              <w:left w:val="none" w:color="FFFFFF" w:sz="0"/>
+              <w:bottom w:val="none" w:color="FFFFFF" w:sz="0"/>
+              <w:right w:val="none" w:color="FFFFFF" w:sz="0"/>
+            </w:tcBorders>
+            <w:shd w:fill="FFFFFF" w:val="solid"/>
+            <w:tcMar>
+              <w:top w:type="dxa" w:w="60"/>
+              <w:left w:type="dxa" w:w="120"/>
+              <w:bottom w:type="dxa" w:w="60"/>
+              <w:right w:type="dxa" w:w="120"/>
+            </w:tcMar>
+          </w:tcPr>
+          <w:p>
+            <w:r>
+              <w:rPr>
+                <w:rFonts w:ascii="Calibri" w:cs="Calibri" w:eastAsia="Calibri" w:hAnsi="Calibri"/>
+                <w:color w:val="111827"/>
                 <w:sz w:val="18"/>
                 <w:szCs w:val="18"/>
               </w:rPr>
@@ -3245,19 +3999,26 @@
         </w:tc>
         <w:tc>
           <w:tcPr>
-            <w:tcW w:type="pct" w:w="25%"/>
-            <w:shd w:fill="FFFFFF" w:val="clear"/>
-            <w:tcMar>
-              <w:top w:type="dxa" w:w="60"/>
-              <w:left w:type="dxa" w:w="120"/>
-              <w:bottom w:type="dxa" w:w="60"/>
-              <w:right w:type="dxa" w:w="120"/>
-            </w:tcMar>
-          </w:tcPr>
-          <w:p>
-            <w:r>
-              <w:rPr>
-                <w:color w:val="1F2937"/>
+            <w:tcW w:type="dxa" w:w="2250"/>
+            <w:tcBorders>
+              <w:top w:val="none" w:color="FFFFFF" w:sz="0"/>
+              <w:left w:val="none" w:color="FFFFFF" w:sz="0"/>
+              <w:bottom w:val="none" w:color="FFFFFF" w:sz="0"/>
+              <w:right w:val="none" w:color="FFFFFF" w:sz="0"/>
+            </w:tcBorders>
+            <w:shd w:fill="FFFFFF" w:val="solid"/>
+            <w:tcMar>
+              <w:top w:type="dxa" w:w="60"/>
+              <w:left w:type="dxa" w:w="120"/>
+              <w:bottom w:type="dxa" w:w="60"/>
+              <w:right w:type="dxa" w:w="120"/>
+            </w:tcMar>
+          </w:tcPr>
+          <w:p>
+            <w:r>
+              <w:rPr>
+                <w:rFonts w:ascii="Calibri" w:cs="Calibri" w:eastAsia="Calibri" w:hAnsi="Calibri"/>
+                <w:color w:val="111827"/>
                 <w:sz w:val="18"/>
                 <w:szCs w:val="18"/>
               </w:rPr>
@@ -3269,19 +4030,26 @@
       <w:tr>
         <w:tc>
           <w:tcPr>
-            <w:tcW w:type="pct" w:w="75%"/>
-            <w:shd w:fill="FAF5FF" w:val="clear"/>
-            <w:tcMar>
-              <w:top w:type="dxa" w:w="60"/>
-              <w:left w:type="dxa" w:w="120"/>
-              <w:bottom w:type="dxa" w:w="60"/>
-              <w:right w:type="dxa" w:w="120"/>
-            </w:tcMar>
-          </w:tcPr>
-          <w:p>
-            <w:r>
-              <w:rPr>
-                <w:color w:val="1F2937"/>
+            <w:tcW w:type="dxa" w:w="6750"/>
+            <w:tcBorders>
+              <w:top w:val="none" w:color="FFFFFF" w:sz="0"/>
+              <w:left w:val="none" w:color="FFFFFF" w:sz="0"/>
+              <w:bottom w:val="none" w:color="FFFFFF" w:sz="0"/>
+              <w:right w:val="none" w:color="FFFFFF" w:sz="0"/>
+            </w:tcBorders>
+            <w:shd w:fill="F5F3FF" w:val="solid"/>
+            <w:tcMar>
+              <w:top w:type="dxa" w:w="60"/>
+              <w:left w:type="dxa" w:w="120"/>
+              <w:bottom w:type="dxa" w:w="60"/>
+              <w:right w:type="dxa" w:w="120"/>
+            </w:tcMar>
+          </w:tcPr>
+          <w:p>
+            <w:r>
+              <w:rPr>
+                <w:rFonts w:ascii="Calibri" w:cs="Calibri" w:eastAsia="Calibri" w:hAnsi="Calibri"/>
+                <w:color w:val="111827"/>
                 <w:sz w:val="18"/>
                 <w:szCs w:val="18"/>
               </w:rPr>
@@ -3291,19 +4059,26 @@
         </w:tc>
         <w:tc>
           <w:tcPr>
-            <w:tcW w:type="pct" w:w="25%"/>
-            <w:shd w:fill="FAF5FF" w:val="clear"/>
-            <w:tcMar>
-              <w:top w:type="dxa" w:w="60"/>
-              <w:left w:type="dxa" w:w="120"/>
-              <w:bottom w:type="dxa" w:w="60"/>
-              <w:right w:type="dxa" w:w="120"/>
-            </w:tcMar>
-          </w:tcPr>
-          <w:p>
-            <w:r>
-              <w:rPr>
-                <w:color w:val="1F2937"/>
+            <w:tcW w:type="dxa" w:w="2250"/>
+            <w:tcBorders>
+              <w:top w:val="none" w:color="FFFFFF" w:sz="0"/>
+              <w:left w:val="none" w:color="FFFFFF" w:sz="0"/>
+              <w:bottom w:val="none" w:color="FFFFFF" w:sz="0"/>
+              <w:right w:val="none" w:color="FFFFFF" w:sz="0"/>
+            </w:tcBorders>
+            <w:shd w:fill="F5F3FF" w:val="solid"/>
+            <w:tcMar>
+              <w:top w:type="dxa" w:w="60"/>
+              <w:left w:type="dxa" w:w="120"/>
+              <w:bottom w:type="dxa" w:w="60"/>
+              <w:right w:type="dxa" w:w="120"/>
+            </w:tcMar>
+          </w:tcPr>
+          <w:p>
+            <w:r>
+              <w:rPr>
+                <w:rFonts w:ascii="Calibri" w:cs="Calibri" w:eastAsia="Calibri" w:hAnsi="Calibri"/>
+                <w:color w:val="111827"/>
                 <w:sz w:val="18"/>
                 <w:szCs w:val="18"/>
               </w:rPr>
@@ -3315,19 +4090,26 @@
       <w:tr>
         <w:tc>
           <w:tcPr>
-            <w:tcW w:type="pct" w:w="75%"/>
-            <w:shd w:fill="FFFFFF" w:val="clear"/>
-            <w:tcMar>
-              <w:top w:type="dxa" w:w="60"/>
-              <w:left w:type="dxa" w:w="120"/>
-              <w:bottom w:type="dxa" w:w="60"/>
-              <w:right w:type="dxa" w:w="120"/>
-            </w:tcMar>
-          </w:tcPr>
-          <w:p>
-            <w:r>
-              <w:rPr>
-                <w:color w:val="1F2937"/>
+            <w:tcW w:type="dxa" w:w="6750"/>
+            <w:tcBorders>
+              <w:top w:val="none" w:color="FFFFFF" w:sz="0"/>
+              <w:left w:val="none" w:color="FFFFFF" w:sz="0"/>
+              <w:bottom w:val="none" w:color="FFFFFF" w:sz="0"/>
+              <w:right w:val="none" w:color="FFFFFF" w:sz="0"/>
+            </w:tcBorders>
+            <w:shd w:fill="FFFFFF" w:val="solid"/>
+            <w:tcMar>
+              <w:top w:type="dxa" w:w="60"/>
+              <w:left w:type="dxa" w:w="120"/>
+              <w:bottom w:type="dxa" w:w="60"/>
+              <w:right w:type="dxa" w:w="120"/>
+            </w:tcMar>
+          </w:tcPr>
+          <w:p>
+            <w:r>
+              <w:rPr>
+                <w:rFonts w:ascii="Calibri" w:cs="Calibri" w:eastAsia="Calibri" w:hAnsi="Calibri"/>
+                <w:color w:val="111827"/>
                 <w:sz w:val="18"/>
                 <w:szCs w:val="18"/>
               </w:rPr>
@@ -3337,19 +4119,26 @@
         </w:tc>
         <w:tc>
           <w:tcPr>
-            <w:tcW w:type="pct" w:w="25%"/>
-            <w:shd w:fill="FFFFFF" w:val="clear"/>
-            <w:tcMar>
-              <w:top w:type="dxa" w:w="60"/>
-              <w:left w:type="dxa" w:w="120"/>
-              <w:bottom w:type="dxa" w:w="60"/>
-              <w:right w:type="dxa" w:w="120"/>
-            </w:tcMar>
-          </w:tcPr>
-          <w:p>
-            <w:r>
-              <w:rPr>
-                <w:color w:val="1F2937"/>
+            <w:tcW w:type="dxa" w:w="2250"/>
+            <w:tcBorders>
+              <w:top w:val="none" w:color="FFFFFF" w:sz="0"/>
+              <w:left w:val="none" w:color="FFFFFF" w:sz="0"/>
+              <w:bottom w:val="none" w:color="FFFFFF" w:sz="0"/>
+              <w:right w:val="none" w:color="FFFFFF" w:sz="0"/>
+            </w:tcBorders>
+            <w:shd w:fill="FFFFFF" w:val="solid"/>
+            <w:tcMar>
+              <w:top w:type="dxa" w:w="60"/>
+              <w:left w:type="dxa" w:w="120"/>
+              <w:bottom w:type="dxa" w:w="60"/>
+              <w:right w:type="dxa" w:w="120"/>
+            </w:tcMar>
+          </w:tcPr>
+          <w:p>
+            <w:r>
+              <w:rPr>
+                <w:rFonts w:ascii="Calibri" w:cs="Calibri" w:eastAsia="Calibri" w:hAnsi="Calibri"/>
+                <w:color w:val="111827"/>
                 <w:sz w:val="18"/>
                 <w:szCs w:val="18"/>
               </w:rPr>
@@ -3361,19 +4150,26 @@
       <w:tr>
         <w:tc>
           <w:tcPr>
-            <w:tcW w:type="pct" w:w="75%"/>
-            <w:shd w:fill="FAF5FF" w:val="clear"/>
-            <w:tcMar>
-              <w:top w:type="dxa" w:w="60"/>
-              <w:left w:type="dxa" w:w="120"/>
-              <w:bottom w:type="dxa" w:w="60"/>
-              <w:right w:type="dxa" w:w="120"/>
-            </w:tcMar>
-          </w:tcPr>
-          <w:p>
-            <w:r>
-              <w:rPr>
-                <w:color w:val="1F2937"/>
+            <w:tcW w:type="dxa" w:w="6750"/>
+            <w:tcBorders>
+              <w:top w:val="none" w:color="FFFFFF" w:sz="0"/>
+              <w:left w:val="none" w:color="FFFFFF" w:sz="0"/>
+              <w:bottom w:val="none" w:color="FFFFFF" w:sz="0"/>
+              <w:right w:val="none" w:color="FFFFFF" w:sz="0"/>
+            </w:tcBorders>
+            <w:shd w:fill="F5F3FF" w:val="solid"/>
+            <w:tcMar>
+              <w:top w:type="dxa" w:w="60"/>
+              <w:left w:type="dxa" w:w="120"/>
+              <w:bottom w:type="dxa" w:w="60"/>
+              <w:right w:type="dxa" w:w="120"/>
+            </w:tcMar>
+          </w:tcPr>
+          <w:p>
+            <w:r>
+              <w:rPr>
+                <w:rFonts w:ascii="Calibri" w:cs="Calibri" w:eastAsia="Calibri" w:hAnsi="Calibri"/>
+                <w:color w:val="111827"/>
                 <w:sz w:val="18"/>
                 <w:szCs w:val="18"/>
               </w:rPr>
@@ -3383,19 +4179,26 @@
         </w:tc>
         <w:tc>
           <w:tcPr>
-            <w:tcW w:type="pct" w:w="25%"/>
-            <w:shd w:fill="FAF5FF" w:val="clear"/>
-            <w:tcMar>
-              <w:top w:type="dxa" w:w="60"/>
-              <w:left w:type="dxa" w:w="120"/>
-              <w:bottom w:type="dxa" w:w="60"/>
-              <w:right w:type="dxa" w:w="120"/>
-            </w:tcMar>
-          </w:tcPr>
-          <w:p>
-            <w:r>
-              <w:rPr>
-                <w:color w:val="1F2937"/>
+            <w:tcW w:type="dxa" w:w="2250"/>
+            <w:tcBorders>
+              <w:top w:val="none" w:color="FFFFFF" w:sz="0"/>
+              <w:left w:val="none" w:color="FFFFFF" w:sz="0"/>
+              <w:bottom w:val="none" w:color="FFFFFF" w:sz="0"/>
+              <w:right w:val="none" w:color="FFFFFF" w:sz="0"/>
+            </w:tcBorders>
+            <w:shd w:fill="F5F3FF" w:val="solid"/>
+            <w:tcMar>
+              <w:top w:type="dxa" w:w="60"/>
+              <w:left w:type="dxa" w:w="120"/>
+              <w:bottom w:type="dxa" w:w="60"/>
+              <w:right w:type="dxa" w:w="120"/>
+            </w:tcMar>
+          </w:tcPr>
+          <w:p>
+            <w:r>
+              <w:rPr>
+                <w:rFonts w:ascii="Calibri" w:cs="Calibri" w:eastAsia="Calibri" w:hAnsi="Calibri"/>
+                <w:color w:val="111827"/>
                 <w:sz w:val="18"/>
                 <w:szCs w:val="18"/>
               </w:rPr>
@@ -3407,19 +4210,26 @@
       <w:tr>
         <w:tc>
           <w:tcPr>
-            <w:tcW w:type="pct" w:w="75%"/>
-            <w:shd w:fill="FFFFFF" w:val="clear"/>
-            <w:tcMar>
-              <w:top w:type="dxa" w:w="60"/>
-              <w:left w:type="dxa" w:w="120"/>
-              <w:bottom w:type="dxa" w:w="60"/>
-              <w:right w:type="dxa" w:w="120"/>
-            </w:tcMar>
-          </w:tcPr>
-          <w:p>
-            <w:r>
-              <w:rPr>
-                <w:color w:val="1F2937"/>
+            <w:tcW w:type="dxa" w:w="6750"/>
+            <w:tcBorders>
+              <w:top w:val="none" w:color="FFFFFF" w:sz="0"/>
+              <w:left w:val="none" w:color="FFFFFF" w:sz="0"/>
+              <w:bottom w:val="none" w:color="FFFFFF" w:sz="0"/>
+              <w:right w:val="none" w:color="FFFFFF" w:sz="0"/>
+            </w:tcBorders>
+            <w:shd w:fill="FFFFFF" w:val="solid"/>
+            <w:tcMar>
+              <w:top w:type="dxa" w:w="60"/>
+              <w:left w:type="dxa" w:w="120"/>
+              <w:bottom w:type="dxa" w:w="60"/>
+              <w:right w:type="dxa" w:w="120"/>
+            </w:tcMar>
+          </w:tcPr>
+          <w:p>
+            <w:r>
+              <w:rPr>
+                <w:rFonts w:ascii="Calibri" w:cs="Calibri" w:eastAsia="Calibri" w:hAnsi="Calibri"/>
+                <w:color w:val="111827"/>
                 <w:sz w:val="18"/>
                 <w:szCs w:val="18"/>
               </w:rPr>
@@ -3429,19 +4239,26 @@
         </w:tc>
         <w:tc>
           <w:tcPr>
-            <w:tcW w:type="pct" w:w="25%"/>
-            <w:shd w:fill="FFFFFF" w:val="clear"/>
-            <w:tcMar>
-              <w:top w:type="dxa" w:w="60"/>
-              <w:left w:type="dxa" w:w="120"/>
-              <w:bottom w:type="dxa" w:w="60"/>
-              <w:right w:type="dxa" w:w="120"/>
-            </w:tcMar>
-          </w:tcPr>
-          <w:p>
-            <w:r>
-              <w:rPr>
-                <w:color w:val="1F2937"/>
+            <w:tcW w:type="dxa" w:w="2250"/>
+            <w:tcBorders>
+              <w:top w:val="none" w:color="FFFFFF" w:sz="0"/>
+              <w:left w:val="none" w:color="FFFFFF" w:sz="0"/>
+              <w:bottom w:val="none" w:color="FFFFFF" w:sz="0"/>
+              <w:right w:val="none" w:color="FFFFFF" w:sz="0"/>
+            </w:tcBorders>
+            <w:shd w:fill="FFFFFF" w:val="solid"/>
+            <w:tcMar>
+              <w:top w:type="dxa" w:w="60"/>
+              <w:left w:type="dxa" w:w="120"/>
+              <w:bottom w:type="dxa" w:w="60"/>
+              <w:right w:type="dxa" w:w="120"/>
+            </w:tcMar>
+          </w:tcPr>
+          <w:p>
+            <w:r>
+              <w:rPr>
+                <w:rFonts w:ascii="Calibri" w:cs="Calibri" w:eastAsia="Calibri" w:hAnsi="Calibri"/>
+                <w:color w:val="111827"/>
                 <w:sz w:val="18"/>
                 <w:szCs w:val="18"/>
               </w:rPr>
@@ -3453,19 +4270,26 @@
       <w:tr>
         <w:tc>
           <w:tcPr>
-            <w:tcW w:type="pct" w:w="75%"/>
-            <w:shd w:fill="FAF5FF" w:val="clear"/>
-            <w:tcMar>
-              <w:top w:type="dxa" w:w="60"/>
-              <w:left w:type="dxa" w:w="120"/>
-              <w:bottom w:type="dxa" w:w="60"/>
-              <w:right w:type="dxa" w:w="120"/>
-            </w:tcMar>
-          </w:tcPr>
-          <w:p>
-            <w:r>
-              <w:rPr>
-                <w:color w:val="1F2937"/>
+            <w:tcW w:type="dxa" w:w="6750"/>
+            <w:tcBorders>
+              <w:top w:val="none" w:color="FFFFFF" w:sz="0"/>
+              <w:left w:val="none" w:color="FFFFFF" w:sz="0"/>
+              <w:bottom w:val="none" w:color="FFFFFF" w:sz="0"/>
+              <w:right w:val="none" w:color="FFFFFF" w:sz="0"/>
+            </w:tcBorders>
+            <w:shd w:fill="F5F3FF" w:val="solid"/>
+            <w:tcMar>
+              <w:top w:type="dxa" w:w="60"/>
+              <w:left w:type="dxa" w:w="120"/>
+              <w:bottom w:type="dxa" w:w="60"/>
+              <w:right w:type="dxa" w:w="120"/>
+            </w:tcMar>
+          </w:tcPr>
+          <w:p>
+            <w:r>
+              <w:rPr>
+                <w:rFonts w:ascii="Calibri" w:cs="Calibri" w:eastAsia="Calibri" w:hAnsi="Calibri"/>
+                <w:color w:val="111827"/>
                 <w:sz w:val="18"/>
                 <w:szCs w:val="18"/>
               </w:rPr>
@@ -3475,19 +4299,26 @@
         </w:tc>
         <w:tc>
           <w:tcPr>
-            <w:tcW w:type="pct" w:w="25%"/>
-            <w:shd w:fill="FAF5FF" w:val="clear"/>
-            <w:tcMar>
-              <w:top w:type="dxa" w:w="60"/>
-              <w:left w:type="dxa" w:w="120"/>
-              <w:bottom w:type="dxa" w:w="60"/>
-              <w:right w:type="dxa" w:w="120"/>
-            </w:tcMar>
-          </w:tcPr>
-          <w:p>
-            <w:r>
-              <w:rPr>
-                <w:color w:val="1F2937"/>
+            <w:tcW w:type="dxa" w:w="2250"/>
+            <w:tcBorders>
+              <w:top w:val="none" w:color="FFFFFF" w:sz="0"/>
+              <w:left w:val="none" w:color="FFFFFF" w:sz="0"/>
+              <w:bottom w:val="none" w:color="FFFFFF" w:sz="0"/>
+              <w:right w:val="none" w:color="FFFFFF" w:sz="0"/>
+            </w:tcBorders>
+            <w:shd w:fill="F5F3FF" w:val="solid"/>
+            <w:tcMar>
+              <w:top w:type="dxa" w:w="60"/>
+              <w:left w:type="dxa" w:w="120"/>
+              <w:bottom w:type="dxa" w:w="60"/>
+              <w:right w:type="dxa" w:w="120"/>
+            </w:tcMar>
+          </w:tcPr>
+          <w:p>
+            <w:r>
+              <w:rPr>
+                <w:rFonts w:ascii="Calibri" w:cs="Calibri" w:eastAsia="Calibri" w:hAnsi="Calibri"/>
+                <w:color w:val="111827"/>
                 <w:sz w:val="18"/>
                 <w:szCs w:val="18"/>
               </w:rPr>
@@ -3499,19 +4330,26 @@
       <w:tr>
         <w:tc>
           <w:tcPr>
-            <w:tcW w:type="pct" w:w="75%"/>
-            <w:shd w:fill="FFFFFF" w:val="clear"/>
-            <w:tcMar>
-              <w:top w:type="dxa" w:w="60"/>
-              <w:left w:type="dxa" w:w="120"/>
-              <w:bottom w:type="dxa" w:w="60"/>
-              <w:right w:type="dxa" w:w="120"/>
-            </w:tcMar>
-          </w:tcPr>
-          <w:p>
-            <w:r>
-              <w:rPr>
-                <w:color w:val="1F2937"/>
+            <w:tcW w:type="dxa" w:w="6750"/>
+            <w:tcBorders>
+              <w:top w:val="none" w:color="FFFFFF" w:sz="0"/>
+              <w:left w:val="none" w:color="FFFFFF" w:sz="0"/>
+              <w:bottom w:val="none" w:color="FFFFFF" w:sz="0"/>
+              <w:right w:val="none" w:color="FFFFFF" w:sz="0"/>
+            </w:tcBorders>
+            <w:shd w:fill="FFFFFF" w:val="solid"/>
+            <w:tcMar>
+              <w:top w:type="dxa" w:w="60"/>
+              <w:left w:type="dxa" w:w="120"/>
+              <w:bottom w:type="dxa" w:w="60"/>
+              <w:right w:type="dxa" w:w="120"/>
+            </w:tcMar>
+          </w:tcPr>
+          <w:p>
+            <w:r>
+              <w:rPr>
+                <w:rFonts w:ascii="Calibri" w:cs="Calibri" w:eastAsia="Calibri" w:hAnsi="Calibri"/>
+                <w:color w:val="111827"/>
                 <w:sz w:val="18"/>
                 <w:szCs w:val="18"/>
               </w:rPr>
@@ -3521,19 +4359,26 @@
         </w:tc>
         <w:tc>
           <w:tcPr>
-            <w:tcW w:type="pct" w:w="25%"/>
-            <w:shd w:fill="FFFFFF" w:val="clear"/>
-            <w:tcMar>
-              <w:top w:type="dxa" w:w="60"/>
-              <w:left w:type="dxa" w:w="120"/>
-              <w:bottom w:type="dxa" w:w="60"/>
-              <w:right w:type="dxa" w:w="120"/>
-            </w:tcMar>
-          </w:tcPr>
-          <w:p>
-            <w:r>
-              <w:rPr>
-                <w:color w:val="1F2937"/>
+            <w:tcW w:type="dxa" w:w="2250"/>
+            <w:tcBorders>
+              <w:top w:val="none" w:color="FFFFFF" w:sz="0"/>
+              <w:left w:val="none" w:color="FFFFFF" w:sz="0"/>
+              <w:bottom w:val="none" w:color="FFFFFF" w:sz="0"/>
+              <w:right w:val="none" w:color="FFFFFF" w:sz="0"/>
+            </w:tcBorders>
+            <w:shd w:fill="FFFFFF" w:val="solid"/>
+            <w:tcMar>
+              <w:top w:type="dxa" w:w="60"/>
+              <w:left w:type="dxa" w:w="120"/>
+              <w:bottom w:type="dxa" w:w="60"/>
+              <w:right w:type="dxa" w:w="120"/>
+            </w:tcMar>
+          </w:tcPr>
+          <w:p>
+            <w:r>
+              <w:rPr>
+                <w:rFonts w:ascii="Calibri" w:cs="Calibri" w:eastAsia="Calibri" w:hAnsi="Calibri"/>
+                <w:color w:val="111827"/>
                 <w:sz w:val="18"/>
                 <w:szCs w:val="18"/>
               </w:rPr>
@@ -3545,19 +4390,26 @@
       <w:tr>
         <w:tc>
           <w:tcPr>
-            <w:tcW w:type="pct" w:w="75%"/>
-            <w:shd w:fill="FAF5FF" w:val="clear"/>
-            <w:tcMar>
-              <w:top w:type="dxa" w:w="60"/>
-              <w:left w:type="dxa" w:w="120"/>
-              <w:bottom w:type="dxa" w:w="60"/>
-              <w:right w:type="dxa" w:w="120"/>
-            </w:tcMar>
-          </w:tcPr>
-          <w:p>
-            <w:r>
-              <w:rPr>
-                <w:color w:val="1F2937"/>
+            <w:tcW w:type="dxa" w:w="6750"/>
+            <w:tcBorders>
+              <w:top w:val="none" w:color="FFFFFF" w:sz="0"/>
+              <w:left w:val="none" w:color="FFFFFF" w:sz="0"/>
+              <w:bottom w:val="none" w:color="FFFFFF" w:sz="0"/>
+              <w:right w:val="none" w:color="FFFFFF" w:sz="0"/>
+            </w:tcBorders>
+            <w:shd w:fill="F5F3FF" w:val="solid"/>
+            <w:tcMar>
+              <w:top w:type="dxa" w:w="60"/>
+              <w:left w:type="dxa" w:w="120"/>
+              <w:bottom w:type="dxa" w:w="60"/>
+              <w:right w:type="dxa" w:w="120"/>
+            </w:tcMar>
+          </w:tcPr>
+          <w:p>
+            <w:r>
+              <w:rPr>
+                <w:rFonts w:ascii="Calibri" w:cs="Calibri" w:eastAsia="Calibri" w:hAnsi="Calibri"/>
+                <w:color w:val="111827"/>
                 <w:sz w:val="18"/>
                 <w:szCs w:val="18"/>
               </w:rPr>
@@ -3567,19 +4419,26 @@
         </w:tc>
         <w:tc>
           <w:tcPr>
-            <w:tcW w:type="pct" w:w="25%"/>
-            <w:shd w:fill="FAF5FF" w:val="clear"/>
-            <w:tcMar>
-              <w:top w:type="dxa" w:w="60"/>
-              <w:left w:type="dxa" w:w="120"/>
-              <w:bottom w:type="dxa" w:w="60"/>
-              <w:right w:type="dxa" w:w="120"/>
-            </w:tcMar>
-          </w:tcPr>
-          <w:p>
-            <w:r>
-              <w:rPr>
-                <w:color w:val="1F2937"/>
+            <w:tcW w:type="dxa" w:w="2250"/>
+            <w:tcBorders>
+              <w:top w:val="none" w:color="FFFFFF" w:sz="0"/>
+              <w:left w:val="none" w:color="FFFFFF" w:sz="0"/>
+              <w:bottom w:val="none" w:color="FFFFFF" w:sz="0"/>
+              <w:right w:val="none" w:color="FFFFFF" w:sz="0"/>
+            </w:tcBorders>
+            <w:shd w:fill="F5F3FF" w:val="solid"/>
+            <w:tcMar>
+              <w:top w:type="dxa" w:w="60"/>
+              <w:left w:type="dxa" w:w="120"/>
+              <w:bottom w:type="dxa" w:w="60"/>
+              <w:right w:type="dxa" w:w="120"/>
+            </w:tcMar>
+          </w:tcPr>
+          <w:p>
+            <w:r>
+              <w:rPr>
+                <w:rFonts w:ascii="Calibri" w:cs="Calibri" w:eastAsia="Calibri" w:hAnsi="Calibri"/>
+                <w:color w:val="111827"/>
                 <w:sz w:val="18"/>
                 <w:szCs w:val="18"/>
               </w:rPr>
@@ -3591,19 +4450,26 @@
       <w:tr>
         <w:tc>
           <w:tcPr>
-            <w:tcW w:type="pct" w:w="75%"/>
-            <w:shd w:fill="FFFFFF" w:val="clear"/>
-            <w:tcMar>
-              <w:top w:type="dxa" w:w="60"/>
-              <w:left w:type="dxa" w:w="120"/>
-              <w:bottom w:type="dxa" w:w="60"/>
-              <w:right w:type="dxa" w:w="120"/>
-            </w:tcMar>
-          </w:tcPr>
-          <w:p>
-            <w:r>
-              <w:rPr>
-                <w:color w:val="1F2937"/>
+            <w:tcW w:type="dxa" w:w="6750"/>
+            <w:tcBorders>
+              <w:top w:val="none" w:color="FFFFFF" w:sz="0"/>
+              <w:left w:val="none" w:color="FFFFFF" w:sz="0"/>
+              <w:bottom w:val="none" w:color="FFFFFF" w:sz="0"/>
+              <w:right w:val="none" w:color="FFFFFF" w:sz="0"/>
+            </w:tcBorders>
+            <w:shd w:fill="FFFFFF" w:val="solid"/>
+            <w:tcMar>
+              <w:top w:type="dxa" w:w="60"/>
+              <w:left w:type="dxa" w:w="120"/>
+              <w:bottom w:type="dxa" w:w="60"/>
+              <w:right w:type="dxa" w:w="120"/>
+            </w:tcMar>
+          </w:tcPr>
+          <w:p>
+            <w:r>
+              <w:rPr>
+                <w:rFonts w:ascii="Calibri" w:cs="Calibri" w:eastAsia="Calibri" w:hAnsi="Calibri"/>
+                <w:color w:val="111827"/>
                 <w:sz w:val="18"/>
                 <w:szCs w:val="18"/>
               </w:rPr>
@@ -3613,19 +4479,26 @@
         </w:tc>
         <w:tc>
           <w:tcPr>
-            <w:tcW w:type="pct" w:w="25%"/>
-            <w:shd w:fill="FFFFFF" w:val="clear"/>
-            <w:tcMar>
-              <w:top w:type="dxa" w:w="60"/>
-              <w:left w:type="dxa" w:w="120"/>
-              <w:bottom w:type="dxa" w:w="60"/>
-              <w:right w:type="dxa" w:w="120"/>
-            </w:tcMar>
-          </w:tcPr>
-          <w:p>
-            <w:r>
-              <w:rPr>
-                <w:color w:val="1F2937"/>
+            <w:tcW w:type="dxa" w:w="2250"/>
+            <w:tcBorders>
+              <w:top w:val="none" w:color="FFFFFF" w:sz="0"/>
+              <w:left w:val="none" w:color="FFFFFF" w:sz="0"/>
+              <w:bottom w:val="none" w:color="FFFFFF" w:sz="0"/>
+              <w:right w:val="none" w:color="FFFFFF" w:sz="0"/>
+            </w:tcBorders>
+            <w:shd w:fill="FFFFFF" w:val="solid"/>
+            <w:tcMar>
+              <w:top w:type="dxa" w:w="60"/>
+              <w:left w:type="dxa" w:w="120"/>
+              <w:bottom w:type="dxa" w:w="60"/>
+              <w:right w:type="dxa" w:w="120"/>
+            </w:tcMar>
+          </w:tcPr>
+          <w:p>
+            <w:r>
+              <w:rPr>
+                <w:rFonts w:ascii="Calibri" w:cs="Calibri" w:eastAsia="Calibri" w:hAnsi="Calibri"/>
+                <w:color w:val="111827"/>
                 <w:sz w:val="18"/>
                 <w:szCs w:val="18"/>
               </w:rPr>
@@ -3637,19 +4510,26 @@
       <w:tr>
         <w:tc>
           <w:tcPr>
-            <w:tcW w:type="pct" w:w="75%"/>
-            <w:shd w:fill="FAF5FF" w:val="clear"/>
-            <w:tcMar>
-              <w:top w:type="dxa" w:w="60"/>
-              <w:left w:type="dxa" w:w="120"/>
-              <w:bottom w:type="dxa" w:w="60"/>
-              <w:right w:type="dxa" w:w="120"/>
-            </w:tcMar>
-          </w:tcPr>
-          <w:p>
-            <w:r>
-              <w:rPr>
-                <w:color w:val="1F2937"/>
+            <w:tcW w:type="dxa" w:w="6750"/>
+            <w:tcBorders>
+              <w:top w:val="none" w:color="FFFFFF" w:sz="0"/>
+              <w:left w:val="none" w:color="FFFFFF" w:sz="0"/>
+              <w:bottom w:val="none" w:color="FFFFFF" w:sz="0"/>
+              <w:right w:val="none" w:color="FFFFFF" w:sz="0"/>
+            </w:tcBorders>
+            <w:shd w:fill="F5F3FF" w:val="solid"/>
+            <w:tcMar>
+              <w:top w:type="dxa" w:w="60"/>
+              <w:left w:type="dxa" w:w="120"/>
+              <w:bottom w:type="dxa" w:w="60"/>
+              <w:right w:type="dxa" w:w="120"/>
+            </w:tcMar>
+          </w:tcPr>
+          <w:p>
+            <w:r>
+              <w:rPr>
+                <w:rFonts w:ascii="Calibri" w:cs="Calibri" w:eastAsia="Calibri" w:hAnsi="Calibri"/>
+                <w:color w:val="111827"/>
                 <w:sz w:val="18"/>
                 <w:szCs w:val="18"/>
               </w:rPr>
@@ -3659,19 +4539,26 @@
         </w:tc>
         <w:tc>
           <w:tcPr>
-            <w:tcW w:type="pct" w:w="25%"/>
-            <w:shd w:fill="FAF5FF" w:val="clear"/>
-            <w:tcMar>
-              <w:top w:type="dxa" w:w="60"/>
-              <w:left w:type="dxa" w:w="120"/>
-              <w:bottom w:type="dxa" w:w="60"/>
-              <w:right w:type="dxa" w:w="120"/>
-            </w:tcMar>
-          </w:tcPr>
-          <w:p>
-            <w:r>
-              <w:rPr>
-                <w:color w:val="1F2937"/>
+            <w:tcW w:type="dxa" w:w="2250"/>
+            <w:tcBorders>
+              <w:top w:val="none" w:color="FFFFFF" w:sz="0"/>
+              <w:left w:val="none" w:color="FFFFFF" w:sz="0"/>
+              <w:bottom w:val="none" w:color="FFFFFF" w:sz="0"/>
+              <w:right w:val="none" w:color="FFFFFF" w:sz="0"/>
+            </w:tcBorders>
+            <w:shd w:fill="F5F3FF" w:val="solid"/>
+            <w:tcMar>
+              <w:top w:type="dxa" w:w="60"/>
+              <w:left w:type="dxa" w:w="120"/>
+              <w:bottom w:type="dxa" w:w="60"/>
+              <w:right w:type="dxa" w:w="120"/>
+            </w:tcMar>
+          </w:tcPr>
+          <w:p>
+            <w:r>
+              <w:rPr>
+                <w:rFonts w:ascii="Calibri" w:cs="Calibri" w:eastAsia="Calibri" w:hAnsi="Calibri"/>
+                <w:color w:val="111827"/>
                 <w:sz w:val="18"/>
                 <w:szCs w:val="18"/>
               </w:rPr>
@@ -3683,19 +4570,26 @@
       <w:tr>
         <w:tc>
           <w:tcPr>
-            <w:tcW w:type="pct" w:w="75%"/>
-            <w:shd w:fill="FFFFFF" w:val="clear"/>
-            <w:tcMar>
-              <w:top w:type="dxa" w:w="60"/>
-              <w:left w:type="dxa" w:w="120"/>
-              <w:bottom w:type="dxa" w:w="60"/>
-              <w:right w:type="dxa" w:w="120"/>
-            </w:tcMar>
-          </w:tcPr>
-          <w:p>
-            <w:r>
-              <w:rPr>
-                <w:color w:val="1F2937"/>
+            <w:tcW w:type="dxa" w:w="6750"/>
+            <w:tcBorders>
+              <w:top w:val="none" w:color="FFFFFF" w:sz="0"/>
+              <w:left w:val="none" w:color="FFFFFF" w:sz="0"/>
+              <w:bottom w:val="none" w:color="FFFFFF" w:sz="0"/>
+              <w:right w:val="none" w:color="FFFFFF" w:sz="0"/>
+            </w:tcBorders>
+            <w:shd w:fill="FFFFFF" w:val="solid"/>
+            <w:tcMar>
+              <w:top w:type="dxa" w:w="60"/>
+              <w:left w:type="dxa" w:w="120"/>
+              <w:bottom w:type="dxa" w:w="60"/>
+              <w:right w:type="dxa" w:w="120"/>
+            </w:tcMar>
+          </w:tcPr>
+          <w:p>
+            <w:r>
+              <w:rPr>
+                <w:rFonts w:ascii="Calibri" w:cs="Calibri" w:eastAsia="Calibri" w:hAnsi="Calibri"/>
+                <w:color w:val="111827"/>
                 <w:sz w:val="18"/>
                 <w:szCs w:val="18"/>
               </w:rPr>
@@ -3705,19 +4599,26 @@
         </w:tc>
         <w:tc>
           <w:tcPr>
-            <w:tcW w:type="pct" w:w="25%"/>
-            <w:shd w:fill="FFFFFF" w:val="clear"/>
-            <w:tcMar>
-              <w:top w:type="dxa" w:w="60"/>
-              <w:left w:type="dxa" w:w="120"/>
-              <w:bottom w:type="dxa" w:w="60"/>
-              <w:right w:type="dxa" w:w="120"/>
-            </w:tcMar>
-          </w:tcPr>
-          <w:p>
-            <w:r>
-              <w:rPr>
-                <w:color w:val="1F2937"/>
+            <w:tcW w:type="dxa" w:w="2250"/>
+            <w:tcBorders>
+              <w:top w:val="none" w:color="FFFFFF" w:sz="0"/>
+              <w:left w:val="none" w:color="FFFFFF" w:sz="0"/>
+              <w:bottom w:val="none" w:color="FFFFFF" w:sz="0"/>
+              <w:right w:val="none" w:color="FFFFFF" w:sz="0"/>
+            </w:tcBorders>
+            <w:shd w:fill="FFFFFF" w:val="solid"/>
+            <w:tcMar>
+              <w:top w:type="dxa" w:w="60"/>
+              <w:left w:type="dxa" w:w="120"/>
+              <w:bottom w:type="dxa" w:w="60"/>
+              <w:right w:type="dxa" w:w="120"/>
+            </w:tcMar>
+          </w:tcPr>
+          <w:p>
+            <w:r>
+              <w:rPr>
+                <w:rFonts w:ascii="Calibri" w:cs="Calibri" w:eastAsia="Calibri" w:hAnsi="Calibri"/>
+                <w:color w:val="111827"/>
                 <w:sz w:val="18"/>
                 <w:szCs w:val="18"/>
               </w:rPr>
@@ -3729,19 +4630,26 @@
       <w:tr>
         <w:tc>
           <w:tcPr>
-            <w:tcW w:type="pct" w:w="75%"/>
-            <w:shd w:fill="FAF5FF" w:val="clear"/>
-            <w:tcMar>
-              <w:top w:type="dxa" w:w="60"/>
-              <w:left w:type="dxa" w:w="120"/>
-              <w:bottom w:type="dxa" w:w="60"/>
-              <w:right w:type="dxa" w:w="120"/>
-            </w:tcMar>
-          </w:tcPr>
-          <w:p>
-            <w:r>
-              <w:rPr>
-                <w:color w:val="1F2937"/>
+            <w:tcW w:type="dxa" w:w="6750"/>
+            <w:tcBorders>
+              <w:top w:val="none" w:color="FFFFFF" w:sz="0"/>
+              <w:left w:val="none" w:color="FFFFFF" w:sz="0"/>
+              <w:bottom w:val="none" w:color="FFFFFF" w:sz="0"/>
+              <w:right w:val="none" w:color="FFFFFF" w:sz="0"/>
+            </w:tcBorders>
+            <w:shd w:fill="F5F3FF" w:val="solid"/>
+            <w:tcMar>
+              <w:top w:type="dxa" w:w="60"/>
+              <w:left w:type="dxa" w:w="120"/>
+              <w:bottom w:type="dxa" w:w="60"/>
+              <w:right w:type="dxa" w:w="120"/>
+            </w:tcMar>
+          </w:tcPr>
+          <w:p>
+            <w:r>
+              <w:rPr>
+                <w:rFonts w:ascii="Calibri" w:cs="Calibri" w:eastAsia="Calibri" w:hAnsi="Calibri"/>
+                <w:color w:val="111827"/>
                 <w:sz w:val="18"/>
                 <w:szCs w:val="18"/>
               </w:rPr>
@@ -3751,19 +4659,26 @@
         </w:tc>
         <w:tc>
           <w:tcPr>
-            <w:tcW w:type="pct" w:w="25%"/>
-            <w:shd w:fill="FAF5FF" w:val="clear"/>
-            <w:tcMar>
-              <w:top w:type="dxa" w:w="60"/>
-              <w:left w:type="dxa" w:w="120"/>
-              <w:bottom w:type="dxa" w:w="60"/>
-              <w:right w:type="dxa" w:w="120"/>
-            </w:tcMar>
-          </w:tcPr>
-          <w:p>
-            <w:r>
-              <w:rPr>
-                <w:color w:val="1F2937"/>
+            <w:tcW w:type="dxa" w:w="2250"/>
+            <w:tcBorders>
+              <w:top w:val="none" w:color="FFFFFF" w:sz="0"/>
+              <w:left w:val="none" w:color="FFFFFF" w:sz="0"/>
+              <w:bottom w:val="none" w:color="FFFFFF" w:sz="0"/>
+              <w:right w:val="none" w:color="FFFFFF" w:sz="0"/>
+            </w:tcBorders>
+            <w:shd w:fill="F5F3FF" w:val="solid"/>
+            <w:tcMar>
+              <w:top w:type="dxa" w:w="60"/>
+              <w:left w:type="dxa" w:w="120"/>
+              <w:bottom w:type="dxa" w:w="60"/>
+              <w:right w:type="dxa" w:w="120"/>
+            </w:tcMar>
+          </w:tcPr>
+          <w:p>
+            <w:r>
+              <w:rPr>
+                <w:rFonts w:ascii="Calibri" w:cs="Calibri" w:eastAsia="Calibri" w:hAnsi="Calibri"/>
+                <w:color w:val="111827"/>
                 <w:sz w:val="18"/>
                 <w:szCs w:val="18"/>
               </w:rPr>
@@ -3775,7 +4690,7 @@
     </w:tbl>
     <w:p>
       <w:pPr>
-        <w:spacing w:after="40" w:before="80"/>
+        <w:spacing w:after="40" w:before="100"/>
       </w:pPr>
       <w:r>
         <w:t xml:space="preserve"/>
@@ -3784,10 +4699,11 @@
     <w:p>
       <w:pPr>
         <w:pStyle w:val="Heading1"/>
-        <w:spacing w:after="120" w:before="320"/>
-      </w:pPr>
-      <w:r>
-        <w:rPr>
+        <w:spacing w:after="120" w:before="360"/>
+      </w:pPr>
+      <w:r>
+        <w:rPr>
+          <w:rFonts w:ascii="Calibri" w:cs="Calibri" w:eastAsia="Calibri" w:hAnsi="Calibri"/>
           <w:b/>
           <w:bCs/>
           <w:color w:val="6B21A8"/>
@@ -3808,7 +4724,8 @@
       </w:pPr>
       <w:r>
         <w:rPr>
-          <w:color w:val="1F2937"/>
+          <w:rFonts w:ascii="Calibri" w:cs="Calibri" w:eastAsia="Calibri" w:hAnsi="Calibri"/>
+          <w:color w:val="111827"/>
           <w:sz w:val="20"/>
           <w:szCs w:val="20"/>
         </w:rPr>
@@ -3826,11 +4743,12 @@
       </w:pPr>
       <w:r>
         <w:rPr>
-          <w:color w:val="1F2937"/>
+          <w:rFonts w:ascii="Calibri" w:cs="Calibri" w:eastAsia="Calibri" w:hAnsi="Calibri"/>
+          <w:color w:val="111827"/>
           <w:sz w:val="20"/>
           <w:szCs w:val="20"/>
         </w:rPr>
-        <w:t xml:space="preserve">Belvo API integration: aggregation/KYC layer (7 endpoints) + Direct Debit layer (11 endpoints) — UI and backend deployed, awaiting Belvo production credential approval</w:t>
+        <w:t xml:space="preserve">Belvo API integration: aggregation/KYC (7 endpoints) + Direct Debit (11 endpoints) — deployed, awaiting Belvo production credential approval</w:t>
       </w:r>
     </w:p>
     <w:p>
@@ -3844,7 +4762,8 @@
       </w:pPr>
       <w:r>
         <w:rPr>
-          <w:color w:val="1F2937"/>
+          <w:rFonts w:ascii="Calibri" w:cs="Calibri" w:eastAsia="Calibri" w:hAnsi="Calibri"/>
+          <w:color w:val="111827"/>
           <w:sz w:val="20"/>
           <w:szCs w:val="20"/>
         </w:rPr>
@@ -3862,7 +4781,8 @@
       </w:pPr>
       <w:r>
         <w:rPr>
-          <w:color w:val="1F2937"/>
+          <w:rFonts w:ascii="Calibri" w:cs="Calibri" w:eastAsia="Calibri" w:hAnsi="Calibri"/>
+          <w:color w:val="111827"/>
           <w:sz w:val="20"/>
           <w:szCs w:val="20"/>
         </w:rPr>
@@ -3880,7 +4800,8 @@
       </w:pPr>
       <w:r>
         <w:rPr>
-          <w:color w:val="1F2937"/>
+          <w:rFonts w:ascii="Calibri" w:cs="Calibri" w:eastAsia="Calibri" w:hAnsi="Calibri"/>
+          <w:color w:val="111827"/>
           <w:sz w:val="20"/>
           <w:szCs w:val="20"/>
         </w:rPr>
@@ -3898,7 +4819,8 @@
       </w:pPr>
       <w:r>
         <w:rPr>
-          <w:color w:val="1F2937"/>
+          <w:rFonts w:ascii="Calibri" w:cs="Calibri" w:eastAsia="Calibri" w:hAnsi="Calibri"/>
+          <w:color w:val="111827"/>
           <w:sz w:val="20"/>
           <w:szCs w:val="20"/>
         </w:rPr>
@@ -3916,7 +4838,8 @@
       </w:pPr>
       <w:r>
         <w:rPr>
-          <w:color w:val="1F2937"/>
+          <w:rFonts w:ascii="Calibri" w:cs="Calibri" w:eastAsia="Calibri" w:hAnsi="Calibri"/>
+          <w:color w:val="111827"/>
           <w:sz w:val="20"/>
           <w:szCs w:val="20"/>
         </w:rPr>
@@ -3934,7 +4857,8 @@
       </w:pPr>
       <w:r>
         <w:rPr>
-          <w:color w:val="1F2937"/>
+          <w:rFonts w:ascii="Calibri" w:cs="Calibri" w:eastAsia="Calibri" w:hAnsi="Calibri"/>
+          <w:color w:val="111827"/>
           <w:sz w:val="20"/>
           <w:szCs w:val="20"/>
         </w:rPr>
@@ -3952,11 +4876,12 @@
       </w:pPr>
       <w:r>
         <w:rPr>
-          <w:color w:val="1F2937"/>
+          <w:rFonts w:ascii="Calibri" w:cs="Calibri" w:eastAsia="Calibri" w:hAnsi="Calibri"/>
+          <w:color w:val="111827"/>
           <w:sz w:val="20"/>
           <w:szCs w:val="20"/>
         </w:rPr>
-        <w:t xml:space="preserve">Rate limiting: payments and transfers capped at 20 requests/15 min per IP; OTP at 5/15 min; wallet loads at 10/15 min — enforced at the Express middleware layer</w:t>
+        <w:t xml:space="preserve">Rate limiting: payments/transfers 20 req/15 min; OTP 5/15 min; wallet loads 10/15 min — Express middleware layer</w:t>
       </w:r>
     </w:p>
     <w:p>
@@ -3970,11 +4895,12 @@
       </w:pPr>
       <w:r>
         <w:rPr>
-          <w:color w:val="1F2937"/>
+          <w:rFonts w:ascii="Calibri" w:cs="Calibri" w:eastAsia="Calibri" w:hAnsi="Calibri"/>
+          <w:color w:val="111827"/>
           <w:sz w:val="20"/>
           <w:szCs w:val="20"/>
         </w:rPr>
-        <w:t xml:space="preserve">AML daily cap: $50,000 MXN per user per day on bill payments, enforced via DB aggregate before any provider call</w:t>
+        <w:t xml:space="preserve">AML daily cap: $50,000 MXN per user per day on bill payments, enforced via DB aggregate before provider call</w:t>
       </w:r>
     </w:p>
     <w:p>
@@ -3988,11 +4914,12 @@
       </w:pPr>
       <w:r>
         <w:rPr>
-          <w:color w:val="1F2937"/>
+          <w:rFonts w:ascii="Calibri" w:cs="Calibri" w:eastAsia="Calibri" w:hAnsi="Calibri"/>
+          <w:color w:val="111827"/>
           <w:sz w:val="20"/>
           <w:szCs w:val="20"/>
         </w:rPr>
-        <w:t xml:space="preserve">Atomic wallet debit: all three debit paths use a single conditional SQL UPDATE with a balance check — eliminates race condition between read and write</w:t>
+        <w:t xml:space="preserve">Atomic wallet debit: conditional SQL UPDATE eliminates race condition across all three debit paths</w:t>
       </w:r>
     </w:p>
     <w:p>
@@ -4006,16 +4933,17 @@
       </w:pPr>
       <w:r>
         <w:rPr>
-          <w:color w:val="1F2937"/>
+          <w:rFonts w:ascii="Calibri" w:cs="Calibri" w:eastAsia="Calibri" w:hAnsi="Calibri"/>
+          <w:color w:val="111827"/>
           <w:sz w:val="20"/>
           <w:szCs w:val="20"/>
         </w:rPr>
-        <w:t xml:space="preserve">Admin route protection: command center and admin APIs require a secret token (ADMIN_TOKEN env var) passed as X-Admin-Token header or query param</w:t>
-      </w:r>
-    </w:p>
-    <w:p>
-      <w:pPr>
-        <w:spacing w:after="40" w:before="80"/>
+        <w:t xml:space="preserve">Admin route protection: ADMIN_TOKEN env var required for command center and all admin APIs</w:t>
+      </w:r>
+    </w:p>
+    <w:p>
+      <w:pPr>
+        <w:spacing w:after="40" w:before="100"/>
       </w:pPr>
       <w:r>
         <w:t xml:space="preserve"/>
@@ -4024,10 +4952,11 @@
     <w:p>
       <w:pPr>
         <w:pStyle w:val="Heading1"/>
-        <w:spacing w:after="120" w:before="320"/>
-      </w:pPr>
-      <w:r>
-        <w:rPr>
+        <w:spacing w:after="120" w:before="360"/>
+      </w:pPr>
+      <w:r>
+        <w:rPr>
+          <w:rFonts w:ascii="Calibri" w:cs="Calibri" w:eastAsia="Calibri" w:hAnsi="Calibri"/>
           <w:b/>
           <w:bCs/>
           <w:color w:val="6B21A8"/>
@@ -4039,7 +4968,7 @@
     </w:p>
     <w:tbl>
       <w:tblPr>
-        <w:tblW w:type="pct" w:w="100%"/>
+        <w:tblW w:type="dxa" w:w="9000"/>
         <w:tblBorders>
           <w:top w:val="single" w:color="auto" w:sz="4"/>
           <w:left w:val="single" w:color="auto" w:sz="4"/>
@@ -4060,8 +4989,14 @@
         </w:trPr>
         <w:tc>
           <w:tcPr>
-            <w:tcW w:type="pct" w:w="25%"/>
-            <w:shd w:fill="6B21A8" w:color="FFFFFF" w:val="clear"/>
+            <w:tcW w:type="dxa" w:w="2250"/>
+            <w:tcBorders>
+              <w:top w:val="none" w:color="FFFFFF" w:sz="0"/>
+              <w:left w:val="none" w:color="FFFFFF" w:sz="0"/>
+              <w:bottom w:val="none" w:color="FFFFFF" w:sz="0"/>
+              <w:right w:val="none" w:color="FFFFFF" w:sz="0"/>
+            </w:tcBorders>
+            <w:shd w:fill="6B21A8" w:val="solid"/>
             <w:tcMar>
               <w:top w:type="dxa" w:w="80"/>
               <w:left w:type="dxa" w:w="120"/>
@@ -4072,6 +5007,7 @@
           <w:p>
             <w:r>
               <w:rPr>
+                <w:rFonts w:ascii="Calibri" w:cs="Calibri" w:eastAsia="Calibri" w:hAnsi="Calibri"/>
                 <w:b/>
                 <w:bCs/>
                 <w:color w:val="FFFFFF"/>
@@ -4084,8 +5020,14 @@
         </w:tc>
         <w:tc>
           <w:tcPr>
-            <w:tcW w:type="pct" w:w="45%"/>
-            <w:shd w:fill="6B21A8" w:color="FFFFFF" w:val="clear"/>
+            <w:tcW w:type="dxa" w:w="4050"/>
+            <w:tcBorders>
+              <w:top w:val="none" w:color="FFFFFF" w:sz="0"/>
+              <w:left w:val="none" w:color="FFFFFF" w:sz="0"/>
+              <w:bottom w:val="none" w:color="FFFFFF" w:sz="0"/>
+              <w:right w:val="none" w:color="FFFFFF" w:sz="0"/>
+            </w:tcBorders>
+            <w:shd w:fill="6B21A8" w:val="solid"/>
             <w:tcMar>
               <w:top w:type="dxa" w:w="80"/>
               <w:left w:type="dxa" w:w="120"/>
@@ -4096,6 +5038,7 @@
           <w:p>
             <w:r>
               <w:rPr>
+                <w:rFonts w:ascii="Calibri" w:cs="Calibri" w:eastAsia="Calibri" w:hAnsi="Calibri"/>
                 <w:b/>
                 <w:bCs/>
                 <w:color w:val="FFFFFF"/>
@@ -4108,8 +5051,14 @@
         </w:tc>
         <w:tc>
           <w:tcPr>
-            <w:tcW w:type="pct" w:w="30%"/>
-            <w:shd w:fill="6B21A8" w:color="FFFFFF" w:val="clear"/>
+            <w:tcW w:type="dxa" w:w="2700"/>
+            <w:tcBorders>
+              <w:top w:val="none" w:color="FFFFFF" w:sz="0"/>
+              <w:left w:val="none" w:color="FFFFFF" w:sz="0"/>
+              <w:bottom w:val="none" w:color="FFFFFF" w:sz="0"/>
+              <w:right w:val="none" w:color="FFFFFF" w:sz="0"/>
+            </w:tcBorders>
+            <w:shd w:fill="6B21A8" w:val="solid"/>
             <w:tcMar>
               <w:top w:type="dxa" w:w="80"/>
               <w:left w:type="dxa" w:w="120"/>
@@ -4120,6 +5069,7 @@
           <w:p>
             <w:r>
               <w:rPr>
+                <w:rFonts w:ascii="Calibri" w:cs="Calibri" w:eastAsia="Calibri" w:hAnsi="Calibri"/>
                 <w:b/>
                 <w:bCs/>
                 <w:color w:val="FFFFFF"/>
@@ -4134,19 +5084,26 @@
       <w:tr>
         <w:tc>
           <w:tcPr>
-            <w:tcW w:type="pct" w:w="25%"/>
-            <w:shd w:fill="FFFFFF" w:val="clear"/>
-            <w:tcMar>
-              <w:top w:type="dxa" w:w="60"/>
-              <w:left w:type="dxa" w:w="120"/>
-              <w:bottom w:type="dxa" w:w="60"/>
-              <w:right w:type="dxa" w:w="120"/>
-            </w:tcMar>
-          </w:tcPr>
-          <w:p>
-            <w:r>
-              <w:rPr>
-                <w:color w:val="1F2937"/>
+            <w:tcW w:type="dxa" w:w="2250"/>
+            <w:tcBorders>
+              <w:top w:val="none" w:color="FFFFFF" w:sz="0"/>
+              <w:left w:val="none" w:color="FFFFFF" w:sz="0"/>
+              <w:bottom w:val="none" w:color="FFFFFF" w:sz="0"/>
+              <w:right w:val="none" w:color="FFFFFF" w:sz="0"/>
+            </w:tcBorders>
+            <w:shd w:fill="FFFFFF" w:val="solid"/>
+            <w:tcMar>
+              <w:top w:type="dxa" w:w="60"/>
+              <w:left w:type="dxa" w:w="120"/>
+              <w:bottom w:type="dxa" w:w="60"/>
+              <w:right w:type="dxa" w:w="120"/>
+            </w:tcMar>
+          </w:tcPr>
+          <w:p>
+            <w:r>
+              <w:rPr>
+                <w:rFonts w:ascii="Calibri" w:cs="Calibri" w:eastAsia="Calibri" w:hAnsi="Calibri"/>
+                <w:color w:val="111827"/>
                 <w:sz w:val="18"/>
                 <w:szCs w:val="18"/>
               </w:rPr>
@@ -4156,19 +5113,26 @@
         </w:tc>
         <w:tc>
           <w:tcPr>
-            <w:tcW w:type="pct" w:w="45%"/>
-            <w:shd w:fill="FFFFFF" w:val="clear"/>
-            <w:tcMar>
-              <w:top w:type="dxa" w:w="60"/>
-              <w:left w:type="dxa" w:w="120"/>
-              <w:bottom w:type="dxa" w:w="60"/>
-              <w:right w:type="dxa" w:w="120"/>
-            </w:tcMar>
-          </w:tcPr>
-          <w:p>
-            <w:r>
-              <w:rPr>
-                <w:color w:val="1F2937"/>
+            <w:tcW w:type="dxa" w:w="4050"/>
+            <w:tcBorders>
+              <w:top w:val="none" w:color="FFFFFF" w:sz="0"/>
+              <w:left w:val="none" w:color="FFFFFF" w:sz="0"/>
+              <w:bottom w:val="none" w:color="FFFFFF" w:sz="0"/>
+              <w:right w:val="none" w:color="FFFFFF" w:sz="0"/>
+            </w:tcBorders>
+            <w:shd w:fill="FFFFFF" w:val="solid"/>
+            <w:tcMar>
+              <w:top w:type="dxa" w:w="60"/>
+              <w:left w:type="dxa" w:w="120"/>
+              <w:bottom w:type="dxa" w:w="60"/>
+              <w:right w:type="dxa" w:w="120"/>
+            </w:tcMar>
+          </w:tcPr>
+          <w:p>
+            <w:r>
+              <w:rPr>
+                <w:rFonts w:ascii="Calibri" w:cs="Calibri" w:eastAsia="Calibri" w:hAnsi="Calibri"/>
+                <w:color w:val="111827"/>
                 <w:sz w:val="18"/>
                 <w:szCs w:val="18"/>
               </w:rPr>
@@ -4178,19 +5142,26 @@
         </w:tc>
         <w:tc>
           <w:tcPr>
-            <w:tcW w:type="pct" w:w="30%"/>
-            <w:shd w:fill="FFFFFF" w:val="clear"/>
-            <w:tcMar>
-              <w:top w:type="dxa" w:w="60"/>
-              <w:left w:type="dxa" w:w="120"/>
-              <w:bottom w:type="dxa" w:w="60"/>
-              <w:right w:type="dxa" w:w="120"/>
-            </w:tcMar>
-          </w:tcPr>
-          <w:p>
-            <w:r>
-              <w:rPr>
-                <w:color w:val="1F2937"/>
+            <w:tcW w:type="dxa" w:w="2700"/>
+            <w:tcBorders>
+              <w:top w:val="none" w:color="FFFFFF" w:sz="0"/>
+              <w:left w:val="none" w:color="FFFFFF" w:sz="0"/>
+              <w:bottom w:val="none" w:color="FFFFFF" w:sz="0"/>
+              <w:right w:val="none" w:color="FFFFFF" w:sz="0"/>
+            </w:tcBorders>
+            <w:shd w:fill="FFFFFF" w:val="solid"/>
+            <w:tcMar>
+              <w:top w:type="dxa" w:w="60"/>
+              <w:left w:type="dxa" w:w="120"/>
+              <w:bottom w:type="dxa" w:w="60"/>
+              <w:right w:type="dxa" w:w="120"/>
+            </w:tcMar>
+          </w:tcPr>
+          <w:p>
+            <w:r>
+              <w:rPr>
+                <w:rFonts w:ascii="Calibri" w:cs="Calibri" w:eastAsia="Calibri" w:hAnsi="Calibri"/>
+                <w:color w:val="111827"/>
                 <w:sz w:val="18"/>
                 <w:szCs w:val="18"/>
               </w:rPr>
@@ -4202,19 +5173,26 @@
       <w:tr>
         <w:tc>
           <w:tcPr>
-            <w:tcW w:type="pct" w:w="25%"/>
-            <w:shd w:fill="FAF5FF" w:val="clear"/>
-            <w:tcMar>
-              <w:top w:type="dxa" w:w="60"/>
-              <w:left w:type="dxa" w:w="120"/>
-              <w:bottom w:type="dxa" w:w="60"/>
-              <w:right w:type="dxa" w:w="120"/>
-            </w:tcMar>
-          </w:tcPr>
-          <w:p>
-            <w:r>
-              <w:rPr>
-                <w:color w:val="1F2937"/>
+            <w:tcW w:type="dxa" w:w="2250"/>
+            <w:tcBorders>
+              <w:top w:val="none" w:color="FFFFFF" w:sz="0"/>
+              <w:left w:val="none" w:color="FFFFFF" w:sz="0"/>
+              <w:bottom w:val="none" w:color="FFFFFF" w:sz="0"/>
+              <w:right w:val="none" w:color="FFFFFF" w:sz="0"/>
+            </w:tcBorders>
+            <w:shd w:fill="F5F3FF" w:val="solid"/>
+            <w:tcMar>
+              <w:top w:type="dxa" w:w="60"/>
+              <w:left w:type="dxa" w:w="120"/>
+              <w:bottom w:type="dxa" w:w="60"/>
+              <w:right w:type="dxa" w:w="120"/>
+            </w:tcMar>
+          </w:tcPr>
+          <w:p>
+            <w:r>
+              <w:rPr>
+                <w:rFonts w:ascii="Calibri" w:cs="Calibri" w:eastAsia="Calibri" w:hAnsi="Calibri"/>
+                <w:color w:val="111827"/>
                 <w:sz w:val="18"/>
                 <w:szCs w:val="18"/>
               </w:rPr>
@@ -4224,19 +5202,26 @@
         </w:tc>
         <w:tc>
           <w:tcPr>
-            <w:tcW w:type="pct" w:w="45%"/>
-            <w:shd w:fill="FAF5FF" w:val="clear"/>
-            <w:tcMar>
-              <w:top w:type="dxa" w:w="60"/>
-              <w:left w:type="dxa" w:w="120"/>
-              <w:bottom w:type="dxa" w:w="60"/>
-              <w:right w:type="dxa" w:w="120"/>
-            </w:tcMar>
-          </w:tcPr>
-          <w:p>
-            <w:r>
-              <w:rPr>
-                <w:color w:val="1F2937"/>
+            <w:tcW w:type="dxa" w:w="4050"/>
+            <w:tcBorders>
+              <w:top w:val="none" w:color="FFFFFF" w:sz="0"/>
+              <w:left w:val="none" w:color="FFFFFF" w:sz="0"/>
+              <w:bottom w:val="none" w:color="FFFFFF" w:sz="0"/>
+              <w:right w:val="none" w:color="FFFFFF" w:sz="0"/>
+            </w:tcBorders>
+            <w:shd w:fill="F5F3FF" w:val="solid"/>
+            <w:tcMar>
+              <w:top w:type="dxa" w:w="60"/>
+              <w:left w:type="dxa" w:w="120"/>
+              <w:bottom w:type="dxa" w:w="60"/>
+              <w:right w:type="dxa" w:w="120"/>
+            </w:tcMar>
+          </w:tcPr>
+          <w:p>
+            <w:r>
+              <w:rPr>
+                <w:rFonts w:ascii="Calibri" w:cs="Calibri" w:eastAsia="Calibri" w:hAnsi="Calibri"/>
+                <w:color w:val="111827"/>
                 <w:sz w:val="18"/>
                 <w:szCs w:val="18"/>
               </w:rPr>
@@ -4246,19 +5231,26 @@
         </w:tc>
         <w:tc>
           <w:tcPr>
-            <w:tcW w:type="pct" w:w="30%"/>
-            <w:shd w:fill="FAF5FF" w:val="clear"/>
-            <w:tcMar>
-              <w:top w:type="dxa" w:w="60"/>
-              <w:left w:type="dxa" w:w="120"/>
-              <w:bottom w:type="dxa" w:w="60"/>
-              <w:right w:type="dxa" w:w="120"/>
-            </w:tcMar>
-          </w:tcPr>
-          <w:p>
-            <w:r>
-              <w:rPr>
-                <w:color w:val="1F2937"/>
+            <w:tcW w:type="dxa" w:w="2700"/>
+            <w:tcBorders>
+              <w:top w:val="none" w:color="FFFFFF" w:sz="0"/>
+              <w:left w:val="none" w:color="FFFFFF" w:sz="0"/>
+              <w:bottom w:val="none" w:color="FFFFFF" w:sz="0"/>
+              <w:right w:val="none" w:color="FFFFFF" w:sz="0"/>
+            </w:tcBorders>
+            <w:shd w:fill="F5F3FF" w:val="solid"/>
+            <w:tcMar>
+              <w:top w:type="dxa" w:w="60"/>
+              <w:left w:type="dxa" w:w="120"/>
+              <w:bottom w:type="dxa" w:w="60"/>
+              <w:right w:type="dxa" w:w="120"/>
+            </w:tcMar>
+          </w:tcPr>
+          <w:p>
+            <w:r>
+              <w:rPr>
+                <w:rFonts w:ascii="Calibri" w:cs="Calibri" w:eastAsia="Calibri" w:hAnsi="Calibri"/>
+                <w:color w:val="111827"/>
                 <w:sz w:val="18"/>
                 <w:szCs w:val="18"/>
               </w:rPr>
@@ -4270,19 +5262,26 @@
       <w:tr>
         <w:tc>
           <w:tcPr>
-            <w:tcW w:type="pct" w:w="25%"/>
-            <w:shd w:fill="FFFFFF" w:val="clear"/>
-            <w:tcMar>
-              <w:top w:type="dxa" w:w="60"/>
-              <w:left w:type="dxa" w:w="120"/>
-              <w:bottom w:type="dxa" w:w="60"/>
-              <w:right w:type="dxa" w:w="120"/>
-            </w:tcMar>
-          </w:tcPr>
-          <w:p>
-            <w:r>
-              <w:rPr>
-                <w:color w:val="1F2937"/>
+            <w:tcW w:type="dxa" w:w="2250"/>
+            <w:tcBorders>
+              <w:top w:val="none" w:color="FFFFFF" w:sz="0"/>
+              <w:left w:val="none" w:color="FFFFFF" w:sz="0"/>
+              <w:bottom w:val="none" w:color="FFFFFF" w:sz="0"/>
+              <w:right w:val="none" w:color="FFFFFF" w:sz="0"/>
+            </w:tcBorders>
+            <w:shd w:fill="FFFFFF" w:val="solid"/>
+            <w:tcMar>
+              <w:top w:type="dxa" w:w="60"/>
+              <w:left w:type="dxa" w:w="120"/>
+              <w:bottom w:type="dxa" w:w="60"/>
+              <w:right w:type="dxa" w:w="120"/>
+            </w:tcMar>
+          </w:tcPr>
+          <w:p>
+            <w:r>
+              <w:rPr>
+                <w:rFonts w:ascii="Calibri" w:cs="Calibri" w:eastAsia="Calibri" w:hAnsi="Calibri"/>
+                <w:color w:val="111827"/>
                 <w:sz w:val="18"/>
                 <w:szCs w:val="18"/>
               </w:rPr>
@@ -4292,19 +5291,26 @@
         </w:tc>
         <w:tc>
           <w:tcPr>
-            <w:tcW w:type="pct" w:w="45%"/>
-            <w:shd w:fill="FFFFFF" w:val="clear"/>
-            <w:tcMar>
-              <w:top w:type="dxa" w:w="60"/>
-              <w:left w:type="dxa" w:w="120"/>
-              <w:bottom w:type="dxa" w:w="60"/>
-              <w:right w:type="dxa" w:w="120"/>
-            </w:tcMar>
-          </w:tcPr>
-          <w:p>
-            <w:r>
-              <w:rPr>
-                <w:color w:val="1F2937"/>
+            <w:tcW w:type="dxa" w:w="4050"/>
+            <w:tcBorders>
+              <w:top w:val="none" w:color="FFFFFF" w:sz="0"/>
+              <w:left w:val="none" w:color="FFFFFF" w:sz="0"/>
+              <w:bottom w:val="none" w:color="FFFFFF" w:sz="0"/>
+              <w:right w:val="none" w:color="FFFFFF" w:sz="0"/>
+            </w:tcBorders>
+            <w:shd w:fill="FFFFFF" w:val="solid"/>
+            <w:tcMar>
+              <w:top w:type="dxa" w:w="60"/>
+              <w:left w:type="dxa" w:w="120"/>
+              <w:bottom w:type="dxa" w:w="60"/>
+              <w:right w:type="dxa" w:w="120"/>
+            </w:tcMar>
+          </w:tcPr>
+          <w:p>
+            <w:r>
+              <w:rPr>
+                <w:rFonts w:ascii="Calibri" w:cs="Calibri" w:eastAsia="Calibri" w:hAnsi="Calibri"/>
+                <w:color w:val="111827"/>
                 <w:sz w:val="18"/>
                 <w:szCs w:val="18"/>
               </w:rPr>
@@ -4314,19 +5320,26 @@
         </w:tc>
         <w:tc>
           <w:tcPr>
-            <w:tcW w:type="pct" w:w="30%"/>
-            <w:shd w:fill="FFFFFF" w:val="clear"/>
-            <w:tcMar>
-              <w:top w:type="dxa" w:w="60"/>
-              <w:left w:type="dxa" w:w="120"/>
-              <w:bottom w:type="dxa" w:w="60"/>
-              <w:right w:type="dxa" w:w="120"/>
-            </w:tcMar>
-          </w:tcPr>
-          <w:p>
-            <w:r>
-              <w:rPr>
-                <w:color w:val="1F2937"/>
+            <w:tcW w:type="dxa" w:w="2700"/>
+            <w:tcBorders>
+              <w:top w:val="none" w:color="FFFFFF" w:sz="0"/>
+              <w:left w:val="none" w:color="FFFFFF" w:sz="0"/>
+              <w:bottom w:val="none" w:color="FFFFFF" w:sz="0"/>
+              <w:right w:val="none" w:color="FFFFFF" w:sz="0"/>
+            </w:tcBorders>
+            <w:shd w:fill="FFFFFF" w:val="solid"/>
+            <w:tcMar>
+              <w:top w:type="dxa" w:w="60"/>
+              <w:left w:type="dxa" w:w="120"/>
+              <w:bottom w:type="dxa" w:w="60"/>
+              <w:right w:type="dxa" w:w="120"/>
+            </w:tcMar>
+          </w:tcPr>
+          <w:p>
+            <w:r>
+              <w:rPr>
+                <w:rFonts w:ascii="Calibri" w:cs="Calibri" w:eastAsia="Calibri" w:hAnsi="Calibri"/>
+                <w:color w:val="111827"/>
                 <w:sz w:val="18"/>
                 <w:szCs w:val="18"/>
               </w:rPr>
@@ -4338,19 +5351,26 @@
       <w:tr>
         <w:tc>
           <w:tcPr>
-            <w:tcW w:type="pct" w:w="25%"/>
-            <w:shd w:fill="FAF5FF" w:val="clear"/>
-            <w:tcMar>
-              <w:top w:type="dxa" w:w="60"/>
-              <w:left w:type="dxa" w:w="120"/>
-              <w:bottom w:type="dxa" w:w="60"/>
-              <w:right w:type="dxa" w:w="120"/>
-            </w:tcMar>
-          </w:tcPr>
-          <w:p>
-            <w:r>
-              <w:rPr>
-                <w:color w:val="1F2937"/>
+            <w:tcW w:type="dxa" w:w="2250"/>
+            <w:tcBorders>
+              <w:top w:val="none" w:color="FFFFFF" w:sz="0"/>
+              <w:left w:val="none" w:color="FFFFFF" w:sz="0"/>
+              <w:bottom w:val="none" w:color="FFFFFF" w:sz="0"/>
+              <w:right w:val="none" w:color="FFFFFF" w:sz="0"/>
+            </w:tcBorders>
+            <w:shd w:fill="F5F3FF" w:val="solid"/>
+            <w:tcMar>
+              <w:top w:type="dxa" w:w="60"/>
+              <w:left w:type="dxa" w:w="120"/>
+              <w:bottom w:type="dxa" w:w="60"/>
+              <w:right w:type="dxa" w:w="120"/>
+            </w:tcMar>
+          </w:tcPr>
+          <w:p>
+            <w:r>
+              <w:rPr>
+                <w:rFonts w:ascii="Calibri" w:cs="Calibri" w:eastAsia="Calibri" w:hAnsi="Calibri"/>
+                <w:color w:val="111827"/>
                 <w:sz w:val="18"/>
                 <w:szCs w:val="18"/>
               </w:rPr>
@@ -4360,19 +5380,26 @@
         </w:tc>
         <w:tc>
           <w:tcPr>
-            <w:tcW w:type="pct" w:w="45%"/>
-            <w:shd w:fill="FAF5FF" w:val="clear"/>
-            <w:tcMar>
-              <w:top w:type="dxa" w:w="60"/>
-              <w:left w:type="dxa" w:w="120"/>
-              <w:bottom w:type="dxa" w:w="60"/>
-              <w:right w:type="dxa" w:w="120"/>
-            </w:tcMar>
-          </w:tcPr>
-          <w:p>
-            <w:r>
-              <w:rPr>
-                <w:color w:val="1F2937"/>
+            <w:tcW w:type="dxa" w:w="4050"/>
+            <w:tcBorders>
+              <w:top w:val="none" w:color="FFFFFF" w:sz="0"/>
+              <w:left w:val="none" w:color="FFFFFF" w:sz="0"/>
+              <w:bottom w:val="none" w:color="FFFFFF" w:sz="0"/>
+              <w:right w:val="none" w:color="FFFFFF" w:sz="0"/>
+            </w:tcBorders>
+            <w:shd w:fill="F5F3FF" w:val="solid"/>
+            <w:tcMar>
+              <w:top w:type="dxa" w:w="60"/>
+              <w:left w:type="dxa" w:w="120"/>
+              <w:bottom w:type="dxa" w:w="60"/>
+              <w:right w:type="dxa" w:w="120"/>
+            </w:tcMar>
+          </w:tcPr>
+          <w:p>
+            <w:r>
+              <w:rPr>
+                <w:rFonts w:ascii="Calibri" w:cs="Calibri" w:eastAsia="Calibri" w:hAnsi="Calibri"/>
+                <w:color w:val="111827"/>
                 <w:sz w:val="18"/>
                 <w:szCs w:val="18"/>
               </w:rPr>
@@ -4382,19 +5409,26 @@
         </w:tc>
         <w:tc>
           <w:tcPr>
-            <w:tcW w:type="pct" w:w="30%"/>
-            <w:shd w:fill="FAF5FF" w:val="clear"/>
-            <w:tcMar>
-              <w:top w:type="dxa" w:w="60"/>
-              <w:left w:type="dxa" w:w="120"/>
-              <w:bottom w:type="dxa" w:w="60"/>
-              <w:right w:type="dxa" w:w="120"/>
-            </w:tcMar>
-          </w:tcPr>
-          <w:p>
-            <w:r>
-              <w:rPr>
-                <w:color w:val="1F2937"/>
+            <w:tcW w:type="dxa" w:w="2700"/>
+            <w:tcBorders>
+              <w:top w:val="none" w:color="FFFFFF" w:sz="0"/>
+              <w:left w:val="none" w:color="FFFFFF" w:sz="0"/>
+              <w:bottom w:val="none" w:color="FFFFFF" w:sz="0"/>
+              <w:right w:val="none" w:color="FFFFFF" w:sz="0"/>
+            </w:tcBorders>
+            <w:shd w:fill="F5F3FF" w:val="solid"/>
+            <w:tcMar>
+              <w:top w:type="dxa" w:w="60"/>
+              <w:left w:type="dxa" w:w="120"/>
+              <w:bottom w:type="dxa" w:w="60"/>
+              <w:right w:type="dxa" w:w="120"/>
+            </w:tcMar>
+          </w:tcPr>
+          <w:p>
+            <w:r>
+              <w:rPr>
+                <w:rFonts w:ascii="Calibri" w:cs="Calibri" w:eastAsia="Calibri" w:hAnsi="Calibri"/>
+                <w:color w:val="111827"/>
                 <w:sz w:val="18"/>
                 <w:szCs w:val="18"/>
               </w:rPr>
@@ -4406,7 +5440,7 @@
     </w:tbl>
     <w:p>
       <w:pPr>
-        <w:spacing w:after="40" w:before="80"/>
+        <w:spacing w:after="40" w:before="100"/>
       </w:pPr>
       <w:r>
         <w:t xml:space="preserve"/>
@@ -4415,10 +5449,11 @@
     <w:p>
       <w:pPr>
         <w:pStyle w:val="Heading1"/>
-        <w:spacing w:after="120" w:before="320"/>
-      </w:pPr>
-      <w:r>
-        <w:rPr>
+        <w:spacing w:after="120" w:before="360"/>
+      </w:pPr>
+      <w:r>
+        <w:rPr>
+          <w:rFonts w:ascii="Calibri" w:cs="Calibri" w:eastAsia="Calibri" w:hAnsi="Calibri"/>
           <w:b/>
           <w:bCs/>
           <w:color w:val="6B21A8"/>
@@ -4430,13 +5465,14 @@
     </w:p>
     <w:p>
       <w:pPr>
-        <w:spacing w:after="60" w:before="60" w:line="276"/>
-      </w:pPr>
-      <w:r>
-        <w:rPr>
+        <w:spacing w:after="60" w:before="60" w:line="276" w:lineRule="auto"/>
+      </w:pPr>
+      <w:r>
+        <w:rPr>
+          <w:rFonts w:ascii="Calibri" w:cs="Calibri" w:eastAsia="Calibri" w:hAnsi="Calibri"/>
           <w:i/>
           <w:iCs/>
-          <w:color w:val="1F2937"/>
+          <w:color w:val="111827"/>
           <w:sz w:val="20"/>
           <w:szCs w:val="20"/>
         </w:rPr>
@@ -4445,7 +5481,7 @@
     </w:p>
     <w:p>
       <w:pPr>
-        <w:spacing w:after="40" w:before="80"/>
+        <w:spacing w:after="40" w:before="100"/>
       </w:pPr>
       <w:r>
         <w:t xml:space="preserve"/>
@@ -4453,7 +5489,7 @@
     </w:p>
     <w:tbl>
       <w:tblPr>
-        <w:tblW w:type="pct" w:w="100%"/>
+        <w:tblW w:type="dxa" w:w="9000"/>
         <w:tblBorders>
           <w:top w:val="single" w:color="auto" w:sz="4"/>
           <w:left w:val="single" w:color="auto" w:sz="4"/>
@@ -4474,8 +5510,14 @@
         </w:trPr>
         <w:tc>
           <w:tcPr>
-            <w:tcW w:type="pct" w:w="25%"/>
-            <w:shd w:fill="6B21A8" w:color="FFFFFF" w:val="clear"/>
+            <w:tcW w:type="dxa" w:w="2250"/>
+            <w:tcBorders>
+              <w:top w:val="none" w:color="FFFFFF" w:sz="0"/>
+              <w:left w:val="none" w:color="FFFFFF" w:sz="0"/>
+              <w:bottom w:val="none" w:color="FFFFFF" w:sz="0"/>
+              <w:right w:val="none" w:color="FFFFFF" w:sz="0"/>
+            </w:tcBorders>
+            <w:shd w:fill="6B21A8" w:val="solid"/>
             <w:tcMar>
               <w:top w:type="dxa" w:w="80"/>
               <w:left w:type="dxa" w:w="120"/>
@@ -4486,6 +5528,7 @@
           <w:p>
             <w:r>
               <w:rPr>
+                <w:rFonts w:ascii="Calibri" w:cs="Calibri" w:eastAsia="Calibri" w:hAnsi="Calibri"/>
                 <w:b/>
                 <w:bCs/>
                 <w:color w:val="FFFFFF"/>
@@ -4498,8 +5541,14 @@
         </w:tc>
         <w:tc>
           <w:tcPr>
-            <w:tcW w:type="pct" w:w="40%"/>
-            <w:shd w:fill="6B21A8" w:color="FFFFFF" w:val="clear"/>
+            <w:tcW w:type="dxa" w:w="3600"/>
+            <w:tcBorders>
+              <w:top w:val="none" w:color="FFFFFF" w:sz="0"/>
+              <w:left w:val="none" w:color="FFFFFF" w:sz="0"/>
+              <w:bottom w:val="none" w:color="FFFFFF" w:sz="0"/>
+              <w:right w:val="none" w:color="FFFFFF" w:sz="0"/>
+            </w:tcBorders>
+            <w:shd w:fill="6B21A8" w:val="solid"/>
             <w:tcMar>
               <w:top w:type="dxa" w:w="80"/>
               <w:left w:type="dxa" w:w="120"/>
@@ -4510,6 +5559,7 @@
           <w:p>
             <w:r>
               <w:rPr>
+                <w:rFonts w:ascii="Calibri" w:cs="Calibri" w:eastAsia="Calibri" w:hAnsi="Calibri"/>
                 <w:b/>
                 <w:bCs/>
                 <w:color w:val="FFFFFF"/>
@@ -4522,8 +5572,14 @@
         </w:tc>
         <w:tc>
           <w:tcPr>
-            <w:tcW w:type="pct" w:w="35%"/>
-            <w:shd w:fill="6B21A8" w:color="FFFFFF" w:val="clear"/>
+            <w:tcW w:type="dxa" w:w="3150"/>
+            <w:tcBorders>
+              <w:top w:val="none" w:color="FFFFFF" w:sz="0"/>
+              <w:left w:val="none" w:color="FFFFFF" w:sz="0"/>
+              <w:bottom w:val="none" w:color="FFFFFF" w:sz="0"/>
+              <w:right w:val="none" w:color="FFFFFF" w:sz="0"/>
+            </w:tcBorders>
+            <w:shd w:fill="6B21A8" w:val="solid"/>
             <w:tcMar>
               <w:top w:type="dxa" w:w="80"/>
               <w:left w:type="dxa" w:w="120"/>
@@ -4534,6 +5590,7 @@
           <w:p>
             <w:r>
               <w:rPr>
+                <w:rFonts w:ascii="Calibri" w:cs="Calibri" w:eastAsia="Calibri" w:hAnsi="Calibri"/>
                 <w:b/>
                 <w:bCs/>
                 <w:color w:val="FFFFFF"/>
@@ -4548,19 +5605,26 @@
       <w:tr>
         <w:tc>
           <w:tcPr>
-            <w:tcW w:type="pct" w:w="25%"/>
-            <w:shd w:fill="FFFFFF" w:val="clear"/>
-            <w:tcMar>
-              <w:top w:type="dxa" w:w="60"/>
-              <w:left w:type="dxa" w:w="120"/>
-              <w:bottom w:type="dxa" w:w="60"/>
-              <w:right w:type="dxa" w:w="120"/>
-            </w:tcMar>
-          </w:tcPr>
-          <w:p>
-            <w:r>
-              <w:rPr>
-                <w:color w:val="1F2937"/>
+            <w:tcW w:type="dxa" w:w="2250"/>
+            <w:tcBorders>
+              <w:top w:val="none" w:color="FFFFFF" w:sz="0"/>
+              <w:left w:val="none" w:color="FFFFFF" w:sz="0"/>
+              <w:bottom w:val="none" w:color="FFFFFF" w:sz="0"/>
+              <w:right w:val="none" w:color="FFFFFF" w:sz="0"/>
+            </w:tcBorders>
+            <w:shd w:fill="FFFFFF" w:val="solid"/>
+            <w:tcMar>
+              <w:top w:type="dxa" w:w="60"/>
+              <w:left w:type="dxa" w:w="120"/>
+              <w:bottom w:type="dxa" w:w="60"/>
+              <w:right w:type="dxa" w:w="120"/>
+            </w:tcMar>
+          </w:tcPr>
+          <w:p>
+            <w:r>
+              <w:rPr>
+                <w:rFonts w:ascii="Calibri" w:cs="Calibri" w:eastAsia="Calibri" w:hAnsi="Calibri"/>
+                <w:color w:val="111827"/>
                 <w:sz w:val="18"/>
                 <w:szCs w:val="18"/>
               </w:rPr>
@@ -4570,19 +5634,26 @@
         </w:tc>
         <w:tc>
           <w:tcPr>
-            <w:tcW w:type="pct" w:w="40%"/>
-            <w:shd w:fill="FFFFFF" w:val="clear"/>
-            <w:tcMar>
-              <w:top w:type="dxa" w:w="60"/>
-              <w:left w:type="dxa" w:w="120"/>
-              <w:bottom w:type="dxa" w:w="60"/>
-              <w:right w:type="dxa" w:w="120"/>
-            </w:tcMar>
-          </w:tcPr>
-          <w:p>
-            <w:r>
-              <w:rPr>
-                <w:color w:val="1F2937"/>
+            <w:tcW w:type="dxa" w:w="3600"/>
+            <w:tcBorders>
+              <w:top w:val="none" w:color="FFFFFF" w:sz="0"/>
+              <w:left w:val="none" w:color="FFFFFF" w:sz="0"/>
+              <w:bottom w:val="none" w:color="FFFFFF" w:sz="0"/>
+              <w:right w:val="none" w:color="FFFFFF" w:sz="0"/>
+            </w:tcBorders>
+            <w:shd w:fill="FFFFFF" w:val="solid"/>
+            <w:tcMar>
+              <w:top w:type="dxa" w:w="60"/>
+              <w:left w:type="dxa" w:w="120"/>
+              <w:bottom w:type="dxa" w:w="60"/>
+              <w:right w:type="dxa" w:w="120"/>
+            </w:tcMar>
+          </w:tcPr>
+          <w:p>
+            <w:r>
+              <w:rPr>
+                <w:rFonts w:ascii="Calibri" w:cs="Calibri" w:eastAsia="Calibri" w:hAnsi="Calibri"/>
+                <w:color w:val="111827"/>
                 <w:sz w:val="18"/>
                 <w:szCs w:val="18"/>
               </w:rPr>
@@ -4592,19 +5663,26 @@
         </w:tc>
         <w:tc>
           <w:tcPr>
-            <w:tcW w:type="pct" w:w="35%"/>
-            <w:shd w:fill="FFFFFF" w:val="clear"/>
-            <w:tcMar>
-              <w:top w:type="dxa" w:w="60"/>
-              <w:left w:type="dxa" w:w="120"/>
-              <w:bottom w:type="dxa" w:w="60"/>
-              <w:right w:type="dxa" w:w="120"/>
-            </w:tcMar>
-          </w:tcPr>
-          <w:p>
-            <w:r>
-              <w:rPr>
-                <w:color w:val="1F2937"/>
+            <w:tcW w:type="dxa" w:w="3150"/>
+            <w:tcBorders>
+              <w:top w:val="none" w:color="FFFFFF" w:sz="0"/>
+              <w:left w:val="none" w:color="FFFFFF" w:sz="0"/>
+              <w:bottom w:val="none" w:color="FFFFFF" w:sz="0"/>
+              <w:right w:val="none" w:color="FFFFFF" w:sz="0"/>
+            </w:tcBorders>
+            <w:shd w:fill="FFFFFF" w:val="solid"/>
+            <w:tcMar>
+              <w:top w:type="dxa" w:w="60"/>
+              <w:left w:type="dxa" w:w="120"/>
+              <w:bottom w:type="dxa" w:w="60"/>
+              <w:right w:type="dxa" w:w="120"/>
+            </w:tcMar>
+          </w:tcPr>
+          <w:p>
+            <w:r>
+              <w:rPr>
+                <w:rFonts w:ascii="Calibri" w:cs="Calibri" w:eastAsia="Calibri" w:hAnsi="Calibri"/>
+                <w:color w:val="111827"/>
                 <w:sz w:val="18"/>
                 <w:szCs w:val="18"/>
               </w:rPr>
@@ -4616,19 +5694,26 @@
       <w:tr>
         <w:tc>
           <w:tcPr>
-            <w:tcW w:type="pct" w:w="25%"/>
-            <w:shd w:fill="FAF5FF" w:val="clear"/>
-            <w:tcMar>
-              <w:top w:type="dxa" w:w="60"/>
-              <w:left w:type="dxa" w:w="120"/>
-              <w:bottom w:type="dxa" w:w="60"/>
-              <w:right w:type="dxa" w:w="120"/>
-            </w:tcMar>
-          </w:tcPr>
-          <w:p>
-            <w:r>
-              <w:rPr>
-                <w:color w:val="1F2937"/>
+            <w:tcW w:type="dxa" w:w="2250"/>
+            <w:tcBorders>
+              <w:top w:val="none" w:color="FFFFFF" w:sz="0"/>
+              <w:left w:val="none" w:color="FFFFFF" w:sz="0"/>
+              <w:bottom w:val="none" w:color="FFFFFF" w:sz="0"/>
+              <w:right w:val="none" w:color="FFFFFF" w:sz="0"/>
+            </w:tcBorders>
+            <w:shd w:fill="F5F3FF" w:val="solid"/>
+            <w:tcMar>
+              <w:top w:type="dxa" w:w="60"/>
+              <w:left w:type="dxa" w:w="120"/>
+              <w:bottom w:type="dxa" w:w="60"/>
+              <w:right w:type="dxa" w:w="120"/>
+            </w:tcMar>
+          </w:tcPr>
+          <w:p>
+            <w:r>
+              <w:rPr>
+                <w:rFonts w:ascii="Calibri" w:cs="Calibri" w:eastAsia="Calibri" w:hAnsi="Calibri"/>
+                <w:color w:val="111827"/>
                 <w:sz w:val="18"/>
                 <w:szCs w:val="18"/>
               </w:rPr>
@@ -4638,41 +5723,55 @@
         </w:tc>
         <w:tc>
           <w:tcPr>
-            <w:tcW w:type="pct" w:w="40%"/>
-            <w:shd w:fill="FAF5FF" w:val="clear"/>
-            <w:tcMar>
-              <w:top w:type="dxa" w:w="60"/>
-              <w:left w:type="dxa" w:w="120"/>
-              <w:bottom w:type="dxa" w:w="60"/>
-              <w:right w:type="dxa" w:w="120"/>
-            </w:tcMar>
-          </w:tcPr>
-          <w:p>
-            <w:r>
-              <w:rPr>
-                <w:color w:val="1F2937"/>
-                <w:sz w:val="18"/>
-                <w:szCs w:val="18"/>
-              </w:rPr>
-              <w:t xml:space="preserve">Swap CONEKTA_API_KEY + register production webhook at pagoyamx.com</w:t>
-            </w:r>
-          </w:p>
-        </w:tc>
-        <w:tc>
-          <w:tcPr>
-            <w:tcW w:type="pct" w:w="35%"/>
-            <w:shd w:fill="FAF5FF" w:val="clear"/>
-            <w:tcMar>
-              <w:top w:type="dxa" w:w="60"/>
-              <w:left w:type="dxa" w:w="120"/>
-              <w:bottom w:type="dxa" w:w="60"/>
-              <w:right w:type="dxa" w:w="120"/>
-            </w:tcMar>
-          </w:tcPr>
-          <w:p>
-            <w:r>
-              <w:rPr>
-                <w:color w:val="1F2937"/>
+            <w:tcW w:type="dxa" w:w="3600"/>
+            <w:tcBorders>
+              <w:top w:val="none" w:color="FFFFFF" w:sz="0"/>
+              <w:left w:val="none" w:color="FFFFFF" w:sz="0"/>
+              <w:bottom w:val="none" w:color="FFFFFF" w:sz="0"/>
+              <w:right w:val="none" w:color="FFFFFF" w:sz="0"/>
+            </w:tcBorders>
+            <w:shd w:fill="F5F3FF" w:val="solid"/>
+            <w:tcMar>
+              <w:top w:type="dxa" w:w="60"/>
+              <w:left w:type="dxa" w:w="120"/>
+              <w:bottom w:type="dxa" w:w="60"/>
+              <w:right w:type="dxa" w:w="120"/>
+            </w:tcMar>
+          </w:tcPr>
+          <w:p>
+            <w:r>
+              <w:rPr>
+                <w:rFonts w:ascii="Calibri" w:cs="Calibri" w:eastAsia="Calibri" w:hAnsi="Calibri"/>
+                <w:color w:val="111827"/>
+                <w:sz w:val="18"/>
+                <w:szCs w:val="18"/>
+              </w:rPr>
+              <w:t xml:space="preserve">Swap CONEKTA_API_KEY + register production webhook</w:t>
+            </w:r>
+          </w:p>
+        </w:tc>
+        <w:tc>
+          <w:tcPr>
+            <w:tcW w:type="dxa" w:w="3150"/>
+            <w:tcBorders>
+              <w:top w:val="none" w:color="FFFFFF" w:sz="0"/>
+              <w:left w:val="none" w:color="FFFFFF" w:sz="0"/>
+              <w:bottom w:val="none" w:color="FFFFFF" w:sz="0"/>
+              <w:right w:val="none" w:color="FFFFFF" w:sz="0"/>
+            </w:tcBorders>
+            <w:shd w:fill="F5F3FF" w:val="solid"/>
+            <w:tcMar>
+              <w:top w:type="dxa" w:w="60"/>
+              <w:left w:type="dxa" w:w="120"/>
+              <w:bottom w:type="dxa" w:w="60"/>
+              <w:right w:type="dxa" w:w="120"/>
+            </w:tcMar>
+          </w:tcPr>
+          <w:p>
+            <w:r>
+              <w:rPr>
+                <w:rFonts w:ascii="Calibri" w:cs="Calibri" w:eastAsia="Calibri" w:hAnsi="Calibri"/>
+                <w:color w:val="111827"/>
                 <w:sz w:val="18"/>
                 <w:szCs w:val="18"/>
               </w:rPr>
@@ -4684,7 +5783,7 @@
     </w:tbl>
     <w:p>
       <w:pPr>
-        <w:spacing w:after="40" w:before="80"/>
+        <w:spacing w:after="40" w:before="100"/>
       </w:pPr>
       <w:r>
         <w:t xml:space="preserve"/>
@@ -4693,10 +5792,11 @@
     <w:p>
       <w:pPr>
         <w:pStyle w:val="Heading1"/>
-        <w:spacing w:after="120" w:before="320"/>
-      </w:pPr>
-      <w:r>
-        <w:rPr>
+        <w:spacing w:after="120" w:before="360"/>
+      </w:pPr>
+      <w:r>
+        <w:rPr>
+          <w:rFonts w:ascii="Calibri" w:cs="Calibri" w:eastAsia="Calibri" w:hAnsi="Calibri"/>
           <w:b/>
           <w:bCs/>
           <w:color w:val="6B21A8"/>
@@ -4717,7 +5817,8 @@
       </w:pPr>
       <w:r>
         <w:rPr>
-          <w:color w:val="1F2937"/>
+          <w:rFonts w:ascii="Calibri" w:cs="Calibri" w:eastAsia="Calibri" w:hAnsi="Calibri"/>
+          <w:color w:val="111827"/>
           <w:sz w:val="20"/>
           <w:szCs w:val="20"/>
         </w:rPr>
@@ -4735,7 +5836,8 @@
       </w:pPr>
       <w:r>
         <w:rPr>
-          <w:color w:val="1F2937"/>
+          <w:rFonts w:ascii="Calibri" w:cs="Calibri" w:eastAsia="Calibri" w:hAnsi="Calibri"/>
+          <w:color w:val="111827"/>
           <w:sz w:val="20"/>
           <w:szCs w:val="20"/>
         </w:rPr>
@@ -4753,7 +5855,8 @@
       </w:pPr>
       <w:r>
         <w:rPr>
-          <w:color w:val="1F2937"/>
+          <w:rFonts w:ascii="Calibri" w:cs="Calibri" w:eastAsia="Calibri" w:hAnsi="Calibri"/>
+          <w:color w:val="111827"/>
           <w:sz w:val="20"/>
           <w:szCs w:val="20"/>
         </w:rPr>
@@ -4771,7 +5874,8 @@
       </w:pPr>
       <w:r>
         <w:rPr>
-          <w:color w:val="1F2937"/>
+          <w:rFonts w:ascii="Calibri" w:cs="Calibri" w:eastAsia="Calibri" w:hAnsi="Calibri"/>
+          <w:color w:val="111827"/>
           <w:sz w:val="20"/>
           <w:szCs w:val="20"/>
         </w:rPr>
@@ -4789,11 +5893,12 @@
       </w:pPr>
       <w:r>
         <w:rPr>
-          <w:color w:val="1F2937"/>
+          <w:rFonts w:ascii="Calibri" w:cs="Calibri" w:eastAsia="Calibri" w:hAnsi="Calibri"/>
+          <w:color w:val="111827"/>
           <w:sz w:val="20"/>
           <w:szCs w:val="20"/>
         </w:rPr>
-        <w:t xml:space="preserve">Paula for PagoSeguro tenants — ask about rent status, payment history, and upcoming due dates directly in WhatsApp</w:t>
+        <w:t xml:space="preserve">Paula for PagoSeguro tenants — rent status, payment history, due dates via WhatsApp</w:t>
       </w:r>
     </w:p>
     <w:p>
@@ -4807,11 +5912,12 @@
       </w:pPr>
       <w:r>
         <w:rPr>
-          <w:color w:val="1F2937"/>
+          <w:rFonts w:ascii="Calibri" w:cs="Calibri" w:eastAsia="Calibri" w:hAnsi="Calibri"/>
+          <w:color w:val="111827"/>
           <w:sz w:val="20"/>
           <w:szCs w:val="20"/>
         </w:rPr>
-        <w:t xml:space="preserve">PagoSeguro: automated rent collection with late fee logic</w:t>
+        <w:t xml:space="preserve">PagoSeguro: automated rent collection with late fee logic and WhatsApp payment reminders</w:t>
       </w:r>
     </w:p>
     <w:p>
@@ -4825,34 +5931,17 @@
       </w:pPr>
       <w:r>
         <w:rPr>
-          <w:color w:val="1F2937"/>
+          <w:rFonts w:ascii="Calibri" w:cs="Calibri" w:eastAsia="Calibri" w:hAnsi="Calibri"/>
+          <w:color w:val="111827"/>
           <w:sz w:val="20"/>
           <w:szCs w:val="20"/>
         </w:rPr>
-        <w:t xml:space="preserve">PagoSeguro: WhatsApp payment reminders with embedded payment links</w:t>
-      </w:r>
-    </w:p>
-    <w:p>
-      <w:pPr>
-        <w:pStyle w:val="ListParagraph"/>
-        <w:numPr>
-          <w:ilvl w:val="0"/>
-          <w:numId w:val="1"/>
-        </w:numPr>
-        <w:spacing w:after="40" w:before="40"/>
-      </w:pPr>
-      <w:r>
-        <w:rPr>
-          <w:color w:val="1F2937"/>
-          <w:sz w:val="20"/>
-          <w:szCs w:val="20"/>
-        </w:rPr>
         <w:t xml:space="preserve">Multi-property management for institutional landlords (5+ units)</w:t>
       </w:r>
     </w:p>
     <w:p>
       <w:pPr>
-        <w:spacing w:after="40" w:before="80"/>
+        <w:spacing w:after="40" w:before="100"/>
       </w:pPr>
       <w:r>
         <w:t xml:space="preserve"/>
@@ -4864,6 +5953,7 @@
       </w:pPr>
       <w:r>
         <w:rPr>
+          <w:rFonts w:ascii="Calibri" w:cs="Calibri" w:eastAsia="Calibri" w:hAnsi="Calibri"/>
           <w:i/>
           <w:iCs/>
           <w:color w:val="6B7280"/>

--- a/docs/yc/PagoYa-Technical-Summary-YC.docx
+++ b/docs/yc/PagoYa-Technical-Summary-YC.docx
@@ -4,4554 +4,1097 @@
   <w:body>
     <w:p>
       <w:pPr>
-        <w:spacing w:before="0" w:after="120"/>
+        <w:spacing w:after="80"/>
       </w:pPr>
       <w:r>
-        <w:rPr>
-          <w:rFonts w:ascii="Calibri" w:hAnsi="Calibri"/>
-          <w:b/>
-          <w:i w:val="0"/>
-          <w:color w:val="6B21A8"/>
-          <w:sz w:val="44"/>
-        </w:rPr>
-        <w:t>PagoYa — Technical Summary for Y Combinator</w:t>
+        <w:t>pagoyamx.com   |   pagoseguromx.com</w:t>
       </w:r>
     </w:p>
     <w:p>
+      <w:pPr>
+        <w:spacing w:after="80"/>
+      </w:pPr>
       <w:r>
-        <w:rPr>
-          <w:rFonts w:ascii="Calibri" w:hAnsi="Calibri"/>
-          <w:b w:val="0"/>
-          <w:i w:val="0"/>
-          <w:color w:val="6B7280"/>
-          <w:sz w:val="20"/>
-        </w:rPr>
-        <w:t>pagoyamx.com  |  pagoseguromx.com</w:t>
+        <w:t>Longview Meridian Technologies LLC   |   Built entirely without an external dev team using AI-assisted development (Claude + Replit)</w:t>
       </w:r>
     </w:p>
     <w:p>
+      <w:pPr>
+        <w:spacing w:before="200" w:after="60"/>
+      </w:pPr>
       <w:r>
         <w:rPr>
-          <w:rFonts w:ascii="Calibri" w:hAnsi="Calibri"/>
-          <w:b w:val="0"/>
-          <w:i/>
-          <w:color w:val="6B7280"/>
-          <w:sz w:val="18"/>
-        </w:rPr>
-        <w:t>Longview Meridian Technologies LLC  |  Built entirely without an external dev team using AI-assisted development (Claude + Replit)</w:t>
-      </w:r>
-    </w:p>
-    <w:p>
-      <w:pPr>
-        <w:spacing w:before="320" w:after="80"/>
-      </w:pPr>
-      <w:r>
-        <w:rPr>
-          <w:rFonts w:ascii="Calibri" w:hAnsi="Calibri"/>
           <w:b/>
-          <w:i w:val="0"/>
-          <w:color w:val="6B21A8"/>
-          <w:sz w:val="28"/>
+          <w:sz w:val="26"/>
         </w:rPr>
         <w:t>1. Core Technology Stack</w:t>
       </w:r>
     </w:p>
-    <w:tbl>
-      <w:tblPr>
-        <w:tblW w:type="auto" w:w="0"/>
-        <w:jc w:val="left"/>
-        <w:tblLook w:firstColumn="1" w:firstRow="1" w:lastColumn="0" w:lastRow="0" w:noHBand="0" w:noVBand="1" w:val="04A0"/>
-        <w:tblBorders>
-          <w:top w:val="none" w:sz="0" w:space="0" w:color="auto"/>
-          <w:left w:val="none" w:sz="0" w:space="0" w:color="auto"/>
-          <w:bottom w:val="none" w:sz="0" w:space="0" w:color="auto"/>
-          <w:right w:val="none" w:sz="0" w:space="0" w:color="auto"/>
-          <w:insideH w:val="none" w:sz="0" w:space="0" w:color="auto"/>
-          <w:insideV w:val="none" w:sz="0" w:space="0" w:color="auto"/>
-        </w:tblBorders>
-      </w:tblPr>
-      <w:tblGrid>
-        <w:gridCol w:w="2880"/>
-        <w:gridCol w:w="2880"/>
-        <w:gridCol w:w="2880"/>
-      </w:tblGrid>
-      <w:tr>
-        <w:tc>
-          <w:tcPr>
-            <w:tcW w:type="dxa" w:w="2160"/>
-            <w:shd w:val="clear" w:color="auto" w:fill="6B21A8"/>
-          </w:tcPr>
-          <w:p>
-            <w:pPr>
-              <w:spacing w:before="20" w:after="20"/>
-            </w:pPr>
-            <w:r/>
-            <w:r>
-              <w:rPr>
-                <w:rFonts w:ascii="Calibri" w:hAnsi="Calibri"/>
-                <w:b/>
-                <w:i w:val="0"/>
-                <w:color w:val="FFFFFF"/>
-                <w:sz w:val="18"/>
-              </w:rPr>
-              <w:t>Layer</w:t>
-            </w:r>
-          </w:p>
-        </w:tc>
-        <w:tc>
-          <w:tcPr>
-            <w:tcW w:type="dxa" w:w="4032"/>
-            <w:shd w:val="clear" w:color="auto" w:fill="6B21A8"/>
-          </w:tcPr>
-          <w:p>
-            <w:pPr>
-              <w:spacing w:before="20" w:after="20"/>
-            </w:pPr>
-            <w:r/>
-            <w:r>
-              <w:rPr>
-                <w:rFonts w:ascii="Calibri" w:hAnsi="Calibri"/>
-                <w:b/>
-                <w:i w:val="0"/>
-                <w:color w:val="FFFFFF"/>
-                <w:sz w:val="18"/>
-              </w:rPr>
-              <w:t>Technology</w:t>
-            </w:r>
-          </w:p>
-        </w:tc>
-        <w:tc>
-          <w:tcPr>
-            <w:tcW w:type="dxa" w:w="4032"/>
-            <w:shd w:val="clear" w:color="auto" w:fill="6B21A8"/>
-          </w:tcPr>
-          <w:p>
-            <w:pPr>
-              <w:spacing w:before="20" w:after="20"/>
-            </w:pPr>
-            <w:r/>
-            <w:r>
-              <w:rPr>
-                <w:rFonts w:ascii="Calibri" w:hAnsi="Calibri"/>
-                <w:b/>
-                <w:i w:val="0"/>
-                <w:color w:val="FFFFFF"/>
-                <w:sz w:val="18"/>
-              </w:rPr>
-              <w:t>Notes</w:t>
-            </w:r>
-          </w:p>
-        </w:tc>
-      </w:tr>
-      <w:tr>
-        <w:tc>
-          <w:tcPr>
-            <w:tcW w:type="dxa" w:w="2160"/>
-            <w:shd w:val="clear" w:color="auto" w:fill="FFFFFF"/>
-          </w:tcPr>
-          <w:p>
-            <w:pPr>
-              <w:spacing w:before="20" w:after="20"/>
-            </w:pPr>
-            <w:r/>
-            <w:r>
-              <w:rPr>
-                <w:rFonts w:ascii="Calibri" w:hAnsi="Calibri"/>
-                <w:b w:val="0"/>
-                <w:i w:val="0"/>
-                <w:color w:val="111827"/>
-                <w:sz w:val="18"/>
-              </w:rPr>
-              <w:t>Runtime</w:t>
-            </w:r>
-          </w:p>
-        </w:tc>
-        <w:tc>
-          <w:tcPr>
-            <w:tcW w:type="dxa" w:w="4032"/>
-            <w:shd w:val="clear" w:color="auto" w:fill="FFFFFF"/>
-          </w:tcPr>
-          <w:p>
-            <w:pPr>
-              <w:spacing w:before="20" w:after="20"/>
-            </w:pPr>
-            <w:r/>
-            <w:r>
-              <w:rPr>
-                <w:rFonts w:ascii="Calibri" w:hAnsi="Calibri"/>
-                <w:b w:val="0"/>
-                <w:i w:val="0"/>
-                <w:color w:val="111827"/>
-                <w:sz w:val="18"/>
-              </w:rPr>
-              <w:t>Node.js / Express 5</w:t>
-            </w:r>
-          </w:p>
-        </w:tc>
-        <w:tc>
-          <w:tcPr>
-            <w:tcW w:type="dxa" w:w="4032"/>
-            <w:shd w:val="clear" w:color="auto" w:fill="FFFFFF"/>
-          </w:tcPr>
-          <w:p>
-            <w:pPr>
-              <w:spacing w:before="20" w:after="20"/>
-            </w:pPr>
-            <w:r/>
-            <w:r>
-              <w:rPr>
-                <w:rFonts w:ascii="Calibri" w:hAnsi="Calibri"/>
-                <w:b w:val="0"/>
-                <w:i w:val="0"/>
-                <w:color w:val="111827"/>
-                <w:sz w:val="18"/>
-              </w:rPr>
-              <w:t>TypeScript throughout</w:t>
-            </w:r>
-          </w:p>
-        </w:tc>
-      </w:tr>
-      <w:tr>
-        <w:tc>
-          <w:tcPr>
-            <w:tcW w:type="dxa" w:w="2160"/>
-            <w:shd w:val="clear" w:color="auto" w:fill="F5F3FF"/>
-          </w:tcPr>
-          <w:p>
-            <w:pPr>
-              <w:spacing w:before="20" w:after="20"/>
-            </w:pPr>
-            <w:r/>
-            <w:r>
-              <w:rPr>
-                <w:rFonts w:ascii="Calibri" w:hAnsi="Calibri"/>
-                <w:b w:val="0"/>
-                <w:i w:val="0"/>
-                <w:color w:val="111827"/>
-                <w:sz w:val="18"/>
-              </w:rPr>
-              <w:t>ORM / DB</w:t>
-            </w:r>
-          </w:p>
-        </w:tc>
-        <w:tc>
-          <w:tcPr>
-            <w:tcW w:type="dxa" w:w="4032"/>
-            <w:shd w:val="clear" w:color="auto" w:fill="F5F3FF"/>
-          </w:tcPr>
-          <w:p>
-            <w:pPr>
-              <w:spacing w:before="20" w:after="20"/>
-            </w:pPr>
-            <w:r/>
-            <w:r>
-              <w:rPr>
-                <w:rFonts w:ascii="Calibri" w:hAnsi="Calibri"/>
-                <w:b w:val="0"/>
-                <w:i w:val="0"/>
-                <w:color w:val="111827"/>
-                <w:sz w:val="18"/>
-              </w:rPr>
-              <w:t>Drizzle ORM + PostgreSQL (Neon)</w:t>
-            </w:r>
-          </w:p>
-        </w:tc>
-        <w:tc>
-          <w:tcPr>
-            <w:tcW w:type="dxa" w:w="4032"/>
-            <w:shd w:val="clear" w:color="auto" w:fill="F5F3FF"/>
-          </w:tcPr>
-          <w:p>
-            <w:pPr>
-              <w:spacing w:before="20" w:after="20"/>
-            </w:pPr>
-            <w:r/>
-            <w:r>
-              <w:rPr>
-                <w:rFonts w:ascii="Calibri" w:hAnsi="Calibri"/>
-                <w:b w:val="0"/>
-                <w:i w:val="0"/>
-                <w:color w:val="111827"/>
-                <w:sz w:val="18"/>
-              </w:rPr>
-              <w:t>Atomic transactions, schema migrations</w:t>
-            </w:r>
-          </w:p>
-        </w:tc>
-      </w:tr>
-      <w:tr>
-        <w:tc>
-          <w:tcPr>
-            <w:tcW w:type="dxa" w:w="2160"/>
-            <w:shd w:val="clear" w:color="auto" w:fill="FFFFFF"/>
-          </w:tcPr>
-          <w:p>
-            <w:pPr>
-              <w:spacing w:before="20" w:after="20"/>
-            </w:pPr>
-            <w:r/>
-            <w:r>
-              <w:rPr>
-                <w:rFonts w:ascii="Calibri" w:hAnsi="Calibri"/>
-                <w:b w:val="0"/>
-                <w:i w:val="0"/>
-                <w:color w:val="111827"/>
-                <w:sz w:val="18"/>
-              </w:rPr>
-              <w:t>Frontend</w:t>
-            </w:r>
-          </w:p>
-        </w:tc>
-        <w:tc>
-          <w:tcPr>
-            <w:tcW w:type="dxa" w:w="4032"/>
-            <w:shd w:val="clear" w:color="auto" w:fill="FFFFFF"/>
-          </w:tcPr>
-          <w:p>
-            <w:pPr>
-              <w:spacing w:before="20" w:after="20"/>
-            </w:pPr>
-            <w:r/>
-            <w:r>
-              <w:rPr>
-                <w:rFonts w:ascii="Calibri" w:hAnsi="Calibri"/>
-                <w:b w:val="0"/>
-                <w:i w:val="0"/>
-                <w:color w:val="111827"/>
-                <w:sz w:val="18"/>
-              </w:rPr>
-              <w:t>React + Vite</w:t>
-            </w:r>
-          </w:p>
-        </w:tc>
-        <w:tc>
-          <w:tcPr>
-            <w:tcW w:type="dxa" w:w="4032"/>
-            <w:shd w:val="clear" w:color="auto" w:fill="FFFFFF"/>
-          </w:tcPr>
-          <w:p>
-            <w:pPr>
-              <w:spacing w:before="20" w:after="20"/>
-            </w:pPr>
-            <w:r/>
-            <w:r>
-              <w:rPr>
-                <w:rFonts w:ascii="Calibri" w:hAnsi="Calibri"/>
-                <w:b w:val="0"/>
-                <w:i w:val="0"/>
-                <w:color w:val="111827"/>
-                <w:sz w:val="18"/>
-              </w:rPr>
-              <w:t>Mobile-first, PWA-ready</w:t>
-            </w:r>
-          </w:p>
-        </w:tc>
-      </w:tr>
-      <w:tr>
-        <w:tc>
-          <w:tcPr>
-            <w:tcW w:type="dxa" w:w="2160"/>
-            <w:shd w:val="clear" w:color="auto" w:fill="F5F3FF"/>
-          </w:tcPr>
-          <w:p>
-            <w:pPr>
-              <w:spacing w:before="20" w:after="20"/>
-            </w:pPr>
-            <w:r/>
-            <w:r>
-              <w:rPr>
-                <w:rFonts w:ascii="Calibri" w:hAnsi="Calibri"/>
-                <w:b w:val="0"/>
-                <w:i w:val="0"/>
-                <w:color w:val="111827"/>
-                <w:sz w:val="18"/>
-              </w:rPr>
-              <w:t>AI Layer</w:t>
-            </w:r>
-          </w:p>
-        </w:tc>
-        <w:tc>
-          <w:tcPr>
-            <w:tcW w:type="dxa" w:w="4032"/>
-            <w:shd w:val="clear" w:color="auto" w:fill="F5F3FF"/>
-          </w:tcPr>
-          <w:p>
-            <w:pPr>
-              <w:spacing w:before="20" w:after="20"/>
-            </w:pPr>
-            <w:r/>
-            <w:r>
-              <w:rPr>
-                <w:rFonts w:ascii="Calibri" w:hAnsi="Calibri"/>
-                <w:b w:val="0"/>
-                <w:i w:val="0"/>
-                <w:color w:val="111827"/>
-                <w:sz w:val="18"/>
-              </w:rPr>
-              <w:t>Anthropic Claude (claude-sonnet-4-5)</w:t>
-            </w:r>
-          </w:p>
-        </w:tc>
-        <w:tc>
-          <w:tcPr>
-            <w:tcW w:type="dxa" w:w="4032"/>
-            <w:shd w:val="clear" w:color="auto" w:fill="F5F3FF"/>
-          </w:tcPr>
-          <w:p>
-            <w:pPr>
-              <w:spacing w:before="20" w:after="20"/>
-            </w:pPr>
-            <w:r/>
-            <w:r>
-              <w:rPr>
-                <w:rFonts w:ascii="Calibri" w:hAnsi="Calibri"/>
-                <w:b w:val="0"/>
-                <w:i w:val="0"/>
-                <w:color w:val="111827"/>
-                <w:sz w:val="18"/>
-              </w:rPr>
-              <w:t>Tool-use agent loop, 7-tool set</w:t>
-            </w:r>
-          </w:p>
-        </w:tc>
-      </w:tr>
-      <w:tr>
-        <w:tc>
-          <w:tcPr>
-            <w:tcW w:type="dxa" w:w="2160"/>
-            <w:shd w:val="clear" w:color="auto" w:fill="FFFFFF"/>
-          </w:tcPr>
-          <w:p>
-            <w:pPr>
-              <w:spacing w:before="20" w:after="20"/>
-            </w:pPr>
-            <w:r/>
-            <w:r>
-              <w:rPr>
-                <w:rFonts w:ascii="Calibri" w:hAnsi="Calibri"/>
-                <w:b w:val="0"/>
-                <w:i w:val="0"/>
-                <w:color w:val="111827"/>
-                <w:sz w:val="18"/>
-              </w:rPr>
-              <w:t>Messaging</w:t>
-            </w:r>
-          </w:p>
-        </w:tc>
-        <w:tc>
-          <w:tcPr>
-            <w:tcW w:type="dxa" w:w="4032"/>
-            <w:shd w:val="clear" w:color="auto" w:fill="FFFFFF"/>
-          </w:tcPr>
-          <w:p>
-            <w:pPr>
-              <w:spacing w:before="20" w:after="20"/>
-            </w:pPr>
-            <w:r/>
-            <w:r>
-              <w:rPr>
-                <w:rFonts w:ascii="Calibri" w:hAnsi="Calibri"/>
-                <w:b w:val="0"/>
-                <w:i w:val="0"/>
-                <w:color w:val="111827"/>
-                <w:sz w:val="18"/>
-              </w:rPr>
-              <w:t>Twilio WhatsApp Business API</w:t>
-            </w:r>
-          </w:p>
-        </w:tc>
-        <w:tc>
-          <w:tcPr>
-            <w:tcW w:type="dxa" w:w="4032"/>
-            <w:shd w:val="clear" w:color="auto" w:fill="FFFFFF"/>
-          </w:tcPr>
-          <w:p>
-            <w:pPr>
-              <w:spacing w:before="20" w:after="20"/>
-            </w:pPr>
-            <w:r/>
-            <w:r>
-              <w:rPr>
-                <w:rFonts w:ascii="Calibri" w:hAnsi="Calibri"/>
-                <w:b w:val="0"/>
-                <w:i w:val="0"/>
-                <w:color w:val="111827"/>
-                <w:sz w:val="18"/>
-              </w:rPr>
-              <w:t>Inbound + outbound, receipts, OTP, agent webhook</w:t>
-            </w:r>
-          </w:p>
-        </w:tc>
-      </w:tr>
-      <w:tr>
-        <w:tc>
-          <w:tcPr>
-            <w:tcW w:type="dxa" w:w="2160"/>
-            <w:shd w:val="clear" w:color="auto" w:fill="F5F3FF"/>
-          </w:tcPr>
-          <w:p>
-            <w:pPr>
-              <w:spacing w:before="20" w:after="20"/>
-            </w:pPr>
-            <w:r/>
-            <w:r>
-              <w:rPr>
-                <w:rFonts w:ascii="Calibri" w:hAnsi="Calibri"/>
-                <w:b w:val="0"/>
-                <w:i w:val="0"/>
-                <w:color w:val="111827"/>
-                <w:sz w:val="18"/>
-              </w:rPr>
-              <w:t>Bill Pay Rails</w:t>
-            </w:r>
-          </w:p>
-        </w:tc>
-        <w:tc>
-          <w:tcPr>
-            <w:tcW w:type="dxa" w:w="4032"/>
-            <w:shd w:val="clear" w:color="auto" w:fill="F5F3FF"/>
-          </w:tcPr>
-          <w:p>
-            <w:pPr>
-              <w:spacing w:before="20" w:after="20"/>
-            </w:pPr>
-            <w:r/>
-            <w:r>
-              <w:rPr>
-                <w:rFonts w:ascii="Calibri" w:hAnsi="Calibri"/>
-                <w:b w:val="0"/>
-                <w:i w:val="0"/>
-                <w:color w:val="111827"/>
-                <w:sz w:val="18"/>
-              </w:rPr>
-              <w:t>SIPREL (primary) + Evoluciona Movil (fallback)</w:t>
-            </w:r>
-          </w:p>
-        </w:tc>
-        <w:tc>
-          <w:tcPr>
-            <w:tcW w:type="dxa" w:w="4032"/>
-            <w:shd w:val="clear" w:color="auto" w:fill="F5F3FF"/>
-          </w:tcPr>
-          <w:p>
-            <w:pPr>
-              <w:spacing w:before="20" w:after="20"/>
-            </w:pPr>
-            <w:r/>
-            <w:r>
-              <w:rPr>
-                <w:rFonts w:ascii="Calibri" w:hAnsi="Calibri"/>
-                <w:b w:val="0"/>
-                <w:i w:val="0"/>
-                <w:color w:val="111827"/>
-                <w:sz w:val="18"/>
-              </w:rPr>
-              <w:t>Auto-failover, 20+ billers</w:t>
-            </w:r>
-          </w:p>
-        </w:tc>
-      </w:tr>
-      <w:tr>
-        <w:tc>
-          <w:tcPr>
-            <w:tcW w:type="dxa" w:w="2160"/>
-            <w:shd w:val="clear" w:color="auto" w:fill="FFFFFF"/>
-          </w:tcPr>
-          <w:p>
-            <w:pPr>
-              <w:spacing w:before="20" w:after="20"/>
-            </w:pPr>
-            <w:r/>
-            <w:r>
-              <w:rPr>
-                <w:rFonts w:ascii="Calibri" w:hAnsi="Calibri"/>
-                <w:b w:val="0"/>
-                <w:i w:val="0"/>
-                <w:color w:val="111827"/>
-                <w:sz w:val="18"/>
-              </w:rPr>
-              <w:t>Card Processing</w:t>
-            </w:r>
-          </w:p>
-        </w:tc>
-        <w:tc>
-          <w:tcPr>
-            <w:tcW w:type="dxa" w:w="4032"/>
-            <w:shd w:val="clear" w:color="auto" w:fill="FFFFFF"/>
-          </w:tcPr>
-          <w:p>
-            <w:pPr>
-              <w:spacing w:before="20" w:after="20"/>
-            </w:pPr>
-            <w:r/>
-            <w:r>
-              <w:rPr>
-                <w:rFonts w:ascii="Calibri" w:hAnsi="Calibri"/>
-                <w:b w:val="0"/>
-                <w:i w:val="0"/>
-                <w:color w:val="111827"/>
-                <w:sz w:val="18"/>
-              </w:rPr>
-              <w:t>Conekta</w:t>
-            </w:r>
-          </w:p>
-        </w:tc>
-        <w:tc>
-          <w:tcPr>
-            <w:tcW w:type="dxa" w:w="4032"/>
-            <w:shd w:val="clear" w:color="auto" w:fill="FFFFFF"/>
-          </w:tcPr>
-          <w:p>
-            <w:pPr>
-              <w:spacing w:before="20" w:after="20"/>
-            </w:pPr>
-            <w:r/>
-            <w:r>
-              <w:rPr>
-                <w:rFonts w:ascii="Calibri" w:hAnsi="Calibri"/>
-                <w:b w:val="0"/>
-                <w:i w:val="0"/>
-                <w:color w:val="111827"/>
-                <w:sz w:val="18"/>
-              </w:rPr>
-              <w:t>Tokenization, saved cards, webhooks</w:t>
-            </w:r>
-          </w:p>
-        </w:tc>
-      </w:tr>
-      <w:tr>
-        <w:tc>
-          <w:tcPr>
-            <w:tcW w:type="dxa" w:w="2160"/>
-            <w:shd w:val="clear" w:color="auto" w:fill="F5F3FF"/>
-          </w:tcPr>
-          <w:p>
-            <w:pPr>
-              <w:spacing w:before="20" w:after="20"/>
-            </w:pPr>
-            <w:r/>
-            <w:r>
-              <w:rPr>
-                <w:rFonts w:ascii="Calibri" w:hAnsi="Calibri"/>
-                <w:b w:val="0"/>
-                <w:i w:val="0"/>
-                <w:color w:val="111827"/>
-                <w:sz w:val="18"/>
-              </w:rPr>
-              <w:t>Cash-In</w:t>
-            </w:r>
-          </w:p>
-        </w:tc>
-        <w:tc>
-          <w:tcPr>
-            <w:tcW w:type="dxa" w:w="4032"/>
-            <w:shd w:val="clear" w:color="auto" w:fill="F5F3FF"/>
-          </w:tcPr>
-          <w:p>
-            <w:pPr>
-              <w:spacing w:before="20" w:after="20"/>
-            </w:pPr>
-            <w:r/>
-            <w:r>
-              <w:rPr>
-                <w:rFonts w:ascii="Calibri" w:hAnsi="Calibri"/>
-                <w:b w:val="0"/>
-                <w:i w:val="0"/>
-                <w:color w:val="111827"/>
-                <w:sz w:val="18"/>
-              </w:rPr>
-              <w:t>Digital Femsa / OXXO</w:t>
-            </w:r>
-          </w:p>
-        </w:tc>
-        <w:tc>
-          <w:tcPr>
-            <w:tcW w:type="dxa" w:w="4032"/>
-            <w:shd w:val="clear" w:color="auto" w:fill="F5F3FF"/>
-          </w:tcPr>
-          <w:p>
-            <w:pPr>
-              <w:spacing w:before="20" w:after="20"/>
-            </w:pPr>
-            <w:r/>
-            <w:r>
-              <w:rPr>
-                <w:rFonts w:ascii="Calibri" w:hAnsi="Calibri"/>
-                <w:b w:val="0"/>
-                <w:i w:val="0"/>
-                <w:color w:val="111827"/>
-                <w:sz w:val="18"/>
-              </w:rPr>
-              <w:t>Barcode voucher generation</w:t>
-            </w:r>
-          </w:p>
-        </w:tc>
-      </w:tr>
-      <w:tr>
-        <w:tc>
-          <w:tcPr>
-            <w:tcW w:type="dxa" w:w="2160"/>
-            <w:shd w:val="clear" w:color="auto" w:fill="FFFFFF"/>
-          </w:tcPr>
-          <w:p>
-            <w:pPr>
-              <w:spacing w:before="20" w:after="20"/>
-            </w:pPr>
-            <w:r/>
-            <w:r>
-              <w:rPr>
-                <w:rFonts w:ascii="Calibri" w:hAnsi="Calibri"/>
-                <w:b w:val="0"/>
-                <w:i w:val="0"/>
-                <w:color w:val="111827"/>
-                <w:sz w:val="18"/>
-              </w:rPr>
-              <w:t>Bank Transfers</w:t>
-            </w:r>
-          </w:p>
-        </w:tc>
-        <w:tc>
-          <w:tcPr>
-            <w:tcW w:type="dxa" w:w="4032"/>
-            <w:shd w:val="clear" w:color="auto" w:fill="FFFFFF"/>
-          </w:tcPr>
-          <w:p>
-            <w:pPr>
-              <w:spacing w:before="20" w:after="20"/>
-            </w:pPr>
-            <w:r/>
-            <w:r>
-              <w:rPr>
-                <w:rFonts w:ascii="Calibri" w:hAnsi="Calibri"/>
-                <w:b w:val="0"/>
-                <w:i w:val="0"/>
-                <w:color w:val="111827"/>
-                <w:sz w:val="18"/>
-              </w:rPr>
-              <w:t>SPEI inbound</w:t>
-            </w:r>
-          </w:p>
-        </w:tc>
-        <w:tc>
-          <w:tcPr>
-            <w:tcW w:type="dxa" w:w="4032"/>
-            <w:shd w:val="clear" w:color="auto" w:fill="FFFFFF"/>
-          </w:tcPr>
-          <w:p>
-            <w:pPr>
-              <w:spacing w:before="20" w:after="20"/>
-            </w:pPr>
-            <w:r/>
-            <w:r>
-              <w:rPr>
-                <w:rFonts w:ascii="Calibri" w:hAnsi="Calibri"/>
-                <w:b w:val="0"/>
-                <w:i w:val="0"/>
-                <w:color w:val="111827"/>
-                <w:sz w:val="18"/>
-              </w:rPr>
-              <w:t>Webhook-verified, wallet credit</w:t>
-            </w:r>
-          </w:p>
-        </w:tc>
-      </w:tr>
-      <w:tr>
-        <w:tc>
-          <w:tcPr>
-            <w:tcW w:type="dxa" w:w="2160"/>
-            <w:shd w:val="clear" w:color="auto" w:fill="F5F3FF"/>
-          </w:tcPr>
-          <w:p>
-            <w:pPr>
-              <w:spacing w:before="20" w:after="20"/>
-            </w:pPr>
-            <w:r/>
-            <w:r>
-              <w:rPr>
-                <w:rFonts w:ascii="Calibri" w:hAnsi="Calibri"/>
-                <w:b w:val="0"/>
-                <w:i w:val="0"/>
-                <w:color w:val="111827"/>
-                <w:sz w:val="18"/>
-              </w:rPr>
-              <w:t>KYC</w:t>
-            </w:r>
-          </w:p>
-        </w:tc>
-        <w:tc>
-          <w:tcPr>
-            <w:tcW w:type="dxa" w:w="4032"/>
-            <w:shd w:val="clear" w:color="auto" w:fill="F5F3FF"/>
-          </w:tcPr>
-          <w:p>
-            <w:pPr>
-              <w:spacing w:before="20" w:after="20"/>
-            </w:pPr>
-            <w:r/>
-            <w:r>
-              <w:rPr>
-                <w:rFonts w:ascii="Calibri" w:hAnsi="Calibri"/>
-                <w:b w:val="0"/>
-                <w:i w:val="0"/>
-                <w:color w:val="111827"/>
-                <w:sz w:val="18"/>
-              </w:rPr>
-              <w:t>RENAPO CURP verification + Belvo</w:t>
-            </w:r>
-          </w:p>
-        </w:tc>
-        <w:tc>
-          <w:tcPr>
-            <w:tcW w:type="dxa" w:w="4032"/>
-            <w:shd w:val="clear" w:color="auto" w:fill="F5F3FF"/>
-          </w:tcPr>
-          <w:p>
-            <w:pPr>
-              <w:spacing w:before="20" w:after="20"/>
-            </w:pPr>
-            <w:r/>
-            <w:r>
-              <w:rPr>
-                <w:rFonts w:ascii="Calibri" w:hAnsi="Calibri"/>
-                <w:b w:val="0"/>
-                <w:i w:val="0"/>
-                <w:color w:val="111827"/>
-                <w:sz w:val="18"/>
-              </w:rPr>
-              <w:t>Nivel 2 wallet limits</w:t>
-            </w:r>
-          </w:p>
-        </w:tc>
-      </w:tr>
-      <w:tr>
-        <w:tc>
-          <w:tcPr>
-            <w:tcW w:type="dxa" w:w="2160"/>
-            <w:shd w:val="clear" w:color="auto" w:fill="FFFFFF"/>
-          </w:tcPr>
-          <w:p>
-            <w:pPr>
-              <w:spacing w:before="20" w:after="20"/>
-            </w:pPr>
-            <w:r/>
-            <w:r>
-              <w:rPr>
-                <w:rFonts w:ascii="Calibri" w:hAnsi="Calibri"/>
-                <w:b w:val="0"/>
-                <w:i w:val="0"/>
-                <w:color w:val="111827"/>
-                <w:sz w:val="18"/>
-              </w:rPr>
-              <w:t>Auth</w:t>
-            </w:r>
-          </w:p>
-        </w:tc>
-        <w:tc>
-          <w:tcPr>
-            <w:tcW w:type="dxa" w:w="4032"/>
-            <w:shd w:val="clear" w:color="auto" w:fill="FFFFFF"/>
-          </w:tcPr>
-          <w:p>
-            <w:pPr>
-              <w:spacing w:before="20" w:after="20"/>
-            </w:pPr>
-            <w:r/>
-            <w:r>
-              <w:rPr>
-                <w:rFonts w:ascii="Calibri" w:hAnsi="Calibri"/>
-                <w:b w:val="0"/>
-                <w:i w:val="0"/>
-                <w:color w:val="111827"/>
-                <w:sz w:val="18"/>
-              </w:rPr>
-              <w:t>JWT + bcrypt</w:t>
-            </w:r>
-          </w:p>
-        </w:tc>
-        <w:tc>
-          <w:tcPr>
-            <w:tcW w:type="dxa" w:w="4032"/>
-            <w:shd w:val="clear" w:color="auto" w:fill="FFFFFF"/>
-          </w:tcPr>
-          <w:p>
-            <w:pPr>
-              <w:spacing w:before="20" w:after="20"/>
-            </w:pPr>
-            <w:r/>
-            <w:r>
-              <w:rPr>
-                <w:rFonts w:ascii="Calibri" w:hAnsi="Calibri"/>
-                <w:b w:val="0"/>
-                <w:i w:val="0"/>
-                <w:color w:val="111827"/>
-                <w:sz w:val="18"/>
-              </w:rPr>
-              <w:t>Per-user session, rep auth separate</w:t>
-            </w:r>
-          </w:p>
-        </w:tc>
-      </w:tr>
-      <w:tr>
-        <w:tc>
-          <w:tcPr>
-            <w:tcW w:type="dxa" w:w="2160"/>
-            <w:shd w:val="clear" w:color="auto" w:fill="F5F3FF"/>
-          </w:tcPr>
-          <w:p>
-            <w:pPr>
-              <w:spacing w:before="20" w:after="20"/>
-            </w:pPr>
-            <w:r/>
-            <w:r>
-              <w:rPr>
-                <w:rFonts w:ascii="Calibri" w:hAnsi="Calibri"/>
-                <w:b w:val="0"/>
-                <w:i w:val="0"/>
-                <w:color w:val="111827"/>
-                <w:sz w:val="18"/>
-              </w:rPr>
-              <w:t>Deployment</w:t>
-            </w:r>
-          </w:p>
-        </w:tc>
-        <w:tc>
-          <w:tcPr>
-            <w:tcW w:type="dxa" w:w="4032"/>
-            <w:shd w:val="clear" w:color="auto" w:fill="F5F3FF"/>
-          </w:tcPr>
-          <w:p>
-            <w:pPr>
-              <w:spacing w:before="20" w:after="20"/>
-            </w:pPr>
-            <w:r/>
-            <w:r>
-              <w:rPr>
-                <w:rFonts w:ascii="Calibri" w:hAnsi="Calibri"/>
-                <w:b w:val="0"/>
-                <w:i w:val="0"/>
-                <w:color w:val="111827"/>
-                <w:sz w:val="18"/>
-              </w:rPr>
-              <w:t>Replit Reserved VM</w:t>
-            </w:r>
-          </w:p>
-        </w:tc>
-        <w:tc>
-          <w:tcPr>
-            <w:tcW w:type="dxa" w:w="4032"/>
-            <w:shd w:val="clear" w:color="auto" w:fill="F5F3FF"/>
-          </w:tcPr>
-          <w:p>
-            <w:pPr>
-              <w:spacing w:before="20" w:after="20"/>
-            </w:pPr>
-            <w:r/>
-            <w:r>
-              <w:rPr>
-                <w:rFonts w:ascii="Calibri" w:hAnsi="Calibri"/>
-                <w:b w:val="0"/>
-                <w:i w:val="0"/>
-                <w:color w:val="111827"/>
-                <w:sz w:val="18"/>
-              </w:rPr>
-              <w:t>Custom domain TLS, always-on</w:t>
-            </w:r>
-          </w:p>
-        </w:tc>
-      </w:tr>
-      <w:tr>
-        <w:tc>
-          <w:tcPr>
-            <w:tcW w:type="dxa" w:w="2160"/>
-            <w:shd w:val="clear" w:color="auto" w:fill="FFFFFF"/>
-          </w:tcPr>
-          <w:p>
-            <w:pPr>
-              <w:spacing w:before="20" w:after="20"/>
-            </w:pPr>
-            <w:r/>
-            <w:r>
-              <w:rPr>
-                <w:rFonts w:ascii="Calibri" w:hAnsi="Calibri"/>
-                <w:b w:val="0"/>
-                <w:i w:val="0"/>
-                <w:color w:val="111827"/>
-                <w:sz w:val="18"/>
-              </w:rPr>
-              <w:t>Analytics</w:t>
-            </w:r>
-          </w:p>
-        </w:tc>
-        <w:tc>
-          <w:tcPr>
-            <w:tcW w:type="dxa" w:w="4032"/>
-            <w:shd w:val="clear" w:color="auto" w:fill="FFFFFF"/>
-          </w:tcPr>
-          <w:p>
-            <w:pPr>
-              <w:spacing w:before="20" w:after="20"/>
-            </w:pPr>
-            <w:r/>
-            <w:r>
-              <w:rPr>
-                <w:rFonts w:ascii="Calibri" w:hAnsi="Calibri"/>
-                <w:b w:val="0"/>
-                <w:i w:val="0"/>
-                <w:color w:val="111827"/>
-                <w:sz w:val="18"/>
-              </w:rPr>
-              <w:t>GA4 + PostHog</w:t>
-            </w:r>
-          </w:p>
-        </w:tc>
-        <w:tc>
-          <w:tcPr>
-            <w:tcW w:type="dxa" w:w="4032"/>
-            <w:shd w:val="clear" w:color="auto" w:fill="FFFFFF"/>
-          </w:tcPr>
-          <w:p>
-            <w:pPr>
-              <w:spacing w:before="20" w:after="20"/>
-            </w:pPr>
-            <w:r/>
-            <w:r>
-              <w:rPr>
-                <w:rFonts w:ascii="Calibri" w:hAnsi="Calibri"/>
-                <w:b w:val="0"/>
-                <w:i w:val="0"/>
-                <w:color w:val="111827"/>
-                <w:sz w:val="18"/>
-              </w:rPr>
-              <w:t>Conversion funnels, event tracking</w:t>
-            </w:r>
-          </w:p>
-        </w:tc>
-      </w:tr>
-      <w:tr>
-        <w:tc>
-          <w:tcPr>
-            <w:tcW w:type="dxa" w:w="2160"/>
-            <w:shd w:val="clear" w:color="auto" w:fill="F5F3FF"/>
-          </w:tcPr>
-          <w:p>
-            <w:pPr>
-              <w:spacing w:before="20" w:after="20"/>
-            </w:pPr>
-            <w:r/>
-            <w:r>
-              <w:rPr>
-                <w:rFonts w:ascii="Calibri" w:hAnsi="Calibri"/>
-                <w:b w:val="0"/>
-                <w:i w:val="0"/>
-                <w:color w:val="111827"/>
-                <w:sz w:val="18"/>
-              </w:rPr>
-              <w:t>Email CRM</w:t>
-            </w:r>
-          </w:p>
-        </w:tc>
-        <w:tc>
-          <w:tcPr>
-            <w:tcW w:type="dxa" w:w="4032"/>
-            <w:shd w:val="clear" w:color="auto" w:fill="F5F3FF"/>
-          </w:tcPr>
-          <w:p>
-            <w:pPr>
-              <w:spacing w:before="20" w:after="20"/>
-            </w:pPr>
-            <w:r/>
-            <w:r>
-              <w:rPr>
-                <w:rFonts w:ascii="Calibri" w:hAnsi="Calibri"/>
-                <w:b w:val="0"/>
-                <w:i w:val="0"/>
-                <w:color w:val="111827"/>
-                <w:sz w:val="18"/>
-              </w:rPr>
-              <w:t>HubSpot + Brevo</w:t>
-            </w:r>
-          </w:p>
-        </w:tc>
-        <w:tc>
-          <w:tcPr>
-            <w:tcW w:type="dxa" w:w="4032"/>
-            <w:shd w:val="clear" w:color="auto" w:fill="F5F3FF"/>
-          </w:tcPr>
-          <w:p>
-            <w:pPr>
-              <w:spacing w:before="20" w:after="20"/>
-            </w:pPr>
-            <w:r/>
-            <w:r>
-              <w:rPr>
-                <w:rFonts w:ascii="Calibri" w:hAnsi="Calibri"/>
-                <w:b w:val="0"/>
-                <w:i w:val="0"/>
-                <w:color w:val="111827"/>
-                <w:sz w:val="18"/>
-              </w:rPr>
-              <w:t>Broker outreach sequences</w:t>
-            </w:r>
-          </w:p>
-        </w:tc>
-      </w:tr>
-    </w:tbl>
-    <w:p/>
     <w:p>
       <w:pPr>
-        <w:spacing w:before="320" w:after="80"/>
+        <w:spacing w:after="80"/>
+      </w:pPr>
+      <w:r>
+        <w:t>Layer   |   Technology   |   Notes</w:t>
+      </w:r>
+    </w:p>
+    <w:p>
+      <w:pPr>
+        <w:spacing w:after="80"/>
+      </w:pPr>
+      <w:r>
+        <w:t>Runtime   |   Node.js / Express 5   |   TypeScript throughout</w:t>
+      </w:r>
+    </w:p>
+    <w:p>
+      <w:pPr>
+        <w:spacing w:after="80"/>
+      </w:pPr>
+      <w:r>
+        <w:t>ORM / DB   |   Drizzle ORM + PostgreSQL (Neon)   |   Atomic transactions, schema migrations</w:t>
+      </w:r>
+    </w:p>
+    <w:p>
+      <w:pPr>
+        <w:spacing w:after="80"/>
+      </w:pPr>
+      <w:r>
+        <w:t>Frontend   |   React + Vite   |   Mobile-first, PWA-ready</w:t>
+      </w:r>
+    </w:p>
+    <w:p>
+      <w:pPr>
+        <w:spacing w:after="80"/>
+      </w:pPr>
+      <w:r>
+        <w:t>AI Layer   |   Anthropic Claude (claude-sonnet-4-5)   |   Tool-use agent loop, 7-tool set</w:t>
+      </w:r>
+    </w:p>
+    <w:p>
+      <w:pPr>
+        <w:spacing w:after="80"/>
+      </w:pPr>
+      <w:r>
+        <w:t>Messaging   |   Twilio WhatsApp Business API   |   Inbound + outbound, receipts, OTP, agent webhook</w:t>
+      </w:r>
+    </w:p>
+    <w:p>
+      <w:pPr>
+        <w:spacing w:after="80"/>
+      </w:pPr>
+      <w:r>
+        <w:t>Bill Pay Rails   |   SIPREL (primary) + Evoluciona Movil   |   Auto-failover, 20+ billers</w:t>
+      </w:r>
+    </w:p>
+    <w:p>
+      <w:pPr>
+        <w:spacing w:after="80"/>
+      </w:pPr>
+      <w:r>
+        <w:t>Gift Cards   |   SIPREL / Taecel   |   9-brand catalog, PIN delivery via WhatsApp in seconds</w:t>
+      </w:r>
+    </w:p>
+    <w:p>
+      <w:pPr>
+        <w:spacing w:after="80"/>
+      </w:pPr>
+      <w:r>
+        <w:t>Card Processing   |   Stripe (live — May 31, 2026)   |   Visa/Mastercard, Mexican + international, live mode active</w:t>
+      </w:r>
+    </w:p>
+    <w:p>
+      <w:pPr>
+        <w:spacing w:after="80"/>
+      </w:pPr>
+      <w:r>
+        <w:t>Cash-In   |   Digital Femsa / OXXO   |   Barcode voucher generation</w:t>
+      </w:r>
+    </w:p>
+    <w:p>
+      <w:pPr>
+        <w:spacing w:after="80"/>
+      </w:pPr>
+      <w:r>
+        <w:t>Bank Transfers   |   SPEI inbound   |   Webhook-verified, wallet credit</w:t>
+      </w:r>
+    </w:p>
+    <w:p>
+      <w:pPr>
+        <w:spacing w:after="80"/>
+      </w:pPr>
+      <w:r>
+        <w:t>KYC   |   RENAPO CURP verification + Belvo   |   Optional at signup; Nivel 2 limits enforced when provided</w:t>
+      </w:r>
+    </w:p>
+    <w:p>
+      <w:pPr>
+        <w:spacing w:after="80"/>
+      </w:pPr>
+      <w:r>
+        <w:t>Auth   |   JWT + bcrypt   |   Per-user session, rep auth separate</w:t>
+      </w:r>
+    </w:p>
+    <w:p>
+      <w:pPr>
+        <w:spacing w:after="80"/>
+      </w:pPr>
+      <w:r>
+        <w:t>Deployment   |   Replit Reserved VM   |   Custom domain TLS, always-on</w:t>
+      </w:r>
+    </w:p>
+    <w:p>
+      <w:pPr>
+        <w:spacing w:after="80"/>
+      </w:pPr>
+      <w:r>
+        <w:t>Analytics   |   GA4 + PostHog   |   Conversion funnels, event tracking</w:t>
+      </w:r>
+    </w:p>
+    <w:p>
+      <w:pPr>
+        <w:spacing w:after="80"/>
+      </w:pPr>
+      <w:r>
+        <w:t>Email CRM   |   HubSpot + Brevo   |   Broker outreach sequences</w:t>
+      </w:r>
+    </w:p>
+    <w:p>
+      <w:pPr>
+        <w:spacing w:before="200" w:after="60"/>
       </w:pPr>
       <w:r>
         <w:rPr>
-          <w:rFonts w:ascii="Calibri" w:hAnsi="Calibri"/>
           <w:b/>
-          <w:i w:val="0"/>
-          <w:color w:val="6B21A8"/>
-          <w:sz w:val="28"/>
+          <w:sz w:val="26"/>
         </w:rPr>
         <w:t>2. Agentic AI — Paula</w:t>
       </w:r>
     </w:p>
     <w:p>
       <w:pPr>
-        <w:spacing w:before="40" w:after="80" w:line="280" w:lineRule="exact"/>
+        <w:spacing w:after="80"/>
       </w:pPr>
       <w:r>
-        <w:rPr>
-          <w:rFonts w:ascii="Calibri" w:hAnsi="Calibri"/>
-          <w:b w:val="0"/>
-          <w:i w:val="0"/>
-          <w:color w:val="111827"/>
-          <w:sz w:val="20"/>
-        </w:rPr>
         <w:t>Paula is a Claude-powered AI agent (claude-sonnet-4-5) running a tool-use loop across two simultaneous channels: WhatsApp (inbound) and an in-app floating widget on every product page. She is not a chatbot — she takes real actions against live user data and personalizes every response using the user's WhatsApp display name.</w:t>
       </w:r>
     </w:p>
     <w:p>
       <w:pPr>
-        <w:spacing w:before="160" w:after="40"/>
+        <w:spacing w:after="80"/>
       </w:pPr>
       <w:r>
-        <w:rPr>
-          <w:rFonts w:ascii="Calibri" w:hAnsi="Calibri"/>
-          <w:b/>
-          <w:i w:val="0"/>
-          <w:color w:val="111827"/>
-          <w:sz w:val="22"/>
-        </w:rPr>
         <w:t>Tool Set (live today)</w:t>
       </w:r>
     </w:p>
-    <w:tbl>
-      <w:tblPr>
-        <w:tblW w:type="auto" w:w="0"/>
-        <w:jc w:val="left"/>
-        <w:tblLook w:firstColumn="1" w:firstRow="1" w:lastColumn="0" w:lastRow="0" w:noHBand="0" w:noVBand="1" w:val="04A0"/>
-        <w:tblBorders>
-          <w:top w:val="none" w:sz="0" w:space="0" w:color="auto"/>
-          <w:left w:val="none" w:sz="0" w:space="0" w:color="auto"/>
-          <w:bottom w:val="none" w:sz="0" w:space="0" w:color="auto"/>
-          <w:right w:val="none" w:sz="0" w:space="0" w:color="auto"/>
-          <w:insideH w:val="none" w:sz="0" w:space="0" w:color="auto"/>
-          <w:insideV w:val="none" w:sz="0" w:space="0" w:color="auto"/>
-        </w:tblBorders>
-      </w:tblPr>
-      <w:tblGrid>
-        <w:gridCol w:w="4320"/>
-        <w:gridCol w:w="4320"/>
-      </w:tblGrid>
-      <w:tr>
-        <w:tc>
-          <w:tcPr>
-            <w:tcW w:type="dxa" w:w="3024"/>
-            <w:shd w:val="clear" w:color="auto" w:fill="6B21A8"/>
-          </w:tcPr>
-          <w:p>
-            <w:pPr>
-              <w:spacing w:before="20" w:after="20"/>
-            </w:pPr>
-            <w:r/>
-            <w:r>
-              <w:rPr>
-                <w:rFonts w:ascii="Calibri" w:hAnsi="Calibri"/>
-                <w:b/>
-                <w:i w:val="0"/>
-                <w:color w:val="FFFFFF"/>
-                <w:sz w:val="18"/>
-              </w:rPr>
-              <w:t>Tool</w:t>
-            </w:r>
-          </w:p>
-        </w:tc>
-        <w:tc>
-          <w:tcPr>
-            <w:tcW w:type="dxa" w:w="7200"/>
-            <w:shd w:val="clear" w:color="auto" w:fill="6B21A8"/>
-          </w:tcPr>
-          <w:p>
-            <w:pPr>
-              <w:spacing w:before="20" w:after="20"/>
-            </w:pPr>
-            <w:r/>
-            <w:r>
-              <w:rPr>
-                <w:rFonts w:ascii="Calibri" w:hAnsi="Calibri"/>
-                <w:b/>
-                <w:i w:val="0"/>
-                <w:color w:val="FFFFFF"/>
-                <w:sz w:val="18"/>
-              </w:rPr>
-              <w:t>What It Does</w:t>
-            </w:r>
-          </w:p>
-        </w:tc>
-      </w:tr>
-      <w:tr>
-        <w:tc>
-          <w:tcPr>
-            <w:tcW w:type="dxa" w:w="3024"/>
-            <w:shd w:val="clear" w:color="auto" w:fill="FFFFFF"/>
-          </w:tcPr>
-          <w:p>
-            <w:pPr>
-              <w:spacing w:before="20" w:after="20"/>
-            </w:pPr>
-            <w:r/>
-            <w:r>
-              <w:rPr>
-                <w:rFonts w:ascii="Calibri" w:hAnsi="Calibri"/>
-                <w:b w:val="0"/>
-                <w:i w:val="0"/>
-                <w:color w:val="111827"/>
-                <w:sz w:val="18"/>
-              </w:rPr>
-              <w:t>get_wallet_balance</w:t>
-            </w:r>
-          </w:p>
-        </w:tc>
-        <w:tc>
-          <w:tcPr>
-            <w:tcW w:type="dxa" w:w="7200"/>
-            <w:shd w:val="clear" w:color="auto" w:fill="FFFFFF"/>
-          </w:tcPr>
-          <w:p>
-            <w:pPr>
-              <w:spacing w:before="20" w:after="20"/>
-            </w:pPr>
-            <w:r/>
-            <w:r>
-              <w:rPr>
-                <w:rFonts w:ascii="Calibri" w:hAnsi="Calibri"/>
-                <w:b w:val="0"/>
-                <w:i w:val="0"/>
-                <w:color w:val="111827"/>
-                <w:sz w:val="18"/>
-              </w:rPr>
-              <w:t>Returns exact MXN balance in real time from the wallets table</w:t>
-            </w:r>
-          </w:p>
-        </w:tc>
-      </w:tr>
-      <w:tr>
-        <w:tc>
-          <w:tcPr>
-            <w:tcW w:type="dxa" w:w="3024"/>
-            <w:shd w:val="clear" w:color="auto" w:fill="F5F3FF"/>
-          </w:tcPr>
-          <w:p>
-            <w:pPr>
-              <w:spacing w:before="20" w:after="20"/>
-            </w:pPr>
-            <w:r/>
-            <w:r>
-              <w:rPr>
-                <w:rFonts w:ascii="Calibri" w:hAnsi="Calibri"/>
-                <w:b w:val="0"/>
-                <w:i w:val="0"/>
-                <w:color w:val="111827"/>
-                <w:sz w:val="18"/>
-              </w:rPr>
-              <w:t>get_payment_history</w:t>
-            </w:r>
-          </w:p>
-        </w:tc>
-        <w:tc>
-          <w:tcPr>
-            <w:tcW w:type="dxa" w:w="7200"/>
-            <w:shd w:val="clear" w:color="auto" w:fill="F5F3FF"/>
-          </w:tcPr>
-          <w:p>
-            <w:pPr>
-              <w:spacing w:before="20" w:after="20"/>
-            </w:pPr>
-            <w:r/>
-            <w:r>
-              <w:rPr>
-                <w:rFonts w:ascii="Calibri" w:hAnsi="Calibri"/>
-                <w:b w:val="0"/>
-                <w:i w:val="0"/>
-                <w:color w:val="111827"/>
-                <w:sz w:val="18"/>
-              </w:rPr>
-              <w:t>Retrieves and narrates recent transactions in natural Spanish</w:t>
-            </w:r>
-          </w:p>
-        </w:tc>
-      </w:tr>
-      <w:tr>
-        <w:tc>
-          <w:tcPr>
-            <w:tcW w:type="dxa" w:w="3024"/>
-            <w:shd w:val="clear" w:color="auto" w:fill="FFFFFF"/>
-          </w:tcPr>
-          <w:p>
-            <w:pPr>
-              <w:spacing w:before="20" w:after="20"/>
-            </w:pPr>
-            <w:r/>
-            <w:r>
-              <w:rPr>
-                <w:rFonts w:ascii="Calibri" w:hAnsi="Calibri"/>
-                <w:b w:val="0"/>
-                <w:i w:val="0"/>
-                <w:color w:val="111827"/>
-                <w:sz w:val="18"/>
-              </w:rPr>
-              <w:t>get_pending_oxxo</w:t>
-            </w:r>
-          </w:p>
-        </w:tc>
-        <w:tc>
-          <w:tcPr>
-            <w:tcW w:type="dxa" w:w="7200"/>
-            <w:shd w:val="clear" w:color="auto" w:fill="FFFFFF"/>
-          </w:tcPr>
-          <w:p>
-            <w:pPr>
-              <w:spacing w:before="20" w:after="20"/>
-            </w:pPr>
-            <w:r/>
-            <w:r>
-              <w:rPr>
-                <w:rFonts w:ascii="Calibri" w:hAnsi="Calibri"/>
-                <w:b w:val="0"/>
-                <w:i w:val="0"/>
-                <w:color w:val="111827"/>
-                <w:sz w:val="18"/>
-              </w:rPr>
-              <w:t>Checks if a cash deposit voucher is still pending confirmation</w:t>
-            </w:r>
-          </w:p>
-        </w:tc>
-      </w:tr>
-      <w:tr>
-        <w:tc>
-          <w:tcPr>
-            <w:tcW w:type="dxa" w:w="3024"/>
-            <w:shd w:val="clear" w:color="auto" w:fill="F5F3FF"/>
-          </w:tcPr>
-          <w:p>
-            <w:pPr>
-              <w:spacing w:before="20" w:after="20"/>
-            </w:pPr>
-            <w:r/>
-            <w:r>
-              <w:rPr>
-                <w:rFonts w:ascii="Calibri" w:hAnsi="Calibri"/>
-                <w:b w:val="0"/>
-                <w:i w:val="0"/>
-                <w:color w:val="111827"/>
-                <w:sz w:val="18"/>
-              </w:rPr>
-              <w:t>get_loyalty_points</w:t>
-            </w:r>
-          </w:p>
-        </w:tc>
-        <w:tc>
-          <w:tcPr>
-            <w:tcW w:type="dxa" w:w="7200"/>
-            <w:shd w:val="clear" w:color="auto" w:fill="F5F3FF"/>
-          </w:tcPr>
-          <w:p>
-            <w:pPr>
-              <w:spacing w:before="20" w:after="20"/>
-            </w:pPr>
-            <w:r/>
-            <w:r>
-              <w:rPr>
-                <w:rFonts w:ascii="Calibri" w:hAnsi="Calibri"/>
-                <w:b w:val="0"/>
-                <w:i w:val="0"/>
-                <w:color w:val="111827"/>
-                <w:sz w:val="18"/>
-              </w:rPr>
-              <w:t>Returns current points balance, lifetime total, tier (Bronce/Plata/Oro), and points to next tier</w:t>
-            </w:r>
-          </w:p>
-        </w:tc>
-      </w:tr>
-      <w:tr>
-        <w:tc>
-          <w:tcPr>
-            <w:tcW w:type="dxa" w:w="3024"/>
-            <w:shd w:val="clear" w:color="auto" w:fill="FFFFFF"/>
-          </w:tcPr>
-          <w:p>
-            <w:pPr>
-              <w:spacing w:before="20" w:after="20"/>
-            </w:pPr>
-            <w:r/>
-            <w:r>
-              <w:rPr>
-                <w:rFonts w:ascii="Calibri" w:hAnsi="Calibri"/>
-                <w:b w:val="0"/>
-                <w:i w:val="0"/>
-                <w:color w:val="111827"/>
-                <w:sz w:val="18"/>
-              </w:rPr>
-              <w:t>get_deposit_instructions</w:t>
-            </w:r>
-          </w:p>
-        </w:tc>
-        <w:tc>
-          <w:tcPr>
-            <w:tcW w:type="dxa" w:w="7200"/>
-            <w:shd w:val="clear" w:color="auto" w:fill="FFFFFF"/>
-          </w:tcPr>
-          <w:p>
-            <w:pPr>
-              <w:spacing w:before="20" w:after="20"/>
-            </w:pPr>
-            <w:r/>
-            <w:r>
-              <w:rPr>
-                <w:rFonts w:ascii="Calibri" w:hAnsi="Calibri"/>
-                <w:b w:val="0"/>
-                <w:i w:val="0"/>
-                <w:color w:val="111827"/>
-                <w:sz w:val="18"/>
-              </w:rPr>
-              <w:t>Returns step-by-step funding instructions for OXXO, SPEI, or card — whichever the user asks about</w:t>
-            </w:r>
-          </w:p>
-        </w:tc>
-      </w:tr>
-      <w:tr>
-        <w:tc>
-          <w:tcPr>
-            <w:tcW w:type="dxa" w:w="3024"/>
-            <w:shd w:val="clear" w:color="auto" w:fill="F5F3FF"/>
-          </w:tcPr>
-          <w:p>
-            <w:pPr>
-              <w:spacing w:before="20" w:after="20"/>
-            </w:pPr>
-            <w:r/>
-            <w:r>
-              <w:rPr>
-                <w:rFonts w:ascii="Calibri" w:hAnsi="Calibri"/>
-                <w:b w:val="0"/>
-                <w:i w:val="0"/>
-                <w:color w:val="111827"/>
-                <w:sz w:val="18"/>
-              </w:rPr>
-              <w:t>prepare_bill_payment</w:t>
-            </w:r>
-          </w:p>
-        </w:tc>
-        <w:tc>
-          <w:tcPr>
-            <w:tcW w:type="dxa" w:w="7200"/>
-            <w:shd w:val="clear" w:color="auto" w:fill="F5F3FF"/>
-          </w:tcPr>
-          <w:p>
-            <w:pPr>
-              <w:spacing w:before="20" w:after="20"/>
-            </w:pPr>
-            <w:r/>
-            <w:r>
-              <w:rPr>
-                <w:rFonts w:ascii="Calibri" w:hAnsi="Calibri"/>
-                <w:b w:val="0"/>
-                <w:i w:val="0"/>
-                <w:color w:val="111827"/>
-                <w:sz w:val="18"/>
-              </w:rPr>
-              <w:t>Validates service + reference + balance, stages payment with fee-inclusive summary for 2FA confirmation</w:t>
-            </w:r>
-          </w:p>
-        </w:tc>
-      </w:tr>
-      <w:tr>
-        <w:tc>
-          <w:tcPr>
-            <w:tcW w:type="dxa" w:w="3024"/>
-            <w:shd w:val="clear" w:color="auto" w:fill="FFFFFF"/>
-          </w:tcPr>
-          <w:p>
-            <w:pPr>
-              <w:spacing w:before="20" w:after="20"/>
-            </w:pPr>
-            <w:r/>
-            <w:r>
-              <w:rPr>
-                <w:rFonts w:ascii="Calibri" w:hAnsi="Calibri"/>
-                <w:b w:val="0"/>
-                <w:i w:val="0"/>
-                <w:color w:val="111827"/>
-                <w:sz w:val="18"/>
-              </w:rPr>
-              <w:t>escalate_to_support</w:t>
-            </w:r>
-          </w:p>
-        </w:tc>
-        <w:tc>
-          <w:tcPr>
-            <w:tcW w:type="dxa" w:w="7200"/>
-            <w:shd w:val="clear" w:color="auto" w:fill="FFFFFF"/>
-          </w:tcPr>
-          <w:p>
-            <w:pPr>
-              <w:spacing w:before="20" w:after="20"/>
-            </w:pPr>
-            <w:r/>
-            <w:r>
-              <w:rPr>
-                <w:rFonts w:ascii="Calibri" w:hAnsi="Calibri"/>
-                <w:b w:val="0"/>
-                <w:i w:val="0"/>
-                <w:color w:val="111827"/>
-                <w:sz w:val="18"/>
-              </w:rPr>
-              <w:t>Hands off to human agent via WhatsApp with full conversation context</w:t>
-            </w:r>
-          </w:p>
-        </w:tc>
-      </w:tr>
-    </w:tbl>
-    <w:p/>
     <w:p>
       <w:pPr>
-        <w:spacing w:before="160" w:after="40"/>
+        <w:spacing w:after="80"/>
       </w:pPr>
       <w:r>
-        <w:rPr>
-          <w:rFonts w:ascii="Calibri" w:hAnsi="Calibri"/>
-          <w:b/>
-          <w:i w:val="0"/>
-          <w:color w:val="111827"/>
-          <w:sz w:val="22"/>
-        </w:rPr>
+        <w:t>Tool   |   What It Does</w:t>
+      </w:r>
+    </w:p>
+    <w:p>
+      <w:pPr>
+        <w:spacing w:after="80"/>
+      </w:pPr>
+      <w:r>
+        <w:t>get_wallet_balance   |   Returns exact MXN balance in real time from the wallets table</w:t>
+      </w:r>
+    </w:p>
+    <w:p>
+      <w:pPr>
+        <w:spacing w:after="80"/>
+      </w:pPr>
+      <w:r>
+        <w:t>get_payment_history   |   Retrieves and narrates recent transactions in natural Spanish</w:t>
+      </w:r>
+    </w:p>
+    <w:p>
+      <w:pPr>
+        <w:spacing w:after="80"/>
+      </w:pPr>
+      <w:r>
+        <w:t>get_pending_oxxo   |   Checks if a cash deposit voucher is still pending confirmation</w:t>
+      </w:r>
+    </w:p>
+    <w:p>
+      <w:pPr>
+        <w:spacing w:after="80"/>
+      </w:pPr>
+      <w:r>
+        <w:t>get_loyalty_points   |   Returns current points balance, lifetime total, tier (Bronce/Plata/Oro), and points to next tier</w:t>
+      </w:r>
+    </w:p>
+    <w:p>
+      <w:pPr>
+        <w:spacing w:after="80"/>
+      </w:pPr>
+      <w:r>
+        <w:t>get_deposit_instructions   |   Returns step-by-step funding instructions for OXXO, SPEI, or card — whichever the user asks about</w:t>
+      </w:r>
+    </w:p>
+    <w:p>
+      <w:pPr>
+        <w:spacing w:after="80"/>
+      </w:pPr>
+      <w:r>
+        <w:t>prepare_bill_payment   |   Validates service + reference + balance, stages payment with fee-inclusive summary for 2FA confirmation — handles both bill payments and digital gift card purchases</w:t>
+      </w:r>
+    </w:p>
+    <w:p>
+      <w:pPr>
+        <w:spacing w:after="80"/>
+      </w:pPr>
+      <w:r>
+        <w:t>escalate_to_support   |   Hands off to human agent via WhatsApp with full conversation context</w:t>
+      </w:r>
+    </w:p>
+    <w:p>
+      <w:pPr>
+        <w:spacing w:after="80"/>
+      </w:pPr>
+      <w:r>
         <w:t>Deployment Architecture</w:t>
       </w:r>
     </w:p>
     <w:p>
       <w:pPr>
         <w:pStyle w:val="ListBullet"/>
-        <w:spacing w:before="20" w:after="20"/>
       </w:pPr>
       <w:r>
-        <w:rPr>
-          <w:rFonts w:ascii="Calibri" w:hAnsi="Calibri"/>
-          <w:b w:val="0"/>
-          <w:i w:val="0"/>
-          <w:color w:val="111827"/>
-          <w:sz w:val="20"/>
-        </w:rPr>
         <w:t>WhatsApp inbound: any message routes through the Paula agent loop. Paula greets users by their WhatsApp display name on first contact. First-contact messages screened for rep referral codes.</w:t>
       </w:r>
     </w:p>
     <w:p>
       <w:pPr>
         <w:pStyle w:val="ListBullet"/>
-        <w:spacing w:before="20" w:after="20"/>
       </w:pPr>
       <w:r>
-        <w:rPr>
-          <w:rFonts w:ascii="Calibri" w:hAnsi="Calibri"/>
-          <w:b w:val="0"/>
-          <w:i w:val="0"/>
-          <w:color w:val="111827"/>
-          <w:sz w:val="20"/>
-        </w:rPr>
         <w:t>In-app widget: persists across every screen with localStorage session memory, typing indicator, escalation banner.</w:t>
       </w:r>
     </w:p>
     <w:p>
       <w:pPr>
         <w:pStyle w:val="ListBullet"/>
-        <w:spacing w:before="20" w:after="20"/>
       </w:pPr>
       <w:r>
-        <w:rPr>
-          <w:rFonts w:ascii="Calibri" w:hAnsi="Calibri"/>
-          <w:b w:val="0"/>
-          <w:i w:val="0"/>
-          <w:color w:val="111827"/>
-          <w:sz w:val="20"/>
-        </w:rPr>
         <w:t>Post-payment hook: app auto-opens Paula's chat 4 seconds after payment with pre-filled context — turns a receipt into a retention event.</w:t>
       </w:r>
     </w:p>
     <w:p>
       <w:pPr>
         <w:pStyle w:val="ListBullet"/>
-        <w:spacing w:before="20" w:after="20"/>
       </w:pPr>
       <w:r>
-        <w:rPr>
-          <w:rFonts w:ascii="Calibri" w:hAnsi="Calibri"/>
-          <w:b w:val="0"/>
-          <w:i w:val="0"/>
-          <w:color w:val="111827"/>
-          <w:sz w:val="20"/>
-        </w:rPr>
         <w:t>AI bill autofill: home screen natural-language input parses 'CFE 350 pesos' and pre-fills service, amount, and reference in one shot via Claude.</w:t>
       </w:r>
     </w:p>
     <w:p>
       <w:pPr>
-        <w:spacing w:before="160" w:after="40"/>
+        <w:pStyle w:val="ListBullet"/>
       </w:pPr>
       <w:r>
-        <w:rPr>
-          <w:rFonts w:ascii="Calibri" w:hAnsi="Calibri"/>
-          <w:b/>
-          <w:i w:val="0"/>
-          <w:color w:val="111827"/>
-          <w:sz w:val="22"/>
-        </w:rPr>
+        <w:t>Explicit confirmation screen (shipped June 1, 2026): before any OTP is issued, Paula sends a structured confirmation card showing biller/product name, reference number, exact amount, total charge inclusive of the $25 MXN fee, payment method, and available wallet balance. User must reply SÍ or CANCELAR — ambiguous input loops back to the confirmation prompt. Cancel fires immediately at any point in any flow.</w:t>
+      </w:r>
+    </w:p>
+    <w:p>
+      <w:pPr>
+        <w:spacing w:after="80"/>
+      </w:pPr>
+      <w:r>
         <w:t>Contextual Paula Hints (live as of May 2026)</w:t>
       </w:r>
     </w:p>
     <w:p>
       <w:pPr>
-        <w:spacing w:before="40" w:after="80" w:line="280" w:lineRule="exact"/>
+        <w:spacing w:after="80"/>
       </w:pPr>
       <w:r>
-        <w:rPr>
-          <w:rFonts w:ascii="Calibri" w:hAnsi="Calibri"/>
-          <w:b w:val="0"/>
-          <w:i w:val="0"/>
-          <w:color w:val="111827"/>
-          <w:sz w:val="20"/>
-        </w:rPr>
         <w:t>Paula surfaces inline at 6 high-friction points — not as a chat prompt, but as a contextual nudge that pre-loads her with the exact question the user is most likely stuck on.</w:t>
       </w:r>
     </w:p>
     <w:p>
       <w:pPr>
         <w:pStyle w:val="ListBullet"/>
-        <w:spacing w:before="20" w:after="20"/>
       </w:pPr>
       <w:r>
-        <w:rPr>
-          <w:rFonts w:ascii="Calibri" w:hAnsi="Calibri"/>
-          <w:b w:val="0"/>
-          <w:i w:val="0"/>
-          <w:color w:val="111827"/>
-          <w:sz w:val="20"/>
-        </w:rPr>
         <w:t>Registration — CURP field: "¿No sabes tu CURP? Paula puede ayudarte a encontrarla."</w:t>
       </w:r>
     </w:p>
     <w:p>
       <w:pPr>
         <w:pStyle w:val="ListBullet"/>
-        <w:spacing w:before="20" w:after="20"/>
       </w:pPr>
       <w:r>
-        <w:rPr>
-          <w:rFonts w:ascii="Calibri" w:hAnsi="Calibri"/>
-          <w:b w:val="0"/>
-          <w:i w:val="0"/>
-          <w:color w:val="111827"/>
-          <w:sz w:val="20"/>
-        </w:rPr>
         <w:t>OTP screen: troubleshooting prompt after a failed or expired code.</w:t>
       </w:r>
     </w:p>
     <w:p>
       <w:pPr>
         <w:pStyle w:val="ListBullet"/>
-        <w:spacing w:before="20" w:after="20"/>
       </w:pPr>
       <w:r>
-        <w:rPr>
-          <w:rFonts w:ascii="Calibri" w:hAnsi="Calibri"/>
-          <w:b w:val="0"/>
-          <w:i w:val="0"/>
-          <w:color w:val="111827"/>
-          <w:sz w:val="20"/>
-        </w:rPr>
         <w:t>Payment form — reference number field: "¿Dónde encuentro mi número de referencia?" — pre-loaded with biller context.</w:t>
       </w:r>
     </w:p>
     <w:p>
       <w:pPr>
         <w:pStyle w:val="ListBullet"/>
-        <w:spacing w:before="20" w:after="20"/>
       </w:pPr>
       <w:r>
-        <w:rPr>
-          <w:rFonts w:ascii="Calibri" w:hAnsi="Calibri"/>
-          <w:b w:val="0"/>
-          <w:i w:val="0"/>
-          <w:color w:val="111827"/>
-          <w:sz w:val="20"/>
-        </w:rPr>
         <w:t>Payment review — fee line: "¿Por qué hay una comisión de $25 MXN?"</w:t>
       </w:r>
     </w:p>
     <w:p>
       <w:pPr>
         <w:pStyle w:val="ListBullet"/>
-        <w:spacing w:before="20" w:after="20"/>
       </w:pPr>
       <w:r>
-        <w:rPr>
-          <w:rFonts w:ascii="Calibri" w:hAnsi="Calibri"/>
-          <w:b w:val="0"/>
-          <w:i w:val="0"/>
-          <w:color w:val="111827"/>
-          <w:sz w:val="20"/>
-        </w:rPr>
         <w:t>Cash load screen: step-by-step OXXO deposit guidance.</w:t>
       </w:r>
     </w:p>
     <w:p>
       <w:pPr>
-        <w:spacing w:before="320" w:after="80"/>
+        <w:spacing w:before="200" w:after="60"/>
       </w:pPr>
       <w:r>
         <w:rPr>
-          <w:rFonts w:ascii="Calibri" w:hAnsi="Calibri"/>
           <w:b/>
-          <w:i w:val="0"/>
-          <w:color w:val="6B21A8"/>
-          <w:sz w:val="28"/>
+          <w:sz w:val="26"/>
         </w:rPr>
         <w:t>3. Payment Infrastructure</w:t>
       </w:r>
     </w:p>
     <w:p>
       <w:pPr>
-        <w:spacing w:before="160" w:after="40"/>
+        <w:spacing w:after="80"/>
       </w:pPr>
       <w:r>
-        <w:rPr>
-          <w:rFonts w:ascii="Calibri" w:hAnsi="Calibri"/>
-          <w:b/>
-          <w:i w:val="0"/>
-          <w:color w:val="111827"/>
-          <w:sz w:val="22"/>
-        </w:rPr>
         <w:t>Wallet Architecture</w:t>
       </w:r>
     </w:p>
     <w:p>
       <w:pPr>
-        <w:spacing w:before="40" w:after="80" w:line="280" w:lineRule="exact"/>
+        <w:spacing w:after="80"/>
       </w:pPr>
       <w:r>
-        <w:rPr>
-          <w:rFonts w:ascii="Calibri" w:hAnsi="Calibri"/>
-          <w:b w:val="0"/>
-          <w:i w:val="0"/>
-          <w:color w:val="111827"/>
-          <w:sz w:val="20"/>
-        </w:rPr>
         <w:t>Every user has a wallets row linked by phone. All debits and credits are atomic DB transactions using a conditional UPDATE ... WHERE balance_mxn &gt;= amount RETURNING id pattern. If zero rows returned, the transaction is rejected with INSUFFICIENT_BALANCE before any external API call. No partial states, no race conditions.</w:t>
       </w:r>
     </w:p>
-    <w:tbl>
-      <w:tblPr>
-        <w:tblW w:type="auto" w:w="0"/>
-        <w:jc w:val="left"/>
-        <w:tblLook w:firstColumn="1" w:firstRow="1" w:lastColumn="0" w:lastRow="0" w:noHBand="0" w:noVBand="1" w:val="04A0"/>
-        <w:tblBorders>
-          <w:top w:val="none" w:sz="0" w:space="0" w:color="auto"/>
-          <w:left w:val="none" w:sz="0" w:space="0" w:color="auto"/>
-          <w:bottom w:val="none" w:sz="0" w:space="0" w:color="auto"/>
-          <w:right w:val="none" w:sz="0" w:space="0" w:color="auto"/>
-          <w:insideH w:val="none" w:sz="0" w:space="0" w:color="auto"/>
-          <w:insideV w:val="none" w:sz="0" w:space="0" w:color="auto"/>
-        </w:tblBorders>
-      </w:tblPr>
-      <w:tblGrid>
-        <w:gridCol w:w="2160"/>
-        <w:gridCol w:w="2160"/>
-        <w:gridCol w:w="2160"/>
-        <w:gridCol w:w="2160"/>
-      </w:tblGrid>
-      <w:tr>
-        <w:tc>
-          <w:tcPr>
-            <w:tcW w:type="dxa" w:w="2304"/>
-            <w:shd w:val="clear" w:color="auto" w:fill="6B21A8"/>
-          </w:tcPr>
-          <w:p>
-            <w:pPr>
-              <w:spacing w:before="20" w:after="20"/>
-            </w:pPr>
-            <w:r/>
-            <w:r>
-              <w:rPr>
-                <w:rFonts w:ascii="Calibri" w:hAnsi="Calibri"/>
-                <w:b/>
-                <w:i w:val="0"/>
-                <w:color w:val="FFFFFF"/>
-                <w:sz w:val="18"/>
-              </w:rPr>
-              <w:t>Transaction Type</w:t>
-            </w:r>
-          </w:p>
-        </w:tc>
-        <w:tc>
-          <w:tcPr>
-            <w:tcW w:type="dxa" w:w="2880"/>
-            <w:shd w:val="clear" w:color="auto" w:fill="6B21A8"/>
-          </w:tcPr>
-          <w:p>
-            <w:pPr>
-              <w:spacing w:before="20" w:after="20"/>
-            </w:pPr>
-            <w:r/>
-            <w:r>
-              <w:rPr>
-                <w:rFonts w:ascii="Calibri" w:hAnsi="Calibri"/>
-                <w:b/>
-                <w:i w:val="0"/>
-                <w:color w:val="FFFFFF"/>
-                <w:sz w:val="18"/>
-              </w:rPr>
-              <w:t>Source</w:t>
-            </w:r>
-          </w:p>
-        </w:tc>
-        <w:tc>
-          <w:tcPr>
-            <w:tcW w:type="dxa" w:w="1584"/>
-            <w:shd w:val="clear" w:color="auto" w:fill="6B21A8"/>
-          </w:tcPr>
-          <w:p>
-            <w:pPr>
-              <w:spacing w:before="20" w:after="20"/>
-            </w:pPr>
-            <w:r/>
-            <w:r>
-              <w:rPr>
-                <w:rFonts w:ascii="Calibri" w:hAnsi="Calibri"/>
-                <w:b/>
-                <w:i w:val="0"/>
-                <w:color w:val="FFFFFF"/>
-                <w:sz w:val="18"/>
-              </w:rPr>
-              <w:t>Badge Color</w:t>
-            </w:r>
-          </w:p>
-        </w:tc>
-        <w:tc>
-          <w:tcPr>
-            <w:tcW w:type="dxa" w:w="3456"/>
-            <w:shd w:val="clear" w:color="auto" w:fill="6B21A8"/>
-          </w:tcPr>
-          <w:p>
-            <w:pPr>
-              <w:spacing w:before="20" w:after="20"/>
-            </w:pPr>
-            <w:r/>
-            <w:r>
-              <w:rPr>
-                <w:rFonts w:ascii="Calibri" w:hAnsi="Calibri"/>
-                <w:b/>
-                <w:i w:val="0"/>
-                <w:color w:val="FFFFFF"/>
-                <w:sz w:val="18"/>
-              </w:rPr>
-              <w:t>Status</w:t>
-            </w:r>
-          </w:p>
-        </w:tc>
-      </w:tr>
-      <w:tr>
-        <w:tc>
-          <w:tcPr>
-            <w:tcW w:type="dxa" w:w="2304"/>
-            <w:shd w:val="clear" w:color="auto" w:fill="FFFFFF"/>
-          </w:tcPr>
-          <w:p>
-            <w:pPr>
-              <w:spacing w:before="20" w:after="20"/>
-            </w:pPr>
-            <w:r/>
-            <w:r>
-              <w:rPr>
-                <w:rFonts w:ascii="Calibri" w:hAnsi="Calibri"/>
-                <w:b w:val="0"/>
-                <w:i w:val="0"/>
-                <w:color w:val="111827"/>
-                <w:sz w:val="18"/>
-              </w:rPr>
-              <w:t>load_oxxo</w:t>
-            </w:r>
-          </w:p>
-        </w:tc>
-        <w:tc>
-          <w:tcPr>
-            <w:tcW w:type="dxa" w:w="2880"/>
-            <w:shd w:val="clear" w:color="auto" w:fill="FFFFFF"/>
-          </w:tcPr>
-          <w:p>
-            <w:pPr>
-              <w:spacing w:before="20" w:after="20"/>
-            </w:pPr>
-            <w:r/>
-            <w:r>
-              <w:rPr>
-                <w:rFonts w:ascii="Calibri" w:hAnsi="Calibri"/>
-                <w:b w:val="0"/>
-                <w:i w:val="0"/>
-                <w:color w:val="111827"/>
-                <w:sz w:val="18"/>
-              </w:rPr>
-              <w:t>Digital Femsa barcode</w:t>
-            </w:r>
-          </w:p>
-        </w:tc>
-        <w:tc>
-          <w:tcPr>
-            <w:tcW w:type="dxa" w:w="1584"/>
-            <w:shd w:val="clear" w:color="auto" w:fill="FFFFFF"/>
-          </w:tcPr>
-          <w:p>
-            <w:pPr>
-              <w:spacing w:before="20" w:after="20"/>
-            </w:pPr>
-            <w:r/>
-            <w:r>
-              <w:rPr>
-                <w:rFonts w:ascii="Calibri" w:hAnsi="Calibri"/>
-                <w:b w:val="0"/>
-                <w:i w:val="0"/>
-                <w:color w:val="111827"/>
-                <w:sz w:val="18"/>
-              </w:rPr>
-              <w:t>Coral</w:t>
-            </w:r>
-          </w:p>
-        </w:tc>
-        <w:tc>
-          <w:tcPr>
-            <w:tcW w:type="dxa" w:w="3456"/>
-            <w:shd w:val="clear" w:color="auto" w:fill="FFFFFF"/>
-          </w:tcPr>
-          <w:p>
-            <w:pPr>
-              <w:spacing w:before="20" w:after="20"/>
-            </w:pPr>
-            <w:r/>
-            <w:r>
-              <w:rPr>
-                <w:rFonts w:ascii="Calibri" w:hAnsi="Calibri"/>
-                <w:b w:val="0"/>
-                <w:i w:val="0"/>
-                <w:color w:val="111827"/>
-                <w:sz w:val="18"/>
-              </w:rPr>
-              <w:t>pending → completed via webhook</w:t>
-            </w:r>
-          </w:p>
-        </w:tc>
-      </w:tr>
-      <w:tr>
-        <w:tc>
-          <w:tcPr>
-            <w:tcW w:type="dxa" w:w="2304"/>
-            <w:shd w:val="clear" w:color="auto" w:fill="F5F3FF"/>
-          </w:tcPr>
-          <w:p>
-            <w:pPr>
-              <w:spacing w:before="20" w:after="20"/>
-            </w:pPr>
-            <w:r/>
-            <w:r>
-              <w:rPr>
-                <w:rFonts w:ascii="Calibri" w:hAnsi="Calibri"/>
-                <w:b w:val="0"/>
-                <w:i w:val="0"/>
-                <w:color w:val="111827"/>
-                <w:sz w:val="18"/>
-              </w:rPr>
-              <w:t>load_card</w:t>
-            </w:r>
-          </w:p>
-        </w:tc>
-        <w:tc>
-          <w:tcPr>
-            <w:tcW w:type="dxa" w:w="2880"/>
-            <w:shd w:val="clear" w:color="auto" w:fill="F5F3FF"/>
-          </w:tcPr>
-          <w:p>
-            <w:pPr>
-              <w:spacing w:before="20" w:after="20"/>
-            </w:pPr>
-            <w:r/>
-            <w:r>
-              <w:rPr>
-                <w:rFonts w:ascii="Calibri" w:hAnsi="Calibri"/>
-                <w:b w:val="0"/>
-                <w:i w:val="0"/>
-                <w:color w:val="111827"/>
-                <w:sz w:val="18"/>
-              </w:rPr>
-              <w:t>Conekta tokenized card</w:t>
-            </w:r>
-          </w:p>
-        </w:tc>
-        <w:tc>
-          <w:tcPr>
-            <w:tcW w:type="dxa" w:w="1584"/>
-            <w:shd w:val="clear" w:color="auto" w:fill="F5F3FF"/>
-          </w:tcPr>
-          <w:p>
-            <w:pPr>
-              <w:spacing w:before="20" w:after="20"/>
-            </w:pPr>
-            <w:r/>
-            <w:r>
-              <w:rPr>
-                <w:rFonts w:ascii="Calibri" w:hAnsi="Calibri"/>
-                <w:b w:val="0"/>
-                <w:i w:val="0"/>
-                <w:color w:val="111827"/>
-                <w:sz w:val="18"/>
-              </w:rPr>
-              <w:t>Purple</w:t>
-            </w:r>
-          </w:p>
-        </w:tc>
-        <w:tc>
-          <w:tcPr>
-            <w:tcW w:type="dxa" w:w="3456"/>
-            <w:shd w:val="clear" w:color="auto" w:fill="F5F3FF"/>
-          </w:tcPr>
-          <w:p>
-            <w:pPr>
-              <w:spacing w:before="20" w:after="20"/>
-            </w:pPr>
-            <w:r/>
-            <w:r>
-              <w:rPr>
-                <w:rFonts w:ascii="Calibri" w:hAnsi="Calibri"/>
-                <w:b w:val="0"/>
-                <w:i w:val="0"/>
-                <w:color w:val="111827"/>
-                <w:sz w:val="18"/>
-              </w:rPr>
-              <w:t>completed on charge.paid webhook</w:t>
-            </w:r>
-          </w:p>
-        </w:tc>
-      </w:tr>
-      <w:tr>
-        <w:tc>
-          <w:tcPr>
-            <w:tcW w:type="dxa" w:w="2304"/>
-            <w:shd w:val="clear" w:color="auto" w:fill="FFFFFF"/>
-          </w:tcPr>
-          <w:p>
-            <w:pPr>
-              <w:spacing w:before="20" w:after="20"/>
-            </w:pPr>
-            <w:r/>
-            <w:r>
-              <w:rPr>
-                <w:rFonts w:ascii="Calibri" w:hAnsi="Calibri"/>
-                <w:b w:val="0"/>
-                <w:i w:val="0"/>
-                <w:color w:val="111827"/>
-                <w:sz w:val="18"/>
-              </w:rPr>
-              <w:t>load_spei</w:t>
-            </w:r>
-          </w:p>
-        </w:tc>
-        <w:tc>
-          <w:tcPr>
-            <w:tcW w:type="dxa" w:w="2880"/>
-            <w:shd w:val="clear" w:color="auto" w:fill="FFFFFF"/>
-          </w:tcPr>
-          <w:p>
-            <w:pPr>
-              <w:spacing w:before="20" w:after="20"/>
-            </w:pPr>
-            <w:r/>
-            <w:r>
-              <w:rPr>
-                <w:rFonts w:ascii="Calibri" w:hAnsi="Calibri"/>
-                <w:b w:val="0"/>
-                <w:i w:val="0"/>
-                <w:color w:val="111827"/>
-                <w:sz w:val="18"/>
-              </w:rPr>
-              <w:t>SPEI inbound transfer</w:t>
-            </w:r>
-          </w:p>
-        </w:tc>
-        <w:tc>
-          <w:tcPr>
-            <w:tcW w:type="dxa" w:w="1584"/>
-            <w:shd w:val="clear" w:color="auto" w:fill="FFFFFF"/>
-          </w:tcPr>
-          <w:p>
-            <w:pPr>
-              <w:spacing w:before="20" w:after="20"/>
-            </w:pPr>
-            <w:r/>
-            <w:r>
-              <w:rPr>
-                <w:rFonts w:ascii="Calibri" w:hAnsi="Calibri"/>
-                <w:b w:val="0"/>
-                <w:i w:val="0"/>
-                <w:color w:val="111827"/>
-                <w:sz w:val="18"/>
-              </w:rPr>
-              <w:t>Blue</w:t>
-            </w:r>
-          </w:p>
-        </w:tc>
-        <w:tc>
-          <w:tcPr>
-            <w:tcW w:type="dxa" w:w="3456"/>
-            <w:shd w:val="clear" w:color="auto" w:fill="FFFFFF"/>
-          </w:tcPr>
-          <w:p>
-            <w:pPr>
-              <w:spacing w:before="20" w:after="20"/>
-            </w:pPr>
-            <w:r/>
-            <w:r>
-              <w:rPr>
-                <w:rFonts w:ascii="Calibri" w:hAnsi="Calibri"/>
-                <w:b w:val="0"/>
-                <w:i w:val="0"/>
-                <w:color w:val="111827"/>
-                <w:sz w:val="18"/>
-              </w:rPr>
-              <w:t>completed on bank webhook</w:t>
-            </w:r>
-          </w:p>
-        </w:tc>
-      </w:tr>
-      <w:tr>
-        <w:tc>
-          <w:tcPr>
-            <w:tcW w:type="dxa" w:w="2304"/>
-            <w:shd w:val="clear" w:color="auto" w:fill="F5F3FF"/>
-          </w:tcPr>
-          <w:p>
-            <w:pPr>
-              <w:spacing w:before="20" w:after="20"/>
-            </w:pPr>
-            <w:r/>
-            <w:r>
-              <w:rPr>
-                <w:rFonts w:ascii="Calibri" w:hAnsi="Calibri"/>
-                <w:b w:val="0"/>
-                <w:i w:val="0"/>
-                <w:color w:val="111827"/>
-                <w:sz w:val="18"/>
-              </w:rPr>
-              <w:t>bill_pay</w:t>
-            </w:r>
-          </w:p>
-        </w:tc>
-        <w:tc>
-          <w:tcPr>
-            <w:tcW w:type="dxa" w:w="2880"/>
-            <w:shd w:val="clear" w:color="auto" w:fill="F5F3FF"/>
-          </w:tcPr>
-          <w:p>
-            <w:pPr>
-              <w:spacing w:before="20" w:after="20"/>
-            </w:pPr>
-            <w:r/>
-            <w:r>
-              <w:rPr>
-                <w:rFonts w:ascii="Calibri" w:hAnsi="Calibri"/>
-                <w:b w:val="0"/>
-                <w:i w:val="0"/>
-                <w:color w:val="111827"/>
-                <w:sz w:val="18"/>
-              </w:rPr>
-              <w:t>SIPREL / Evoluciona</w:t>
-            </w:r>
-          </w:p>
-        </w:tc>
-        <w:tc>
-          <w:tcPr>
-            <w:tcW w:type="dxa" w:w="1584"/>
-            <w:shd w:val="clear" w:color="auto" w:fill="F5F3FF"/>
-          </w:tcPr>
-          <w:p>
-            <w:pPr>
-              <w:spacing w:before="20" w:after="20"/>
-            </w:pPr>
-            <w:r/>
-            <w:r>
-              <w:rPr>
-                <w:rFonts w:ascii="Calibri" w:hAnsi="Calibri"/>
-                <w:b w:val="0"/>
-                <w:i w:val="0"/>
-                <w:color w:val="111827"/>
-                <w:sz w:val="18"/>
-              </w:rPr>
-              <w:t>Red debit</w:t>
-            </w:r>
-          </w:p>
-        </w:tc>
-        <w:tc>
-          <w:tcPr>
-            <w:tcW w:type="dxa" w:w="3456"/>
-            <w:shd w:val="clear" w:color="auto" w:fill="F5F3FF"/>
-          </w:tcPr>
-          <w:p>
-            <w:pPr>
-              <w:spacing w:before="20" w:after="20"/>
-            </w:pPr>
-            <w:r/>
-            <w:r>
-              <w:rPr>
-                <w:rFonts w:ascii="Calibri" w:hAnsi="Calibri"/>
-                <w:b w:val="0"/>
-                <w:i w:val="0"/>
-                <w:color w:val="111827"/>
-                <w:sz w:val="18"/>
-              </w:rPr>
-              <w:t>atomic with wallet debit</w:t>
-            </w:r>
-          </w:p>
-        </w:tc>
-      </w:tr>
-      <w:tr>
-        <w:tc>
-          <w:tcPr>
-            <w:tcW w:type="dxa" w:w="2304"/>
-            <w:shd w:val="clear" w:color="auto" w:fill="FFFFFF"/>
-          </w:tcPr>
-          <w:p>
-            <w:pPr>
-              <w:spacing w:before="20" w:after="20"/>
-            </w:pPr>
-            <w:r/>
-            <w:r>
-              <w:rPr>
-                <w:rFonts w:ascii="Calibri" w:hAnsi="Calibri"/>
-                <w:b w:val="0"/>
-                <w:i w:val="0"/>
-                <w:color w:val="111827"/>
-                <w:sz w:val="18"/>
-              </w:rPr>
-              <w:t>SIGNUP_BONUS</w:t>
-            </w:r>
-          </w:p>
-        </w:tc>
-        <w:tc>
-          <w:tcPr>
-            <w:tcW w:type="dxa" w:w="2880"/>
-            <w:shd w:val="clear" w:color="auto" w:fill="FFFFFF"/>
-          </w:tcPr>
-          <w:p>
-            <w:pPr>
-              <w:spacing w:before="20" w:after="20"/>
-            </w:pPr>
-            <w:r/>
-            <w:r>
-              <w:rPr>
-                <w:rFonts w:ascii="Calibri" w:hAnsi="Calibri"/>
-                <w:b w:val="0"/>
-                <w:i w:val="0"/>
-                <w:color w:val="111827"/>
-                <w:sz w:val="18"/>
-              </w:rPr>
-              <w:t>Street team referral</w:t>
-            </w:r>
-          </w:p>
-        </w:tc>
-        <w:tc>
-          <w:tcPr>
-            <w:tcW w:type="dxa" w:w="1584"/>
-            <w:shd w:val="clear" w:color="auto" w:fill="FFFFFF"/>
-          </w:tcPr>
-          <w:p>
-            <w:pPr>
-              <w:spacing w:before="20" w:after="20"/>
-            </w:pPr>
-            <w:r/>
-            <w:r>
-              <w:rPr>
-                <w:rFonts w:ascii="Calibri" w:hAnsi="Calibri"/>
-                <w:b w:val="0"/>
-                <w:i w:val="0"/>
-                <w:color w:val="111827"/>
-                <w:sz w:val="18"/>
-              </w:rPr>
-              <w:t>Green</w:t>
-            </w:r>
-          </w:p>
-        </w:tc>
-        <w:tc>
-          <w:tcPr>
-            <w:tcW w:type="dxa" w:w="3456"/>
-            <w:shd w:val="clear" w:color="auto" w:fill="FFFFFF"/>
-          </w:tcPr>
-          <w:p>
-            <w:pPr>
-              <w:spacing w:before="20" w:after="20"/>
-            </w:pPr>
-            <w:r/>
-            <w:r>
-              <w:rPr>
-                <w:rFonts w:ascii="Calibri" w:hAnsi="Calibri"/>
-                <w:b w:val="0"/>
-                <w:i w:val="0"/>
-                <w:color w:val="111827"/>
-                <w:sz w:val="18"/>
-              </w:rPr>
-              <w:t>credited post OTP verification</w:t>
-            </w:r>
-          </w:p>
-        </w:tc>
-      </w:tr>
-      <w:tr>
-        <w:tc>
-          <w:tcPr>
-            <w:tcW w:type="dxa" w:w="2304"/>
-            <w:shd w:val="clear" w:color="auto" w:fill="F5F3FF"/>
-          </w:tcPr>
-          <w:p>
-            <w:pPr>
-              <w:spacing w:before="20" w:after="20"/>
-            </w:pPr>
-            <w:r/>
-            <w:r>
-              <w:rPr>
-                <w:rFonts w:ascii="Calibri" w:hAnsi="Calibri"/>
-                <w:b w:val="0"/>
-                <w:i w:val="0"/>
-                <w:color w:val="111827"/>
-                <w:sz w:val="18"/>
-              </w:rPr>
-              <w:t>p2p_send/p2p_receive</w:t>
-            </w:r>
-          </w:p>
-        </w:tc>
-        <w:tc>
-          <w:tcPr>
-            <w:tcW w:type="dxa" w:w="2880"/>
-            <w:shd w:val="clear" w:color="auto" w:fill="F5F3FF"/>
-          </w:tcPr>
-          <w:p>
-            <w:pPr>
-              <w:spacing w:before="20" w:after="20"/>
-            </w:pPr>
-            <w:r/>
-            <w:r>
-              <w:rPr>
-                <w:rFonts w:ascii="Calibri" w:hAnsi="Calibri"/>
-                <w:b w:val="0"/>
-                <w:i w:val="0"/>
-                <w:color w:val="111827"/>
-                <w:sz w:val="18"/>
-              </w:rPr>
-              <w:t>User-to-user transfer</w:t>
-            </w:r>
-          </w:p>
-        </w:tc>
-        <w:tc>
-          <w:tcPr>
-            <w:tcW w:type="dxa" w:w="1584"/>
-            <w:shd w:val="clear" w:color="auto" w:fill="F5F3FF"/>
-          </w:tcPr>
-          <w:p>
-            <w:pPr>
-              <w:spacing w:before="20" w:after="20"/>
-            </w:pPr>
-            <w:r/>
-            <w:r>
-              <w:rPr>
-                <w:rFonts w:ascii="Calibri" w:hAnsi="Calibri"/>
-                <w:b w:val="0"/>
-                <w:i w:val="0"/>
-                <w:color w:val="111827"/>
-                <w:sz w:val="18"/>
-              </w:rPr>
-              <w:t>Orange</w:t>
-            </w:r>
-          </w:p>
-        </w:tc>
-        <w:tc>
-          <w:tcPr>
-            <w:tcW w:type="dxa" w:w="3456"/>
-            <w:shd w:val="clear" w:color="auto" w:fill="F5F3FF"/>
-          </w:tcPr>
-          <w:p>
-            <w:pPr>
-              <w:spacing w:before="20" w:after="20"/>
-            </w:pPr>
-            <w:r/>
-            <w:r>
-              <w:rPr>
-                <w:rFonts w:ascii="Calibri" w:hAnsi="Calibri"/>
-                <w:b w:val="0"/>
-                <w:i w:val="0"/>
-                <w:color w:val="111827"/>
-                <w:sz w:val="18"/>
-              </w:rPr>
-              <w:t>atomic debit + credit</w:t>
-            </w:r>
-          </w:p>
-        </w:tc>
-      </w:tr>
-    </w:tbl>
-    <w:p/>
     <w:p>
       <w:pPr>
-        <w:spacing w:before="160" w:after="40"/>
+        <w:spacing w:after="80"/>
       </w:pPr>
       <w:r>
-        <w:rPr>
-          <w:rFonts w:ascii="Calibri" w:hAnsi="Calibri"/>
-          <w:b/>
-          <w:i w:val="0"/>
-          <w:color w:val="111827"/>
-          <w:sz w:val="22"/>
-        </w:rPr>
+        <w:t>Transaction Type   |   Source   |   Badge Color   |   Status</w:t>
+      </w:r>
+    </w:p>
+    <w:p>
+      <w:pPr>
+        <w:spacing w:after="80"/>
+      </w:pPr>
+      <w:r>
+        <w:t>load_oxxo   |   Digital Femsa barcode   |   Coral   |   pending → completed via webhook</w:t>
+      </w:r>
+    </w:p>
+    <w:p>
+      <w:pPr>
+        <w:spacing w:after="80"/>
+      </w:pPr>
+      <w:r>
+        <w:t>load_card   |   Stripe live card charge   |   Purple   |   completed on payment_intent.succeeded webhook</w:t>
+      </w:r>
+    </w:p>
+    <w:p>
+      <w:pPr>
+        <w:spacing w:after="80"/>
+      </w:pPr>
+      <w:r>
+        <w:t>load_spei   |   SPEI inbound transfer   |   Blue   |   completed on bank webhook</w:t>
+      </w:r>
+    </w:p>
+    <w:p>
+      <w:pPr>
+        <w:spacing w:after="80"/>
+      </w:pPr>
+      <w:r>
+        <w:t>bill_pay   |   SIPREL / Evoluciona   |   Red debit   |   atomic with wallet debit</w:t>
+      </w:r>
+    </w:p>
+    <w:p>
+      <w:pPr>
+        <w:spacing w:after="80"/>
+      </w:pPr>
+      <w:r>
+        <w:t>gift_card   |   SIPREL / Taecel PIN   |   Red debit   |   Stripe charge + SIPREL PIN sequenced; decoupled for integrity</w:t>
+      </w:r>
+    </w:p>
+    <w:p>
+      <w:pPr>
+        <w:spacing w:after="80"/>
+      </w:pPr>
+      <w:r>
+        <w:t>SIGNUP_BONUS   |   Street team referral   |   Green   |   credited post OTP verification</w:t>
+      </w:r>
+    </w:p>
+    <w:p>
+      <w:pPr>
+        <w:spacing w:after="80"/>
+      </w:pPr>
+      <w:r>
+        <w:t>FREE_TOKEN   |   Auto-issued at signup   |   Green   |   3 tokens per new user; each waives $25 MXN fee atomically</w:t>
+      </w:r>
+    </w:p>
+    <w:p>
+      <w:pPr>
+        <w:spacing w:after="80"/>
+      </w:pPr>
+      <w:r>
+        <w:t>p2p_send/p2p_receive   |   User-to-user transfer   |   Orange   |   atomic debit + credit</w:t>
+      </w:r>
+    </w:p>
+    <w:p>
+      <w:pPr>
+        <w:spacing w:after="80"/>
+      </w:pPr>
+      <w:r>
         <w:t>Bill Pay Rail</w:t>
       </w:r>
     </w:p>
     <w:p>
       <w:pPr>
         <w:pStyle w:val="ListBullet"/>
-        <w:spacing w:before="20" w:after="20"/>
       </w:pPr>
       <w:r>
-        <w:rPr>
-          <w:rFonts w:ascii="Calibri" w:hAnsi="Calibri"/>
-          <w:b w:val="0"/>
-          <w:i w:val="0"/>
-          <w:color w:val="111827"/>
-          <w:sz w:val="20"/>
-        </w:rPr>
         <w:t>Primary: SIPREL — 20+ billers including CFE, Telmex, Telcel, IZZI, Sky, and streaming services</w:t>
       </w:r>
     </w:p>
     <w:p>
       <w:pPr>
         <w:pStyle w:val="ListBullet"/>
-        <w:spacing w:before="20" w:after="20"/>
       </w:pPr>
       <w:r>
-        <w:rPr>
-          <w:rFonts w:ascii="Calibri" w:hAnsi="Calibri"/>
-          <w:b w:val="0"/>
-          <w:i w:val="0"/>
-          <w:color w:val="111827"/>
-          <w:sz w:val="20"/>
-        </w:rPr>
         <w:t>Fallback: Evoluciona Movil — auto-failover if SIPREL returns an error</w:t>
       </w:r>
     </w:p>
     <w:p>
       <w:pPr>
         <w:pStyle w:val="ListBullet"/>
-        <w:spacing w:before="20" w:after="20"/>
       </w:pPr>
       <w:r>
-        <w:rPr>
-          <w:rFonts w:ascii="Calibri" w:hAnsi="Calibri"/>
-          <w:b w:val="0"/>
-          <w:i w:val="0"/>
-          <w:color w:val="111827"/>
-          <w:sz w:val="20"/>
-        </w:rPr>
         <w:t>Fee: $25 MXN flat per transaction, deducted atomically from wallet</w:t>
       </w:r>
     </w:p>
     <w:p>
       <w:pPr>
         <w:pStyle w:val="ListBullet"/>
-        <w:spacing w:before="20" w:after="20"/>
       </w:pPr>
       <w:r>
-        <w:rPr>
-          <w:rFonts w:ascii="Calibri" w:hAnsi="Calibri"/>
-          <w:b w:val="0"/>
-          <w:i w:val="0"/>
-          <w:color w:val="111827"/>
-          <w:sz w:val="20"/>
-        </w:rPr>
         <w:t>Daily AML cap: $50,000 MXN per user per day enforced at the route layer before any provider call</w:t>
       </w:r>
     </w:p>
     <w:p>
       <w:pPr>
         <w:pStyle w:val="ListBullet"/>
-        <w:spacing w:before="20" w:after="20"/>
       </w:pPr>
       <w:r>
-        <w:rPr>
-          <w:rFonts w:ascii="Calibri" w:hAnsi="Calibri"/>
-          <w:b w:val="0"/>
-          <w:i w:val="0"/>
-          <w:color w:val="111827"/>
-          <w:sz w:val="20"/>
-        </w:rPr>
         <w:t>Loyalty: 1 pt per $10 MXN paid; Bronze/Silver/Gold multipliers; redeemable for wallet credit or fee waiver token</w:t>
       </w:r>
     </w:p>
     <w:p>
       <w:pPr>
-        <w:spacing w:before="320" w:after="80"/>
+        <w:spacing w:before="200" w:after="60"/>
       </w:pPr>
       <w:r>
         <w:rPr>
-          <w:rFonts w:ascii="Calibri" w:hAnsi="Calibri"/>
           <w:b/>
-          <w:i w:val="0"/>
-          <w:color w:val="6B21A8"/>
-          <w:sz w:val="28"/>
+          <w:sz w:val="26"/>
         </w:rPr>
-        <w:t>4. Street Team Referral &amp; OTP Onboarding</w:t>
+        <w:t>4. Digital Gift Cards (launched May 31, 2026)</w:t>
       </w:r>
     </w:p>
     <w:p>
       <w:pPr>
-        <w:spacing w:before="40" w:after="80" w:line="280" w:lineRule="exact"/>
+        <w:pStyle w:val="ListBullet"/>
+      </w:pPr>
+      <w:r>
+        <w:t>9 brands: Netflix, Amazon, Google Play, Uber, Uber Eats, Cinépolis, Starbucks, Liverpool, Soriana</w:t>
+      </w:r>
+    </w:p>
+    <w:p>
+      <w:pPr>
+        <w:pStyle w:val="ListBullet"/>
+      </w:pPr>
+      <w:r>
+        <w:t>Payment: Stripe card (denomination + $25 MXN fee) or PagoYa wallet (zero commission for wallet users)</w:t>
+      </w:r>
+    </w:p>
+    <w:p>
+      <w:pPr>
+        <w:pStyle w:val="ListBullet"/>
+      </w:pPr>
+      <w:r>
+        <w:t>Delivery: PIN via WhatsApp in seconds via SIPREL/Taecel</w:t>
+      </w:r>
+    </w:p>
+    <w:p>
+      <w:pPr>
+        <w:pStyle w:val="ListBullet"/>
+      </w:pPr>
+      <w:r>
+        <w:t>Integrity: Stripe charge confirmed before SIPREL called; failed SIPREL after successful charge logged for manual reconciliation — user never charged without a delivery attempt</w:t>
+      </w:r>
+    </w:p>
+    <w:p>
+      <w:pPr>
+        <w:pStyle w:val="ListBullet"/>
+      </w:pPr>
+      <w:r>
+        <w:t>Inventory: real-time SKU availability check before any charge is initiated; SKU drop below 5 units triggers automated WhatsApp admin alert; fail-open — Taecel timeout never blocks a purchase</w:t>
+      </w:r>
+    </w:p>
+    <w:p>
+      <w:pPr>
+        <w:pStyle w:val="ListBullet"/>
+      </w:pPr>
+      <w:r>
+        <w:t>Paula: knows every brand, denomination, redemption URL, and FAQ; can initiate gift card purchase entirely within WhatsApp for wallet users</w:t>
+      </w:r>
+    </w:p>
+    <w:p>
+      <w:pPr>
+        <w:spacing w:before="200" w:after="60"/>
       </w:pPr>
       <w:r>
         <w:rPr>
-          <w:rFonts w:ascii="Calibri" w:hAnsi="Calibri"/>
-          <w:b w:val="0"/>
-          <w:i w:val="0"/>
-          <w:color w:val="111827"/>
-          <w:sz w:val="20"/>
+          <w:b/>
+          <w:sz w:val="26"/>
         </w:rPr>
+        <w:t>5. Street Team Referral &amp; OTP Onboarding</w:t>
+      </w:r>
+    </w:p>
+    <w:p>
+      <w:pPr>
+        <w:spacing w:after="80"/>
+      </w:pPr>
+      <w:r>
         <w:t>Reps recruit users in the field with unique QR codes. The signup flow is fully gated by WhatsApp OTP before any wallet or user record is created.</w:t>
       </w:r>
     </w:p>
-    <w:tbl>
-      <w:tblPr>
-        <w:tblW w:type="auto" w:w="0"/>
-        <w:jc w:val="left"/>
-        <w:tblLook w:firstColumn="1" w:firstRow="1" w:lastColumn="0" w:lastRow="0" w:noHBand="0" w:noVBand="1" w:val="04A0"/>
-        <w:tblBorders>
-          <w:top w:val="none" w:sz="0" w:space="0" w:color="auto"/>
-          <w:left w:val="none" w:sz="0" w:space="0" w:color="auto"/>
-          <w:bottom w:val="none" w:sz="0" w:space="0" w:color="auto"/>
-          <w:right w:val="none" w:sz="0" w:space="0" w:color="auto"/>
-          <w:insideH w:val="none" w:sz="0" w:space="0" w:color="auto"/>
-          <w:insideV w:val="none" w:sz="0" w:space="0" w:color="auto"/>
-        </w:tblBorders>
-      </w:tblPr>
-      <w:tblGrid>
-        <w:gridCol w:w="2880"/>
-        <w:gridCol w:w="2880"/>
-        <w:gridCol w:w="2880"/>
-      </w:tblGrid>
-      <w:tr>
-        <w:tc>
-          <w:tcPr>
-            <w:tcW w:type="dxa" w:w="1584"/>
-            <w:shd w:val="clear" w:color="auto" w:fill="6B21A8"/>
-          </w:tcPr>
-          <w:p>
-            <w:pPr>
-              <w:spacing w:before="20" w:after="20"/>
-            </w:pPr>
-            <w:r/>
-            <w:r>
-              <w:rPr>
-                <w:rFonts w:ascii="Calibri" w:hAnsi="Calibri"/>
-                <w:b/>
-                <w:i w:val="0"/>
-                <w:color w:val="FFFFFF"/>
-                <w:sz w:val="18"/>
-              </w:rPr>
-              <w:t>Step</w:t>
-            </w:r>
-          </w:p>
-        </w:tc>
-        <w:tc>
-          <w:tcPr>
-            <w:tcW w:type="dxa" w:w="4608"/>
-            <w:shd w:val="clear" w:color="auto" w:fill="6B21A8"/>
-          </w:tcPr>
-          <w:p>
-            <w:pPr>
-              <w:spacing w:before="20" w:after="20"/>
-            </w:pPr>
-            <w:r/>
-            <w:r>
-              <w:rPr>
-                <w:rFonts w:ascii="Calibri" w:hAnsi="Calibri"/>
-                <w:b/>
-                <w:i w:val="0"/>
-                <w:color w:val="FFFFFF"/>
-                <w:sz w:val="18"/>
-              </w:rPr>
-              <w:t>What Happens</w:t>
-            </w:r>
-          </w:p>
-        </w:tc>
-        <w:tc>
-          <w:tcPr>
-            <w:tcW w:type="dxa" w:w="4032"/>
-            <w:shd w:val="clear" w:color="auto" w:fill="6B21A8"/>
-          </w:tcPr>
-          <w:p>
-            <w:pPr>
-              <w:spacing w:before="20" w:after="20"/>
-            </w:pPr>
-            <w:r/>
-            <w:r>
-              <w:rPr>
-                <w:rFonts w:ascii="Calibri" w:hAnsi="Calibri"/>
-                <w:b/>
-                <w:i w:val="0"/>
-                <w:color w:val="FFFFFF"/>
-                <w:sz w:val="18"/>
-              </w:rPr>
-              <w:t>Fraud Guard</w:t>
-            </w:r>
-          </w:p>
-        </w:tc>
-      </w:tr>
-      <w:tr>
-        <w:tc>
-          <w:tcPr>
-            <w:tcW w:type="dxa" w:w="1584"/>
-            <w:shd w:val="clear" w:color="auto" w:fill="FFFFFF"/>
-          </w:tcPr>
-          <w:p>
-            <w:pPr>
-              <w:spacing w:before="20" w:after="20"/>
-            </w:pPr>
-            <w:r/>
-            <w:r>
-              <w:rPr>
-                <w:rFonts w:ascii="Calibri" w:hAnsi="Calibri"/>
-                <w:b w:val="0"/>
-                <w:i w:val="0"/>
-                <w:color w:val="111827"/>
-                <w:sz w:val="18"/>
-              </w:rPr>
-              <w:t>Form</w:t>
-            </w:r>
-          </w:p>
-        </w:tc>
-        <w:tc>
-          <w:tcPr>
-            <w:tcW w:type="dxa" w:w="4608"/>
-            <w:shd w:val="clear" w:color="auto" w:fill="FFFFFF"/>
-          </w:tcPr>
-          <w:p>
-            <w:pPr>
-              <w:spacing w:before="20" w:after="20"/>
-            </w:pPr>
-            <w:r/>
-            <w:r>
-              <w:rPr>
-                <w:rFonts w:ascii="Calibri" w:hAnsi="Calibri"/>
-                <w:b w:val="0"/>
-                <w:i w:val="0"/>
-                <w:color w:val="111827"/>
-                <w:sz w:val="18"/>
-              </w:rPr>
-              <w:t>Name, phone (E.164), CURP, colonia, ref_code captured</w:t>
-            </w:r>
-          </w:p>
-        </w:tc>
-        <w:tc>
-          <w:tcPr>
-            <w:tcW w:type="dxa" w:w="4032"/>
-            <w:shd w:val="clear" w:color="auto" w:fill="FFFFFF"/>
-          </w:tcPr>
-          <w:p>
-            <w:pPr>
-              <w:spacing w:before="20" w:after="20"/>
-            </w:pPr>
-            <w:r/>
-            <w:r>
-              <w:rPr>
-                <w:rFonts w:ascii="Calibri" w:hAnsi="Calibri"/>
-                <w:b w:val="0"/>
-                <w:i w:val="0"/>
-                <w:color w:val="111827"/>
-                <w:sz w:val="18"/>
-              </w:rPr>
-              <w:t>Phone + CURP duplicate check before OTP fires</w:t>
-            </w:r>
-          </w:p>
-        </w:tc>
-      </w:tr>
-      <w:tr>
-        <w:tc>
-          <w:tcPr>
-            <w:tcW w:type="dxa" w:w="1584"/>
-            <w:shd w:val="clear" w:color="auto" w:fill="F5F3FF"/>
-          </w:tcPr>
-          <w:p>
-            <w:pPr>
-              <w:spacing w:before="20" w:after="20"/>
-            </w:pPr>
-            <w:r/>
-            <w:r>
-              <w:rPr>
-                <w:rFonts w:ascii="Calibri" w:hAnsi="Calibri"/>
-                <w:b w:val="0"/>
-                <w:i w:val="0"/>
-                <w:color w:val="111827"/>
-                <w:sz w:val="18"/>
-              </w:rPr>
-              <w:t>OTP</w:t>
-            </w:r>
-          </w:p>
-        </w:tc>
-        <w:tc>
-          <w:tcPr>
-            <w:tcW w:type="dxa" w:w="4608"/>
-            <w:shd w:val="clear" w:color="auto" w:fill="F5F3FF"/>
-          </w:tcPr>
-          <w:p>
-            <w:pPr>
-              <w:spacing w:before="20" w:after="20"/>
-            </w:pPr>
-            <w:r/>
-            <w:r>
-              <w:rPr>
-                <w:rFonts w:ascii="Calibri" w:hAnsi="Calibri"/>
-                <w:b w:val="0"/>
-                <w:i w:val="0"/>
-                <w:color w:val="111827"/>
-                <w:sz w:val="18"/>
-              </w:rPr>
-              <w:t>6-digit code via Twilio WhatsApp, 5-min TTL, 3-attempt limit</w:t>
-            </w:r>
-          </w:p>
-        </w:tc>
-        <w:tc>
-          <w:tcPr>
-            <w:tcW w:type="dxa" w:w="4032"/>
-            <w:shd w:val="clear" w:color="auto" w:fill="F5F3FF"/>
-          </w:tcPr>
-          <w:p>
-            <w:pPr>
-              <w:spacing w:before="20" w:after="20"/>
-            </w:pPr>
-            <w:r/>
-            <w:r>
-              <w:rPr>
-                <w:rFonts w:ascii="Calibri" w:hAnsi="Calibri"/>
-                <w:b w:val="0"/>
-                <w:i w:val="0"/>
-                <w:color w:val="111827"/>
-                <w:sz w:val="18"/>
-              </w:rPr>
-              <w:t>generateOTP resets on resend; max_attempts blocks without expiring session</w:t>
-            </w:r>
-          </w:p>
-        </w:tc>
-      </w:tr>
-      <w:tr>
-        <w:tc>
-          <w:tcPr>
-            <w:tcW w:type="dxa" w:w="1584"/>
-            <w:shd w:val="clear" w:color="auto" w:fill="FFFFFF"/>
-          </w:tcPr>
-          <w:p>
-            <w:pPr>
-              <w:spacing w:before="20" w:after="20"/>
-            </w:pPr>
-            <w:r/>
-            <w:r>
-              <w:rPr>
-                <w:rFonts w:ascii="Calibri" w:hAnsi="Calibri"/>
-                <w:b w:val="0"/>
-                <w:i w:val="0"/>
-                <w:color w:val="111827"/>
-                <w:sz w:val="18"/>
-              </w:rPr>
-              <w:t>Bonus Credit</w:t>
-            </w:r>
-          </w:p>
-        </w:tc>
-        <w:tc>
-          <w:tcPr>
-            <w:tcW w:type="dxa" w:w="4608"/>
-            <w:shd w:val="clear" w:color="auto" w:fill="FFFFFF"/>
-          </w:tcPr>
-          <w:p>
-            <w:pPr>
-              <w:spacing w:before="20" w:after="20"/>
-            </w:pPr>
-            <w:r/>
-            <w:r>
-              <w:rPr>
-                <w:rFonts w:ascii="Calibri" w:hAnsi="Calibri"/>
-                <w:b w:val="0"/>
-                <w:i w:val="0"/>
-                <w:color w:val="111827"/>
-                <w:sz w:val="18"/>
-              </w:rPr>
-              <w:t>Wallet credited $25–50 MXN via SIGNUP_BONUS</w:t>
-            </w:r>
-          </w:p>
-        </w:tc>
-        <w:tc>
-          <w:tcPr>
-            <w:tcW w:type="dxa" w:w="4032"/>
-            <w:shd w:val="clear" w:color="auto" w:fill="FFFFFF"/>
-          </w:tcPr>
-          <w:p>
-            <w:pPr>
-              <w:spacing w:before="20" w:after="20"/>
-            </w:pPr>
-            <w:r/>
-            <w:r>
-              <w:rPr>
-                <w:rFonts w:ascii="Calibri" w:hAnsi="Calibri"/>
-                <w:b w:val="0"/>
-                <w:i w:val="0"/>
-                <w:color w:val="111827"/>
-                <w:sz w:val="18"/>
-              </w:rPr>
-              <w:t>Idempotency lock on signup_bonus_claimed; rep velocity check (warn @10/hr, block @20/hr)</w:t>
-            </w:r>
-          </w:p>
-        </w:tc>
-      </w:tr>
-    </w:tbl>
-    <w:p/>
     <w:p>
       <w:pPr>
-        <w:spacing w:before="160" w:after="40"/>
+        <w:spacing w:after="80"/>
       </w:pPr>
       <w:r>
-        <w:rPr>
-          <w:rFonts w:ascii="Calibri" w:hAnsi="Calibri"/>
-          <w:b/>
-          <w:i w:val="0"/>
-          <w:color w:val="111827"/>
-          <w:sz w:val="22"/>
-        </w:rPr>
+        <w:t>Step   |   What Happens   |   Fraud Guard</w:t>
+      </w:r>
+    </w:p>
+    <w:p>
+      <w:pPr>
+        <w:spacing w:after="80"/>
+      </w:pPr>
+      <w:r>
+        <w:t>Form   |   Name, phone (E.164), CURP (optional), colonia, ref_code   |   Phone duplicate check before OTP; CURP dupe check skipped if blank</w:t>
+      </w:r>
+    </w:p>
+    <w:p>
+      <w:pPr>
+        <w:spacing w:after="80"/>
+      </w:pPr>
+      <w:r>
+        <w:t>OTP   |   6-digit code via Twilio WhatsApp, 5-min TTL, 3-attempt limit   |   generateOTP resets on resend; max_attempts blocks without expiring session</w:t>
+      </w:r>
+    </w:p>
+    <w:p>
+      <w:pPr>
+        <w:spacing w:after="80"/>
+      </w:pPr>
+      <w:r>
+        <w:t>Bonus Credit   |   Wallet credited $25–50 MXN via SIGNUP_BONUS + 3 free transaction tokens   |   Idempotency lock on signup_bonus_claimed; rep velocity check (warn @10/hr, block @20/hr)</w:t>
+      </w:r>
+    </w:p>
+    <w:p>
+      <w:pPr>
+        <w:spacing w:after="80"/>
+      </w:pPr>
+      <w:r>
         <w:t>Rep Dashboard</w:t>
       </w:r>
     </w:p>
     <w:p>
       <w:pPr>
         <w:pStyle w:val="ListBullet"/>
-        <w:spacing w:before="20" w:after="20"/>
       </w:pPr>
       <w:r>
-        <w:rPr>
-          <w:rFonts w:ascii="Calibri" w:hAnsi="Calibri"/>
-          <w:b w:val="0"/>
-          <w:i w:val="0"/>
-          <w:color w:val="111827"/>
-          <w:sz w:val="20"/>
-        </w:rPr>
         <w:t>Self-serve QR code generation — downloadable, printable</w:t>
       </w:r>
     </w:p>
     <w:p>
       <w:pPr>
         <w:pStyle w:val="ListBullet"/>
-        <w:spacing w:before="20" w:after="20"/>
       </w:pPr>
       <w:r>
-        <w:rPr>
-          <w:rFonts w:ascii="Calibri" w:hAnsi="Calibri"/>
-          <w:b w:val="0"/>
-          <w:i w:val="0"/>
-          <w:color w:val="111827"/>
-          <w:sz w:val="20"/>
-        </w:rPr>
         <w:t>Shareable signup link with one-tap clipboard copy</w:t>
       </w:r>
     </w:p>
     <w:p>
       <w:pPr>
         <w:pStyle w:val="ListBullet"/>
-        <w:spacing w:before="20" w:after="20"/>
       </w:pPr>
       <w:r>
-        <w:rPr>
-          <w:rFonts w:ascii="Calibri" w:hAnsi="Calibri"/>
-          <w:b w:val="0"/>
-          <w:i w:val="0"/>
-          <w:color w:val="111827"/>
-          <w:sz w:val="20"/>
-        </w:rPr>
         <w:t>Live recruitment stats: referidos count, bonos acreditados, valor total MXN</w:t>
       </w:r>
     </w:p>
     <w:p>
       <w:pPr>
         <w:pStyle w:val="ListBullet"/>
-        <w:spacing w:before="20" w:after="20"/>
       </w:pPr>
       <w:r>
-        <w:rPr>
-          <w:rFonts w:ascii="Calibri" w:hAnsi="Calibri"/>
-          <w:b w:val="0"/>
-          <w:i w:val="0"/>
-          <w:color w:val="111827"/>
-          <w:sz w:val="20"/>
-        </w:rPr>
         <w:t>Commission tracker: $5 MXN per confirmed payment, 7-day hold, bulk payout management</w:t>
       </w:r>
     </w:p>
     <w:p>
       <w:pPr>
         <w:pStyle w:val="ListBullet"/>
-        <w:spacing w:before="20" w:after="20"/>
       </w:pPr>
       <w:r>
-        <w:rPr>
-          <w:rFonts w:ascii="Calibri" w:hAnsi="Calibri"/>
-          <w:b w:val="0"/>
-          <w:i w:val="0"/>
-          <w:color w:val="111827"/>
-          <w:sz w:val="20"/>
-        </w:rPr>
         <w:t>Admin BONOS tab: toggle bonus on/off, set amount, velocity thresholds, fraud log</w:t>
       </w:r>
     </w:p>
     <w:p>
       <w:pPr>
-        <w:spacing w:before="320" w:after="80"/>
+        <w:spacing w:after="80"/>
       </w:pPr>
       <w:r>
-        <w:rPr>
-          <w:rFonts w:ascii="Calibri" w:hAnsi="Calibri"/>
-          <w:b/>
-          <w:i w:val="0"/>
-          <w:color w:val="6B21A8"/>
-          <w:sz w:val="28"/>
-        </w:rPr>
-        <w:t>5. PagoSeguro — Rent Collection Vertical</w:t>
+        <w:t>Admin Rep Onboarding Kit Generator (shipped June 1, 2026)</w:t>
       </w:r>
     </w:p>
     <w:p>
       <w:pPr>
-        <w:spacing w:before="40" w:after="80" w:line="280" w:lineRule="exact"/>
+        <w:spacing w:after="80"/>
+      </w:pPr>
+      <w:r>
+        <w:t>One-click rep creation from admin dashboard: enter name, phone, and colonia → system auto-generates unique ENG-XX rep code, creates bcrypt-hashed account, fires WhatsApp welcome message with referral link + full commission schedule, and surfaces a shareable QR code — all in under 30 seconds. Referral links (/r/ENG-XX) are live immediately on creation. Self-referral blocking, 7-day payout hold, and Postgres-level immutable audit log validated for concurrent multi-rep operation.</w:t>
+      </w:r>
+    </w:p>
+    <w:p>
+      <w:pPr>
+        <w:spacing w:before="200" w:after="60"/>
       </w:pPr>
       <w:r>
         <w:rPr>
-          <w:rFonts w:ascii="Calibri" w:hAnsi="Calibri"/>
-          <w:b w:val="0"/>
-          <w:i w:val="0"/>
-          <w:color w:val="111827"/>
-          <w:sz w:val="20"/>
+          <w:b/>
+          <w:sz w:val="26"/>
         </w:rPr>
+        <w:t>6. PagoSeguro — Rent Collection Vertical</w:t>
+      </w:r>
+    </w:p>
+    <w:p>
+      <w:pPr>
+        <w:spacing w:after="80"/>
+      </w:pPr>
+      <w:r>
         <w:t>PagoSeguro (pagoseguromx.com) is a purpose-built vertical on the same infrastructure, serving the landlord-tenant-broker relationship in Mexico. Same OXXO/SPEI rails, same wallet architecture — separate domain for distinct B2B acquisition.</w:t>
       </w:r>
     </w:p>
-    <w:tbl>
-      <w:tblPr>
-        <w:tblW w:type="auto" w:w="0"/>
-        <w:jc w:val="left"/>
-        <w:tblLook w:firstColumn="1" w:firstRow="1" w:lastColumn="0" w:lastRow="0" w:noHBand="0" w:noVBand="1" w:val="04A0"/>
-        <w:tblBorders>
-          <w:top w:val="none" w:sz="0" w:space="0" w:color="auto"/>
-          <w:left w:val="none" w:sz="0" w:space="0" w:color="auto"/>
-          <w:bottom w:val="none" w:sz="0" w:space="0" w:color="auto"/>
-          <w:right w:val="none" w:sz="0" w:space="0" w:color="auto"/>
-          <w:insideH w:val="none" w:sz="0" w:space="0" w:color="auto"/>
-          <w:insideV w:val="none" w:sz="0" w:space="0" w:color="auto"/>
-        </w:tblBorders>
-      </w:tblPr>
-      <w:tblGrid>
-        <w:gridCol w:w="4320"/>
-        <w:gridCol w:w="4320"/>
-      </w:tblGrid>
-      <w:tr>
-        <w:tc>
-          <w:tcPr>
-            <w:tcW w:type="dxa" w:w="7632"/>
-            <w:shd w:val="clear" w:color="auto" w:fill="6B21A8"/>
-          </w:tcPr>
-          <w:p>
-            <w:pPr>
-              <w:spacing w:before="20" w:after="20"/>
-            </w:pPr>
-            <w:r/>
-            <w:r>
-              <w:rPr>
-                <w:rFonts w:ascii="Calibri" w:hAnsi="Calibri"/>
-                <w:b/>
-                <w:i w:val="0"/>
-                <w:color w:val="FFFFFF"/>
-                <w:sz w:val="18"/>
-              </w:rPr>
-              <w:t>Feature</w:t>
-            </w:r>
-          </w:p>
-        </w:tc>
-        <w:tc>
-          <w:tcPr>
-            <w:tcW w:type="dxa" w:w="2592"/>
-            <w:shd w:val="clear" w:color="auto" w:fill="6B21A8"/>
-          </w:tcPr>
-          <w:p>
-            <w:pPr>
-              <w:spacing w:before="20" w:after="20"/>
-            </w:pPr>
-            <w:r/>
-            <w:r>
-              <w:rPr>
-                <w:rFonts w:ascii="Calibri" w:hAnsi="Calibri"/>
-                <w:b/>
-                <w:i w:val="0"/>
-                <w:color w:val="FFFFFF"/>
-                <w:sz w:val="18"/>
-              </w:rPr>
-              <w:t>Status</w:t>
-            </w:r>
-          </w:p>
-        </w:tc>
-      </w:tr>
-      <w:tr>
-        <w:tc>
-          <w:tcPr>
-            <w:tcW w:type="dxa" w:w="7632"/>
-            <w:shd w:val="clear" w:color="auto" w:fill="FFFFFF"/>
-          </w:tcPr>
-          <w:p>
-            <w:pPr>
-              <w:spacing w:before="20" w:after="20"/>
-            </w:pPr>
-            <w:r/>
-            <w:r>
-              <w:rPr>
-                <w:rFonts w:ascii="Calibri" w:hAnsi="Calibri"/>
-                <w:b w:val="0"/>
-                <w:i w:val="0"/>
-                <w:color w:val="111827"/>
-                <w:sz w:val="18"/>
-              </w:rPr>
-              <w:t>4 user roles: landlord, tenant, broker, admin</w:t>
-            </w:r>
-          </w:p>
-        </w:tc>
-        <w:tc>
-          <w:tcPr>
-            <w:tcW w:type="dxa" w:w="2592"/>
-            <w:shd w:val="clear" w:color="auto" w:fill="FFFFFF"/>
-          </w:tcPr>
-          <w:p>
-            <w:pPr>
-              <w:spacing w:before="20" w:after="20"/>
-            </w:pPr>
-            <w:r/>
-            <w:r>
-              <w:rPr>
-                <w:rFonts w:ascii="Calibri" w:hAnsi="Calibri"/>
-                <w:b w:val="0"/>
-                <w:i w:val="0"/>
-                <w:color w:val="111827"/>
-                <w:sz w:val="18"/>
-              </w:rPr>
-              <w:t>Live</w:t>
-            </w:r>
-          </w:p>
-        </w:tc>
-      </w:tr>
-      <w:tr>
-        <w:tc>
-          <w:tcPr>
-            <w:tcW w:type="dxa" w:w="7632"/>
-            <w:shd w:val="clear" w:color="auto" w:fill="F5F3FF"/>
-          </w:tcPr>
-          <w:p>
-            <w:pPr>
-              <w:spacing w:before="20" w:after="20"/>
-            </w:pPr>
-            <w:r/>
-            <w:r>
-              <w:rPr>
-                <w:rFonts w:ascii="Calibri" w:hAnsi="Calibri"/>
-                <w:b w:val="0"/>
-                <w:i w:val="0"/>
-                <w:color w:val="111827"/>
-                <w:sz w:val="18"/>
-              </w:rPr>
-              <w:t>SPEI receipt upload + landlord confirmation workflow</w:t>
-            </w:r>
-          </w:p>
-        </w:tc>
-        <w:tc>
-          <w:tcPr>
-            <w:tcW w:type="dxa" w:w="2592"/>
-            <w:shd w:val="clear" w:color="auto" w:fill="F5F3FF"/>
-          </w:tcPr>
-          <w:p>
-            <w:pPr>
-              <w:spacing w:before="20" w:after="20"/>
-            </w:pPr>
-            <w:r/>
-            <w:r>
-              <w:rPr>
-                <w:rFonts w:ascii="Calibri" w:hAnsi="Calibri"/>
-                <w:b w:val="0"/>
-                <w:i w:val="0"/>
-                <w:color w:val="111827"/>
-                <w:sz w:val="18"/>
-              </w:rPr>
-              <w:t>Live</w:t>
-            </w:r>
-          </w:p>
-        </w:tc>
-      </w:tr>
-      <w:tr>
-        <w:tc>
-          <w:tcPr>
-            <w:tcW w:type="dxa" w:w="7632"/>
-            <w:shd w:val="clear" w:color="auto" w:fill="FFFFFF"/>
-          </w:tcPr>
-          <w:p>
-            <w:pPr>
-              <w:spacing w:before="20" w:after="20"/>
-            </w:pPr>
-            <w:r/>
-            <w:r>
-              <w:rPr>
-                <w:rFonts w:ascii="Calibri" w:hAnsi="Calibri"/>
-                <w:b w:val="0"/>
-                <w:i w:val="0"/>
-                <w:color w:val="111827"/>
-                <w:sz w:val="18"/>
-              </w:rPr>
-              <w:t>OXXO cash-in integration</w:t>
-            </w:r>
-          </w:p>
-        </w:tc>
-        <w:tc>
-          <w:tcPr>
-            <w:tcW w:type="dxa" w:w="2592"/>
-            <w:shd w:val="clear" w:color="auto" w:fill="FFFFFF"/>
-          </w:tcPr>
-          <w:p>
-            <w:pPr>
-              <w:spacing w:before="20" w:after="20"/>
-            </w:pPr>
-            <w:r/>
-            <w:r>
-              <w:rPr>
-                <w:rFonts w:ascii="Calibri" w:hAnsi="Calibri"/>
-                <w:b w:val="0"/>
-                <w:i w:val="0"/>
-                <w:color w:val="111827"/>
-                <w:sz w:val="18"/>
-              </w:rPr>
-              <w:t>Live</w:t>
-            </w:r>
-          </w:p>
-        </w:tc>
-      </w:tr>
-      <w:tr>
-        <w:tc>
-          <w:tcPr>
-            <w:tcW w:type="dxa" w:w="7632"/>
-            <w:shd w:val="clear" w:color="auto" w:fill="F5F3FF"/>
-          </w:tcPr>
-          <w:p>
-            <w:pPr>
-              <w:spacing w:before="20" w:after="20"/>
-            </w:pPr>
-            <w:r/>
-            <w:r>
-              <w:rPr>
-                <w:rFonts w:ascii="Calibri" w:hAnsi="Calibri"/>
-                <w:b w:val="0"/>
-                <w:i w:val="0"/>
-                <w:color w:val="111827"/>
-                <w:sz w:val="18"/>
-              </w:rPr>
-              <w:t>Automatic PDF receipt generation</w:t>
-            </w:r>
-          </w:p>
-        </w:tc>
-        <w:tc>
-          <w:tcPr>
-            <w:tcW w:type="dxa" w:w="2592"/>
-            <w:shd w:val="clear" w:color="auto" w:fill="F5F3FF"/>
-          </w:tcPr>
-          <w:p>
-            <w:pPr>
-              <w:spacing w:before="20" w:after="20"/>
-            </w:pPr>
-            <w:r/>
-            <w:r>
-              <w:rPr>
-                <w:rFonts w:ascii="Calibri" w:hAnsi="Calibri"/>
-                <w:b w:val="0"/>
-                <w:i w:val="0"/>
-                <w:color w:val="111827"/>
-                <w:sz w:val="18"/>
-              </w:rPr>
-              <w:t>Live</w:t>
-            </w:r>
-          </w:p>
-        </w:tc>
-      </w:tr>
-      <w:tr>
-        <w:tc>
-          <w:tcPr>
-            <w:tcW w:type="dxa" w:w="7632"/>
-            <w:shd w:val="clear" w:color="auto" w:fill="FFFFFF"/>
-          </w:tcPr>
-          <w:p>
-            <w:pPr>
-              <w:spacing w:before="20" w:after="20"/>
-            </w:pPr>
-            <w:r/>
-            <w:r>
-              <w:rPr>
-                <w:rFonts w:ascii="Calibri" w:hAnsi="Calibri"/>
-                <w:b w:val="0"/>
-                <w:i w:val="0"/>
-                <w:color w:val="111827"/>
-                <w:sz w:val="18"/>
-              </w:rPr>
-              <w:t>WhatsApp payment notifications</w:t>
-            </w:r>
-          </w:p>
-        </w:tc>
-        <w:tc>
-          <w:tcPr>
-            <w:tcW w:type="dxa" w:w="2592"/>
-            <w:shd w:val="clear" w:color="auto" w:fill="FFFFFF"/>
-          </w:tcPr>
-          <w:p>
-            <w:pPr>
-              <w:spacing w:before="20" w:after="20"/>
-            </w:pPr>
-            <w:r/>
-            <w:r>
-              <w:rPr>
-                <w:rFonts w:ascii="Calibri" w:hAnsi="Calibri"/>
-                <w:b w:val="0"/>
-                <w:i w:val="0"/>
-                <w:color w:val="111827"/>
-                <w:sz w:val="18"/>
-              </w:rPr>
-              <w:t>Live</w:t>
-            </w:r>
-          </w:p>
-        </w:tc>
-      </w:tr>
-      <w:tr>
-        <w:tc>
-          <w:tcPr>
-            <w:tcW w:type="dxa" w:w="7632"/>
-            <w:shd w:val="clear" w:color="auto" w:fill="F5F3FF"/>
-          </w:tcPr>
-          <w:p>
-            <w:pPr>
-              <w:spacing w:before="20" w:after="20"/>
-            </w:pPr>
-            <w:r/>
-            <w:r>
-              <w:rPr>
-                <w:rFonts w:ascii="Calibri" w:hAnsi="Calibri"/>
-                <w:b w:val="0"/>
-                <w:i w:val="0"/>
-                <w:color w:val="111827"/>
-                <w:sz w:val="18"/>
-              </w:rPr>
-              <w:t>Broker QR codes + printable flyers</w:t>
-            </w:r>
-          </w:p>
-        </w:tc>
-        <w:tc>
-          <w:tcPr>
-            <w:tcW w:type="dxa" w:w="2592"/>
-            <w:shd w:val="clear" w:color="auto" w:fill="F5F3FF"/>
-          </w:tcPr>
-          <w:p>
-            <w:pPr>
-              <w:spacing w:before="20" w:after="20"/>
-            </w:pPr>
-            <w:r/>
-            <w:r>
-              <w:rPr>
-                <w:rFonts w:ascii="Calibri" w:hAnsi="Calibri"/>
-                <w:b w:val="0"/>
-                <w:i w:val="0"/>
-                <w:color w:val="111827"/>
-                <w:sz w:val="18"/>
-              </w:rPr>
-              <w:t>Live</w:t>
-            </w:r>
-          </w:p>
-        </w:tc>
-      </w:tr>
-      <w:tr>
-        <w:tc>
-          <w:tcPr>
-            <w:tcW w:type="dxa" w:w="7632"/>
-            <w:shd w:val="clear" w:color="auto" w:fill="FFFFFF"/>
-          </w:tcPr>
-          <w:p>
-            <w:pPr>
-              <w:spacing w:before="20" w:after="20"/>
-            </w:pPr>
-            <w:r/>
-            <w:r>
-              <w:rPr>
-                <w:rFonts w:ascii="Calibri" w:hAnsi="Calibri"/>
-                <w:b w:val="0"/>
-                <w:i w:val="0"/>
-                <w:color w:val="111827"/>
-                <w:sz w:val="18"/>
-              </w:rPr>
-              <w:t>Commission tiers: $150 signup / $500 first pay / $300 recurring</w:t>
-            </w:r>
-          </w:p>
-        </w:tc>
-        <w:tc>
-          <w:tcPr>
-            <w:tcW w:type="dxa" w:w="2592"/>
-            <w:shd w:val="clear" w:color="auto" w:fill="FFFFFF"/>
-          </w:tcPr>
-          <w:p>
-            <w:pPr>
-              <w:spacing w:before="20" w:after="20"/>
-            </w:pPr>
-            <w:r/>
-            <w:r>
-              <w:rPr>
-                <w:rFonts w:ascii="Calibri" w:hAnsi="Calibri"/>
-                <w:b w:val="0"/>
-                <w:i w:val="0"/>
-                <w:color w:val="111827"/>
-                <w:sz w:val="18"/>
-              </w:rPr>
-              <w:t>Live</w:t>
-            </w:r>
-          </w:p>
-        </w:tc>
-      </w:tr>
-      <w:tr>
-        <w:tc>
-          <w:tcPr>
-            <w:tcW w:type="dxa" w:w="7632"/>
-            <w:shd w:val="clear" w:color="auto" w:fill="F5F3FF"/>
-          </w:tcPr>
-          <w:p>
-            <w:pPr>
-              <w:spacing w:before="20" w:after="20"/>
-            </w:pPr>
-            <w:r/>
-            <w:r>
-              <w:rPr>
-                <w:rFonts w:ascii="Calibri" w:hAnsi="Calibri"/>
-                <w:b w:val="0"/>
-                <w:i w:val="0"/>
-                <w:color w:val="111827"/>
-                <w:sz w:val="18"/>
-              </w:rPr>
-              <w:t>8 SEO-optimized landing pages (PV / Jalisco geo-targeted)</w:t>
-            </w:r>
-          </w:p>
-        </w:tc>
-        <w:tc>
-          <w:tcPr>
-            <w:tcW w:type="dxa" w:w="2592"/>
-            <w:shd w:val="clear" w:color="auto" w:fill="F5F3FF"/>
-          </w:tcPr>
-          <w:p>
-            <w:pPr>
-              <w:spacing w:before="20" w:after="20"/>
-            </w:pPr>
-            <w:r/>
-            <w:r>
-              <w:rPr>
-                <w:rFonts w:ascii="Calibri" w:hAnsi="Calibri"/>
-                <w:b w:val="0"/>
-                <w:i w:val="0"/>
-                <w:color w:val="111827"/>
-                <w:sz w:val="18"/>
-              </w:rPr>
-              <w:t>Live</w:t>
-            </w:r>
-          </w:p>
-        </w:tc>
-      </w:tr>
-      <w:tr>
-        <w:tc>
-          <w:tcPr>
-            <w:tcW w:type="dxa" w:w="7632"/>
-            <w:shd w:val="clear" w:color="auto" w:fill="FFFFFF"/>
-          </w:tcPr>
-          <w:p>
-            <w:pPr>
-              <w:spacing w:before="20" w:after="20"/>
-            </w:pPr>
-            <w:r/>
-            <w:r>
-              <w:rPr>
-                <w:rFonts w:ascii="Calibri" w:hAnsi="Calibri"/>
-                <w:b w:val="0"/>
-                <w:i w:val="0"/>
-                <w:color w:val="111827"/>
-                <w:sz w:val="18"/>
-              </w:rPr>
-              <w:t>Bilingual Spanish + English</w:t>
-            </w:r>
-          </w:p>
-        </w:tc>
-        <w:tc>
-          <w:tcPr>
-            <w:tcW w:type="dxa" w:w="2592"/>
-            <w:shd w:val="clear" w:color="auto" w:fill="FFFFFF"/>
-          </w:tcPr>
-          <w:p>
-            <w:pPr>
-              <w:spacing w:before="20" w:after="20"/>
-            </w:pPr>
-            <w:r/>
-            <w:r>
-              <w:rPr>
-                <w:rFonts w:ascii="Calibri" w:hAnsi="Calibri"/>
-                <w:b w:val="0"/>
-                <w:i w:val="0"/>
-                <w:color w:val="111827"/>
-                <w:sz w:val="18"/>
-              </w:rPr>
-              <w:t>Live</w:t>
-            </w:r>
-          </w:p>
-        </w:tc>
-      </w:tr>
-      <w:tr>
-        <w:tc>
-          <w:tcPr>
-            <w:tcW w:type="dxa" w:w="7632"/>
-            <w:shd w:val="clear" w:color="auto" w:fill="F5F3FF"/>
-          </w:tcPr>
-          <w:p>
-            <w:pPr>
-              <w:spacing w:before="20" w:after="20"/>
-            </w:pPr>
-            <w:r/>
-            <w:r>
-              <w:rPr>
-                <w:rFonts w:ascii="Calibri" w:hAnsi="Calibri"/>
-                <w:b w:val="0"/>
-                <w:i w:val="0"/>
-                <w:color w:val="111827"/>
-                <w:sz w:val="18"/>
-              </w:rPr>
-              <w:t>Self-serve landlord/tenant demo environment</w:t>
-            </w:r>
-          </w:p>
-        </w:tc>
-        <w:tc>
-          <w:tcPr>
-            <w:tcW w:type="dxa" w:w="2592"/>
-            <w:shd w:val="clear" w:color="auto" w:fill="F5F3FF"/>
-          </w:tcPr>
-          <w:p>
-            <w:pPr>
-              <w:spacing w:before="20" w:after="20"/>
-            </w:pPr>
-            <w:r/>
-            <w:r>
-              <w:rPr>
-                <w:rFonts w:ascii="Calibri" w:hAnsi="Calibri"/>
-                <w:b w:val="0"/>
-                <w:i w:val="0"/>
-                <w:color w:val="111827"/>
-                <w:sz w:val="18"/>
-              </w:rPr>
-              <w:t>Live</w:t>
-            </w:r>
-          </w:p>
-        </w:tc>
-      </w:tr>
-      <w:tr>
-        <w:tc>
-          <w:tcPr>
-            <w:tcW w:type="dxa" w:w="7632"/>
-            <w:shd w:val="clear" w:color="auto" w:fill="FFFFFF"/>
-          </w:tcPr>
-          <w:p>
-            <w:pPr>
-              <w:spacing w:before="20" w:after="20"/>
-            </w:pPr>
-            <w:r/>
-            <w:r>
-              <w:rPr>
-                <w:rFonts w:ascii="Calibri" w:hAnsi="Calibri"/>
-                <w:b w:val="0"/>
-                <w:i w:val="0"/>
-                <w:color w:val="111827"/>
-                <w:sz w:val="18"/>
-              </w:rPr>
-              <w:t>56 brokers in 28-day HubSpot + Brevo email sequence</w:t>
-            </w:r>
-          </w:p>
-        </w:tc>
-        <w:tc>
-          <w:tcPr>
-            <w:tcW w:type="dxa" w:w="2592"/>
-            <w:shd w:val="clear" w:color="auto" w:fill="FFFFFF"/>
-          </w:tcPr>
-          <w:p>
-            <w:pPr>
-              <w:spacing w:before="20" w:after="20"/>
-            </w:pPr>
-            <w:r/>
-            <w:r>
-              <w:rPr>
-                <w:rFonts w:ascii="Calibri" w:hAnsi="Calibri"/>
-                <w:b w:val="0"/>
-                <w:i w:val="0"/>
-                <w:color w:val="111827"/>
-                <w:sz w:val="18"/>
-              </w:rPr>
-              <w:t>Active</w:t>
-            </w:r>
-          </w:p>
-        </w:tc>
-      </w:tr>
-      <w:tr>
-        <w:tc>
-          <w:tcPr>
-            <w:tcW w:type="dxa" w:w="7632"/>
-            <w:shd w:val="clear" w:color="auto" w:fill="F5F3FF"/>
-          </w:tcPr>
-          <w:p>
-            <w:pPr>
-              <w:spacing w:before="20" w:after="20"/>
-            </w:pPr>
-            <w:r/>
-            <w:r>
-              <w:rPr>
-                <w:rFonts w:ascii="Calibri" w:hAnsi="Calibri"/>
-                <w:b w:val="0"/>
-                <w:i w:val="0"/>
-                <w:color w:val="111827"/>
-                <w:sz w:val="18"/>
-              </w:rPr>
-              <w:t>Automated recurring charges + late fee logic</w:t>
-            </w:r>
-          </w:p>
-        </w:tc>
-        <w:tc>
-          <w:tcPr>
-            <w:tcW w:type="dxa" w:w="2592"/>
-            <w:shd w:val="clear" w:color="auto" w:fill="F5F3FF"/>
-          </w:tcPr>
-          <w:p>
-            <w:pPr>
-              <w:spacing w:before="20" w:after="20"/>
-            </w:pPr>
-            <w:r/>
-            <w:r>
-              <w:rPr>
-                <w:rFonts w:ascii="Calibri" w:hAnsi="Calibri"/>
-                <w:b w:val="0"/>
-                <w:i w:val="0"/>
-                <w:color w:val="111827"/>
-                <w:sz w:val="18"/>
-              </w:rPr>
-              <w:t>In progress</w:t>
-            </w:r>
-          </w:p>
-        </w:tc>
-      </w:tr>
-    </w:tbl>
-    <w:p/>
     <w:p>
       <w:pPr>
-        <w:spacing w:before="320" w:after="80"/>
+        <w:spacing w:after="80"/>
       </w:pPr>
       <w:r>
-        <w:rPr>
-          <w:rFonts w:ascii="Calibri" w:hAnsi="Calibri"/>
-          <w:b/>
-          <w:i w:val="0"/>
-          <w:color w:val="6B21A8"/>
-          <w:sz w:val="28"/>
-        </w:rPr>
-        <w:t>6. KYC, Security &amp; Compliance</w:t>
+        <w:t>Feature   |   Status</w:t>
       </w:r>
     </w:p>
     <w:p>
       <w:pPr>
-        <w:pStyle w:val="ListBullet"/>
-        <w:spacing w:before="20" w:after="20"/>
+        <w:spacing w:after="80"/>
       </w:pPr>
       <w:r>
-        <w:rPr>
-          <w:rFonts w:ascii="Calibri" w:hAnsi="Calibri"/>
-          <w:b w:val="0"/>
-          <w:i w:val="0"/>
-          <w:color w:val="111827"/>
-          <w:sz w:val="20"/>
-        </w:rPr>
-        <w:t>CURP verification against RENAPO — Nivel 2 unlocks $24,000 MXN/month wallet limit (vs. $6,000 unverified)</w:t>
+        <w:t>4 user roles: landlord, tenant, broker, admin   |   Live</w:t>
       </w:r>
     </w:p>
     <w:p>
       <w:pPr>
-        <w:pStyle w:val="ListBullet"/>
-        <w:spacing w:before="20" w:after="20"/>
+        <w:spacing w:after="80"/>
+      </w:pPr>
+      <w:r>
+        <w:t>SPEI receipt upload + landlord confirmation workflow   |   Live</w:t>
+      </w:r>
+    </w:p>
+    <w:p>
+      <w:pPr>
+        <w:spacing w:after="80"/>
+      </w:pPr>
+      <w:r>
+        <w:t>OXXO cash-in integration   |   Live</w:t>
+      </w:r>
+    </w:p>
+    <w:p>
+      <w:pPr>
+        <w:spacing w:after="80"/>
+      </w:pPr>
+      <w:r>
+        <w:t>Automatic PDF receipt generation   |   Live</w:t>
+      </w:r>
+    </w:p>
+    <w:p>
+      <w:pPr>
+        <w:spacing w:after="80"/>
+      </w:pPr>
+      <w:r>
+        <w:t>WhatsApp payment notifications   |   Live</w:t>
+      </w:r>
+    </w:p>
+    <w:p>
+      <w:pPr>
+        <w:spacing w:after="80"/>
+      </w:pPr>
+      <w:r>
+        <w:t>Broker QR codes + printable flyers   |   Live</w:t>
+      </w:r>
+    </w:p>
+    <w:p>
+      <w:pPr>
+        <w:spacing w:after="80"/>
+      </w:pPr>
+      <w:r>
+        <w:t>Commission tiers: $150 signup / $500 first pay / $300 recurring   |   Live</w:t>
+      </w:r>
+    </w:p>
+    <w:p>
+      <w:pPr>
+        <w:spacing w:after="80"/>
+      </w:pPr>
+      <w:r>
+        <w:t>8 SEO-optimized landing pages (PV / Jalisco geo-targeted)   |   Live</w:t>
+      </w:r>
+    </w:p>
+    <w:p>
+      <w:pPr>
+        <w:spacing w:after="80"/>
+      </w:pPr>
+      <w:r>
+        <w:t>Bilingual Spanish + English   |   Live</w:t>
+      </w:r>
+    </w:p>
+    <w:p>
+      <w:pPr>
+        <w:spacing w:after="80"/>
+      </w:pPr>
+      <w:r>
+        <w:t>Self-serve landlord/tenant demo environment   |   Live</w:t>
+      </w:r>
+    </w:p>
+    <w:p>
+      <w:pPr>
+        <w:spacing w:after="80"/>
+      </w:pPr>
+      <w:r>
+        <w:t>56 brokers in 28-day HubSpot + Brevo email sequence   |   Active</w:t>
+      </w:r>
+    </w:p>
+    <w:p>
+      <w:pPr>
+        <w:spacing w:after="80"/>
+      </w:pPr>
+      <w:r>
+        <w:t>Automated recurring charges + late fee logic   |   In progress</w:t>
+      </w:r>
+    </w:p>
+    <w:p>
+      <w:pPr>
+        <w:spacing w:before="200" w:after="60"/>
       </w:pPr>
       <w:r>
         <w:rPr>
-          <w:rFonts w:ascii="Calibri" w:hAnsi="Calibri"/>
-          <w:b w:val="0"/>
-          <w:i w:val="0"/>
-          <w:color w:val="111827"/>
-          <w:sz w:val="20"/>
+          <w:b/>
+          <w:sz w:val="26"/>
         </w:rPr>
+        <w:t>7. KYC, Security &amp; Compliance</w:t>
+      </w:r>
+    </w:p>
+    <w:p>
+      <w:pPr>
+        <w:pStyle w:val="ListBullet"/>
+      </w:pPr>
+      <w:r>
+        <w:t>CURP — optional at signup (June 2, 2026); regex validation live; when provided, RENAPO stub enforces Nivel 2 limit of $24,000 MXN/month (vs. $6,000 unverified). RENAPO API credentials unlock full CNBV Nivel 2 compliance conversations.</w:t>
+      </w:r>
+    </w:p>
+    <w:p>
+      <w:pPr>
+        <w:pStyle w:val="ListBullet"/>
+      </w:pPr>
+      <w:r>
         <w:t>Belvo API integration: aggregation/KYC (7 endpoints) + Direct Debit (11 endpoints) — deployed, awaiting Belvo production credential approval</w:t>
       </w:r>
     </w:p>
     <w:p>
       <w:pPr>
         <w:pStyle w:val="ListBullet"/>
-        <w:spacing w:before="20" w:after="20"/>
       </w:pPr>
       <w:r>
-        <w:rPr>
-          <w:rFonts w:ascii="Calibri" w:hAnsi="Calibri"/>
-          <w:b w:val="0"/>
-          <w:i w:val="0"/>
-          <w:color w:val="111827"/>
-          <w:sz w:val="20"/>
-        </w:rPr>
         <w:t>JWT authentication + bcrypt password hashing throughout</w:t>
       </w:r>
     </w:p>
     <w:p>
       <w:pPr>
         <w:pStyle w:val="ListBullet"/>
-        <w:spacing w:before="20" w:after="20"/>
       </w:pPr>
       <w:r>
-        <w:rPr>
-          <w:rFonts w:ascii="Calibri" w:hAnsi="Calibri"/>
-          <w:b w:val="0"/>
-          <w:i w:val="0"/>
-          <w:color w:val="111827"/>
-          <w:sz w:val="20"/>
-        </w:rPr>
         <w:t>Per-landlord CLABE configuration with lease ownership validation (PagoSeguro)</w:t>
       </w:r>
     </w:p>
     <w:p>
       <w:pPr>
         <w:pStyle w:val="ListBullet"/>
-        <w:spacing w:before="20" w:after="20"/>
       </w:pPr>
       <w:r>
-        <w:rPr>
-          <w:rFonts w:ascii="Calibri" w:hAnsi="Calibri"/>
-          <w:b w:val="0"/>
-          <w:i w:val="0"/>
-          <w:color w:val="111827"/>
-          <w:sz w:val="20"/>
-        </w:rPr>
         <w:t>LFPDPPP-compliant Privacy Notice and Terms of Service live at pagoyamx.com</w:t>
       </w:r>
     </w:p>
     <w:p>
       <w:pPr>
         <w:pStyle w:val="ListBullet"/>
-        <w:spacing w:before="20" w:after="20"/>
       </w:pPr>
       <w:r>
-        <w:rPr>
-          <w:rFonts w:ascii="Calibri" w:hAnsi="Calibri"/>
-          <w:b w:val="0"/>
-          <w:i w:val="0"/>
-          <w:color w:val="111827"/>
-          <w:sz w:val="20"/>
-        </w:rPr>
         <w:t>HTTP→HTTPS redirect middleware, httpOnly session cookies, secure flag in production</w:t>
       </w:r>
     </w:p>
     <w:p>
       <w:pPr>
         <w:pStyle w:val="ListBullet"/>
-        <w:spacing w:before="20" w:after="20"/>
       </w:pPr>
       <w:r>
-        <w:rPr>
-          <w:rFonts w:ascii="Calibri" w:hAnsi="Calibri"/>
-          <w:b w:val="0"/>
-          <w:i w:val="0"/>
-          <w:color w:val="111827"/>
-          <w:sz w:val="20"/>
-        </w:rPr>
-        <w:t>Immutable audit log via Postgres-level triggers (PagoSeguro payment events)</w:t>
+        <w:t>Immutable audit log via Postgres-level triggers (PagoSeguro payment events + rep operations)</w:t>
       </w:r>
     </w:p>
     <w:p>
       <w:pPr>
         <w:pStyle w:val="ListBullet"/>
-        <w:spacing w:before="20" w:after="20"/>
       </w:pPr>
       <w:r>
-        <w:rPr>
-          <w:rFonts w:ascii="Calibri" w:hAnsi="Calibri"/>
-          <w:b w:val="0"/>
-          <w:i w:val="0"/>
-          <w:color w:val="111827"/>
-          <w:sz w:val="20"/>
-        </w:rPr>
         <w:t>UptimeRobot monitoring on both domains</w:t>
       </w:r>
     </w:p>
     <w:p>
       <w:pPr>
         <w:pStyle w:val="ListBullet"/>
-        <w:spacing w:before="20" w:after="20"/>
       </w:pPr>
       <w:r>
-        <w:rPr>
-          <w:rFonts w:ascii="Calibri" w:hAnsi="Calibri"/>
-          <w:b w:val="0"/>
-          <w:i w:val="0"/>
-          <w:color w:val="111827"/>
-          <w:sz w:val="20"/>
-        </w:rPr>
         <w:t>Rate limiting: payments/transfers 20 req/15 min; OTP 5/15 min; wallet loads 10/15 min — Express middleware layer</w:t>
       </w:r>
     </w:p>
     <w:p>
       <w:pPr>
         <w:pStyle w:val="ListBullet"/>
-        <w:spacing w:before="20" w:after="20"/>
       </w:pPr>
       <w:r>
-        <w:rPr>
-          <w:rFonts w:ascii="Calibri" w:hAnsi="Calibri"/>
-          <w:b w:val="0"/>
-          <w:i w:val="0"/>
-          <w:color w:val="111827"/>
-          <w:sz w:val="20"/>
-        </w:rPr>
         <w:t>AML daily cap: $50,000 MXN per user per day on bill payments, enforced via DB aggregate before provider call</w:t>
       </w:r>
     </w:p>
     <w:p>
       <w:pPr>
         <w:pStyle w:val="ListBullet"/>
-        <w:spacing w:before="20" w:after="20"/>
       </w:pPr>
       <w:r>
-        <w:rPr>
-          <w:rFonts w:ascii="Calibri" w:hAnsi="Calibri"/>
-          <w:b w:val="0"/>
-          <w:i w:val="0"/>
-          <w:color w:val="111827"/>
-          <w:sz w:val="20"/>
-        </w:rPr>
-        <w:t>Atomic wallet debit: conditional SQL UPDATE eliminates race condition across all three debit paths</w:t>
+        <w:t>Atomic wallet debit: conditional SQL UPDATE eliminates race condition across all debit paths (bill pay, gift card, P2P transfer, wallet load)</w:t>
       </w:r>
     </w:p>
     <w:p>
       <w:pPr>
         <w:pStyle w:val="ListBullet"/>
-        <w:spacing w:before="20" w:after="20"/>
       </w:pPr>
       <w:r>
-        <w:rPr>
-          <w:rFonts w:ascii="Calibri" w:hAnsi="Calibri"/>
-          <w:b w:val="0"/>
-          <w:i w:val="0"/>
-          <w:color w:val="111827"/>
-          <w:sz w:val="20"/>
-        </w:rPr>
         <w:t>Admin route protection: ADMIN_TOKEN env var required for command center and all admin APIs</w:t>
       </w:r>
     </w:p>
     <w:p>
       <w:pPr>
-        <w:spacing w:before="320" w:after="80"/>
+        <w:spacing w:before="200" w:after="60"/>
       </w:pPr>
       <w:r>
         <w:rPr>
-          <w:rFonts w:ascii="Calibri" w:hAnsi="Calibri"/>
           <w:b/>
-          <w:i w:val="0"/>
-          <w:color w:val="6B21A8"/>
-          <w:sz w:val="28"/>
+          <w:sz w:val="26"/>
         </w:rPr>
-        <w:t>7. Test Coverage</w:t>
-      </w:r>
-    </w:p>
-    <w:tbl>
-      <w:tblPr>
-        <w:tblW w:type="auto" w:w="0"/>
-        <w:jc w:val="left"/>
-        <w:tblLook w:firstColumn="1" w:firstRow="1" w:lastColumn="0" w:lastRow="0" w:noHBand="0" w:noVBand="1" w:val="04A0"/>
-        <w:tblBorders>
-          <w:top w:val="none" w:sz="0" w:space="0" w:color="auto"/>
-          <w:left w:val="none" w:sz="0" w:space="0" w:color="auto"/>
-          <w:bottom w:val="none" w:sz="0" w:space="0" w:color="auto"/>
-          <w:right w:val="none" w:sz="0" w:space="0" w:color="auto"/>
-          <w:insideH w:val="none" w:sz="0" w:space="0" w:color="auto"/>
-          <w:insideV w:val="none" w:sz="0" w:space="0" w:color="auto"/>
-        </w:tblBorders>
-      </w:tblPr>
-      <w:tblGrid>
-        <w:gridCol w:w="2880"/>
-        <w:gridCol w:w="2880"/>
-        <w:gridCol w:w="2880"/>
-      </w:tblGrid>
-      <w:tr>
-        <w:tc>
-          <w:tcPr>
-            <w:tcW w:type="dxa" w:w="2592"/>
-            <w:shd w:val="clear" w:color="auto" w:fill="6B21A8"/>
-          </w:tcPr>
-          <w:p>
-            <w:pPr>
-              <w:spacing w:before="20" w:after="20"/>
-            </w:pPr>
-            <w:r/>
-            <w:r>
-              <w:rPr>
-                <w:rFonts w:ascii="Calibri" w:hAnsi="Calibri"/>
-                <w:b/>
-                <w:i w:val="0"/>
-                <w:color w:val="FFFFFF"/>
-                <w:sz w:val="18"/>
-              </w:rPr>
-              <w:t>Platform</w:t>
-            </w:r>
-          </w:p>
-        </w:tc>
-        <w:tc>
-          <w:tcPr>
-            <w:tcW w:type="dxa" w:w="4608"/>
-            <w:shd w:val="clear" w:color="auto" w:fill="6B21A8"/>
-          </w:tcPr>
-          <w:p>
-            <w:pPr>
-              <w:spacing w:before="20" w:after="20"/>
-            </w:pPr>
-            <w:r/>
-            <w:r>
-              <w:rPr>
-                <w:rFonts w:ascii="Calibri" w:hAnsi="Calibri"/>
-                <w:b/>
-                <w:i w:val="0"/>
-                <w:color w:val="FFFFFF"/>
-                <w:sz w:val="18"/>
-              </w:rPr>
-              <w:t>Test Suite</w:t>
-            </w:r>
-          </w:p>
-        </w:tc>
-        <w:tc>
-          <w:tcPr>
-            <w:tcW w:type="dxa" w:w="3024"/>
-            <w:shd w:val="clear" w:color="auto" w:fill="6B21A8"/>
-          </w:tcPr>
-          <w:p>
-            <w:pPr>
-              <w:spacing w:before="20" w:after="20"/>
-            </w:pPr>
-            <w:r/>
-            <w:r>
-              <w:rPr>
-                <w:rFonts w:ascii="Calibri" w:hAnsi="Calibri"/>
-                <w:b/>
-                <w:i w:val="0"/>
-                <w:color w:val="FFFFFF"/>
-                <w:sz w:val="18"/>
-              </w:rPr>
-              <w:t>Coverage</w:t>
-            </w:r>
-          </w:p>
-        </w:tc>
-      </w:tr>
-      <w:tr>
-        <w:tc>
-          <w:tcPr>
-            <w:tcW w:type="dxa" w:w="2592"/>
-            <w:shd w:val="clear" w:color="auto" w:fill="FFFFFF"/>
-          </w:tcPr>
-          <w:p>
-            <w:pPr>
-              <w:spacing w:before="20" w:after="20"/>
-            </w:pPr>
-            <w:r/>
-            <w:r>
-              <w:rPr>
-                <w:rFonts w:ascii="Calibri" w:hAnsi="Calibri"/>
-                <w:b w:val="0"/>
-                <w:i w:val="0"/>
-                <w:color w:val="111827"/>
-                <w:sz w:val="18"/>
-              </w:rPr>
-              <w:t>PagoYa</w:t>
-            </w:r>
-          </w:p>
-        </w:tc>
-        <w:tc>
-          <w:tcPr>
-            <w:tcW w:type="dxa" w:w="4608"/>
-            <w:shd w:val="clear" w:color="auto" w:fill="FFFFFF"/>
-          </w:tcPr>
-          <w:p>
-            <w:pPr>
-              <w:spacing w:before="20" w:after="20"/>
-            </w:pPr>
-            <w:r/>
-            <w:r>
-              <w:rPr>
-                <w:rFonts w:ascii="Calibri" w:hAnsi="Calibri"/>
-                <w:b w:val="0"/>
-                <w:i w:val="0"/>
-                <w:color w:val="111827"/>
-                <w:sz w:val="18"/>
-              </w:rPr>
-              <w:t>Bill pay + wallet integration</w:t>
-            </w:r>
-          </w:p>
-        </w:tc>
-        <w:tc>
-          <w:tcPr>
-            <w:tcW w:type="dxa" w:w="3024"/>
-            <w:shd w:val="clear" w:color="auto" w:fill="FFFFFF"/>
-          </w:tcPr>
-          <w:p>
-            <w:pPr>
-              <w:spacing w:before="20" w:after="20"/>
-            </w:pPr>
-            <w:r/>
-            <w:r>
-              <w:rPr>
-                <w:rFonts w:ascii="Calibri" w:hAnsi="Calibri"/>
-                <w:b w:val="0"/>
-                <w:i w:val="0"/>
-                <w:color w:val="111827"/>
-                <w:sz w:val="18"/>
-              </w:rPr>
-              <w:t>75/75 passing (Conekta sandbox)</w:t>
-            </w:r>
-          </w:p>
-        </w:tc>
-      </w:tr>
-      <w:tr>
-        <w:tc>
-          <w:tcPr>
-            <w:tcW w:type="dxa" w:w="2592"/>
-            <w:shd w:val="clear" w:color="auto" w:fill="F5F3FF"/>
-          </w:tcPr>
-          <w:p>
-            <w:pPr>
-              <w:spacing w:before="20" w:after="20"/>
-            </w:pPr>
-            <w:r/>
-            <w:r>
-              <w:rPr>
-                <w:rFonts w:ascii="Calibri" w:hAnsi="Calibri"/>
-                <w:b w:val="0"/>
-                <w:i w:val="0"/>
-                <w:color w:val="111827"/>
-                <w:sz w:val="18"/>
-              </w:rPr>
-              <w:t>PagoSeguro</w:t>
-            </w:r>
-          </w:p>
-        </w:tc>
-        <w:tc>
-          <w:tcPr>
-            <w:tcW w:type="dxa" w:w="4608"/>
-            <w:shd w:val="clear" w:color="auto" w:fill="F5F3FF"/>
-          </w:tcPr>
-          <w:p>
-            <w:pPr>
-              <w:spacing w:before="20" w:after="20"/>
-            </w:pPr>
-            <w:r/>
-            <w:r>
-              <w:rPr>
-                <w:rFonts w:ascii="Calibri" w:hAnsi="Calibri"/>
-                <w:b w:val="0"/>
-                <w:i w:val="0"/>
-                <w:color w:val="111827"/>
-                <w:sz w:val="18"/>
-              </w:rPr>
-              <w:t>Payment flows + auth</w:t>
-            </w:r>
-          </w:p>
-        </w:tc>
-        <w:tc>
-          <w:tcPr>
-            <w:tcW w:type="dxa" w:w="3024"/>
-            <w:shd w:val="clear" w:color="auto" w:fill="F5F3FF"/>
-          </w:tcPr>
-          <w:p>
-            <w:pPr>
-              <w:spacing w:before="20" w:after="20"/>
-            </w:pPr>
-            <w:r/>
-            <w:r>
-              <w:rPr>
-                <w:rFonts w:ascii="Calibri" w:hAnsi="Calibri"/>
-                <w:b w:val="0"/>
-                <w:i w:val="0"/>
-                <w:color w:val="111827"/>
-                <w:sz w:val="18"/>
-              </w:rPr>
-              <w:t>21/21 passing</w:t>
-            </w:r>
-          </w:p>
-        </w:tc>
-      </w:tr>
-      <w:tr>
-        <w:tc>
-          <w:tcPr>
-            <w:tcW w:type="dxa" w:w="2592"/>
-            <w:shd w:val="clear" w:color="auto" w:fill="FFFFFF"/>
-          </w:tcPr>
-          <w:p>
-            <w:pPr>
-              <w:spacing w:before="20" w:after="20"/>
-            </w:pPr>
-            <w:r/>
-            <w:r>
-              <w:rPr>
-                <w:rFonts w:ascii="Calibri" w:hAnsi="Calibri"/>
-                <w:b w:val="0"/>
-                <w:i w:val="0"/>
-                <w:color w:val="111827"/>
-                <w:sz w:val="18"/>
-              </w:rPr>
-              <w:t>OTP Service</w:t>
-            </w:r>
-          </w:p>
-        </w:tc>
-        <w:tc>
-          <w:tcPr>
-            <w:tcW w:type="dxa" w:w="4608"/>
-            <w:shd w:val="clear" w:color="auto" w:fill="FFFFFF"/>
-          </w:tcPr>
-          <w:p>
-            <w:pPr>
-              <w:spacing w:before="20" w:after="20"/>
-            </w:pPr>
-            <w:r/>
-            <w:r>
-              <w:rPr>
-                <w:rFonts w:ascii="Calibri" w:hAnsi="Calibri"/>
-                <w:b w:val="0"/>
-                <w:i w:val="0"/>
-                <w:color w:val="111827"/>
-                <w:sz w:val="18"/>
-              </w:rPr>
-              <w:t>generate / verify / clear functions</w:t>
-            </w:r>
-          </w:p>
-        </w:tc>
-        <w:tc>
-          <w:tcPr>
-            <w:tcW w:type="dxa" w:w="3024"/>
-            <w:shd w:val="clear" w:color="auto" w:fill="FFFFFF"/>
-          </w:tcPr>
-          <w:p>
-            <w:pPr>
-              <w:spacing w:before="20" w:after="20"/>
-            </w:pPr>
-            <w:r/>
-            <w:r>
-              <w:rPr>
-                <w:rFonts w:ascii="Calibri" w:hAnsi="Calibri"/>
-                <w:b w:val="0"/>
-                <w:i w:val="0"/>
-                <w:color w:val="111827"/>
-                <w:sz w:val="18"/>
-              </w:rPr>
-              <w:t>Isolated service, manually verified</w:t>
-            </w:r>
-          </w:p>
-        </w:tc>
-      </w:tr>
-      <w:tr>
-        <w:tc>
-          <w:tcPr>
-            <w:tcW w:type="dxa" w:w="2592"/>
-            <w:shd w:val="clear" w:color="auto" w:fill="F5F3FF"/>
-          </w:tcPr>
-          <w:p>
-            <w:pPr>
-              <w:spacing w:before="20" w:after="20"/>
-            </w:pPr>
-            <w:r/>
-            <w:r>
-              <w:rPr>
-                <w:rFonts w:ascii="Calibri" w:hAnsi="Calibri"/>
-                <w:b w:val="0"/>
-                <w:i w:val="0"/>
-                <w:color w:val="111827"/>
-                <w:sz w:val="18"/>
-              </w:rPr>
-              <w:t>Bonus Service</w:t>
-            </w:r>
-          </w:p>
-        </w:tc>
-        <w:tc>
-          <w:tcPr>
-            <w:tcW w:type="dxa" w:w="4608"/>
-            <w:shd w:val="clear" w:color="auto" w:fill="F5F3FF"/>
-          </w:tcPr>
-          <w:p>
-            <w:pPr>
-              <w:spacing w:before="20" w:after="20"/>
-            </w:pPr>
-            <w:r/>
-            <w:r>
-              <w:rPr>
-                <w:rFonts w:ascii="Calibri" w:hAnsi="Calibri"/>
-                <w:b w:val="0"/>
-                <w:i w:val="0"/>
-                <w:color w:val="111827"/>
-                <w:sz w:val="18"/>
-              </w:rPr>
-              <w:t>Eligibility + velocity + credit</w:t>
-            </w:r>
-          </w:p>
-        </w:tc>
-        <w:tc>
-          <w:tcPr>
-            <w:tcW w:type="dxa" w:w="3024"/>
-            <w:shd w:val="clear" w:color="auto" w:fill="F5F3FF"/>
-          </w:tcPr>
-          <w:p>
-            <w:pPr>
-              <w:spacing w:before="20" w:after="20"/>
-            </w:pPr>
-            <w:r/>
-            <w:r>
-              <w:rPr>
-                <w:rFonts w:ascii="Calibri" w:hAnsi="Calibri"/>
-                <w:b w:val="0"/>
-                <w:i w:val="0"/>
-                <w:color w:val="111827"/>
-                <w:sz w:val="18"/>
-              </w:rPr>
-              <w:t>Isolated service, manually verified</w:t>
-            </w:r>
-          </w:p>
-        </w:tc>
-      </w:tr>
-    </w:tbl>
-    <w:p/>
-    <w:p>
-      <w:pPr>
-        <w:spacing w:before="320" w:after="80"/>
-      </w:pPr>
-      <w:r>
-        <w:rPr>
-          <w:rFonts w:ascii="Calibri" w:hAnsi="Calibri"/>
-          <w:b/>
-          <w:i w:val="0"/>
-          <w:color w:val="6B21A8"/>
-          <w:sz w:val="28"/>
-        </w:rPr>
-        <w:t>8. Pending Activations (24–48 hrs)</w:t>
+        <w:t>8. Test Coverage</w:t>
       </w:r>
     </w:p>
     <w:p>
       <w:pPr>
-        <w:spacing w:before="40" w:after="80" w:line="280" w:lineRule="exact"/>
+        <w:spacing w:after="80"/>
       </w:pPr>
       <w:r>
-        <w:rPr>
-          <w:rFonts w:ascii="Calibri" w:hAnsi="Calibri"/>
-          <w:b w:val="0"/>
-          <w:i/>
-          <w:color w:val="111827"/>
-          <w:sz w:val="20"/>
-        </w:rPr>
-        <w:t>Both items below are configuration changes only — all code is complete and tested in sandbox.</w:t>
-      </w:r>
-    </w:p>
-    <w:tbl>
-      <w:tblPr>
-        <w:tblW w:type="auto" w:w="0"/>
-        <w:jc w:val="left"/>
-        <w:tblLook w:firstColumn="1" w:firstRow="1" w:lastColumn="0" w:lastRow="0" w:noHBand="0" w:noVBand="1" w:val="04A0"/>
-        <w:tblBorders>
-          <w:top w:val="none" w:sz="0" w:space="0" w:color="auto"/>
-          <w:left w:val="none" w:sz="0" w:space="0" w:color="auto"/>
-          <w:bottom w:val="none" w:sz="0" w:space="0" w:color="auto"/>
-          <w:right w:val="none" w:sz="0" w:space="0" w:color="auto"/>
-          <w:insideH w:val="none" w:sz="0" w:space="0" w:color="auto"/>
-          <w:insideV w:val="none" w:sz="0" w:space="0" w:color="auto"/>
-        </w:tblBorders>
-      </w:tblPr>
-      <w:tblGrid>
-        <w:gridCol w:w="2880"/>
-        <w:gridCol w:w="2880"/>
-        <w:gridCol w:w="2880"/>
-      </w:tblGrid>
-      <w:tr>
-        <w:tc>
-          <w:tcPr>
-            <w:tcW w:type="dxa" w:w="2592"/>
-            <w:shd w:val="clear" w:color="auto" w:fill="6B21A8"/>
-          </w:tcPr>
-          <w:p>
-            <w:pPr>
-              <w:spacing w:before="20" w:after="20"/>
-            </w:pPr>
-            <w:r/>
-            <w:r>
-              <w:rPr>
-                <w:rFonts w:ascii="Calibri" w:hAnsi="Calibri"/>
-                <w:b/>
-                <w:i w:val="0"/>
-                <w:color w:val="FFFFFF"/>
-                <w:sz w:val="18"/>
-              </w:rPr>
-              <w:t>Item</w:t>
-            </w:r>
-          </w:p>
-        </w:tc>
-        <w:tc>
-          <w:tcPr>
-            <w:tcW w:type="dxa" w:w="4032"/>
-            <w:shd w:val="clear" w:color="auto" w:fill="6B21A8"/>
-          </w:tcPr>
-          <w:p>
-            <w:pPr>
-              <w:spacing w:before="20" w:after="20"/>
-            </w:pPr>
-            <w:r/>
-            <w:r>
-              <w:rPr>
-                <w:rFonts w:ascii="Calibri" w:hAnsi="Calibri"/>
-                <w:b/>
-                <w:i w:val="0"/>
-                <w:color w:val="FFFFFF"/>
-                <w:sz w:val="18"/>
-              </w:rPr>
-              <w:t>What Changes</w:t>
-            </w:r>
-          </w:p>
-        </w:tc>
-        <w:tc>
-          <w:tcPr>
-            <w:tcW w:type="dxa" w:w="3600"/>
-            <w:shd w:val="clear" w:color="auto" w:fill="6B21A8"/>
-          </w:tcPr>
-          <w:p>
-            <w:pPr>
-              <w:spacing w:before="20" w:after="20"/>
-            </w:pPr>
-            <w:r/>
-            <w:r>
-              <w:rPr>
-                <w:rFonts w:ascii="Calibri" w:hAnsi="Calibri"/>
-                <w:b/>
-                <w:i w:val="0"/>
-                <w:color w:val="FFFFFF"/>
-                <w:sz w:val="18"/>
-              </w:rPr>
-              <w:t>What It Unlocks</w:t>
-            </w:r>
-          </w:p>
-        </w:tc>
-      </w:tr>
-      <w:tr>
-        <w:tc>
-          <w:tcPr>
-            <w:tcW w:type="dxa" w:w="2592"/>
-            <w:shd w:val="clear" w:color="auto" w:fill="FFFFFF"/>
-          </w:tcPr>
-          <w:p>
-            <w:pPr>
-              <w:spacing w:before="20" w:after="20"/>
-            </w:pPr>
-            <w:r/>
-            <w:r>
-              <w:rPr>
-                <w:rFonts w:ascii="Calibri" w:hAnsi="Calibri"/>
-                <w:b w:val="0"/>
-                <w:i w:val="0"/>
-                <w:color w:val="111827"/>
-                <w:sz w:val="18"/>
-              </w:rPr>
-              <w:t>SIPREL/Taecel live keys</w:t>
-            </w:r>
-          </w:p>
-        </w:tc>
-        <w:tc>
-          <w:tcPr>
-            <w:tcW w:type="dxa" w:w="4032"/>
-            <w:shd w:val="clear" w:color="auto" w:fill="FFFFFF"/>
-          </w:tcPr>
-          <w:p>
-            <w:pPr>
-              <w:spacing w:before="20" w:after="20"/>
-            </w:pPr>
-            <w:r/>
-            <w:r>
-              <w:rPr>
-                <w:rFonts w:ascii="Calibri" w:hAnsi="Calibri"/>
-                <w:b w:val="0"/>
-                <w:i w:val="0"/>
-                <w:color w:val="111827"/>
-                <w:sz w:val="18"/>
-              </w:rPr>
-              <w:t>Swap env var TAECEL_API_KEY to production</w:t>
-            </w:r>
-          </w:p>
-        </w:tc>
-        <w:tc>
-          <w:tcPr>
-            <w:tcW w:type="dxa" w:w="3600"/>
-            <w:shd w:val="clear" w:color="auto" w:fill="FFFFFF"/>
-          </w:tcPr>
-          <w:p>
-            <w:pPr>
-              <w:spacing w:before="20" w:after="20"/>
-            </w:pPr>
-            <w:r/>
-            <w:r>
-              <w:rPr>
-                <w:rFonts w:ascii="Calibri" w:hAnsi="Calibri"/>
-                <w:b w:val="0"/>
-                <w:i w:val="0"/>
-                <w:color w:val="111827"/>
-                <w:sz w:val="18"/>
-              </w:rPr>
-              <w:t>Real bill payments generating $25 MXN per transaction</w:t>
-            </w:r>
-          </w:p>
-        </w:tc>
-      </w:tr>
-      <w:tr>
-        <w:tc>
-          <w:tcPr>
-            <w:tcW w:type="dxa" w:w="2592"/>
-            <w:shd w:val="clear" w:color="auto" w:fill="F5F3FF"/>
-          </w:tcPr>
-          <w:p>
-            <w:pPr>
-              <w:spacing w:before="20" w:after="20"/>
-            </w:pPr>
-            <w:r/>
-            <w:r>
-              <w:rPr>
-                <w:rFonts w:ascii="Calibri" w:hAnsi="Calibri"/>
-                <w:b w:val="0"/>
-                <w:i w:val="0"/>
-                <w:color w:val="111827"/>
-                <w:sz w:val="18"/>
-              </w:rPr>
-              <w:t>Conekta live keys</w:t>
-            </w:r>
-          </w:p>
-        </w:tc>
-        <w:tc>
-          <w:tcPr>
-            <w:tcW w:type="dxa" w:w="4032"/>
-            <w:shd w:val="clear" w:color="auto" w:fill="F5F3FF"/>
-          </w:tcPr>
-          <w:p>
-            <w:pPr>
-              <w:spacing w:before="20" w:after="20"/>
-            </w:pPr>
-            <w:r/>
-            <w:r>
-              <w:rPr>
-                <w:rFonts w:ascii="Calibri" w:hAnsi="Calibri"/>
-                <w:b w:val="0"/>
-                <w:i w:val="0"/>
-                <w:color w:val="111827"/>
-                <w:sz w:val="18"/>
-              </w:rPr>
-              <w:t>Swap CONEKTA_API_KEY + register production webhook</w:t>
-            </w:r>
-          </w:p>
-        </w:tc>
-        <w:tc>
-          <w:tcPr>
-            <w:tcW w:type="dxa" w:w="3600"/>
-            <w:shd w:val="clear" w:color="auto" w:fill="F5F3FF"/>
-          </w:tcPr>
-          <w:p>
-            <w:pPr>
-              <w:spacing w:before="20" w:after="20"/>
-            </w:pPr>
-            <w:r/>
-            <w:r>
-              <w:rPr>
-                <w:rFonts w:ascii="Calibri" w:hAnsi="Calibri"/>
-                <w:b w:val="0"/>
-                <w:i w:val="0"/>
-                <w:color w:val="111827"/>
-                <w:sz w:val="18"/>
-              </w:rPr>
-              <w:t>Live card top-ups, saved card support</w:t>
-            </w:r>
-          </w:p>
-        </w:tc>
-      </w:tr>
-    </w:tbl>
-    <w:p/>
-    <w:p>
-      <w:pPr>
-        <w:spacing w:before="320" w:after="80"/>
-      </w:pPr>
-      <w:r>
-        <w:rPr>
-          <w:rFonts w:ascii="Calibri" w:hAnsi="Calibri"/>
-          <w:b/>
-          <w:i w:val="0"/>
-          <w:color w:val="6B21A8"/>
-          <w:sz w:val="28"/>
-        </w:rPr>
-        <w:t>9. What Is Being Built Next</w:t>
+        <w:t>Platform   |   Test Suite   |   Coverage</w:t>
       </w:r>
     </w:p>
     <w:p>
       <w:pPr>
-        <w:pStyle w:val="ListBullet"/>
-        <w:spacing w:before="20" w:after="20"/>
+        <w:spacing w:after="80"/>
+      </w:pPr>
+      <w:r>
+        <w:t>PagoYa   |   Bill pay + wallet integration   |   75/75 passing (Stripe live mode)</w:t>
+      </w:r>
+    </w:p>
+    <w:p>
+      <w:pPr>
+        <w:spacing w:after="80"/>
+      </w:pPr>
+      <w:r>
+        <w:t>PagoYa   |   Full product smoke test (pre-YC audit)   |   17/17 passing (June 2, 2026)</w:t>
+      </w:r>
+    </w:p>
+    <w:p>
+      <w:pPr>
+        <w:spacing w:after="80"/>
+      </w:pPr>
+      <w:r>
+        <w:t>PagoSeguro   |   Payment flows + auth   |   21/21 passing</w:t>
+      </w:r>
+    </w:p>
+    <w:p>
+      <w:pPr>
+        <w:spacing w:after="80"/>
+      </w:pPr>
+      <w:r>
+        <w:t>OTP Service   |   generate / verify / clear functions   |   Isolated service, manually verified</w:t>
+      </w:r>
+    </w:p>
+    <w:p>
+      <w:pPr>
+        <w:spacing w:after="80"/>
+      </w:pPr>
+      <w:r>
+        <w:t>Bonus Service   |   Eligibility + velocity + credit   |   Isolated service, manually verified</w:t>
+      </w:r>
+    </w:p>
+    <w:p>
+      <w:pPr>
+        <w:spacing w:before="200" w:after="60"/>
       </w:pPr>
       <w:r>
         <w:rPr>
-          <w:rFonts w:ascii="Calibri" w:hAnsi="Calibri"/>
-          <w:b w:val="0"/>
-          <w:i w:val="0"/>
-          <w:color w:val="111827"/>
-          <w:sz w:val="20"/>
+          <w:b/>
+          <w:sz w:val="26"/>
         </w:rPr>
+        <w:t>9. Near-Term Activations (infrastructure built, pending credentials)</w:t>
+      </w:r>
+    </w:p>
+    <w:p>
+      <w:pPr>
+        <w:spacing w:after="80"/>
+      </w:pPr>
+      <w:r>
+        <w:t>The production gap between current state and full platform is 3 activation events. All code is written and sandbox-verified.</w:t>
+      </w:r>
+    </w:p>
+    <w:p>
+      <w:pPr>
+        <w:spacing w:after="80"/>
+      </w:pPr>
+      <w:r>
+        <w:t>Item   |   What Changes   |   What It Unlocks</w:t>
+      </w:r>
+    </w:p>
+    <w:p>
+      <w:pPr>
+        <w:spacing w:after="80"/>
+      </w:pPr>
+      <w:r>
+        <w:t>STP / SPEI outbound   |   4 STP environment variables; credential process active   |   Wallet-to-bank cashout; DiMo P2P transfers</w:t>
+      </w:r>
+    </w:p>
+    <w:p>
+      <w:pPr>
+        <w:spacing w:after="80"/>
+      </w:pPr>
+      <w:r>
+        <w:t>Belvo direct debit   |   BELVO_ENV=production (single env var swap)   |   Bank account pull funding; Nivel 2 KYC</w:t>
+      </w:r>
+    </w:p>
+    <w:p>
+      <w:pPr>
+        <w:spacing w:after="80"/>
+      </w:pPr>
+      <w:r>
+        <w:t>RENAPO live check   |   RENAPO API credentials (integration point stubbed)   |   CNBV Nivel 2 compliance; $24k/mo wallet limit</w:t>
+      </w:r>
+    </w:p>
+    <w:p>
+      <w:pPr>
+        <w:spacing w:before="200" w:after="60"/>
+      </w:pPr>
+      <w:r>
+        <w:rPr>
+          <w:b/>
+          <w:sz w:val="26"/>
+        </w:rPr>
+        <w:t>10. What Is Being Built Next</w:t>
+      </w:r>
+    </w:p>
+    <w:p>
+      <w:pPr>
+        <w:pStyle w:val="ListBullet"/>
+      </w:pPr>
+      <w:r>
+        <w:t>OXXO gift card payments — Conekta integration already exists; adding OXXO as a gift card payment method is a configuration change, not a build</w:t>
+      </w:r>
+    </w:p>
+    <w:p>
+      <w:pPr>
+        <w:pStyle w:val="ListBullet"/>
+      </w:pPr>
+      <w:r>
+        <w:t>Scheduled recurring payments — auto-pay for monthly bills</w:t>
+      </w:r>
+    </w:p>
+    <w:p>
+      <w:pPr>
+        <w:pStyle w:val="ListBullet"/>
+      </w:pPr>
+      <w:r>
+        <w:t>Paula for PagoSeguro tenants — rent status, payment history, due dates via WhatsApp</w:t>
+      </w:r>
+    </w:p>
+    <w:p>
+      <w:pPr>
+        <w:pStyle w:val="ListBullet"/>
+      </w:pPr>
+      <w:r>
         <w:t>Merchant / biller self-service onboarding portal</w:t>
       </w:r>
     </w:p>
     <w:p>
       <w:pPr>
         <w:pStyle w:val="ListBullet"/>
-        <w:spacing w:before="20" w:after="20"/>
       </w:pPr>
       <w:r>
-        <w:rPr>
-          <w:rFonts w:ascii="Calibri" w:hAnsi="Calibri"/>
-          <w:b w:val="0"/>
-          <w:i w:val="0"/>
-          <w:color w:val="111827"/>
-          <w:sz w:val="20"/>
-        </w:rPr>
-        <w:t>Scheduled recurring payments (auto-pay for monthly bills)</w:t>
-      </w:r>
-    </w:p>
-    <w:p>
-      <w:pPr>
-        <w:pStyle w:val="ListBullet"/>
-        <w:spacing w:before="20" w:after="20"/>
-      </w:pPr>
-      <w:r>
-        <w:rPr>
-          <w:rFonts w:ascii="Calibri" w:hAnsi="Calibri"/>
-          <w:b w:val="0"/>
-          <w:i w:val="0"/>
-          <w:color w:val="111827"/>
-          <w:sz w:val="20"/>
-        </w:rPr>
-        <w:t>iOS and Android PWA push notifications</w:t>
-      </w:r>
-    </w:p>
-    <w:p>
-      <w:pPr>
-        <w:pStyle w:val="ListBullet"/>
-        <w:spacing w:before="20" w:after="20"/>
-      </w:pPr>
-      <w:r>
-        <w:rPr>
-          <w:rFonts w:ascii="Calibri" w:hAnsi="Calibri"/>
-          <w:b w:val="0"/>
-          <w:i w:val="0"/>
-          <w:color w:val="111827"/>
-          <w:sz w:val="20"/>
-        </w:rPr>
-        <w:t>STP / DiMo integration for SPEI outbound and P2P transfers</w:t>
-      </w:r>
-    </w:p>
-    <w:p>
-      <w:pPr>
-        <w:pStyle w:val="ListBullet"/>
-        <w:spacing w:before="20" w:after="20"/>
-      </w:pPr>
-      <w:r>
-        <w:rPr>
-          <w:rFonts w:ascii="Calibri" w:hAnsi="Calibri"/>
-          <w:b w:val="0"/>
-          <w:i w:val="0"/>
-          <w:color w:val="111827"/>
-          <w:sz w:val="20"/>
-        </w:rPr>
-        <w:t>Paula for PagoSeguro tenants — rent status, payment history, due dates via WhatsApp</w:t>
-      </w:r>
-    </w:p>
-    <w:p>
-      <w:pPr>
-        <w:pStyle w:val="ListBullet"/>
-        <w:spacing w:before="20" w:after="20"/>
-      </w:pPr>
-      <w:r>
-        <w:rPr>
-          <w:rFonts w:ascii="Calibri" w:hAnsi="Calibri"/>
-          <w:b w:val="0"/>
-          <w:i w:val="0"/>
-          <w:color w:val="111827"/>
-          <w:sz w:val="20"/>
-        </w:rPr>
         <w:t>PagoSeguro: automated rent collection with late fee logic and WhatsApp payment reminders</w:t>
       </w:r>
     </w:p>
     <w:p>
       <w:pPr>
         <w:pStyle w:val="ListBullet"/>
-        <w:spacing w:before="20" w:after="20"/>
       </w:pPr>
       <w:r>
-        <w:rPr>
-          <w:rFonts w:ascii="Calibri" w:hAnsi="Calibri"/>
-          <w:b w:val="0"/>
-          <w:i w:val="0"/>
-          <w:color w:val="111827"/>
-          <w:sz w:val="20"/>
-        </w:rPr>
         <w:t>Multi-property management for institutional landlords (5+ units)</w:t>
       </w:r>
     </w:p>
-    <w:p/>
     <w:p>
+      <w:pPr>
+        <w:pStyle w:val="ListBullet"/>
+      </w:pPr>
       <w:r>
-        <w:rPr>
-          <w:rFonts w:ascii="Calibri" w:hAnsi="Calibri"/>
-          <w:b w:val="0"/>
-          <w:i/>
-          <w:color w:val="6B7280"/>
-          <w:sz w:val="18"/>
-        </w:rPr>
+        <w:t>DiMo-based P2P transfers (Phase 2) — once STP credentials are active</w:t>
+      </w:r>
+    </w:p>
+    <w:p>
+      <w:pPr>
+        <w:spacing w:after="80"/>
+      </w:pPr>
+      <w:r>
         <w:t>All code built by Lloyd Wright (founder) using AI-assisted development via Claude (Anthropic) and Replit. No external development team. Both platforms are live in production with real users in Mexico.</w:t>
       </w:r>
     </w:p>
